--- a/data/outputs/v2/Maths/SS1.1_Real_Numbers/Mathematics_Real_Numbers_CBE_LessonSequence.docx
+++ b/data/outputs/v2/Maths/SS1.1_Real_Numbers/Mathematics_Real_Numbers_CBE_LessonSequence.docx
@@ -3112,32 +3112,32 @@
         <w:tc>
           <w:tcPr>
             <w:tcW w:type="dxa" w:w="1520"/>
-            <w:shd w:fill="F2F2F2" w:color="auto" w:val="clear"/>
-            <w:tcMar>
-              <w:top w:type="dxa" w:w="60"/>
-              <w:left w:type="dxa" w:w="120"/>
-              <w:bottom w:type="dxa" w:w="60"/>
-              <w:right w:type="dxa" w:w="120"/>
-            </w:tcMar>
-            <w:vAlign w:val="top"/>
-          </w:tcPr>
-          <w:p>
-            <w:pPr>
-              <w:spacing w:after="40" w:before="0"/>
-              <w:jc w:val="left"/>
-            </w:pPr>
-            <w:r>
-              <w:rPr>
-                <w:rFonts w:ascii="Arial" w:cs="Arial" w:eastAsia="Arial" w:hAnsi="Arial"/>
-                <w:b/>
-                <w:bCs/>
-                <w:i w:val="false"/>
-                <w:iCs w:val="false"/>
-                <w:color w:val="000000"/>
-                <w:sz w:val="18"/>
-                <w:szCs w:val="18"/>
-              </w:rPr>
-              <w:t xml:space="preserve">Phase 1 — PREDICT: How Many Ways Can We Share a Pizza?</w:t>
+            <w:shd w:fill="EAD1F5" w:color="auto" w:val="clear"/>
+            <w:tcMar>
+              <w:top w:type="dxa" w:w="60"/>
+              <w:left w:type="dxa" w:w="120"/>
+              <w:bottom w:type="dxa" w:w="60"/>
+              <w:right w:type="dxa" w:w="120"/>
+            </w:tcMar>
+            <w:vAlign w:val="top"/>
+          </w:tcPr>
+          <w:p>
+            <w:pPr>
+              <w:spacing w:after="40" w:before="0"/>
+              <w:jc w:val="left"/>
+            </w:pPr>
+            <w:r>
+              <w:rPr>
+                <w:rFonts w:ascii="Arial" w:cs="Arial" w:eastAsia="Arial" w:hAnsi="Arial"/>
+                <w:b/>
+                <w:bCs/>
+                <w:i w:val="false"/>
+                <w:iCs w:val="false"/>
+                <w:color w:val="000000"/>
+                <w:sz w:val="18"/>
+                <w:szCs w:val="18"/>
+              </w:rPr>
+              <w:t xml:space="preserve">Predict Phase</w:t>
             </w:r>
           </w:p>
           <w:p>
@@ -3160,7 +3160,7 @@
             <w:pPr>
               <w:spacing w:after="20" w:before="0"/>
             </w:pPr>
-            <w:hyperlink w:history="1" r:id="rIdrhcxspbwo5ubdcq-gsdmj">
+            <w:hyperlink w:history="1" r:id="rIdpntuwvpll00giylnqsj7a">
               <w:r>
                 <w:rPr>
                   <w:rFonts w:ascii="Arial" w:cs="Arial" w:eastAsia="Arial" w:hAnsi="Arial"/>
@@ -3193,7 +3193,7 @@
               <w:spacing w:after="10" w:before="0"/>
               <w:ind w:left="120"/>
             </w:pPr>
-            <w:hyperlink w:history="1" r:id="rIdz-fkbovzpa3q3umvx5yy5">
+            <w:hyperlink w:history="1" r:id="rIdjfsyn6clnboy-ltgh9yo8">
               <w:r>
                 <w:rPr>
                   <w:rFonts w:ascii="Arial" w:cs="Arial" w:eastAsia="Arial" w:hAnsi="Arial"/>
@@ -3238,7 +3238,7 @@
             <w:pPr>
               <w:spacing w:after="20" w:before="0"/>
             </w:pPr>
-            <w:hyperlink w:history="1" r:id="rIdexu4mivkhwljwthqbd108">
+            <w:hyperlink w:history="1" r:id="rId5jnd9rfi1_bhmglkhvmf0">
               <w:r>
                 <w:rPr>
                   <w:rFonts w:ascii="Arial" w:cs="Arial" w:eastAsia="Arial" w:hAnsi="Arial"/>
@@ -3271,7 +3271,7 @@
               <w:spacing w:after="10" w:before="0"/>
               <w:ind w:left="120"/>
             </w:pPr>
-            <w:hyperlink w:history="1" r:id="rId9eth4uqe-csqankpoii69">
+            <w:hyperlink w:history="1" r:id="rIdghfty6sbftp1oxhaz2-qp">
               <w:r>
                 <w:rPr>
                   <w:rFonts w:ascii="Arial" w:cs="Arial" w:eastAsia="Arial" w:hAnsi="Arial"/>
@@ -3418,32 +3418,32 @@
         <w:tc>
           <w:tcPr>
             <w:tcW w:type="dxa" w:w="1520"/>
-            <w:shd w:fill="F2F2F2" w:color="auto" w:val="clear"/>
-            <w:tcMar>
-              <w:top w:type="dxa" w:w="60"/>
-              <w:left w:type="dxa" w:w="120"/>
-              <w:bottom w:type="dxa" w:w="60"/>
-              <w:right w:type="dxa" w:w="120"/>
-            </w:tcMar>
-            <w:vAlign w:val="top"/>
-          </w:tcPr>
-          <w:p>
-            <w:pPr>
-              <w:spacing w:after="40" w:before="0"/>
-              <w:jc w:val="left"/>
-            </w:pPr>
-            <w:r>
-              <w:rPr>
-                <w:rFonts w:ascii="Arial" w:cs="Arial" w:eastAsia="Arial" w:hAnsi="Arial"/>
-                <w:b/>
-                <w:bCs/>
-                <w:i w:val="false"/>
-                <w:iCs w:val="false"/>
-                <w:color w:val="000000"/>
-                <w:sz w:val="18"/>
-                <w:szCs w:val="18"/>
-              </w:rPr>
-              <w:t xml:space="preserve">Phase 2 — OBSERVE: Two Pizzas, Two Worlds</w:t>
+            <w:shd w:fill="D9EEF1" w:color="auto" w:val="clear"/>
+            <w:tcMar>
+              <w:top w:type="dxa" w:w="60"/>
+              <w:left w:type="dxa" w:w="120"/>
+              <w:bottom w:type="dxa" w:w="60"/>
+              <w:right w:type="dxa" w:w="120"/>
+            </w:tcMar>
+            <w:vAlign w:val="top"/>
+          </w:tcPr>
+          <w:p>
+            <w:pPr>
+              <w:spacing w:after="40" w:before="0"/>
+              <w:jc w:val="left"/>
+            </w:pPr>
+            <w:r>
+              <w:rPr>
+                <w:rFonts w:ascii="Arial" w:cs="Arial" w:eastAsia="Arial" w:hAnsi="Arial"/>
+                <w:b/>
+                <w:bCs/>
+                <w:i w:val="false"/>
+                <w:iCs w:val="false"/>
+                <w:color w:val="000000"/>
+                <w:sz w:val="18"/>
+                <w:szCs w:val="18"/>
+              </w:rPr>
+              <w:t xml:space="preserve">Observe Phase</w:t>
             </w:r>
           </w:p>
           <w:p>
@@ -3466,7 +3466,7 @@
             <w:pPr>
               <w:spacing w:after="20" w:before="0"/>
             </w:pPr>
-            <w:hyperlink w:history="1" r:id="rIdbu_icoi-eruwf3uqpf_dn">
+            <w:hyperlink w:history="1" r:id="rIdqds5kqqjbgj6pflhoqndn">
               <w:r>
                 <w:rPr>
                   <w:rFonts w:ascii="Arial" w:cs="Arial" w:eastAsia="Arial" w:hAnsi="Arial"/>
@@ -3499,7 +3499,7 @@
               <w:spacing w:after="10" w:before="0"/>
               <w:ind w:left="120"/>
             </w:pPr>
-            <w:hyperlink w:history="1" r:id="rIdcq_d-4hevtu9t9mst7ydn">
+            <w:hyperlink w:history="1" r:id="rIdatw3yghw7hmkwgmpep1dp">
               <w:r>
                 <w:rPr>
                   <w:rFonts w:ascii="Arial" w:cs="Arial" w:eastAsia="Arial" w:hAnsi="Arial"/>
@@ -3544,7 +3544,7 @@
             <w:pPr>
               <w:spacing w:after="20" w:before="0"/>
             </w:pPr>
-            <w:hyperlink w:history="1" r:id="rIdnktg3kzsf0w7znafqikbt">
+            <w:hyperlink w:history="1" r:id="rIdlhjqwt2qn9xctphu0rzht">
               <w:r>
                 <w:rPr>
                   <w:rFonts w:ascii="Arial" w:cs="Arial" w:eastAsia="Arial" w:hAnsi="Arial"/>
@@ -3577,7 +3577,7 @@
               <w:spacing w:after="10" w:before="0"/>
               <w:ind w:left="120"/>
             </w:pPr>
-            <w:hyperlink w:history="1" r:id="rIdjgnlmjbzjv1r7ezvpoi1o">
+            <w:hyperlink w:history="1" r:id="rId-5pfmclsvcpfjrocln0zu">
               <w:r>
                 <w:rPr>
                   <w:rFonts w:ascii="Arial" w:cs="Arial" w:eastAsia="Arial" w:hAnsi="Arial"/>
@@ -3783,32 +3783,32 @@
         <w:tc>
           <w:tcPr>
             <w:tcW w:type="dxa" w:w="1520"/>
-            <w:shd w:fill="F2F2F2" w:color="auto" w:val="clear"/>
-            <w:tcMar>
-              <w:top w:type="dxa" w:w="60"/>
-              <w:left w:type="dxa" w:w="120"/>
-              <w:bottom w:type="dxa" w:w="60"/>
-              <w:right w:type="dxa" w:w="120"/>
-            </w:tcMar>
-            <w:vAlign w:val="top"/>
-          </w:tcPr>
-          <w:p>
-            <w:pPr>
-              <w:spacing w:after="40" w:before="0"/>
-              <w:jc w:val="left"/>
-            </w:pPr>
-            <w:r>
-              <w:rPr>
-                <w:rFonts w:ascii="Arial" w:cs="Arial" w:eastAsia="Arial" w:hAnsi="Arial"/>
-                <w:b/>
-                <w:bCs/>
-                <w:i w:val="false"/>
-                <w:iCs w:val="false"/>
-                <w:color w:val="000000"/>
-                <w:sz w:val="18"/>
-                <w:szCs w:val="18"/>
-              </w:rPr>
-              <w:t xml:space="preserve">Phase 3 — EXPLAIN: Sorting the Numbers Behind the Slices</w:t>
+            <w:shd w:fill="E2EFDA" w:color="auto" w:val="clear"/>
+            <w:tcMar>
+              <w:top w:type="dxa" w:w="60"/>
+              <w:left w:type="dxa" w:w="120"/>
+              <w:bottom w:type="dxa" w:w="60"/>
+              <w:right w:type="dxa" w:w="120"/>
+            </w:tcMar>
+            <w:vAlign w:val="top"/>
+          </w:tcPr>
+          <w:p>
+            <w:pPr>
+              <w:spacing w:after="40" w:before="0"/>
+              <w:jc w:val="left"/>
+            </w:pPr>
+            <w:r>
+              <w:rPr>
+                <w:rFonts w:ascii="Arial" w:cs="Arial" w:eastAsia="Arial" w:hAnsi="Arial"/>
+                <w:b/>
+                <w:bCs/>
+                <w:i w:val="false"/>
+                <w:iCs w:val="false"/>
+                <w:color w:val="000000"/>
+                <w:sz w:val="18"/>
+                <w:szCs w:val="18"/>
+              </w:rPr>
+              <w:t xml:space="preserve">Explain Phase</w:t>
             </w:r>
           </w:p>
           <w:p>
@@ -3831,7 +3831,7 @@
             <w:pPr>
               <w:spacing w:after="20" w:before="0"/>
             </w:pPr>
-            <w:hyperlink w:history="1" r:id="rIdrudi92ztlvunlyp_mhoqt">
+            <w:hyperlink w:history="1" r:id="rIdh1x3yuhv0lt6pbevwq_jv">
               <w:r>
                 <w:rPr>
                   <w:rFonts w:ascii="Arial" w:cs="Arial" w:eastAsia="Arial" w:hAnsi="Arial"/>
@@ -3864,7 +3864,7 @@
               <w:spacing w:after="10" w:before="0"/>
               <w:ind w:left="120"/>
             </w:pPr>
-            <w:hyperlink w:history="1" r:id="rIdi-drltbiy0f4_ls02soxa">
+            <w:hyperlink w:history="1" r:id="rId4b8rpx41za_1dy9djvx6s">
               <w:r>
                 <w:rPr>
                   <w:rFonts w:ascii="Arial" w:cs="Arial" w:eastAsia="Arial" w:hAnsi="Arial"/>
@@ -3909,7 +3909,7 @@
             <w:pPr>
               <w:spacing w:after="20" w:before="0"/>
             </w:pPr>
-            <w:hyperlink w:history="1" r:id="rIdcxhzlbeo8syn0tagvy-t5">
+            <w:hyperlink w:history="1" r:id="rIdtvlyf3kgekalag_fr-yzm">
               <w:r>
                 <w:rPr>
                   <w:rFonts w:ascii="Arial" w:cs="Arial" w:eastAsia="Arial" w:hAnsi="Arial"/>
@@ -3942,7 +3942,7 @@
               <w:spacing w:after="10" w:before="0"/>
               <w:ind w:left="120"/>
             </w:pPr>
-            <w:hyperlink w:history="1" r:id="rIdyr4cpsnnj6nbegszmi5wg">
+            <w:hyperlink w:history="1" r:id="rIdi9vq5vzlygk8yqw-5qhb4">
               <w:r>
                 <w:rPr>
                   <w:rFonts w:ascii="Arial" w:cs="Arial" w:eastAsia="Arial" w:hAnsi="Arial"/>
@@ -4089,32 +4089,32 @@
         <w:tc>
           <w:tcPr>
             <w:tcW w:type="dxa" w:w="1520"/>
-            <w:shd w:fill="F2F2F2" w:color="auto" w:val="clear"/>
-            <w:tcMar>
-              <w:top w:type="dxa" w:w="60"/>
-              <w:left w:type="dxa" w:w="120"/>
-              <w:bottom w:type="dxa" w:w="60"/>
-              <w:right w:type="dxa" w:w="120"/>
-            </w:tcMar>
-            <w:vAlign w:val="top"/>
-          </w:tcPr>
-          <w:p>
-            <w:pPr>
-              <w:spacing w:after="40" w:before="0"/>
-              <w:jc w:val="left"/>
-            </w:pPr>
-            <w:r>
-              <w:rPr>
-                <w:rFonts w:ascii="Arial" w:cs="Arial" w:eastAsia="Arial" w:hAnsi="Arial"/>
-                <w:b/>
-                <w:bCs/>
-                <w:i w:val="false"/>
-                <w:iCs w:val="false"/>
-                <w:color w:val="000000"/>
-                <w:sz w:val="18"/>
-                <w:szCs w:val="18"/>
-              </w:rPr>
-              <w:t xml:space="preserve">Phase 4 — DRIVING QUESTION BOARD (DQB): Opening the Investigation Wall</w:t>
+            <w:shd w:fill="FCE4D6" w:color="auto" w:val="clear"/>
+            <w:tcMar>
+              <w:top w:type="dxa" w:w="60"/>
+              <w:left w:type="dxa" w:w="120"/>
+              <w:bottom w:type="dxa" w:w="60"/>
+              <w:right w:type="dxa" w:w="120"/>
+            </w:tcMar>
+            <w:vAlign w:val="top"/>
+          </w:tcPr>
+          <w:p>
+            <w:pPr>
+              <w:spacing w:after="40" w:before="0"/>
+              <w:jc w:val="left"/>
+            </w:pPr>
+            <w:r>
+              <w:rPr>
+                <w:rFonts w:ascii="Arial" w:cs="Arial" w:eastAsia="Arial" w:hAnsi="Arial"/>
+                <w:b/>
+                <w:bCs/>
+                <w:i w:val="false"/>
+                <w:iCs w:val="false"/>
+                <w:color w:val="000000"/>
+                <w:sz w:val="18"/>
+                <w:szCs w:val="18"/>
+              </w:rPr>
+              <w:t xml:space="preserve">Driving Question Board (DQB) Creation</w:t>
             </w:r>
           </w:p>
           <w:p>
@@ -4137,7 +4137,7 @@
             <w:pPr>
               <w:spacing w:after="20" w:before="0"/>
             </w:pPr>
-            <w:hyperlink w:history="1" r:id="rIdeyglzveemizgghn7rzxvl">
+            <w:hyperlink w:history="1" r:id="rIdnvvxz2hwa7auvtqenr7c7">
               <w:r>
                 <w:rPr>
                   <w:rFonts w:ascii="Arial" w:cs="Arial" w:eastAsia="Arial" w:hAnsi="Arial"/>
@@ -4170,7 +4170,7 @@
               <w:spacing w:after="10" w:before="0"/>
               <w:ind w:left="120"/>
             </w:pPr>
-            <w:hyperlink w:history="1" r:id="rId6z7khszqswdmtfluzrjdc">
+            <w:hyperlink w:history="1" r:id="rIdwkpi4qmcinpf9ks2lyi0g">
               <w:r>
                 <w:rPr>
                   <w:rFonts w:ascii="Arial" w:cs="Arial" w:eastAsia="Arial" w:hAnsi="Arial"/>
@@ -4215,7 +4215,7 @@
             <w:pPr>
               <w:spacing w:after="20" w:before="0"/>
             </w:pPr>
-            <w:hyperlink w:history="1" r:id="rIdby-lywmshurxaq6mxallq">
+            <w:hyperlink w:history="1" r:id="rIdleexlmsgsczzv1enhmgjh">
               <w:r>
                 <w:rPr>
                   <w:rFonts w:ascii="Arial" w:cs="Arial" w:eastAsia="Arial" w:hAnsi="Arial"/>
@@ -4248,7 +4248,7 @@
               <w:spacing w:after="10" w:before="0"/>
               <w:ind w:left="120"/>
             </w:pPr>
-            <w:hyperlink w:history="1" r:id="rIdjnuyj-zcdbu6x_xbujbjn">
+            <w:hyperlink w:history="1" r:id="rIda-tdl_3ebiq_zirk-6wej">
               <w:r>
                 <w:rPr>
                   <w:rFonts w:ascii="Arial" w:cs="Arial" w:eastAsia="Arial" w:hAnsi="Arial"/>
@@ -4395,32 +4395,32 @@
         <w:tc>
           <w:tcPr>
             <w:tcW w:type="dxa" w:w="1520"/>
-            <w:shd w:fill="F2F2F2" w:color="auto" w:val="clear"/>
-            <w:tcMar>
-              <w:top w:type="dxa" w:w="60"/>
-              <w:left w:type="dxa" w:w="120"/>
-              <w:bottom w:type="dxa" w:w="60"/>
-              <w:right w:type="dxa" w:w="120"/>
-            </w:tcMar>
-            <w:vAlign w:val="top"/>
-          </w:tcPr>
-          <w:p>
-            <w:pPr>
-              <w:spacing w:after="40" w:before="0"/>
-              <w:jc w:val="left"/>
-            </w:pPr>
-            <w:r>
-              <w:rPr>
-                <w:rFonts w:ascii="Arial" w:cs="Arial" w:eastAsia="Arial" w:hAnsi="Arial"/>
-                <w:b/>
-                <w:bCs/>
-                <w:i w:val="false"/>
-                <w:iCs w:val="false"/>
-                <w:color w:val="000000"/>
-                <w:sz w:val="18"/>
-                <w:szCs w:val="18"/>
-              </w:rPr>
-              <w:t xml:space="preserve">Phase 5 — MODEL BUILDING: My First Number Classification Map</w:t>
+            <w:shd w:fill="D5E8F0" w:color="auto" w:val="clear"/>
+            <w:tcMar>
+              <w:top w:type="dxa" w:w="60"/>
+              <w:left w:type="dxa" w:w="120"/>
+              <w:bottom w:type="dxa" w:w="60"/>
+              <w:right w:type="dxa" w:w="120"/>
+            </w:tcMar>
+            <w:vAlign w:val="top"/>
+          </w:tcPr>
+          <w:p>
+            <w:pPr>
+              <w:spacing w:after="40" w:before="0"/>
+              <w:jc w:val="left"/>
+            </w:pPr>
+            <w:r>
+              <w:rPr>
+                <w:rFonts w:ascii="Arial" w:cs="Arial" w:eastAsia="Arial" w:hAnsi="Arial"/>
+                <w:b/>
+                <w:bCs/>
+                <w:i w:val="false"/>
+                <w:iCs w:val="false"/>
+                <w:color w:val="000000"/>
+                <w:sz w:val="18"/>
+                <w:szCs w:val="18"/>
+              </w:rPr>
+              <w:t xml:space="preserve">Model Building Phase</w:t>
             </w:r>
           </w:p>
           <w:p>
@@ -4443,7 +4443,7 @@
             <w:pPr>
               <w:spacing w:after="20" w:before="0"/>
             </w:pPr>
-            <w:hyperlink w:history="1" r:id="rIdxtycmak3tvf8aj_vpisnm">
+            <w:hyperlink w:history="1" r:id="rIdm5mzgjvtbr0g_laopp49z">
               <w:r>
                 <w:rPr>
                   <w:rFonts w:ascii="Arial" w:cs="Arial" w:eastAsia="Arial" w:hAnsi="Arial"/>
@@ -4476,7 +4476,7 @@
               <w:spacing w:after="10" w:before="0"/>
               <w:ind w:left="120"/>
             </w:pPr>
-            <w:hyperlink w:history="1" r:id="rIdskbtiarwol8x-tadxwgcw">
+            <w:hyperlink w:history="1" r:id="rId-sncw9nlubv8_f8ncuxrh">
               <w:r>
                 <w:rPr>
                   <w:rFonts w:ascii="Arial" w:cs="Arial" w:eastAsia="Arial" w:hAnsi="Arial"/>
@@ -4521,7 +4521,7 @@
             <w:pPr>
               <w:spacing w:after="20" w:before="0"/>
             </w:pPr>
-            <w:hyperlink w:history="1" r:id="rIdwizbkamvjbwvn0psxnu3c">
+            <w:hyperlink w:history="1" r:id="rId_kc9r8jp5c7ykojufzpcp">
               <w:r>
                 <w:rPr>
                   <w:rFonts w:ascii="Arial" w:cs="Arial" w:eastAsia="Arial" w:hAnsi="Arial"/>
@@ -4554,7 +4554,7 @@
               <w:spacing w:after="10" w:before="0"/>
               <w:ind w:left="120"/>
             </w:pPr>
-            <w:hyperlink w:history="1" r:id="rIdooqfxrbuo-ocdfj9ejkdc">
+            <w:hyperlink w:history="1" r:id="rIdcqq-snj85tjy2pgdcgslb">
               <w:r>
                 <w:rPr>
                   <w:rFonts w:ascii="Arial" w:cs="Arial" w:eastAsia="Arial" w:hAnsi="Arial"/>
@@ -6107,32 +6107,32 @@
         <w:tc>
           <w:tcPr>
             <w:tcW w:type="dxa" w:w="1520"/>
-            <w:shd w:fill="F2F2F2" w:color="auto" w:val="clear"/>
-            <w:tcMar>
-              <w:top w:type="dxa" w:w="60"/>
-              <w:left w:type="dxa" w:w="120"/>
-              <w:bottom w:type="dxa" w:w="60"/>
-              <w:right w:type="dxa" w:w="120"/>
-            </w:tcMar>
-            <w:vAlign w:val="top"/>
-          </w:tcPr>
-          <w:p>
-            <w:pPr>
-              <w:spacing w:after="40" w:before="0"/>
-              <w:jc w:val="left"/>
-            </w:pPr>
-            <w:r>
-              <w:rPr>
-                <w:rFonts w:ascii="Arial" w:cs="Arial" w:eastAsia="Arial" w:hAnsi="Arial"/>
-                <w:b/>
-                <w:bCs/>
-                <w:i w:val="false"/>
-                <w:iCs w:val="false"/>
-                <w:color w:val="000000"/>
-                <w:sz w:val="18"/>
-                <w:szCs w:val="18"/>
-              </w:rPr>
-              <w:t xml:space="preserve">1 — Predict Phase (15 minutes)</w:t>
+            <w:shd w:fill="EAD1F5" w:color="auto" w:val="clear"/>
+            <w:tcMar>
+              <w:top w:type="dxa" w:w="60"/>
+              <w:left w:type="dxa" w:w="120"/>
+              <w:bottom w:type="dxa" w:w="60"/>
+              <w:right w:type="dxa" w:w="120"/>
+            </w:tcMar>
+            <w:vAlign w:val="top"/>
+          </w:tcPr>
+          <w:p>
+            <w:pPr>
+              <w:spacing w:after="40" w:before="0"/>
+              <w:jc w:val="left"/>
+            </w:pPr>
+            <w:r>
+              <w:rPr>
+                <w:rFonts w:ascii="Arial" w:cs="Arial" w:eastAsia="Arial" w:hAnsi="Arial"/>
+                <w:b/>
+                <w:bCs/>
+                <w:i w:val="false"/>
+                <w:iCs w:val="false"/>
+                <w:color w:val="000000"/>
+                <w:sz w:val="18"/>
+                <w:szCs w:val="18"/>
+              </w:rPr>
+              <w:t xml:space="preserve">Predict Phase</w:t>
             </w:r>
           </w:p>
           <w:p>
@@ -6155,7 +6155,7 @@
             <w:pPr>
               <w:spacing w:after="20" w:before="0"/>
             </w:pPr>
-            <w:hyperlink w:history="1" r:id="rIda6mzzr5hcg56cvsuh_0xc">
+            <w:hyperlink w:history="1" r:id="rIdghrr6ywvc19n3vpndgqpv">
               <w:r>
                 <w:rPr>
                   <w:rFonts w:ascii="Arial" w:cs="Arial" w:eastAsia="Arial" w:hAnsi="Arial"/>
@@ -6188,7 +6188,7 @@
               <w:spacing w:after="10" w:before="0"/>
               <w:ind w:left="120"/>
             </w:pPr>
-            <w:hyperlink w:history="1" r:id="rIdkzmtmacuhd-degyogetn2">
+            <w:hyperlink w:history="1" r:id="rIdybaqpmlrcbv9p3r19lkqr">
               <w:r>
                 <w:rPr>
                   <w:rFonts w:ascii="Arial" w:cs="Arial" w:eastAsia="Arial" w:hAnsi="Arial"/>
@@ -6233,7 +6233,7 @@
             <w:pPr>
               <w:spacing w:after="20" w:before="0"/>
             </w:pPr>
-            <w:hyperlink w:history="1" r:id="rId0sydkk6mzfxobzw9wpyoz">
+            <w:hyperlink w:history="1" r:id="rIdhmvdwytougn_cdjdcy-2m">
               <w:r>
                 <w:rPr>
                   <w:rFonts w:ascii="Arial" w:cs="Arial" w:eastAsia="Arial" w:hAnsi="Arial"/>
@@ -6266,7 +6266,7 @@
               <w:spacing w:after="10" w:before="0"/>
               <w:ind w:left="120"/>
             </w:pPr>
-            <w:hyperlink w:history="1" r:id="rIduvmroqg7aspuguq9b0xm1">
+            <w:hyperlink w:history="1" r:id="rIdr-f6zrec4rqawvhmdsqvb">
               <w:r>
                 <w:rPr>
                   <w:rFonts w:ascii="Arial" w:cs="Arial" w:eastAsia="Arial" w:hAnsi="Arial"/>
@@ -6413,32 +6413,32 @@
         <w:tc>
           <w:tcPr>
             <w:tcW w:type="dxa" w:w="1520"/>
-            <w:shd w:fill="F2F2F2" w:color="auto" w:val="clear"/>
-            <w:tcMar>
-              <w:top w:type="dxa" w:w="60"/>
-              <w:left w:type="dxa" w:w="120"/>
-              <w:bottom w:type="dxa" w:w="60"/>
-              <w:right w:type="dxa" w:w="120"/>
-            </w:tcMar>
-            <w:vAlign w:val="top"/>
-          </w:tcPr>
-          <w:p>
-            <w:pPr>
-              <w:spacing w:after="40" w:before="0"/>
-              <w:jc w:val="left"/>
-            </w:pPr>
-            <w:r>
-              <w:rPr>
-                <w:rFonts w:ascii="Arial" w:cs="Arial" w:eastAsia="Arial" w:hAnsi="Arial"/>
-                <w:b/>
-                <w:bCs/>
-                <w:i w:val="false"/>
-                <w:iCs w:val="false"/>
-                <w:color w:val="000000"/>
-                <w:sz w:val="18"/>
-                <w:szCs w:val="18"/>
-              </w:rPr>
-              <w:t xml:space="preserve">2 — Observe Phase (20 minutes)</w:t>
+            <w:shd w:fill="D9EEF1" w:color="auto" w:val="clear"/>
+            <w:tcMar>
+              <w:top w:type="dxa" w:w="60"/>
+              <w:left w:type="dxa" w:w="120"/>
+              <w:bottom w:type="dxa" w:w="60"/>
+              <w:right w:type="dxa" w:w="120"/>
+            </w:tcMar>
+            <w:vAlign w:val="top"/>
+          </w:tcPr>
+          <w:p>
+            <w:pPr>
+              <w:spacing w:after="40" w:before="0"/>
+              <w:jc w:val="left"/>
+            </w:pPr>
+            <w:r>
+              <w:rPr>
+                <w:rFonts w:ascii="Arial" w:cs="Arial" w:eastAsia="Arial" w:hAnsi="Arial"/>
+                <w:b/>
+                <w:bCs/>
+                <w:i w:val="false"/>
+                <w:iCs w:val="false"/>
+                <w:color w:val="000000"/>
+                <w:sz w:val="18"/>
+                <w:szCs w:val="18"/>
+              </w:rPr>
+              <w:t xml:space="preserve">Observe Phase</w:t>
             </w:r>
           </w:p>
           <w:p>
@@ -6461,7 +6461,7 @@
             <w:pPr>
               <w:spacing w:after="20" w:before="0"/>
             </w:pPr>
-            <w:hyperlink w:history="1" r:id="rIdiferltuuymzgm6iqwvste">
+            <w:hyperlink w:history="1" r:id="rIdek2dtxolubehflt-2pmhs">
               <w:r>
                 <w:rPr>
                   <w:rFonts w:ascii="Arial" w:cs="Arial" w:eastAsia="Arial" w:hAnsi="Arial"/>
@@ -6494,7 +6494,7 @@
               <w:spacing w:after="10" w:before="0"/>
               <w:ind w:left="120"/>
             </w:pPr>
-            <w:hyperlink w:history="1" r:id="rIdztdji95n8m62s3bpkaivv">
+            <w:hyperlink w:history="1" r:id="rIdwx7sqh6gvqsqmzo5ysyrq">
               <w:r>
                 <w:rPr>
                   <w:rFonts w:ascii="Arial" w:cs="Arial" w:eastAsia="Arial" w:hAnsi="Arial"/>
@@ -6539,7 +6539,7 @@
             <w:pPr>
               <w:spacing w:after="20" w:before="0"/>
             </w:pPr>
-            <w:hyperlink w:history="1" r:id="rIdv4f53nma4xdvsvgehytcd">
+            <w:hyperlink w:history="1" r:id="rIdn21re2fq0ei5onvhbgu5o">
               <w:r>
                 <w:rPr>
                   <w:rFonts w:ascii="Arial" w:cs="Arial" w:eastAsia="Arial" w:hAnsi="Arial"/>
@@ -6572,7 +6572,7 @@
               <w:spacing w:after="10" w:before="0"/>
               <w:ind w:left="120"/>
             </w:pPr>
-            <w:hyperlink w:history="1" r:id="rIdyafm2e2pund0myee1ujrx">
+            <w:hyperlink w:history="1" r:id="rIdsmlihrvelgmypmpmtntkb">
               <w:r>
                 <w:rPr>
                   <w:rFonts w:ascii="Arial" w:cs="Arial" w:eastAsia="Arial" w:hAnsi="Arial"/>
@@ -6719,32 +6719,32 @@
         <w:tc>
           <w:tcPr>
             <w:tcW w:type="dxa" w:w="1520"/>
-            <w:shd w:fill="F2F2F2" w:color="auto" w:val="clear"/>
-            <w:tcMar>
-              <w:top w:type="dxa" w:w="60"/>
-              <w:left w:type="dxa" w:w="120"/>
-              <w:bottom w:type="dxa" w:w="60"/>
-              <w:right w:type="dxa" w:w="120"/>
-            </w:tcMar>
-            <w:vAlign w:val="top"/>
-          </w:tcPr>
-          <w:p>
-            <w:pPr>
-              <w:spacing w:after="40" w:before="0"/>
-              <w:jc w:val="left"/>
-            </w:pPr>
-            <w:r>
-              <w:rPr>
-                <w:rFonts w:ascii="Arial" w:cs="Arial" w:eastAsia="Arial" w:hAnsi="Arial"/>
-                <w:b/>
-                <w:bCs/>
-                <w:i w:val="false"/>
-                <w:iCs w:val="false"/>
-                <w:color w:val="000000"/>
-                <w:sz w:val="18"/>
-                <w:szCs w:val="18"/>
-              </w:rPr>
-              <w:t xml:space="preserve">3 — Explain Phase (20 minutes)</w:t>
+            <w:shd w:fill="E2EFDA" w:color="auto" w:val="clear"/>
+            <w:tcMar>
+              <w:top w:type="dxa" w:w="60"/>
+              <w:left w:type="dxa" w:w="120"/>
+              <w:bottom w:type="dxa" w:w="60"/>
+              <w:right w:type="dxa" w:w="120"/>
+            </w:tcMar>
+            <w:vAlign w:val="top"/>
+          </w:tcPr>
+          <w:p>
+            <w:pPr>
+              <w:spacing w:after="40" w:before="0"/>
+              <w:jc w:val="left"/>
+            </w:pPr>
+            <w:r>
+              <w:rPr>
+                <w:rFonts w:ascii="Arial" w:cs="Arial" w:eastAsia="Arial" w:hAnsi="Arial"/>
+                <w:b/>
+                <w:bCs/>
+                <w:i w:val="false"/>
+                <w:iCs w:val="false"/>
+                <w:color w:val="000000"/>
+                <w:sz w:val="18"/>
+                <w:szCs w:val="18"/>
+              </w:rPr>
+              <w:t xml:space="preserve">Explain Phase</w:t>
             </w:r>
           </w:p>
           <w:p>
@@ -6767,7 +6767,7 @@
             <w:pPr>
               <w:spacing w:after="20" w:before="0"/>
             </w:pPr>
-            <w:hyperlink w:history="1" r:id="rId7zknvx1l_k_9t4bs8cvei">
+            <w:hyperlink w:history="1" r:id="rIdquc5zgmayizkk3fp7bzax">
               <w:r>
                 <w:rPr>
                   <w:rFonts w:ascii="Arial" w:cs="Arial" w:eastAsia="Arial" w:hAnsi="Arial"/>
@@ -6800,7 +6800,7 @@
               <w:spacing w:after="10" w:before="0"/>
               <w:ind w:left="120"/>
             </w:pPr>
-            <w:hyperlink w:history="1" r:id="rId1xr6viyphxqaoaakqcq-b">
+            <w:hyperlink w:history="1" r:id="rIdome_cgehffjbpacgjfubb">
               <w:r>
                 <w:rPr>
                   <w:rFonts w:ascii="Arial" w:cs="Arial" w:eastAsia="Arial" w:hAnsi="Arial"/>
@@ -6845,7 +6845,7 @@
             <w:pPr>
               <w:spacing w:after="20" w:before="0"/>
             </w:pPr>
-            <w:hyperlink w:history="1" r:id="rIdm-9ajysusmfhmagmogff8">
+            <w:hyperlink w:history="1" r:id="rIdy7dxjvi1b28jgh2hpqnyc">
               <w:r>
                 <w:rPr>
                   <w:rFonts w:ascii="Arial" w:cs="Arial" w:eastAsia="Arial" w:hAnsi="Arial"/>
@@ -6878,7 +6878,7 @@
               <w:spacing w:after="10" w:before="0"/>
               <w:ind w:left="120"/>
             </w:pPr>
-            <w:hyperlink w:history="1" r:id="rIdnep6jpzm9huuxqfa0obwo">
+            <w:hyperlink w:history="1" r:id="rIdzxan6to1ytcsrgraijnci">
               <w:r>
                 <w:rPr>
                   <w:rFonts w:ascii="Arial" w:cs="Arial" w:eastAsia="Arial" w:hAnsi="Arial"/>
@@ -7025,32 +7025,32 @@
         <w:tc>
           <w:tcPr>
             <w:tcW w:type="dxa" w:w="1520"/>
-            <w:shd w:fill="F2F2F2" w:color="auto" w:val="clear"/>
-            <w:tcMar>
-              <w:top w:type="dxa" w:w="60"/>
-              <w:left w:type="dxa" w:w="120"/>
-              <w:bottom w:type="dxa" w:w="60"/>
-              <w:right w:type="dxa" w:w="120"/>
-            </w:tcMar>
-            <w:vAlign w:val="top"/>
-          </w:tcPr>
-          <w:p>
-            <w:pPr>
-              <w:spacing w:after="40" w:before="0"/>
-              <w:jc w:val="left"/>
-            </w:pPr>
-            <w:r>
-              <w:rPr>
-                <w:rFonts w:ascii="Arial" w:cs="Arial" w:eastAsia="Arial" w:hAnsi="Arial"/>
-                <w:b/>
-                <w:bCs/>
-                <w:i w:val="false"/>
-                <w:iCs w:val="false"/>
-                <w:color w:val="000000"/>
-                <w:sz w:val="18"/>
-                <w:szCs w:val="18"/>
-              </w:rPr>
-              <w:t xml:space="preserve">4 — Driving Question Board (DQB) Creation (10 minutes)</w:t>
+            <w:shd w:fill="FCE4D6" w:color="auto" w:val="clear"/>
+            <w:tcMar>
+              <w:top w:type="dxa" w:w="60"/>
+              <w:left w:type="dxa" w:w="120"/>
+              <w:bottom w:type="dxa" w:w="60"/>
+              <w:right w:type="dxa" w:w="120"/>
+            </w:tcMar>
+            <w:vAlign w:val="top"/>
+          </w:tcPr>
+          <w:p>
+            <w:pPr>
+              <w:spacing w:after="40" w:before="0"/>
+              <w:jc w:val="left"/>
+            </w:pPr>
+            <w:r>
+              <w:rPr>
+                <w:rFonts w:ascii="Arial" w:cs="Arial" w:eastAsia="Arial" w:hAnsi="Arial"/>
+                <w:b/>
+                <w:bCs/>
+                <w:i w:val="false"/>
+                <w:iCs w:val="false"/>
+                <w:color w:val="000000"/>
+                <w:sz w:val="18"/>
+                <w:szCs w:val="18"/>
+              </w:rPr>
+              <w:t xml:space="preserve">Driving Question Board (DQB) Creation</w:t>
             </w:r>
           </w:p>
           <w:p>
@@ -7073,7 +7073,7 @@
             <w:pPr>
               <w:spacing w:after="20" w:before="0"/>
             </w:pPr>
-            <w:hyperlink w:history="1" r:id="rIdkgqa-1ga4babcyx8lm_hi">
+            <w:hyperlink w:history="1" r:id="rIdfagohdqvmh8lk0v_d58p4">
               <w:r>
                 <w:rPr>
                   <w:rFonts w:ascii="Arial" w:cs="Arial" w:eastAsia="Arial" w:hAnsi="Arial"/>
@@ -7106,7 +7106,7 @@
               <w:spacing w:after="10" w:before="0"/>
               <w:ind w:left="120"/>
             </w:pPr>
-            <w:hyperlink w:history="1" r:id="rIdh_--pmm_6syewpkhjjif8">
+            <w:hyperlink w:history="1" r:id="rId_d0jxx6q46pqoqnisn3dq">
               <w:r>
                 <w:rPr>
                   <w:rFonts w:ascii="Arial" w:cs="Arial" w:eastAsia="Arial" w:hAnsi="Arial"/>
@@ -7151,7 +7151,7 @@
             <w:pPr>
               <w:spacing w:after="20" w:before="0"/>
             </w:pPr>
-            <w:hyperlink w:history="1" r:id="rIdtrovyp8lwcjkkgka6n6or">
+            <w:hyperlink w:history="1" r:id="rIdxa81ufvzvp9kmla6bui9b">
               <w:r>
                 <w:rPr>
                   <w:rFonts w:ascii="Arial" w:cs="Arial" w:eastAsia="Arial" w:hAnsi="Arial"/>
@@ -7184,7 +7184,7 @@
               <w:spacing w:after="10" w:before="0"/>
               <w:ind w:left="120"/>
             </w:pPr>
-            <w:hyperlink w:history="1" r:id="rIdsffpm95g27k7-gvsediad">
+            <w:hyperlink w:history="1" r:id="rId2mdgv2vmjep_v0djiguru">
               <w:r>
                 <w:rPr>
                   <w:rFonts w:ascii="Arial" w:cs="Arial" w:eastAsia="Arial" w:hAnsi="Arial"/>
@@ -7331,32 +7331,32 @@
         <w:tc>
           <w:tcPr>
             <w:tcW w:type="dxa" w:w="1520"/>
-            <w:shd w:fill="F2F2F2" w:color="auto" w:val="clear"/>
-            <w:tcMar>
-              <w:top w:type="dxa" w:w="60"/>
-              <w:left w:type="dxa" w:w="120"/>
-              <w:bottom w:type="dxa" w:w="60"/>
-              <w:right w:type="dxa" w:w="120"/>
-            </w:tcMar>
-            <w:vAlign w:val="top"/>
-          </w:tcPr>
-          <w:p>
-            <w:pPr>
-              <w:spacing w:after="40" w:before="0"/>
-              <w:jc w:val="left"/>
-            </w:pPr>
-            <w:r>
-              <w:rPr>
-                <w:rFonts w:ascii="Arial" w:cs="Arial" w:eastAsia="Arial" w:hAnsi="Arial"/>
-                <w:b/>
-                <w:bCs/>
-                <w:i w:val="false"/>
-                <w:iCs w:val="false"/>
-                <w:color w:val="000000"/>
-                <w:sz w:val="18"/>
-                <w:szCs w:val="18"/>
-              </w:rPr>
-              <w:t xml:space="preserve">5 — Model Building Phase (15 minutes)</w:t>
+            <w:shd w:fill="D5E8F0" w:color="auto" w:val="clear"/>
+            <w:tcMar>
+              <w:top w:type="dxa" w:w="60"/>
+              <w:left w:type="dxa" w:w="120"/>
+              <w:bottom w:type="dxa" w:w="60"/>
+              <w:right w:type="dxa" w:w="120"/>
+            </w:tcMar>
+            <w:vAlign w:val="top"/>
+          </w:tcPr>
+          <w:p>
+            <w:pPr>
+              <w:spacing w:after="40" w:before="0"/>
+              <w:jc w:val="left"/>
+            </w:pPr>
+            <w:r>
+              <w:rPr>
+                <w:rFonts w:ascii="Arial" w:cs="Arial" w:eastAsia="Arial" w:hAnsi="Arial"/>
+                <w:b/>
+                <w:bCs/>
+                <w:i w:val="false"/>
+                <w:iCs w:val="false"/>
+                <w:color w:val="000000"/>
+                <w:sz w:val="18"/>
+                <w:szCs w:val="18"/>
+              </w:rPr>
+              <w:t xml:space="preserve">Model Building Phase</w:t>
             </w:r>
           </w:p>
           <w:p>
@@ -7379,7 +7379,7 @@
             <w:pPr>
               <w:spacing w:after="20" w:before="0"/>
             </w:pPr>
-            <w:hyperlink w:history="1" r:id="rIdr8q-pvwfdm2gqxm0hs8_o">
+            <w:hyperlink w:history="1" r:id="rIdxzo7k4sozvwail8r-lsxz">
               <w:r>
                 <w:rPr>
                   <w:rFonts w:ascii="Arial" w:cs="Arial" w:eastAsia="Arial" w:hAnsi="Arial"/>
@@ -7412,7 +7412,7 @@
               <w:spacing w:after="10" w:before="0"/>
               <w:ind w:left="120"/>
             </w:pPr>
-            <w:hyperlink w:history="1" r:id="rIdqaji9pckqlvjk60mb3x8c">
+            <w:hyperlink w:history="1" r:id="rIdsdk7c1lsdetickmi5nubc">
               <w:r>
                 <w:rPr>
                   <w:rFonts w:ascii="Arial" w:cs="Arial" w:eastAsia="Arial" w:hAnsi="Arial"/>
@@ -7457,7 +7457,7 @@
             <w:pPr>
               <w:spacing w:after="20" w:before="0"/>
             </w:pPr>
-            <w:hyperlink w:history="1" r:id="rIdwxootw6kdffiqsdvcosd6">
+            <w:hyperlink w:history="1" r:id="rIdqemtm7aeq9cjiqc2pearn">
               <w:r>
                 <w:rPr>
                   <w:rFonts w:ascii="Arial" w:cs="Arial" w:eastAsia="Arial" w:hAnsi="Arial"/>
@@ -7490,7 +7490,7 @@
               <w:spacing w:after="10" w:before="0"/>
               <w:ind w:left="120"/>
             </w:pPr>
-            <w:hyperlink w:history="1" r:id="rIdyu4hri696jchish-nkxof">
+            <w:hyperlink w:history="1" r:id="rIdeegmghqfzxox3w-gujadr">
               <w:r>
                 <w:rPr>
                   <w:rFonts w:ascii="Arial" w:cs="Arial" w:eastAsia="Arial" w:hAnsi="Arial"/>
@@ -8929,32 +8929,32 @@
         <w:tc>
           <w:tcPr>
             <w:tcW w:type="dxa" w:w="1520"/>
-            <w:shd w:fill="F2F2F2" w:color="auto" w:val="clear"/>
-            <w:tcMar>
-              <w:top w:type="dxa" w:w="60"/>
-              <w:left w:type="dxa" w:w="120"/>
-              <w:bottom w:type="dxa" w:w="60"/>
-              <w:right w:type="dxa" w:w="120"/>
-            </w:tcMar>
-            <w:vAlign w:val="top"/>
-          </w:tcPr>
-          <w:p>
-            <w:pPr>
-              <w:spacing w:after="40" w:before="0"/>
-              <w:jc w:val="left"/>
-            </w:pPr>
-            <w:r>
-              <w:rPr>
-                <w:rFonts w:ascii="Arial" w:cs="Arial" w:eastAsia="Arial" w:hAnsi="Arial"/>
-                <w:b/>
-                <w:bCs/>
-                <w:i w:val="false"/>
-                <w:iCs w:val="false"/>
-                <w:color w:val="000000"/>
-                <w:sz w:val="18"/>
-                <w:szCs w:val="18"/>
-              </w:rPr>
-              <w:t xml:space="preserve">Phase 1 — PREDICT: How Many Slices Fill the Whole?</w:t>
+            <w:shd w:fill="EAD1F5" w:color="auto" w:val="clear"/>
+            <w:tcMar>
+              <w:top w:type="dxa" w:w="60"/>
+              <w:left w:type="dxa" w:w="120"/>
+              <w:bottom w:type="dxa" w:w="60"/>
+              <w:right w:type="dxa" w:w="120"/>
+            </w:tcMar>
+            <w:vAlign w:val="top"/>
+          </w:tcPr>
+          <w:p>
+            <w:pPr>
+              <w:spacing w:after="40" w:before="0"/>
+              <w:jc w:val="left"/>
+            </w:pPr>
+            <w:r>
+              <w:rPr>
+                <w:rFonts w:ascii="Arial" w:cs="Arial" w:eastAsia="Arial" w:hAnsi="Arial"/>
+                <w:b/>
+                <w:bCs/>
+                <w:i w:val="false"/>
+                <w:iCs w:val="false"/>
+                <w:color w:val="000000"/>
+                <w:sz w:val="18"/>
+                <w:szCs w:val="18"/>
+              </w:rPr>
+              <w:t xml:space="preserve">Predict Phase</w:t>
             </w:r>
           </w:p>
           <w:p>
@@ -8977,7 +8977,7 @@
             <w:pPr>
               <w:spacing w:after="20" w:before="0"/>
             </w:pPr>
-            <w:hyperlink w:history="1" r:id="rIda6aufc1v0tk457q9iziqz">
+            <w:hyperlink w:history="1" r:id="rIde_7eet-b-abcs0foav8lh">
               <w:r>
                 <w:rPr>
                   <w:rFonts w:ascii="Arial" w:cs="Arial" w:eastAsia="Arial" w:hAnsi="Arial"/>
@@ -9010,7 +9010,7 @@
               <w:spacing w:after="10" w:before="0"/>
               <w:ind w:left="120"/>
             </w:pPr>
-            <w:hyperlink w:history="1" r:id="rId4w9fgqpzo7rtzpbl96w1c">
+            <w:hyperlink w:history="1" r:id="rId2zzomhjjfrcwb24qzbfxp">
               <w:r>
                 <w:rPr>
                   <w:rFonts w:ascii="Arial" w:cs="Arial" w:eastAsia="Arial" w:hAnsi="Arial"/>
@@ -9055,7 +9055,7 @@
             <w:pPr>
               <w:spacing w:after="20" w:before="0"/>
             </w:pPr>
-            <w:hyperlink w:history="1" r:id="rIdnkydnhzadoqkztgoemgba">
+            <w:hyperlink w:history="1" r:id="rIddjxsteo-a8vh7unsb7wl2">
               <w:r>
                 <w:rPr>
                   <w:rFonts w:ascii="Arial" w:cs="Arial" w:eastAsia="Arial" w:hAnsi="Arial"/>
@@ -9088,7 +9088,7 @@
               <w:spacing w:after="10" w:before="0"/>
               <w:ind w:left="120"/>
             </w:pPr>
-            <w:hyperlink w:history="1" r:id="rIdv-m6_4n0151mnjylom7vn">
+            <w:hyperlink w:history="1" r:id="rIdpvskhhyzvrgtozqo4pmba">
               <w:r>
                 <w:rPr>
                   <w:rFonts w:ascii="Arial" w:cs="Arial" w:eastAsia="Arial" w:hAnsi="Arial"/>
@@ -9235,32 +9235,32 @@
         <w:tc>
           <w:tcPr>
             <w:tcW w:type="dxa" w:w="1520"/>
-            <w:shd w:fill="F2F2F2" w:color="auto" w:val="clear"/>
-            <w:tcMar>
-              <w:top w:type="dxa" w:w="60"/>
-              <w:left w:type="dxa" w:w="120"/>
-              <w:bottom w:type="dxa" w:w="60"/>
-              <w:right w:type="dxa" w:w="120"/>
-            </w:tcMar>
-            <w:vAlign w:val="top"/>
-          </w:tcPr>
-          <w:p>
-            <w:pPr>
-              <w:spacing w:after="40" w:before="0"/>
-              <w:jc w:val="left"/>
-            </w:pPr>
-            <w:r>
-              <w:rPr>
-                <w:rFonts w:ascii="Arial" w:cs="Arial" w:eastAsia="Arial" w:hAnsi="Arial"/>
-                <w:b/>
-                <w:bCs/>
-                <w:i w:val="false"/>
-                <w:iCs w:val="false"/>
-                <w:color w:val="000000"/>
-                <w:sz w:val="18"/>
-                <w:szCs w:val="18"/>
-              </w:rPr>
-              <w:t xml:space="preserve">Phase 2 — OBSERVE: Three Methods for Finding the Reciprocal</w:t>
+            <w:shd w:fill="D9EEF1" w:color="auto" w:val="clear"/>
+            <w:tcMar>
+              <w:top w:type="dxa" w:w="60"/>
+              <w:left w:type="dxa" w:w="120"/>
+              <w:bottom w:type="dxa" w:w="60"/>
+              <w:right w:type="dxa" w:w="120"/>
+            </w:tcMar>
+            <w:vAlign w:val="top"/>
+          </w:tcPr>
+          <w:p>
+            <w:pPr>
+              <w:spacing w:after="40" w:before="0"/>
+              <w:jc w:val="left"/>
+            </w:pPr>
+            <w:r>
+              <w:rPr>
+                <w:rFonts w:ascii="Arial" w:cs="Arial" w:eastAsia="Arial" w:hAnsi="Arial"/>
+                <w:b/>
+                <w:bCs/>
+                <w:i w:val="false"/>
+                <w:iCs w:val="false"/>
+                <w:color w:val="000000"/>
+                <w:sz w:val="18"/>
+                <w:szCs w:val="18"/>
+              </w:rPr>
+              <w:t xml:space="preserve">Observe Phase</w:t>
             </w:r>
           </w:p>
           <w:p>
@@ -9283,7 +9283,7 @@
             <w:pPr>
               <w:spacing w:after="20" w:before="0"/>
             </w:pPr>
-            <w:hyperlink w:history="1" r:id="rIdna0mhibnybfraqdk7zq_b">
+            <w:hyperlink w:history="1" r:id="rIdpj597u6owyvhzuunwjg-0">
               <w:r>
                 <w:rPr>
                   <w:rFonts w:ascii="Arial" w:cs="Arial" w:eastAsia="Arial" w:hAnsi="Arial"/>
@@ -9316,7 +9316,7 @@
               <w:spacing w:after="10" w:before="0"/>
               <w:ind w:left="120"/>
             </w:pPr>
-            <w:hyperlink w:history="1" r:id="rIdrjmddjhw26bgcf4wqu_bb">
+            <w:hyperlink w:history="1" r:id="rId_o-sa-wphqgts9xdbkeiy">
               <w:r>
                 <w:rPr>
                   <w:rFonts w:ascii="Arial" w:cs="Arial" w:eastAsia="Arial" w:hAnsi="Arial"/>
@@ -9361,7 +9361,7 @@
             <w:pPr>
               <w:spacing w:after="20" w:before="0"/>
             </w:pPr>
-            <w:hyperlink w:history="1" r:id="rIdjims8uqlj1wtmdspw1g8f">
+            <w:hyperlink w:history="1" r:id="rIdv-goezcpqsrvaw_zhtmb3">
               <w:r>
                 <w:rPr>
                   <w:rFonts w:ascii="Arial" w:cs="Arial" w:eastAsia="Arial" w:hAnsi="Arial"/>
@@ -9394,7 +9394,7 @@
               <w:spacing w:after="10" w:before="0"/>
               <w:ind w:left="120"/>
             </w:pPr>
-            <w:hyperlink w:history="1" r:id="rIdgfi2wjuxl_wpdh_ovqmpx">
+            <w:hyperlink w:history="1" r:id="rIdg5ujze2pw3kc_idrya_ev">
               <w:r>
                 <w:rPr>
                   <w:rFonts w:ascii="Arial" w:cs="Arial" w:eastAsia="Arial" w:hAnsi="Arial"/>
@@ -9541,32 +9541,32 @@
         <w:tc>
           <w:tcPr>
             <w:tcW w:type="dxa" w:w="1520"/>
-            <w:shd w:fill="F2F2F2" w:color="auto" w:val="clear"/>
-            <w:tcMar>
-              <w:top w:type="dxa" w:w="60"/>
-              <w:left w:type="dxa" w:w="120"/>
-              <w:bottom w:type="dxa" w:w="60"/>
-              <w:right w:type="dxa" w:w="120"/>
-            </w:tcMar>
-            <w:vAlign w:val="top"/>
-          </w:tcPr>
-          <w:p>
-            <w:pPr>
-              <w:spacing w:after="40" w:before="0"/>
-              <w:jc w:val="left"/>
-            </w:pPr>
-            <w:r>
-              <w:rPr>
-                <w:rFonts w:ascii="Arial" w:cs="Arial" w:eastAsia="Arial" w:hAnsi="Arial"/>
-                <w:b/>
-                <w:bCs/>
-                <w:i w:val="false"/>
-                <w:iCs w:val="false"/>
-                <w:color w:val="000000"/>
-                <w:sz w:val="18"/>
-                <w:szCs w:val="18"/>
-              </w:rPr>
-              <w:t xml:space="preserve">Phase 3 — EXPLAIN: Why Does the Reciprocal Always Exist — and What Type Is It?</w:t>
+            <w:shd w:fill="E2EFDA" w:color="auto" w:val="clear"/>
+            <w:tcMar>
+              <w:top w:type="dxa" w:w="60"/>
+              <w:left w:type="dxa" w:w="120"/>
+              <w:bottom w:type="dxa" w:w="60"/>
+              <w:right w:type="dxa" w:w="120"/>
+            </w:tcMar>
+            <w:vAlign w:val="top"/>
+          </w:tcPr>
+          <w:p>
+            <w:pPr>
+              <w:spacing w:after="40" w:before="0"/>
+              <w:jc w:val="left"/>
+            </w:pPr>
+            <w:r>
+              <w:rPr>
+                <w:rFonts w:ascii="Arial" w:cs="Arial" w:eastAsia="Arial" w:hAnsi="Arial"/>
+                <w:b/>
+                <w:bCs/>
+                <w:i w:val="false"/>
+                <w:iCs w:val="false"/>
+                <w:color w:val="000000"/>
+                <w:sz w:val="18"/>
+                <w:szCs w:val="18"/>
+              </w:rPr>
+              <w:t xml:space="preserve">Explain Phase</w:t>
             </w:r>
           </w:p>
           <w:p>
@@ -9589,7 +9589,7 @@
             <w:pPr>
               <w:spacing w:after="20" w:before="0"/>
             </w:pPr>
-            <w:hyperlink w:history="1" r:id="rIduxlxzbev3hlgprtew5oab">
+            <w:hyperlink w:history="1" r:id="rId-yxpzu6xrnjknoog2uxog">
               <w:r>
                 <w:rPr>
                   <w:rFonts w:ascii="Arial" w:cs="Arial" w:eastAsia="Arial" w:hAnsi="Arial"/>
@@ -9622,7 +9622,7 @@
               <w:spacing w:after="10" w:before="0"/>
               <w:ind w:left="120"/>
             </w:pPr>
-            <w:hyperlink w:history="1" r:id="rIdj9o2c3fekj3ovxykpk0dv">
+            <w:hyperlink w:history="1" r:id="rIdpvgdl2lppwqnakifmann-">
               <w:r>
                 <w:rPr>
                   <w:rFonts w:ascii="Arial" w:cs="Arial" w:eastAsia="Arial" w:hAnsi="Arial"/>
@@ -9667,7 +9667,7 @@
             <w:pPr>
               <w:spacing w:after="20" w:before="0"/>
             </w:pPr>
-            <w:hyperlink w:history="1" r:id="rIdlnyeb8mspisypoafeejzg">
+            <w:hyperlink w:history="1" r:id="rIdet33ic9pagucny8nir3ut">
               <w:r>
                 <w:rPr>
                   <w:rFonts w:ascii="Arial" w:cs="Arial" w:eastAsia="Arial" w:hAnsi="Arial"/>
@@ -9700,7 +9700,7 @@
               <w:spacing w:after="10" w:before="0"/>
               <w:ind w:left="120"/>
             </w:pPr>
-            <w:hyperlink w:history="1" r:id="rIdjgdkb9rucq6ukvbz2_en6">
+            <w:hyperlink w:history="1" r:id="rIdt9qmsbxltn36hhqv8ytr-">
               <w:r>
                 <w:rPr>
                   <w:rFonts w:ascii="Arial" w:cs="Arial" w:eastAsia="Arial" w:hAnsi="Arial"/>
@@ -9847,32 +9847,32 @@
         <w:tc>
           <w:tcPr>
             <w:tcW w:type="dxa" w:w="1520"/>
-            <w:shd w:fill="F2F2F2" w:color="auto" w:val="clear"/>
-            <w:tcMar>
-              <w:top w:type="dxa" w:w="60"/>
-              <w:left w:type="dxa" w:w="120"/>
-              <w:bottom w:type="dxa" w:w="60"/>
-              <w:right w:type="dxa" w:w="120"/>
-            </w:tcMar>
-            <w:vAlign w:val="top"/>
-          </w:tcPr>
-          <w:p>
-            <w:pPr>
-              <w:spacing w:after="40" w:before="0"/>
-              <w:jc w:val="left"/>
-            </w:pPr>
-            <w:r>
-              <w:rPr>
-                <w:rFonts w:ascii="Arial" w:cs="Arial" w:eastAsia="Arial" w:hAnsi="Arial"/>
-                <w:b/>
-                <w:bCs/>
-                <w:i w:val="false"/>
-                <w:iCs w:val="false"/>
-                <w:color w:val="000000"/>
-                <w:sz w:val="18"/>
-                <w:szCs w:val="18"/>
-              </w:rPr>
-              <w:t xml:space="preserve">Phase 4 — DRIVING QUESTION BOARD (DQB) UPDATE: What Have We Learned? What Do We Still Wonder?</w:t>
+            <w:shd w:fill="FCE4D6" w:color="auto" w:val="clear"/>
+            <w:tcMar>
+              <w:top w:type="dxa" w:w="60"/>
+              <w:left w:type="dxa" w:w="120"/>
+              <w:bottom w:type="dxa" w:w="60"/>
+              <w:right w:type="dxa" w:w="120"/>
+            </w:tcMar>
+            <w:vAlign w:val="top"/>
+          </w:tcPr>
+          <w:p>
+            <w:pPr>
+              <w:spacing w:after="40" w:before="0"/>
+              <w:jc w:val="left"/>
+            </w:pPr>
+            <w:r>
+              <w:rPr>
+                <w:rFonts w:ascii="Arial" w:cs="Arial" w:eastAsia="Arial" w:hAnsi="Arial"/>
+                <w:b/>
+                <w:bCs/>
+                <w:i w:val="false"/>
+                <w:iCs w:val="false"/>
+                <w:color w:val="000000"/>
+                <w:sz w:val="18"/>
+                <w:szCs w:val="18"/>
+              </w:rPr>
+              <w:t xml:space="preserve">Driving Question Board (DQB) Creation</w:t>
             </w:r>
           </w:p>
           <w:p>
@@ -9895,7 +9895,7 @@
             <w:pPr>
               <w:spacing w:after="20" w:before="0"/>
             </w:pPr>
-            <w:hyperlink w:history="1" r:id="rIdtth0n8lsio2vzzasokawx">
+            <w:hyperlink w:history="1" r:id="rIdi-ob7usis6hzazct30hkh">
               <w:r>
                 <w:rPr>
                   <w:rFonts w:ascii="Arial" w:cs="Arial" w:eastAsia="Arial" w:hAnsi="Arial"/>
@@ -9928,7 +9928,7 @@
               <w:spacing w:after="10" w:before="0"/>
               <w:ind w:left="120"/>
             </w:pPr>
-            <w:hyperlink w:history="1" r:id="rIdcqf97mxyhjlqz-lv-_lsh">
+            <w:hyperlink w:history="1" r:id="rId1_mzhbailzk5-btcxghni">
               <w:r>
                 <w:rPr>
                   <w:rFonts w:ascii="Arial" w:cs="Arial" w:eastAsia="Arial" w:hAnsi="Arial"/>
@@ -9973,7 +9973,7 @@
             <w:pPr>
               <w:spacing w:after="20" w:before="0"/>
             </w:pPr>
-            <w:hyperlink w:history="1" r:id="rIdo7hukrkezrkhaca3wa725">
+            <w:hyperlink w:history="1" r:id="rId4ys0uhjlgeuz8nsykypov">
               <w:r>
                 <w:rPr>
                   <w:rFonts w:ascii="Arial" w:cs="Arial" w:eastAsia="Arial" w:hAnsi="Arial"/>
@@ -10006,7 +10006,7 @@
               <w:spacing w:after="10" w:before="0"/>
               <w:ind w:left="120"/>
             </w:pPr>
-            <w:hyperlink w:history="1" r:id="rIdv9jky7y1syp5rvpk4tnzj">
+            <w:hyperlink w:history="1" r:id="rIdse1ydxz34vfl8tvf18mlt">
               <w:r>
                 <w:rPr>
                   <w:rFonts w:ascii="Arial" w:cs="Arial" w:eastAsia="Arial" w:hAnsi="Arial"/>
@@ -10153,32 +10153,32 @@
         <w:tc>
           <w:tcPr>
             <w:tcW w:type="dxa" w:w="1520"/>
-            <w:shd w:fill="F2F2F2" w:color="auto" w:val="clear"/>
-            <w:tcMar>
-              <w:top w:type="dxa" w:w="60"/>
-              <w:left w:type="dxa" w:w="120"/>
-              <w:bottom w:type="dxa" w:w="60"/>
-              <w:right w:type="dxa" w:w="120"/>
-            </w:tcMar>
-            <w:vAlign w:val="top"/>
-          </w:tcPr>
-          <w:p>
-            <w:pPr>
-              <w:spacing w:after="40" w:before="0"/>
-              <w:jc w:val="left"/>
-            </w:pPr>
-            <w:r>
-              <w:rPr>
-                <w:rFonts w:ascii="Arial" w:cs="Arial" w:eastAsia="Arial" w:hAnsi="Arial"/>
-                <w:b/>
-                <w:bCs/>
-                <w:i w:val="false"/>
-                <w:iCs w:val="false"/>
-                <w:color w:val="000000"/>
-                <w:sz w:val="18"/>
-                <w:szCs w:val="18"/>
-              </w:rPr>
-              <w:t xml:space="preserve">Phase 5 — MODEL BUILDING: Update the Pizza Reciprocal Diagram</w:t>
+            <w:shd w:fill="D5E8F0" w:color="auto" w:val="clear"/>
+            <w:tcMar>
+              <w:top w:type="dxa" w:w="60"/>
+              <w:left w:type="dxa" w:w="120"/>
+              <w:bottom w:type="dxa" w:w="60"/>
+              <w:right w:type="dxa" w:w="120"/>
+            </w:tcMar>
+            <w:vAlign w:val="top"/>
+          </w:tcPr>
+          <w:p>
+            <w:pPr>
+              <w:spacing w:after="40" w:before="0"/>
+              <w:jc w:val="left"/>
+            </w:pPr>
+            <w:r>
+              <w:rPr>
+                <w:rFonts w:ascii="Arial" w:cs="Arial" w:eastAsia="Arial" w:hAnsi="Arial"/>
+                <w:b/>
+                <w:bCs/>
+                <w:i w:val="false"/>
+                <w:iCs w:val="false"/>
+                <w:color w:val="000000"/>
+                <w:sz w:val="18"/>
+                <w:szCs w:val="18"/>
+              </w:rPr>
+              <w:t xml:space="preserve">Model Building Phase</w:t>
             </w:r>
           </w:p>
           <w:p>
@@ -10201,7 +10201,7 @@
             <w:pPr>
               <w:spacing w:after="20" w:before="0"/>
             </w:pPr>
-            <w:hyperlink w:history="1" r:id="rId3to4fqe26ktdrwqelvvjo">
+            <w:hyperlink w:history="1" r:id="rIdqxbkgvw2m1s9tq3bxqdv8">
               <w:r>
                 <w:rPr>
                   <w:rFonts w:ascii="Arial" w:cs="Arial" w:eastAsia="Arial" w:hAnsi="Arial"/>
@@ -10234,7 +10234,7 @@
               <w:spacing w:after="10" w:before="0"/>
               <w:ind w:left="120"/>
             </w:pPr>
-            <w:hyperlink w:history="1" r:id="rIdlvnccsxgictrqcyujudvp">
+            <w:hyperlink w:history="1" r:id="rIdfqxfx1pm6xaeeu-vb9c4g">
               <w:r>
                 <w:rPr>
                   <w:rFonts w:ascii="Arial" w:cs="Arial" w:eastAsia="Arial" w:hAnsi="Arial"/>
@@ -10279,7 +10279,7 @@
             <w:pPr>
               <w:spacing w:after="20" w:before="0"/>
             </w:pPr>
-            <w:hyperlink w:history="1" r:id="rId6d9stoggzlrjiakutowmb">
+            <w:hyperlink w:history="1" r:id="rIddqu7i9he9qm3anatm3zoh">
               <w:r>
                 <w:rPr>
                   <w:rFonts w:ascii="Arial" w:cs="Arial" w:eastAsia="Arial" w:hAnsi="Arial"/>
@@ -10312,7 +10312,7 @@
               <w:spacing w:after="10" w:before="0"/>
               <w:ind w:left="120"/>
             </w:pPr>
-            <w:hyperlink w:history="1" r:id="rIdixffp0foaznl5uu3_oj5k">
+            <w:hyperlink w:history="1" r:id="rIdd7pvwwehmwql0ojs7koun">
               <w:r>
                 <w:rPr>
                   <w:rFonts w:ascii="Arial" w:cs="Arial" w:eastAsia="Arial" w:hAnsi="Arial"/>
@@ -11751,32 +11751,32 @@
         <w:tc>
           <w:tcPr>
             <w:tcW w:type="dxa" w:w="1520"/>
-            <w:shd w:fill="F2F2F2" w:color="auto" w:val="clear"/>
-            <w:tcMar>
-              <w:top w:type="dxa" w:w="60"/>
-              <w:left w:type="dxa" w:w="120"/>
-              <w:bottom w:type="dxa" w:w="60"/>
-              <w:right w:type="dxa" w:w="120"/>
-            </w:tcMar>
-            <w:vAlign w:val="top"/>
-          </w:tcPr>
-          <w:p>
-            <w:pPr>
-              <w:spacing w:after="40" w:before="0"/>
-              <w:jc w:val="left"/>
-            </w:pPr>
-            <w:r>
-              <w:rPr>
-                <w:rFonts w:ascii="Arial" w:cs="Arial" w:eastAsia="Arial" w:hAnsi="Arial"/>
-                <w:b/>
-                <w:bCs/>
-                <w:i w:val="false"/>
-                <w:iCs w:val="false"/>
-                <w:color w:val="000000"/>
-                <w:sz w:val="18"/>
-                <w:szCs w:val="18"/>
-              </w:rPr>
-              <w:t xml:space="preserve">1 — PREDICT</w:t>
+            <w:shd w:fill="EAD1F5" w:color="auto" w:val="clear"/>
+            <w:tcMar>
+              <w:top w:type="dxa" w:w="60"/>
+              <w:left w:type="dxa" w:w="120"/>
+              <w:bottom w:type="dxa" w:w="60"/>
+              <w:right w:type="dxa" w:w="120"/>
+            </w:tcMar>
+            <w:vAlign w:val="top"/>
+          </w:tcPr>
+          <w:p>
+            <w:pPr>
+              <w:spacing w:after="40" w:before="0"/>
+              <w:jc w:val="left"/>
+            </w:pPr>
+            <w:r>
+              <w:rPr>
+                <w:rFonts w:ascii="Arial" w:cs="Arial" w:eastAsia="Arial" w:hAnsi="Arial"/>
+                <w:b/>
+                <w:bCs/>
+                <w:i w:val="false"/>
+                <w:iCs w:val="false"/>
+                <w:color w:val="000000"/>
+                <w:sz w:val="18"/>
+                <w:szCs w:val="18"/>
+              </w:rPr>
+              <w:t xml:space="preserve">Predict Phase</w:t>
             </w:r>
           </w:p>
           <w:p>
@@ -11799,7 +11799,7 @@
             <w:pPr>
               <w:spacing w:after="20" w:before="0"/>
             </w:pPr>
-            <w:hyperlink w:history="1" r:id="rIdr9ucom2myk_nvvlthze9q">
+            <w:hyperlink w:history="1" r:id="rIdyyfajdrq51j60wvn2wip4">
               <w:r>
                 <w:rPr>
                   <w:rFonts w:ascii="Arial" w:cs="Arial" w:eastAsia="Arial" w:hAnsi="Arial"/>
@@ -11832,7 +11832,7 @@
               <w:spacing w:after="10" w:before="0"/>
               <w:ind w:left="120"/>
             </w:pPr>
-            <w:hyperlink w:history="1" r:id="rIds15tax6so18svxyktbmb0">
+            <w:hyperlink w:history="1" r:id="rId5fhnhp8z-fxthovvtudz8">
               <w:r>
                 <w:rPr>
                   <w:rFonts w:ascii="Arial" w:cs="Arial" w:eastAsia="Arial" w:hAnsi="Arial"/>
@@ -11877,7 +11877,7 @@
             <w:pPr>
               <w:spacing w:after="20" w:before="0"/>
             </w:pPr>
-            <w:hyperlink w:history="1" r:id="rId11v11ckupoxk9drhap1fv">
+            <w:hyperlink w:history="1" r:id="rIdxbxyph6xhdmtbjazehlpr">
               <w:r>
                 <w:rPr>
                   <w:rFonts w:ascii="Arial" w:cs="Arial" w:eastAsia="Arial" w:hAnsi="Arial"/>
@@ -11910,7 +11910,7 @@
               <w:spacing w:after="10" w:before="0"/>
               <w:ind w:left="120"/>
             </w:pPr>
-            <w:hyperlink w:history="1" r:id="rId2aohnxrmczxst36wjmb-o">
+            <w:hyperlink w:history="1" r:id="rIdytfa7w2iz6ifcmh-1qti9">
               <w:r>
                 <w:rPr>
                   <w:rFonts w:ascii="Arial" w:cs="Arial" w:eastAsia="Arial" w:hAnsi="Arial"/>
@@ -12057,32 +12057,32 @@
         <w:tc>
           <w:tcPr>
             <w:tcW w:type="dxa" w:w="1520"/>
-            <w:shd w:fill="F2F2F2" w:color="auto" w:val="clear"/>
-            <w:tcMar>
-              <w:top w:type="dxa" w:w="60"/>
-              <w:left w:type="dxa" w:w="120"/>
-              <w:bottom w:type="dxa" w:w="60"/>
-              <w:right w:type="dxa" w:w="120"/>
-            </w:tcMar>
-            <w:vAlign w:val="top"/>
-          </w:tcPr>
-          <w:p>
-            <w:pPr>
-              <w:spacing w:after="40" w:before="0"/>
-              <w:jc w:val="left"/>
-            </w:pPr>
-            <w:r>
-              <w:rPr>
-                <w:rFonts w:ascii="Arial" w:cs="Arial" w:eastAsia="Arial" w:hAnsi="Arial"/>
-                <w:b/>
-                <w:bCs/>
-                <w:i w:val="false"/>
-                <w:iCs w:val="false"/>
-                <w:color w:val="000000"/>
-                <w:sz w:val="18"/>
-                <w:szCs w:val="18"/>
-              </w:rPr>
-              <w:t xml:space="preserve">2 — OBSERVE</w:t>
+            <w:shd w:fill="D9EEF1" w:color="auto" w:val="clear"/>
+            <w:tcMar>
+              <w:top w:type="dxa" w:w="60"/>
+              <w:left w:type="dxa" w:w="120"/>
+              <w:bottom w:type="dxa" w:w="60"/>
+              <w:right w:type="dxa" w:w="120"/>
+            </w:tcMar>
+            <w:vAlign w:val="top"/>
+          </w:tcPr>
+          <w:p>
+            <w:pPr>
+              <w:spacing w:after="40" w:before="0"/>
+              <w:jc w:val="left"/>
+            </w:pPr>
+            <w:r>
+              <w:rPr>
+                <w:rFonts w:ascii="Arial" w:cs="Arial" w:eastAsia="Arial" w:hAnsi="Arial"/>
+                <w:b/>
+                <w:bCs/>
+                <w:i w:val="false"/>
+                <w:iCs w:val="false"/>
+                <w:color w:val="000000"/>
+                <w:sz w:val="18"/>
+                <w:szCs w:val="18"/>
+              </w:rPr>
+              <w:t xml:space="preserve">Observe Phase</w:t>
             </w:r>
           </w:p>
           <w:p>
@@ -12105,7 +12105,7 @@
             <w:pPr>
               <w:spacing w:after="20" w:before="0"/>
             </w:pPr>
-            <w:hyperlink w:history="1" r:id="rIde-tf6wn8k7ntns5i9ujzt">
+            <w:hyperlink w:history="1" r:id="rId6yadpwrpvcwenau6gvrrp">
               <w:r>
                 <w:rPr>
                   <w:rFonts w:ascii="Arial" w:cs="Arial" w:eastAsia="Arial" w:hAnsi="Arial"/>
@@ -12138,7 +12138,7 @@
               <w:spacing w:after="10" w:before="0"/>
               <w:ind w:left="120"/>
             </w:pPr>
-            <w:hyperlink w:history="1" r:id="rIdf-v9uls68lxmmfy2dgs6s">
+            <w:hyperlink w:history="1" r:id="rIdvkhm8f72wd_97ba30yv-5">
               <w:r>
                 <w:rPr>
                   <w:rFonts w:ascii="Arial" w:cs="Arial" w:eastAsia="Arial" w:hAnsi="Arial"/>
@@ -12183,7 +12183,7 @@
             <w:pPr>
               <w:spacing w:after="20" w:before="0"/>
             </w:pPr>
-            <w:hyperlink w:history="1" r:id="rId8ls5dann7gwmsgqn7gg6j">
+            <w:hyperlink w:history="1" r:id="rIdq9ppom0ykxslh4ogyze0u">
               <w:r>
                 <w:rPr>
                   <w:rFonts w:ascii="Arial" w:cs="Arial" w:eastAsia="Arial" w:hAnsi="Arial"/>
@@ -12216,7 +12216,7 @@
               <w:spacing w:after="10" w:before="0"/>
               <w:ind w:left="120"/>
             </w:pPr>
-            <w:hyperlink w:history="1" r:id="rId8cdcs5l7kwnt9lnjtel0-">
+            <w:hyperlink w:history="1" r:id="rIdr3k71htitq25g6rqs_iu5">
               <w:r>
                 <w:rPr>
                   <w:rFonts w:ascii="Arial" w:cs="Arial" w:eastAsia="Arial" w:hAnsi="Arial"/>
@@ -12363,32 +12363,32 @@
         <w:tc>
           <w:tcPr>
             <w:tcW w:type="dxa" w:w="1520"/>
-            <w:shd w:fill="F2F2F2" w:color="auto" w:val="clear"/>
-            <w:tcMar>
-              <w:top w:type="dxa" w:w="60"/>
-              <w:left w:type="dxa" w:w="120"/>
-              <w:bottom w:type="dxa" w:w="60"/>
-              <w:right w:type="dxa" w:w="120"/>
-            </w:tcMar>
-            <w:vAlign w:val="top"/>
-          </w:tcPr>
-          <w:p>
-            <w:pPr>
-              <w:spacing w:after="40" w:before="0"/>
-              <w:jc w:val="left"/>
-            </w:pPr>
-            <w:r>
-              <w:rPr>
-                <w:rFonts w:ascii="Arial" w:cs="Arial" w:eastAsia="Arial" w:hAnsi="Arial"/>
-                <w:b/>
-                <w:bCs/>
-                <w:i w:val="false"/>
-                <w:iCs w:val="false"/>
-                <w:color w:val="000000"/>
-                <w:sz w:val="18"/>
-                <w:szCs w:val="18"/>
-              </w:rPr>
-              <w:t xml:space="preserve">3 — EXPLAIN</w:t>
+            <w:shd w:fill="E2EFDA" w:color="auto" w:val="clear"/>
+            <w:tcMar>
+              <w:top w:type="dxa" w:w="60"/>
+              <w:left w:type="dxa" w:w="120"/>
+              <w:bottom w:type="dxa" w:w="60"/>
+              <w:right w:type="dxa" w:w="120"/>
+            </w:tcMar>
+            <w:vAlign w:val="top"/>
+          </w:tcPr>
+          <w:p>
+            <w:pPr>
+              <w:spacing w:after="40" w:before="0"/>
+              <w:jc w:val="left"/>
+            </w:pPr>
+            <w:r>
+              <w:rPr>
+                <w:rFonts w:ascii="Arial" w:cs="Arial" w:eastAsia="Arial" w:hAnsi="Arial"/>
+                <w:b/>
+                <w:bCs/>
+                <w:i w:val="false"/>
+                <w:iCs w:val="false"/>
+                <w:color w:val="000000"/>
+                <w:sz w:val="18"/>
+                <w:szCs w:val="18"/>
+              </w:rPr>
+              <w:t xml:space="preserve">Explain Phase</w:t>
             </w:r>
           </w:p>
           <w:p>
@@ -12411,7 +12411,7 @@
             <w:pPr>
               <w:spacing w:after="20" w:before="0"/>
             </w:pPr>
-            <w:hyperlink w:history="1" r:id="rIdy0keblhnw5ft1kkxvqf6e">
+            <w:hyperlink w:history="1" r:id="rIdm7sue-stardv8miptfemy">
               <w:r>
                 <w:rPr>
                   <w:rFonts w:ascii="Arial" w:cs="Arial" w:eastAsia="Arial" w:hAnsi="Arial"/>
@@ -12444,7 +12444,7 @@
               <w:spacing w:after="10" w:before="0"/>
               <w:ind w:left="120"/>
             </w:pPr>
-            <w:hyperlink w:history="1" r:id="rIdg8jf7bwuntjtaly1fkf3q">
+            <w:hyperlink w:history="1" r:id="rIdsyirjmg3i9tu3sde5j8-5">
               <w:r>
                 <w:rPr>
                   <w:rFonts w:ascii="Arial" w:cs="Arial" w:eastAsia="Arial" w:hAnsi="Arial"/>
@@ -12489,7 +12489,7 @@
             <w:pPr>
               <w:spacing w:after="20" w:before="0"/>
             </w:pPr>
-            <w:hyperlink w:history="1" r:id="rId4kgyvcuzwghwgk13vmx01">
+            <w:hyperlink w:history="1" r:id="rIdgt3ty7jtkvridltt-7pfj">
               <w:r>
                 <w:rPr>
                   <w:rFonts w:ascii="Arial" w:cs="Arial" w:eastAsia="Arial" w:hAnsi="Arial"/>
@@ -12522,7 +12522,7 @@
               <w:spacing w:after="10" w:before="0"/>
               <w:ind w:left="120"/>
             </w:pPr>
-            <w:hyperlink w:history="1" r:id="rId47dy88bbzitnnx-s-mclj">
+            <w:hyperlink w:history="1" r:id="rIdggyh4cfxohwe8mjoqdfhd">
               <w:r>
                 <w:rPr>
                   <w:rFonts w:ascii="Arial" w:cs="Arial" w:eastAsia="Arial" w:hAnsi="Arial"/>
@@ -12669,32 +12669,32 @@
         <w:tc>
           <w:tcPr>
             <w:tcW w:type="dxa" w:w="1520"/>
-            <w:shd w:fill="F2F2F2" w:color="auto" w:val="clear"/>
-            <w:tcMar>
-              <w:top w:type="dxa" w:w="60"/>
-              <w:left w:type="dxa" w:w="120"/>
-              <w:bottom w:type="dxa" w:w="60"/>
-              <w:right w:type="dxa" w:w="120"/>
-            </w:tcMar>
-            <w:vAlign w:val="top"/>
-          </w:tcPr>
-          <w:p>
-            <w:pPr>
-              <w:spacing w:after="40" w:before="0"/>
-              <w:jc w:val="left"/>
-            </w:pPr>
-            <w:r>
-              <w:rPr>
-                <w:rFonts w:ascii="Arial" w:cs="Arial" w:eastAsia="Arial" w:hAnsi="Arial"/>
-                <w:b/>
-                <w:bCs/>
-                <w:i w:val="false"/>
-                <w:iCs w:val="false"/>
-                <w:color w:val="000000"/>
-                <w:sz w:val="18"/>
-                <w:szCs w:val="18"/>
-              </w:rPr>
-              <w:t xml:space="preserve">4 — DRIVING QUESTION BOARD (DQB) UPDATE</w:t>
+            <w:shd w:fill="FCE4D6" w:color="auto" w:val="clear"/>
+            <w:tcMar>
+              <w:top w:type="dxa" w:w="60"/>
+              <w:left w:type="dxa" w:w="120"/>
+              <w:bottom w:type="dxa" w:w="60"/>
+              <w:right w:type="dxa" w:w="120"/>
+            </w:tcMar>
+            <w:vAlign w:val="top"/>
+          </w:tcPr>
+          <w:p>
+            <w:pPr>
+              <w:spacing w:after="40" w:before="0"/>
+              <w:jc w:val="left"/>
+            </w:pPr>
+            <w:r>
+              <w:rPr>
+                <w:rFonts w:ascii="Arial" w:cs="Arial" w:eastAsia="Arial" w:hAnsi="Arial"/>
+                <w:b/>
+                <w:bCs/>
+                <w:i w:val="false"/>
+                <w:iCs w:val="false"/>
+                <w:color w:val="000000"/>
+                <w:sz w:val="18"/>
+                <w:szCs w:val="18"/>
+              </w:rPr>
+              <w:t xml:space="preserve">Driving Question Board (DQB) Creation</w:t>
             </w:r>
           </w:p>
           <w:p>
@@ -12717,7 +12717,7 @@
             <w:pPr>
               <w:spacing w:after="20" w:before="0"/>
             </w:pPr>
-            <w:hyperlink w:history="1" r:id="rIdmsm6hnnmppc8qgykz8kqq">
+            <w:hyperlink w:history="1" r:id="rIdqxcxv39s2uncn1safvv9y">
               <w:r>
                 <w:rPr>
                   <w:rFonts w:ascii="Arial" w:cs="Arial" w:eastAsia="Arial" w:hAnsi="Arial"/>
@@ -12750,7 +12750,7 @@
               <w:spacing w:after="10" w:before="0"/>
               <w:ind w:left="120"/>
             </w:pPr>
-            <w:hyperlink w:history="1" r:id="rIddfioc1spdapwz5p-pesum">
+            <w:hyperlink w:history="1" r:id="rIdsu7t7vohpcp-mugq3eh3r">
               <w:r>
                 <w:rPr>
                   <w:rFonts w:ascii="Arial" w:cs="Arial" w:eastAsia="Arial" w:hAnsi="Arial"/>
@@ -12795,7 +12795,7 @@
             <w:pPr>
               <w:spacing w:after="20" w:before="0"/>
             </w:pPr>
-            <w:hyperlink w:history="1" r:id="rIdhyuyztn8uxob_tecui3wc">
+            <w:hyperlink w:history="1" r:id="rIdztjdbh-jw1dt4icqxbx69">
               <w:r>
                 <w:rPr>
                   <w:rFonts w:ascii="Arial" w:cs="Arial" w:eastAsia="Arial" w:hAnsi="Arial"/>
@@ -12828,7 +12828,7 @@
               <w:spacing w:after="10" w:before="0"/>
               <w:ind w:left="120"/>
             </w:pPr>
-            <w:hyperlink w:history="1" r:id="rIdy9povd0udsos3sedzjjao">
+            <w:hyperlink w:history="1" r:id="rIdv28tlrdpxs5w_lgaarb1u">
               <w:r>
                 <w:rPr>
                   <w:rFonts w:ascii="Arial" w:cs="Arial" w:eastAsia="Arial" w:hAnsi="Arial"/>
@@ -12975,32 +12975,32 @@
         <w:tc>
           <w:tcPr>
             <w:tcW w:type="dxa" w:w="1520"/>
-            <w:shd w:fill="F2F2F2" w:color="auto" w:val="clear"/>
-            <w:tcMar>
-              <w:top w:type="dxa" w:w="60"/>
-              <w:left w:type="dxa" w:w="120"/>
-              <w:bottom w:type="dxa" w:w="60"/>
-              <w:right w:type="dxa" w:w="120"/>
-            </w:tcMar>
-            <w:vAlign w:val="top"/>
-          </w:tcPr>
-          <w:p>
-            <w:pPr>
-              <w:spacing w:after="40" w:before="0"/>
-              <w:jc w:val="left"/>
-            </w:pPr>
-            <w:r>
-              <w:rPr>
-                <w:rFonts w:ascii="Arial" w:cs="Arial" w:eastAsia="Arial" w:hAnsi="Arial"/>
-                <w:b/>
-                <w:bCs/>
-                <w:i w:val="false"/>
-                <w:iCs w:val="false"/>
-                <w:color w:val="000000"/>
-                <w:sz w:val="18"/>
-                <w:szCs w:val="18"/>
-              </w:rPr>
-              <w:t xml:space="preserve">5 — MODEL BUILDING</w:t>
+            <w:shd w:fill="D5E8F0" w:color="auto" w:val="clear"/>
+            <w:tcMar>
+              <w:top w:type="dxa" w:w="60"/>
+              <w:left w:type="dxa" w:w="120"/>
+              <w:bottom w:type="dxa" w:w="60"/>
+              <w:right w:type="dxa" w:w="120"/>
+            </w:tcMar>
+            <w:vAlign w:val="top"/>
+          </w:tcPr>
+          <w:p>
+            <w:pPr>
+              <w:spacing w:after="40" w:before="0"/>
+              <w:jc w:val="left"/>
+            </w:pPr>
+            <w:r>
+              <w:rPr>
+                <w:rFonts w:ascii="Arial" w:cs="Arial" w:eastAsia="Arial" w:hAnsi="Arial"/>
+                <w:b/>
+                <w:bCs/>
+                <w:i w:val="false"/>
+                <w:iCs w:val="false"/>
+                <w:color w:val="000000"/>
+                <w:sz w:val="18"/>
+                <w:szCs w:val="18"/>
+              </w:rPr>
+              <w:t xml:space="preserve">Model Building Phase</w:t>
             </w:r>
           </w:p>
           <w:p>
@@ -13023,7 +13023,7 @@
             <w:pPr>
               <w:spacing w:after="20" w:before="0"/>
             </w:pPr>
-            <w:hyperlink w:history="1" r:id="rId9yl1vag8r9fn9ujmphuc2">
+            <w:hyperlink w:history="1" r:id="rId5vuq_wlexqhhw3fww1jxn">
               <w:r>
                 <w:rPr>
                   <w:rFonts w:ascii="Arial" w:cs="Arial" w:eastAsia="Arial" w:hAnsi="Arial"/>
@@ -13056,7 +13056,7 @@
               <w:spacing w:after="10" w:before="0"/>
               <w:ind w:left="120"/>
             </w:pPr>
-            <w:hyperlink w:history="1" r:id="rIdxhaevfox8j4klnput5lc8">
+            <w:hyperlink w:history="1" r:id="rIdhp9_5ed3y7fyrxrbobbch">
               <w:r>
                 <w:rPr>
                   <w:rFonts w:ascii="Arial" w:cs="Arial" w:eastAsia="Arial" w:hAnsi="Arial"/>
@@ -13101,7 +13101,7 @@
             <w:pPr>
               <w:spacing w:after="20" w:before="0"/>
             </w:pPr>
-            <w:hyperlink w:history="1" r:id="rIda9loomvjrvbpyfvbmj4bn">
+            <w:hyperlink w:history="1" r:id="rIdo9miuofuy7vgou1-qfxxw">
               <w:r>
                 <w:rPr>
                   <w:rFonts w:ascii="Arial" w:cs="Arial" w:eastAsia="Arial" w:hAnsi="Arial"/>
@@ -13134,7 +13134,7 @@
               <w:spacing w:after="10" w:before="0"/>
               <w:ind w:left="120"/>
             </w:pPr>
-            <w:hyperlink w:history="1" r:id="rIdjivwqrxbesc4u12hk2frg">
+            <w:hyperlink w:history="1" r:id="rIdfikulkp1mvj2tuwuthvtx">
               <w:r>
                 <w:rPr>
                   <w:rFonts w:ascii="Arial" w:cs="Arial" w:eastAsia="Arial" w:hAnsi="Arial"/>
@@ -14573,32 +14573,32 @@
         <w:tc>
           <w:tcPr>
             <w:tcW w:type="dxa" w:w="1520"/>
-            <w:shd w:fill="F2F2F2" w:color="auto" w:val="clear"/>
-            <w:tcMar>
-              <w:top w:type="dxa" w:w="60"/>
-              <w:left w:type="dxa" w:w="120"/>
-              <w:bottom w:type="dxa" w:w="60"/>
-              <w:right w:type="dxa" w:w="120"/>
-            </w:tcMar>
-            <w:vAlign w:val="top"/>
-          </w:tcPr>
-          <w:p>
-            <w:pPr>
-              <w:spacing w:after="40" w:before="0"/>
-              <w:jc w:val="left"/>
-            </w:pPr>
-            <w:r>
-              <w:rPr>
-                <w:rFonts w:ascii="Arial" w:cs="Arial" w:eastAsia="Arial" w:hAnsi="Arial"/>
-                <w:b/>
-                <w:bCs/>
-                <w:i w:val="false"/>
-                <w:iCs w:val="false"/>
-                <w:color w:val="000000"/>
-                <w:sz w:val="18"/>
-                <w:szCs w:val="18"/>
-              </w:rPr>
-              <w:t xml:space="preserve">Phase 1 — Predict</w:t>
+            <w:shd w:fill="EAD1F5" w:color="auto" w:val="clear"/>
+            <w:tcMar>
+              <w:top w:type="dxa" w:w="60"/>
+              <w:left w:type="dxa" w:w="120"/>
+              <w:bottom w:type="dxa" w:w="60"/>
+              <w:right w:type="dxa" w:w="120"/>
+            </w:tcMar>
+            <w:vAlign w:val="top"/>
+          </w:tcPr>
+          <w:p>
+            <w:pPr>
+              <w:spacing w:after="40" w:before="0"/>
+              <w:jc w:val="left"/>
+            </w:pPr>
+            <w:r>
+              <w:rPr>
+                <w:rFonts w:ascii="Arial" w:cs="Arial" w:eastAsia="Arial" w:hAnsi="Arial"/>
+                <w:b/>
+                <w:bCs/>
+                <w:i w:val="false"/>
+                <w:iCs w:val="false"/>
+                <w:color w:val="000000"/>
+                <w:sz w:val="18"/>
+                <w:szCs w:val="18"/>
+              </w:rPr>
+              <w:t xml:space="preserve">Predict Phase</w:t>
             </w:r>
           </w:p>
           <w:p>
@@ -14621,7 +14621,7 @@
             <w:pPr>
               <w:spacing w:after="20" w:before="0"/>
             </w:pPr>
-            <w:hyperlink w:history="1" r:id="rIdrzyma2fzw2eribeq712ct">
+            <w:hyperlink w:history="1" r:id="rIdazmejdx_yfbphcq8fx7it">
               <w:r>
                 <w:rPr>
                   <w:rFonts w:ascii="Arial" w:cs="Arial" w:eastAsia="Arial" w:hAnsi="Arial"/>
@@ -14654,7 +14654,7 @@
               <w:spacing w:after="10" w:before="0"/>
               <w:ind w:left="120"/>
             </w:pPr>
-            <w:hyperlink w:history="1" r:id="rIdkveei1xqeyxnwvqdim-b5">
+            <w:hyperlink w:history="1" r:id="rIdqd4yrkgn4zzeqm14l5ijk">
               <w:r>
                 <w:rPr>
                   <w:rFonts w:ascii="Arial" w:cs="Arial" w:eastAsia="Arial" w:hAnsi="Arial"/>
@@ -14699,7 +14699,7 @@
             <w:pPr>
               <w:spacing w:after="20" w:before="0"/>
             </w:pPr>
-            <w:hyperlink w:history="1" r:id="rId2nzdko_zjruyb8rts6ujr">
+            <w:hyperlink w:history="1" r:id="rIdlszuh6d03eknpa2fh1h5r">
               <w:r>
                 <w:rPr>
                   <w:rFonts w:ascii="Arial" w:cs="Arial" w:eastAsia="Arial" w:hAnsi="Arial"/>
@@ -14732,7 +14732,7 @@
               <w:spacing w:after="10" w:before="0"/>
               <w:ind w:left="120"/>
             </w:pPr>
-            <w:hyperlink w:history="1" r:id="rId_lx84wle4_qmhvlt_ndvx">
+            <w:hyperlink w:history="1" r:id="rId3nxwhhy03xdrfmejoj0l7">
               <w:r>
                 <w:rPr>
                   <w:rFonts w:ascii="Arial" w:cs="Arial" w:eastAsia="Arial" w:hAnsi="Arial"/>
@@ -14879,32 +14879,32 @@
         <w:tc>
           <w:tcPr>
             <w:tcW w:type="dxa" w:w="1520"/>
-            <w:shd w:fill="F2F2F2" w:color="auto" w:val="clear"/>
-            <w:tcMar>
-              <w:top w:type="dxa" w:w="60"/>
-              <w:left w:type="dxa" w:w="120"/>
-              <w:bottom w:type="dxa" w:w="60"/>
-              <w:right w:type="dxa" w:w="120"/>
-            </w:tcMar>
-            <w:vAlign w:val="top"/>
-          </w:tcPr>
-          <w:p>
-            <w:pPr>
-              <w:spacing w:after="40" w:before="0"/>
-              <w:jc w:val="left"/>
-            </w:pPr>
-            <w:r>
-              <w:rPr>
-                <w:rFonts w:ascii="Arial" w:cs="Arial" w:eastAsia="Arial" w:hAnsi="Arial"/>
-                <w:b/>
-                <w:bCs/>
-                <w:i w:val="false"/>
-                <w:iCs w:val="false"/>
-                <w:color w:val="000000"/>
-                <w:sz w:val="18"/>
-                <w:szCs w:val="18"/>
-              </w:rPr>
-              <w:t xml:space="preserve">Phase 2 — Observe</w:t>
+            <w:shd w:fill="D9EEF1" w:color="auto" w:val="clear"/>
+            <w:tcMar>
+              <w:top w:type="dxa" w:w="60"/>
+              <w:left w:type="dxa" w:w="120"/>
+              <w:bottom w:type="dxa" w:w="60"/>
+              <w:right w:type="dxa" w:w="120"/>
+            </w:tcMar>
+            <w:vAlign w:val="top"/>
+          </w:tcPr>
+          <w:p>
+            <w:pPr>
+              <w:spacing w:after="40" w:before="0"/>
+              <w:jc w:val="left"/>
+            </w:pPr>
+            <w:r>
+              <w:rPr>
+                <w:rFonts w:ascii="Arial" w:cs="Arial" w:eastAsia="Arial" w:hAnsi="Arial"/>
+                <w:b/>
+                <w:bCs/>
+                <w:i w:val="false"/>
+                <w:iCs w:val="false"/>
+                <w:color w:val="000000"/>
+                <w:sz w:val="18"/>
+                <w:szCs w:val="18"/>
+              </w:rPr>
+              <w:t xml:space="preserve">Observe Phase</w:t>
             </w:r>
           </w:p>
           <w:p>
@@ -14927,7 +14927,7 @@
             <w:pPr>
               <w:spacing w:after="20" w:before="0"/>
             </w:pPr>
-            <w:hyperlink w:history="1" r:id="rIdq1vza0fysilfzykiyyrws">
+            <w:hyperlink w:history="1" r:id="rId9rjhcfw7vucptnipxotpv">
               <w:r>
                 <w:rPr>
                   <w:rFonts w:ascii="Arial" w:cs="Arial" w:eastAsia="Arial" w:hAnsi="Arial"/>
@@ -14960,7 +14960,7 @@
               <w:spacing w:after="10" w:before="0"/>
               <w:ind w:left="120"/>
             </w:pPr>
-            <w:hyperlink w:history="1" r:id="rIdgdvjjug50ddt2xedmjovb">
+            <w:hyperlink w:history="1" r:id="rIdb6npxlkpblpebuckgzgvz">
               <w:r>
                 <w:rPr>
                   <w:rFonts w:ascii="Arial" w:cs="Arial" w:eastAsia="Arial" w:hAnsi="Arial"/>
@@ -15005,7 +15005,7 @@
             <w:pPr>
               <w:spacing w:after="20" w:before="0"/>
             </w:pPr>
-            <w:hyperlink w:history="1" r:id="rIdtib63wq8xpvbtw-u4kngp">
+            <w:hyperlink w:history="1" r:id="rId-879-6x_gnvdugxhgdvoa">
               <w:r>
                 <w:rPr>
                   <w:rFonts w:ascii="Arial" w:cs="Arial" w:eastAsia="Arial" w:hAnsi="Arial"/>
@@ -15038,7 +15038,7 @@
               <w:spacing w:after="10" w:before="0"/>
               <w:ind w:left="120"/>
             </w:pPr>
-            <w:hyperlink w:history="1" r:id="rIdhjheyqtxkmr451w0mrdpx">
+            <w:hyperlink w:history="1" r:id="rIdamf1xnqn6lanp_zcgo70c">
               <w:r>
                 <w:rPr>
                   <w:rFonts w:ascii="Arial" w:cs="Arial" w:eastAsia="Arial" w:hAnsi="Arial"/>
@@ -15185,32 +15185,32 @@
         <w:tc>
           <w:tcPr>
             <w:tcW w:type="dxa" w:w="1520"/>
-            <w:shd w:fill="F2F2F2" w:color="auto" w:val="clear"/>
-            <w:tcMar>
-              <w:top w:type="dxa" w:w="60"/>
-              <w:left w:type="dxa" w:w="120"/>
-              <w:bottom w:type="dxa" w:w="60"/>
-              <w:right w:type="dxa" w:w="120"/>
-            </w:tcMar>
-            <w:vAlign w:val="top"/>
-          </w:tcPr>
-          <w:p>
-            <w:pPr>
-              <w:spacing w:after="40" w:before="0"/>
-              <w:jc w:val="left"/>
-            </w:pPr>
-            <w:r>
-              <w:rPr>
-                <w:rFonts w:ascii="Arial" w:cs="Arial" w:eastAsia="Arial" w:hAnsi="Arial"/>
-                <w:b/>
-                <w:bCs/>
-                <w:i w:val="false"/>
-                <w:iCs w:val="false"/>
-                <w:color w:val="000000"/>
-                <w:sz w:val="18"/>
-                <w:szCs w:val="18"/>
-              </w:rPr>
-              <w:t xml:space="preserve">Phase 3 — Explain</w:t>
+            <w:shd w:fill="E2EFDA" w:color="auto" w:val="clear"/>
+            <w:tcMar>
+              <w:top w:type="dxa" w:w="60"/>
+              <w:left w:type="dxa" w:w="120"/>
+              <w:bottom w:type="dxa" w:w="60"/>
+              <w:right w:type="dxa" w:w="120"/>
+            </w:tcMar>
+            <w:vAlign w:val="top"/>
+          </w:tcPr>
+          <w:p>
+            <w:pPr>
+              <w:spacing w:after="40" w:before="0"/>
+              <w:jc w:val="left"/>
+            </w:pPr>
+            <w:r>
+              <w:rPr>
+                <w:rFonts w:ascii="Arial" w:cs="Arial" w:eastAsia="Arial" w:hAnsi="Arial"/>
+                <w:b/>
+                <w:bCs/>
+                <w:i w:val="false"/>
+                <w:iCs w:val="false"/>
+                <w:color w:val="000000"/>
+                <w:sz w:val="18"/>
+                <w:szCs w:val="18"/>
+              </w:rPr>
+              <w:t xml:space="preserve">Explain Phase</w:t>
             </w:r>
           </w:p>
           <w:p>
@@ -15233,7 +15233,7 @@
             <w:pPr>
               <w:spacing w:after="20" w:before="0"/>
             </w:pPr>
-            <w:hyperlink w:history="1" r:id="rIddkeq0rn_au1xi3iary2l3">
+            <w:hyperlink w:history="1" r:id="rIdr7efap3lgqsxcutj97pvt">
               <w:r>
                 <w:rPr>
                   <w:rFonts w:ascii="Arial" w:cs="Arial" w:eastAsia="Arial" w:hAnsi="Arial"/>
@@ -15266,7 +15266,7 @@
               <w:spacing w:after="10" w:before="0"/>
               <w:ind w:left="120"/>
             </w:pPr>
-            <w:hyperlink w:history="1" r:id="rId-gg-csklncdb8wwj_wkfb">
+            <w:hyperlink w:history="1" r:id="rId7m-hsynquqf-szgya4xzd">
               <w:r>
                 <w:rPr>
                   <w:rFonts w:ascii="Arial" w:cs="Arial" w:eastAsia="Arial" w:hAnsi="Arial"/>
@@ -15311,7 +15311,7 @@
             <w:pPr>
               <w:spacing w:after="20" w:before="0"/>
             </w:pPr>
-            <w:hyperlink w:history="1" r:id="rIddsn5hewjftvsjr_uo4nbs">
+            <w:hyperlink w:history="1" r:id="rIdod9kkakopue8rvtyr8s1k">
               <w:r>
                 <w:rPr>
                   <w:rFonts w:ascii="Arial" w:cs="Arial" w:eastAsia="Arial" w:hAnsi="Arial"/>
@@ -15344,7 +15344,7 @@
               <w:spacing w:after="10" w:before="0"/>
               <w:ind w:left="120"/>
             </w:pPr>
-            <w:hyperlink w:history="1" r:id="rIdyigktofapv_jzz-azqrlf">
+            <w:hyperlink w:history="1" r:id="rIdqpfuigannak2noxljuefu">
               <w:r>
                 <w:rPr>
                   <w:rFonts w:ascii="Arial" w:cs="Arial" w:eastAsia="Arial" w:hAnsi="Arial"/>
@@ -15491,32 +15491,32 @@
         <w:tc>
           <w:tcPr>
             <w:tcW w:type="dxa" w:w="1520"/>
-            <w:shd w:fill="F2F2F2" w:color="auto" w:val="clear"/>
-            <w:tcMar>
-              <w:top w:type="dxa" w:w="60"/>
-              <w:left w:type="dxa" w:w="120"/>
-              <w:bottom w:type="dxa" w:w="60"/>
-              <w:right w:type="dxa" w:w="120"/>
-            </w:tcMar>
-            <w:vAlign w:val="top"/>
-          </w:tcPr>
-          <w:p>
-            <w:pPr>
-              <w:spacing w:after="40" w:before="0"/>
-              <w:jc w:val="left"/>
-            </w:pPr>
-            <w:r>
-              <w:rPr>
-                <w:rFonts w:ascii="Arial" w:cs="Arial" w:eastAsia="Arial" w:hAnsi="Arial"/>
-                <w:b/>
-                <w:bCs/>
-                <w:i w:val="false"/>
-                <w:iCs w:val="false"/>
-                <w:color w:val="000000"/>
-                <w:sz w:val="18"/>
-                <w:szCs w:val="18"/>
-              </w:rPr>
-              <w:t xml:space="preserve">Phase 4 — Driving Question Board (DQB) Update</w:t>
+            <w:shd w:fill="FCE4D6" w:color="auto" w:val="clear"/>
+            <w:tcMar>
+              <w:top w:type="dxa" w:w="60"/>
+              <w:left w:type="dxa" w:w="120"/>
+              <w:bottom w:type="dxa" w:w="60"/>
+              <w:right w:type="dxa" w:w="120"/>
+            </w:tcMar>
+            <w:vAlign w:val="top"/>
+          </w:tcPr>
+          <w:p>
+            <w:pPr>
+              <w:spacing w:after="40" w:before="0"/>
+              <w:jc w:val="left"/>
+            </w:pPr>
+            <w:r>
+              <w:rPr>
+                <w:rFonts w:ascii="Arial" w:cs="Arial" w:eastAsia="Arial" w:hAnsi="Arial"/>
+                <w:b/>
+                <w:bCs/>
+                <w:i w:val="false"/>
+                <w:iCs w:val="false"/>
+                <w:color w:val="000000"/>
+                <w:sz w:val="18"/>
+                <w:szCs w:val="18"/>
+              </w:rPr>
+              <w:t xml:space="preserve">Driving Question Board (DQB) Creation</w:t>
             </w:r>
           </w:p>
           <w:p>
@@ -15539,7 +15539,7 @@
             <w:pPr>
               <w:spacing w:after="20" w:before="0"/>
             </w:pPr>
-            <w:hyperlink w:history="1" r:id="rIdjo-upvb-xttcftsw7g5pu">
+            <w:hyperlink w:history="1" r:id="rIdxrzj7sqpp8l3ikbpsp1no">
               <w:r>
                 <w:rPr>
                   <w:rFonts w:ascii="Arial" w:cs="Arial" w:eastAsia="Arial" w:hAnsi="Arial"/>
@@ -15572,7 +15572,7 @@
               <w:spacing w:after="10" w:before="0"/>
               <w:ind w:left="120"/>
             </w:pPr>
-            <w:hyperlink w:history="1" r:id="rIdqrwtbsvfboqbda_wj5xgo">
+            <w:hyperlink w:history="1" r:id="rIdrzhkelh_errg5o22_fmde">
               <w:r>
                 <w:rPr>
                   <w:rFonts w:ascii="Arial" w:cs="Arial" w:eastAsia="Arial" w:hAnsi="Arial"/>
@@ -15617,7 +15617,7 @@
             <w:pPr>
               <w:spacing w:after="20" w:before="0"/>
             </w:pPr>
-            <w:hyperlink w:history="1" r:id="rIdotjlvyd_-rfooft-6bkbf">
+            <w:hyperlink w:history="1" r:id="rIdwd-zvxfanybaeg3cllpw9">
               <w:r>
                 <w:rPr>
                   <w:rFonts w:ascii="Arial" w:cs="Arial" w:eastAsia="Arial" w:hAnsi="Arial"/>
@@ -15650,7 +15650,7 @@
               <w:spacing w:after="10" w:before="0"/>
               <w:ind w:left="120"/>
             </w:pPr>
-            <w:hyperlink w:history="1" r:id="rIdpvsp9yctul0b3e588huzx">
+            <w:hyperlink w:history="1" r:id="rIdrxbqamu3wvudti5lqo57t">
               <w:r>
                 <w:rPr>
                   <w:rFonts w:ascii="Arial" w:cs="Arial" w:eastAsia="Arial" w:hAnsi="Arial"/>
@@ -15797,32 +15797,32 @@
         <w:tc>
           <w:tcPr>
             <w:tcW w:type="dxa" w:w="1520"/>
-            <w:shd w:fill="F2F2F2" w:color="auto" w:val="clear"/>
-            <w:tcMar>
-              <w:top w:type="dxa" w:w="60"/>
-              <w:left w:type="dxa" w:w="120"/>
-              <w:bottom w:type="dxa" w:w="60"/>
-              <w:right w:type="dxa" w:w="120"/>
-            </w:tcMar>
-            <w:vAlign w:val="top"/>
-          </w:tcPr>
-          <w:p>
-            <w:pPr>
-              <w:spacing w:after="40" w:before="0"/>
-              <w:jc w:val="left"/>
-            </w:pPr>
-            <w:r>
-              <w:rPr>
-                <w:rFonts w:ascii="Arial" w:cs="Arial" w:eastAsia="Arial" w:hAnsi="Arial"/>
-                <w:b/>
-                <w:bCs/>
-                <w:i w:val="false"/>
-                <w:iCs w:val="false"/>
-                <w:color w:val="000000"/>
-                <w:sz w:val="18"/>
-                <w:szCs w:val="18"/>
-              </w:rPr>
-              <w:t xml:space="preserve">Phase 5 — Model Building</w:t>
+            <w:shd w:fill="D5E8F0" w:color="auto" w:val="clear"/>
+            <w:tcMar>
+              <w:top w:type="dxa" w:w="60"/>
+              <w:left w:type="dxa" w:w="120"/>
+              <w:bottom w:type="dxa" w:w="60"/>
+              <w:right w:type="dxa" w:w="120"/>
+            </w:tcMar>
+            <w:vAlign w:val="top"/>
+          </w:tcPr>
+          <w:p>
+            <w:pPr>
+              <w:spacing w:after="40" w:before="0"/>
+              <w:jc w:val="left"/>
+            </w:pPr>
+            <w:r>
+              <w:rPr>
+                <w:rFonts w:ascii="Arial" w:cs="Arial" w:eastAsia="Arial" w:hAnsi="Arial"/>
+                <w:b/>
+                <w:bCs/>
+                <w:i w:val="false"/>
+                <w:iCs w:val="false"/>
+                <w:color w:val="000000"/>
+                <w:sz w:val="18"/>
+                <w:szCs w:val="18"/>
+              </w:rPr>
+              <w:t xml:space="preserve">Model Building Phase</w:t>
             </w:r>
           </w:p>
           <w:p>
@@ -15845,7 +15845,7 @@
             <w:pPr>
               <w:spacing w:after="20" w:before="0"/>
             </w:pPr>
-            <w:hyperlink w:history="1" r:id="rId7jamk-9x17wrhszkaak89">
+            <w:hyperlink w:history="1" r:id="rIdlag54idbiepl-gzueigww">
               <w:r>
                 <w:rPr>
                   <w:rFonts w:ascii="Arial" w:cs="Arial" w:eastAsia="Arial" w:hAnsi="Arial"/>
@@ -15878,7 +15878,7 @@
               <w:spacing w:after="10" w:before="0"/>
               <w:ind w:left="120"/>
             </w:pPr>
-            <w:hyperlink w:history="1" r:id="rIds8q0rz6rklro3zdtdd23f">
+            <w:hyperlink w:history="1" r:id="rIdrowpegcuhkaxkvkpn8vuq">
               <w:r>
                 <w:rPr>
                   <w:rFonts w:ascii="Arial" w:cs="Arial" w:eastAsia="Arial" w:hAnsi="Arial"/>
@@ -15923,7 +15923,7 @@
             <w:pPr>
               <w:spacing w:after="20" w:before="0"/>
             </w:pPr>
-            <w:hyperlink w:history="1" r:id="rIdldvcfg5bxshcoo3j8547q">
+            <w:hyperlink w:history="1" r:id="rId0ak0rj2clqqjldaiocpnu">
               <w:r>
                 <w:rPr>
                   <w:rFonts w:ascii="Arial" w:cs="Arial" w:eastAsia="Arial" w:hAnsi="Arial"/>
@@ -15956,7 +15956,7 @@
               <w:spacing w:after="10" w:before="0"/>
               <w:ind w:left="120"/>
             </w:pPr>
-            <w:hyperlink w:history="1" r:id="rId9z9qgdgxryhj4zhfq0v-u">
+            <w:hyperlink w:history="1" r:id="rIdctsxirpglsnod9d51oibv">
               <w:r>
                 <w:rPr>
                   <w:rFonts w:ascii="Arial" w:cs="Arial" w:eastAsia="Arial" w:hAnsi="Arial"/>
@@ -17051,7 +17051,25 @@
             </w:tcMar>
             <w:vAlign w:val="top"/>
           </w:tcPr>
-          <w:p/>
+          <w:p>
+            <w:pPr>
+              <w:spacing w:after="40" w:before="0"/>
+              <w:jc w:val="left"/>
+            </w:pPr>
+            <w:r>
+              <w:rPr>
+                <w:rFonts w:ascii="Arial" w:cs="Arial" w:eastAsia="Arial" w:hAnsi="Arial"/>
+                <w:b w:val="false"/>
+                <w:bCs w:val="false"/>
+                <w:i w:val="false"/>
+                <w:iCs w:val="false"/>
+                <w:color w:val="000000"/>
+                <w:sz w:val="18"/>
+                <w:szCs w:val="18"/>
+              </w:rPr>
+              <w:t xml:space="preserve">Calculators and devices should be handled with care. Students should not share devices in ways that cause crowding or distraction. No physical hazards are present in this lesson.</w:t>
+            </w:r>
+          </w:p>
         </w:tc>
       </w:tr>
     </w:tbl>
@@ -17425,7 +17443,7 @@
             <w:pPr>
               <w:spacing w:after="20" w:before="0"/>
             </w:pPr>
-            <w:hyperlink w:history="1" r:id="rIddsmpdivsczpsy-svtb50w">
+            <w:hyperlink w:history="1" r:id="rId0oremlde-gnw0b-po7sym">
               <w:r>
                 <w:rPr>
                   <w:rFonts w:ascii="Arial" w:cs="Arial" w:eastAsia="Arial" w:hAnsi="Arial"/>
@@ -17458,7 +17476,7 @@
               <w:spacing w:after="10" w:before="0"/>
               <w:ind w:left="120"/>
             </w:pPr>
-            <w:hyperlink w:history="1" r:id="rIdsw2s9rn1nnahgx_jz6apq">
+            <w:hyperlink w:history="1" r:id="rIdvycud7yrs4yfwmf2rgayd">
               <w:r>
                 <w:rPr>
                   <w:rFonts w:ascii="Arial" w:cs="Arial" w:eastAsia="Arial" w:hAnsi="Arial"/>
@@ -17503,7 +17521,7 @@
             <w:pPr>
               <w:spacing w:after="20" w:before="0"/>
             </w:pPr>
-            <w:hyperlink w:history="1" r:id="rIdzv0iomobs4fzicnsh38rl">
+            <w:hyperlink w:history="1" r:id="rIdeqvogcikh7dh0pdgmcasm">
               <w:r>
                 <w:rPr>
                   <w:rFonts w:ascii="Arial" w:cs="Arial" w:eastAsia="Arial" w:hAnsi="Arial"/>
@@ -17536,7 +17554,7 @@
               <w:spacing w:after="10" w:before="0"/>
               <w:ind w:left="120"/>
             </w:pPr>
-            <w:hyperlink w:history="1" r:id="rIdfuthe7qkjklyyh5b-8ldd">
+            <w:hyperlink w:history="1" r:id="rIdw6hg5ivojdjetyu3t3oar">
               <w:r>
                 <w:rPr>
                   <w:rFonts w:ascii="Arial" w:cs="Arial" w:eastAsia="Arial" w:hAnsi="Arial"/>
@@ -17731,7 +17749,7 @@
             <w:pPr>
               <w:spacing w:after="20" w:before="0"/>
             </w:pPr>
-            <w:hyperlink w:history="1" r:id="rId4qfcz4zzf8tey0bspkorv">
+            <w:hyperlink w:history="1" r:id="rIdr_stl-qcfmerukvtvhlqk">
               <w:r>
                 <w:rPr>
                   <w:rFonts w:ascii="Arial" w:cs="Arial" w:eastAsia="Arial" w:hAnsi="Arial"/>
@@ -17764,7 +17782,7 @@
               <w:spacing w:after="10" w:before="0"/>
               <w:ind w:left="120"/>
             </w:pPr>
-            <w:hyperlink w:history="1" r:id="rId-9ohy_z4wbnj1f_vx2cqd">
+            <w:hyperlink w:history="1" r:id="rIdtdfj9dihjlhxswcqzku8e">
               <w:r>
                 <w:rPr>
                   <w:rFonts w:ascii="Arial" w:cs="Arial" w:eastAsia="Arial" w:hAnsi="Arial"/>
@@ -17809,7 +17827,7 @@
             <w:pPr>
               <w:spacing w:after="20" w:before="0"/>
             </w:pPr>
-            <w:hyperlink w:history="1" r:id="rIdvwxtk3-36epcaoij8cmtv">
+            <w:hyperlink w:history="1" r:id="rIdhnqcg_dizke9cxgn0ci-f">
               <w:r>
                 <w:rPr>
                   <w:rFonts w:ascii="Arial" w:cs="Arial" w:eastAsia="Arial" w:hAnsi="Arial"/>
@@ -17842,7 +17860,7 @@
               <w:spacing w:after="10" w:before="0"/>
               <w:ind w:left="120"/>
             </w:pPr>
-            <w:hyperlink w:history="1" r:id="rIdztixmbgxeh4nlfjzev1ka">
+            <w:hyperlink w:history="1" r:id="rIdztm-phdkuezbgtyc4gw5f">
               <w:r>
                 <w:rPr>
                   <w:rFonts w:ascii="Arial" w:cs="Arial" w:eastAsia="Arial" w:hAnsi="Arial"/>
@@ -18037,7 +18055,7 @@
             <w:pPr>
               <w:spacing w:after="20" w:before="0"/>
             </w:pPr>
-            <w:hyperlink w:history="1" r:id="rIduf0ai7klzheham46c8kua">
+            <w:hyperlink w:history="1" r:id="rId8nzmdy9xpfufcs_l4s8wo">
               <w:r>
                 <w:rPr>
                   <w:rFonts w:ascii="Arial" w:cs="Arial" w:eastAsia="Arial" w:hAnsi="Arial"/>
@@ -18070,7 +18088,7 @@
               <w:spacing w:after="10" w:before="0"/>
               <w:ind w:left="120"/>
             </w:pPr>
-            <w:hyperlink w:history="1" r:id="rId2ifmopqrr_bxjvzsmfjf6">
+            <w:hyperlink w:history="1" r:id="rIdbcyilrcbsktdoux9kzszx">
               <w:r>
                 <w:rPr>
                   <w:rFonts w:ascii="Arial" w:cs="Arial" w:eastAsia="Arial" w:hAnsi="Arial"/>
@@ -18115,7 +18133,7 @@
             <w:pPr>
               <w:spacing w:after="20" w:before="0"/>
             </w:pPr>
-            <w:hyperlink w:history="1" r:id="rIdf2qakmvz1hxfjqegvbafx">
+            <w:hyperlink w:history="1" r:id="rIdcbpn-1_gre5qilvb9rjdd">
               <w:r>
                 <w:rPr>
                   <w:rFonts w:ascii="Arial" w:cs="Arial" w:eastAsia="Arial" w:hAnsi="Arial"/>
@@ -18148,7 +18166,7 @@
               <w:spacing w:after="10" w:before="0"/>
               <w:ind w:left="120"/>
             </w:pPr>
-            <w:hyperlink w:history="1" r:id="rIdbrthqkkbxwf4wncpf4hoa">
+            <w:hyperlink w:history="1" r:id="rId1zc6gxhiuqmjmbszdhvmk">
               <w:r>
                 <w:rPr>
                   <w:rFonts w:ascii="Arial" w:cs="Arial" w:eastAsia="Arial" w:hAnsi="Arial"/>
@@ -18343,7 +18361,7 @@
             <w:pPr>
               <w:spacing w:after="20" w:before="0"/>
             </w:pPr>
-            <w:hyperlink w:history="1" r:id="rIdxcawwcy0f_sam6fiepta5">
+            <w:hyperlink w:history="1" r:id="rIdqn06ixz8a9cjyq7yb7rxd">
               <w:r>
                 <w:rPr>
                   <w:rFonts w:ascii="Arial" w:cs="Arial" w:eastAsia="Arial" w:hAnsi="Arial"/>
@@ -18376,7 +18394,7 @@
               <w:spacing w:after="10" w:before="0"/>
               <w:ind w:left="120"/>
             </w:pPr>
-            <w:hyperlink w:history="1" r:id="rIdhosns5bncvbe9pw7oy9qy">
+            <w:hyperlink w:history="1" r:id="rIdh8t1vvgp0kyvg2uycaqma">
               <w:r>
                 <w:rPr>
                   <w:rFonts w:ascii="Arial" w:cs="Arial" w:eastAsia="Arial" w:hAnsi="Arial"/>
@@ -18421,7 +18439,7 @@
             <w:pPr>
               <w:spacing w:after="20" w:before="0"/>
             </w:pPr>
-            <w:hyperlink w:history="1" r:id="rId3agjsnfbmskxom2_ywabx">
+            <w:hyperlink w:history="1" r:id="rId22zcyxsn3yk6m8doxxvee">
               <w:r>
                 <w:rPr>
                   <w:rFonts w:ascii="Arial" w:cs="Arial" w:eastAsia="Arial" w:hAnsi="Arial"/>
@@ -18454,7 +18472,7 @@
               <w:spacing w:after="10" w:before="0"/>
               <w:ind w:left="120"/>
             </w:pPr>
-            <w:hyperlink w:history="1" r:id="rIdm0uefmvdptmuicawr7nx0">
+            <w:hyperlink w:history="1" r:id="rId5wlf7jdgjo6p73gjecuqm">
               <w:r>
                 <w:rPr>
                   <w:rFonts w:ascii="Arial" w:cs="Arial" w:eastAsia="Arial" w:hAnsi="Arial"/>
@@ -18649,7 +18667,7 @@
             <w:pPr>
               <w:spacing w:after="20" w:before="0"/>
             </w:pPr>
-            <w:hyperlink w:history="1" r:id="rId061_fjmqgv3hu-_c2srto">
+            <w:hyperlink w:history="1" r:id="rIddhbhxbrje6msyhgvgzc6a">
               <w:r>
                 <w:rPr>
                   <w:rFonts w:ascii="Arial" w:cs="Arial" w:eastAsia="Arial" w:hAnsi="Arial"/>
@@ -18682,7 +18700,7 @@
               <w:spacing w:after="10" w:before="0"/>
               <w:ind w:left="120"/>
             </w:pPr>
-            <w:hyperlink w:history="1" r:id="rIdoshuyswe_d5lfkrpsyv2i">
+            <w:hyperlink w:history="1" r:id="rIdwogcmc9moulnxkkhtmws-">
               <w:r>
                 <w:rPr>
                   <w:rFonts w:ascii="Arial" w:cs="Arial" w:eastAsia="Arial" w:hAnsi="Arial"/>
@@ -18727,7 +18745,7 @@
             <w:pPr>
               <w:spacing w:after="20" w:before="0"/>
             </w:pPr>
-            <w:hyperlink w:history="1" r:id="rIdvpsqradhaeaxxovcgwc8n">
+            <w:hyperlink w:history="1" r:id="rIdkn2i0wi07o2b1v2rjiesm">
               <w:r>
                 <w:rPr>
                   <w:rFonts w:ascii="Arial" w:cs="Arial" w:eastAsia="Arial" w:hAnsi="Arial"/>
@@ -18760,7 +18778,7 @@
               <w:spacing w:after="10" w:before="0"/>
               <w:ind w:left="120"/>
             </w:pPr>
-            <w:hyperlink w:history="1" r:id="rIdjtro8oammxxsnccokp2ur">
+            <w:hyperlink w:history="1" r:id="rIdinofieekaxddetezvdjoh">
               <w:r>
                 <w:rPr>
                   <w:rFonts w:ascii="Arial" w:cs="Arial" w:eastAsia="Arial" w:hAnsi="Arial"/>
@@ -20199,32 +20217,32 @@
         <w:tc>
           <w:tcPr>
             <w:tcW w:type="dxa" w:w="1520"/>
-            <w:shd w:fill="F2F2F2" w:color="auto" w:val="clear"/>
-            <w:tcMar>
-              <w:top w:type="dxa" w:w="60"/>
-              <w:left w:type="dxa" w:w="120"/>
-              <w:bottom w:type="dxa" w:w="60"/>
-              <w:right w:type="dxa" w:w="120"/>
-            </w:tcMar>
-            <w:vAlign w:val="top"/>
-          </w:tcPr>
-          <w:p>
-            <w:pPr>
-              <w:spacing w:after="40" w:before="0"/>
-              <w:jc w:val="left"/>
-            </w:pPr>
-            <w:r>
-              <w:rPr>
-                <w:rFonts w:ascii="Arial" w:cs="Arial" w:eastAsia="Arial" w:hAnsi="Arial"/>
-                <w:b/>
-                <w:bCs/>
-                <w:i w:val="false"/>
-                <w:iCs w:val="false"/>
-                <w:color w:val="000000"/>
-                <w:sz w:val="18"/>
-                <w:szCs w:val="18"/>
-              </w:rPr>
-              <w:t xml:space="preserve">Phase 1 — Predict: What Do We Think We Know Now?</w:t>
+            <w:shd w:fill="EAD1F5" w:color="auto" w:val="clear"/>
+            <w:tcMar>
+              <w:top w:type="dxa" w:w="60"/>
+              <w:left w:type="dxa" w:w="120"/>
+              <w:bottom w:type="dxa" w:w="60"/>
+              <w:right w:type="dxa" w:w="120"/>
+            </w:tcMar>
+            <w:vAlign w:val="top"/>
+          </w:tcPr>
+          <w:p>
+            <w:pPr>
+              <w:spacing w:after="40" w:before="0"/>
+              <w:jc w:val="left"/>
+            </w:pPr>
+            <w:r>
+              <w:rPr>
+                <w:rFonts w:ascii="Arial" w:cs="Arial" w:eastAsia="Arial" w:hAnsi="Arial"/>
+                <w:b/>
+                <w:bCs/>
+                <w:i w:val="false"/>
+                <w:iCs w:val="false"/>
+                <w:color w:val="000000"/>
+                <w:sz w:val="18"/>
+                <w:szCs w:val="18"/>
+              </w:rPr>
+              <w:t xml:space="preserve">Predict Phase</w:t>
             </w:r>
           </w:p>
           <w:p>
@@ -20247,7 +20265,7 @@
             <w:pPr>
               <w:spacing w:after="20" w:before="0"/>
             </w:pPr>
-            <w:hyperlink w:history="1" r:id="rIdcy395_nkquukydxove7rp">
+            <w:hyperlink w:history="1" r:id="rIds1qlyics18cgqohuv6jog">
               <w:r>
                 <w:rPr>
                   <w:rFonts w:ascii="Arial" w:cs="Arial" w:eastAsia="Arial" w:hAnsi="Arial"/>
@@ -20280,7 +20298,7 @@
               <w:spacing w:after="10" w:before="0"/>
               <w:ind w:left="120"/>
             </w:pPr>
-            <w:hyperlink w:history="1" r:id="rIdd9c1dt-3akrsot5vmlnyb">
+            <w:hyperlink w:history="1" r:id="rIdcjf5hviyms1sh98kjvwdd">
               <w:r>
                 <w:rPr>
                   <w:rFonts w:ascii="Arial" w:cs="Arial" w:eastAsia="Arial" w:hAnsi="Arial"/>
@@ -20325,7 +20343,7 @@
             <w:pPr>
               <w:spacing w:after="20" w:before="0"/>
             </w:pPr>
-            <w:hyperlink w:history="1" r:id="rId68jvhvkxysvjxfiqhvw0d">
+            <w:hyperlink w:history="1" r:id="rId3jx2mwi94ikxv7t1hrsfx">
               <w:r>
                 <w:rPr>
                   <w:rFonts w:ascii="Arial" w:cs="Arial" w:eastAsia="Arial" w:hAnsi="Arial"/>
@@ -20358,7 +20376,7 @@
               <w:spacing w:after="10" w:before="0"/>
               <w:ind w:left="120"/>
             </w:pPr>
-            <w:hyperlink w:history="1" r:id="rIdq_nnq5_0ejha2mmndujps">
+            <w:hyperlink w:history="1" r:id="rIdziosmqajdy7cv8n29_egs">
               <w:r>
                 <w:rPr>
                   <w:rFonts w:ascii="Arial" w:cs="Arial" w:eastAsia="Arial" w:hAnsi="Arial"/>
@@ -20505,32 +20523,32 @@
         <w:tc>
           <w:tcPr>
             <w:tcW w:type="dxa" w:w="1520"/>
-            <w:shd w:fill="F2F2F2" w:color="auto" w:val="clear"/>
-            <w:tcMar>
-              <w:top w:type="dxa" w:w="60"/>
-              <w:left w:type="dxa" w:w="120"/>
-              <w:bottom w:type="dxa" w:w="60"/>
-              <w:right w:type="dxa" w:w="120"/>
-            </w:tcMar>
-            <w:vAlign w:val="top"/>
-          </w:tcPr>
-          <w:p>
-            <w:pPr>
-              <w:spacing w:after="40" w:before="0"/>
-              <w:jc w:val="left"/>
-            </w:pPr>
-            <w:r>
-              <w:rPr>
-                <w:rFonts w:ascii="Arial" w:cs="Arial" w:eastAsia="Arial" w:hAnsi="Arial"/>
-                <w:b/>
-                <w:bCs/>
-                <w:i w:val="false"/>
-                <w:iCs w:val="false"/>
-                <w:color w:val="000000"/>
-                <w:sz w:val="18"/>
-                <w:szCs w:val="18"/>
-              </w:rPr>
-              <w:t xml:space="preserve">Phase 2 — Observe: Model Comparison Gallery (L1 Model vs. Final Model)</w:t>
+            <w:shd w:fill="D9EEF1" w:color="auto" w:val="clear"/>
+            <w:tcMar>
+              <w:top w:type="dxa" w:w="60"/>
+              <w:left w:type="dxa" w:w="120"/>
+              <w:bottom w:type="dxa" w:w="60"/>
+              <w:right w:type="dxa" w:w="120"/>
+            </w:tcMar>
+            <w:vAlign w:val="top"/>
+          </w:tcPr>
+          <w:p>
+            <w:pPr>
+              <w:spacing w:after="40" w:before="0"/>
+              <w:jc w:val="left"/>
+            </w:pPr>
+            <w:r>
+              <w:rPr>
+                <w:rFonts w:ascii="Arial" w:cs="Arial" w:eastAsia="Arial" w:hAnsi="Arial"/>
+                <w:b/>
+                <w:bCs/>
+                <w:i w:val="false"/>
+                <w:iCs w:val="false"/>
+                <w:color w:val="000000"/>
+                <w:sz w:val="18"/>
+                <w:szCs w:val="18"/>
+              </w:rPr>
+              <w:t xml:space="preserve">Observe Phase</w:t>
             </w:r>
           </w:p>
           <w:p>
@@ -20553,7 +20571,7 @@
             <w:pPr>
               <w:spacing w:after="20" w:before="0"/>
             </w:pPr>
-            <w:hyperlink w:history="1" r:id="rId-mxby85zeqw1ohploo79s">
+            <w:hyperlink w:history="1" r:id="rIdupyrjmofe6rku-14_vrmx">
               <w:r>
                 <w:rPr>
                   <w:rFonts w:ascii="Arial" w:cs="Arial" w:eastAsia="Arial" w:hAnsi="Arial"/>
@@ -20586,7 +20604,7 @@
               <w:spacing w:after="10" w:before="0"/>
               <w:ind w:left="120"/>
             </w:pPr>
-            <w:hyperlink w:history="1" r:id="rIdbnpz_5iaozbzcbldddhsr">
+            <w:hyperlink w:history="1" r:id="rIdqoj1gxxqapgnhccmltmqq">
               <w:r>
                 <w:rPr>
                   <w:rFonts w:ascii="Arial" w:cs="Arial" w:eastAsia="Arial" w:hAnsi="Arial"/>
@@ -20631,7 +20649,7 @@
             <w:pPr>
               <w:spacing w:after="20" w:before="0"/>
             </w:pPr>
-            <w:hyperlink w:history="1" r:id="rIddt2sf-zenqawuo_285hej">
+            <w:hyperlink w:history="1" r:id="rIdpjbafgwegvoidrr01cikr">
               <w:r>
                 <w:rPr>
                   <w:rFonts w:ascii="Arial" w:cs="Arial" w:eastAsia="Arial" w:hAnsi="Arial"/>
@@ -20664,7 +20682,7 @@
               <w:spacing w:after="10" w:before="0"/>
               <w:ind w:left="120"/>
             </w:pPr>
-            <w:hyperlink w:history="1" r:id="rIdhs4yxpu3cfhewkobhfmxo">
+            <w:hyperlink w:history="1" r:id="rId1nnvrrlr4i8bydlsi--n0">
               <w:r>
                 <w:rPr>
                   <w:rFonts w:ascii="Arial" w:cs="Arial" w:eastAsia="Arial" w:hAnsi="Arial"/>
@@ -20811,32 +20829,32 @@
         <w:tc>
           <w:tcPr>
             <w:tcW w:type="dxa" w:w="1520"/>
-            <w:shd w:fill="F2F2F2" w:color="auto" w:val="clear"/>
-            <w:tcMar>
-              <w:top w:type="dxa" w:w="60"/>
-              <w:left w:type="dxa" w:w="120"/>
-              <w:bottom w:type="dxa" w:w="60"/>
-              <w:right w:type="dxa" w:w="120"/>
-            </w:tcMar>
-            <w:vAlign w:val="top"/>
-          </w:tcPr>
-          <w:p>
-            <w:pPr>
-              <w:spacing w:after="40" w:before="0"/>
-              <w:jc w:val="left"/>
-            </w:pPr>
-            <w:r>
-              <w:rPr>
-                <w:rFonts w:ascii="Arial" w:cs="Arial" w:eastAsia="Arial" w:hAnsi="Arial"/>
-                <w:b/>
-                <w:bCs/>
-                <w:i w:val="false"/>
-                <w:iCs w:val="false"/>
-                <w:color w:val="000000"/>
-                <w:sz w:val="18"/>
-                <w:szCs w:val="18"/>
-              </w:rPr>
-              <w:t xml:space="preserve">Phase 3 — Explain: Constructing the Final Explanation</w:t>
+            <w:shd w:fill="E2EFDA" w:color="auto" w:val="clear"/>
+            <w:tcMar>
+              <w:top w:type="dxa" w:w="60"/>
+              <w:left w:type="dxa" w:w="120"/>
+              <w:bottom w:type="dxa" w:w="60"/>
+              <w:right w:type="dxa" w:w="120"/>
+            </w:tcMar>
+            <w:vAlign w:val="top"/>
+          </w:tcPr>
+          <w:p>
+            <w:pPr>
+              <w:spacing w:after="40" w:before="0"/>
+              <w:jc w:val="left"/>
+            </w:pPr>
+            <w:r>
+              <w:rPr>
+                <w:rFonts w:ascii="Arial" w:cs="Arial" w:eastAsia="Arial" w:hAnsi="Arial"/>
+                <w:b/>
+                <w:bCs/>
+                <w:i w:val="false"/>
+                <w:iCs w:val="false"/>
+                <w:color w:val="000000"/>
+                <w:sz w:val="18"/>
+                <w:szCs w:val="18"/>
+              </w:rPr>
+              <w:t xml:space="preserve">Explain Phase</w:t>
             </w:r>
           </w:p>
           <w:p>
@@ -20859,7 +20877,7 @@
             <w:pPr>
               <w:spacing w:after="20" w:before="0"/>
             </w:pPr>
-            <w:hyperlink w:history="1" r:id="rIdkl5sl7xjtydtyi3yx12r8">
+            <w:hyperlink w:history="1" r:id="rIdgtow03urtfbq6rtriuy8i">
               <w:r>
                 <w:rPr>
                   <w:rFonts w:ascii="Arial" w:cs="Arial" w:eastAsia="Arial" w:hAnsi="Arial"/>
@@ -20892,7 +20910,7 @@
               <w:spacing w:after="10" w:before="0"/>
               <w:ind w:left="120"/>
             </w:pPr>
-            <w:hyperlink w:history="1" r:id="rIdluy2-x_j4gkrzmlrnt_hd">
+            <w:hyperlink w:history="1" r:id="rIdtmvkan0pit8xp_6zk4fwl">
               <w:r>
                 <w:rPr>
                   <w:rFonts w:ascii="Arial" w:cs="Arial" w:eastAsia="Arial" w:hAnsi="Arial"/>
@@ -20937,7 +20955,7 @@
             <w:pPr>
               <w:spacing w:after="20" w:before="0"/>
             </w:pPr>
-            <w:hyperlink w:history="1" r:id="rId2clkpzgzhnemobq6pi1tx">
+            <w:hyperlink w:history="1" r:id="rIdiqvqyvhaa2is3bjrx0add">
               <w:r>
                 <w:rPr>
                   <w:rFonts w:ascii="Arial" w:cs="Arial" w:eastAsia="Arial" w:hAnsi="Arial"/>
@@ -20970,7 +20988,7 @@
               <w:spacing w:after="10" w:before="0"/>
               <w:ind w:left="120"/>
             </w:pPr>
-            <w:hyperlink w:history="1" r:id="rIdfcrgpifu7urpy8sttnygi">
+            <w:hyperlink w:history="1" r:id="rIddmjqfou00pmjxvzw0hugo">
               <w:r>
                 <w:rPr>
                   <w:rFonts w:ascii="Arial" w:cs="Arial" w:eastAsia="Arial" w:hAnsi="Arial"/>
@@ -21117,32 +21135,32 @@
         <w:tc>
           <w:tcPr>
             <w:tcW w:type="dxa" w:w="1520"/>
-            <w:shd w:fill="F2F2F2" w:color="auto" w:val="clear"/>
-            <w:tcMar>
-              <w:top w:type="dxa" w:w="60"/>
-              <w:left w:type="dxa" w:w="120"/>
-              <w:bottom w:type="dxa" w:w="60"/>
-              <w:right w:type="dxa" w:w="120"/>
-            </w:tcMar>
-            <w:vAlign w:val="top"/>
-          </w:tcPr>
-          <w:p>
-            <w:pPr>
-              <w:spacing w:after="40" w:before="0"/>
-              <w:jc w:val="left"/>
-            </w:pPr>
-            <w:r>
-              <w:rPr>
-                <w:rFonts w:ascii="Arial" w:cs="Arial" w:eastAsia="Arial" w:hAnsi="Arial"/>
-                <w:b/>
-                <w:bCs/>
-                <w:i w:val="false"/>
-                <w:iCs w:val="false"/>
-                <w:color w:val="000000"/>
-                <w:sz w:val="18"/>
-                <w:szCs w:val="18"/>
-              </w:rPr>
-              <w:t xml:space="preserve">Phase 4 — Driving Question Board (DQB): Final Completion and Closure</w:t>
+            <w:shd w:fill="FCE4D6" w:color="auto" w:val="clear"/>
+            <w:tcMar>
+              <w:top w:type="dxa" w:w="60"/>
+              <w:left w:type="dxa" w:w="120"/>
+              <w:bottom w:type="dxa" w:w="60"/>
+              <w:right w:type="dxa" w:w="120"/>
+            </w:tcMar>
+            <w:vAlign w:val="top"/>
+          </w:tcPr>
+          <w:p>
+            <w:pPr>
+              <w:spacing w:after="40" w:before="0"/>
+              <w:jc w:val="left"/>
+            </w:pPr>
+            <w:r>
+              <w:rPr>
+                <w:rFonts w:ascii="Arial" w:cs="Arial" w:eastAsia="Arial" w:hAnsi="Arial"/>
+                <w:b/>
+                <w:bCs/>
+                <w:i w:val="false"/>
+                <w:iCs w:val="false"/>
+                <w:color w:val="000000"/>
+                <w:sz w:val="18"/>
+                <w:szCs w:val="18"/>
+              </w:rPr>
+              <w:t xml:space="preserve">Driving Question Board (DQB) Creation</w:t>
             </w:r>
           </w:p>
           <w:p>
@@ -21165,7 +21183,7 @@
             <w:pPr>
               <w:spacing w:after="20" w:before="0"/>
             </w:pPr>
-            <w:hyperlink w:history="1" r:id="rIdqsef8pomyqgcebywuyykf">
+            <w:hyperlink w:history="1" r:id="rIdbuqq3fjqfweikhxncttmh">
               <w:r>
                 <w:rPr>
                   <w:rFonts w:ascii="Arial" w:cs="Arial" w:eastAsia="Arial" w:hAnsi="Arial"/>
@@ -21198,7 +21216,7 @@
               <w:spacing w:after="10" w:before="0"/>
               <w:ind w:left="120"/>
             </w:pPr>
-            <w:hyperlink w:history="1" r:id="rIdh_wi8atr61xcx85pigbij">
+            <w:hyperlink w:history="1" r:id="rIdmhe6x8nfv7tp13vmxlhcy">
               <w:r>
                 <w:rPr>
                   <w:rFonts w:ascii="Arial" w:cs="Arial" w:eastAsia="Arial" w:hAnsi="Arial"/>
@@ -21243,7 +21261,7 @@
             <w:pPr>
               <w:spacing w:after="20" w:before="0"/>
             </w:pPr>
-            <w:hyperlink w:history="1" r:id="rIdw2vhgcxydnnzygrplrymq">
+            <w:hyperlink w:history="1" r:id="rIdhj6z-9sssg1-vypbh3ty9">
               <w:r>
                 <w:rPr>
                   <w:rFonts w:ascii="Arial" w:cs="Arial" w:eastAsia="Arial" w:hAnsi="Arial"/>
@@ -21276,7 +21294,7 @@
               <w:spacing w:after="10" w:before="0"/>
               <w:ind w:left="120"/>
             </w:pPr>
-            <w:hyperlink w:history="1" r:id="rIdwmdpssy67z72y64jq84ri">
+            <w:hyperlink w:history="1" r:id="rIdek-stq18c7crs-ob5dp4u">
               <w:r>
                 <w:rPr>
                   <w:rFonts w:ascii="Arial" w:cs="Arial" w:eastAsia="Arial" w:hAnsi="Arial"/>
@@ -21423,32 +21441,32 @@
         <w:tc>
           <w:tcPr>
             <w:tcW w:type="dxa" w:w="1520"/>
-            <w:shd w:fill="F2F2F2" w:color="auto" w:val="clear"/>
-            <w:tcMar>
-              <w:top w:type="dxa" w:w="60"/>
-              <w:left w:type="dxa" w:w="120"/>
-              <w:bottom w:type="dxa" w:w="60"/>
-              <w:right w:type="dxa" w:w="120"/>
-            </w:tcMar>
-            <w:vAlign w:val="top"/>
-          </w:tcPr>
-          <w:p>
-            <w:pPr>
-              <w:spacing w:after="40" w:before="0"/>
-              <w:jc w:val="left"/>
-            </w:pPr>
-            <w:r>
-              <w:rPr>
-                <w:rFonts w:ascii="Arial" w:cs="Arial" w:eastAsia="Arial" w:hAnsi="Arial"/>
-                <w:b/>
-                <w:bCs/>
-                <w:i w:val="false"/>
-                <w:iCs w:val="false"/>
-                <w:color w:val="000000"/>
-                <w:sz w:val="18"/>
-                <w:szCs w:val="18"/>
-              </w:rPr>
-              <w:t xml:space="preserve">Phase 5 — Model Building: Final Model Revision and Transfer Task</w:t>
+            <w:shd w:fill="D5E8F0" w:color="auto" w:val="clear"/>
+            <w:tcMar>
+              <w:top w:type="dxa" w:w="60"/>
+              <w:left w:type="dxa" w:w="120"/>
+              <w:bottom w:type="dxa" w:w="60"/>
+              <w:right w:type="dxa" w:w="120"/>
+            </w:tcMar>
+            <w:vAlign w:val="top"/>
+          </w:tcPr>
+          <w:p>
+            <w:pPr>
+              <w:spacing w:after="40" w:before="0"/>
+              <w:jc w:val="left"/>
+            </w:pPr>
+            <w:r>
+              <w:rPr>
+                <w:rFonts w:ascii="Arial" w:cs="Arial" w:eastAsia="Arial" w:hAnsi="Arial"/>
+                <w:b/>
+                <w:bCs/>
+                <w:i w:val="false"/>
+                <w:iCs w:val="false"/>
+                <w:color w:val="000000"/>
+                <w:sz w:val="18"/>
+                <w:szCs w:val="18"/>
+              </w:rPr>
+              <w:t xml:space="preserve">Model Building Phase</w:t>
             </w:r>
           </w:p>
           <w:p>
@@ -21471,7 +21489,7 @@
             <w:pPr>
               <w:spacing w:after="20" w:before="0"/>
             </w:pPr>
-            <w:hyperlink w:history="1" r:id="rId8vtmf_wgjqic9jkdxuyph">
+            <w:hyperlink w:history="1" r:id="rIda1ubbcollnbomhuq8ikuv">
               <w:r>
                 <w:rPr>
                   <w:rFonts w:ascii="Arial" w:cs="Arial" w:eastAsia="Arial" w:hAnsi="Arial"/>
@@ -21504,7 +21522,7 @@
               <w:spacing w:after="10" w:before="0"/>
               <w:ind w:left="120"/>
             </w:pPr>
-            <w:hyperlink w:history="1" r:id="rIdaw1206dr4q48hk9vcvugr">
+            <w:hyperlink w:history="1" r:id="rIdypp6orsbgdyrwlajswzwf">
               <w:r>
                 <w:rPr>
                   <w:rFonts w:ascii="Arial" w:cs="Arial" w:eastAsia="Arial" w:hAnsi="Arial"/>
@@ -21549,7 +21567,7 @@
             <w:pPr>
               <w:spacing w:after="20" w:before="0"/>
             </w:pPr>
-            <w:hyperlink w:history="1" r:id="rIdnia7z0ehqhsx0qvzhnmgh">
+            <w:hyperlink w:history="1" r:id="rId5vldxobhs__ds_84ginx4">
               <w:r>
                 <w:rPr>
                   <w:rFonts w:ascii="Arial" w:cs="Arial" w:eastAsia="Arial" w:hAnsi="Arial"/>
@@ -21582,7 +21600,7 @@
               <w:spacing w:after="10" w:before="0"/>
               <w:ind w:left="120"/>
             </w:pPr>
-            <w:hyperlink w:history="1" r:id="rIdej6ufeuwygxzocyiaw9-h">
+            <w:hyperlink w:history="1" r:id="rIdbunkvdwicxyusmz6gqnt2">
               <w:r>
                 <w:rPr>
                   <w:rFonts w:ascii="Arial" w:cs="Arial" w:eastAsia="Arial" w:hAnsi="Arial"/>

--- a/data/outputs/v2/Maths/SS1.1_Real_Numbers/Mathematics_Real_Numbers_CBE_LessonSequence.docx
+++ b/data/outputs/v2/Maths/SS1.1_Real_Numbers/Mathematics_Real_Numbers_CBE_LessonSequence.docx
@@ -3160,7 +3160,7 @@
             <w:pPr>
               <w:spacing w:after="20" w:before="0"/>
             </w:pPr>
-            <w:hyperlink w:history="1" r:id="rIdpntuwvpll00giylnqsj7a">
+            <w:hyperlink w:history="1" r:id="rIdsm2of_wmqjvv1x4l3vu-c">
               <w:r>
                 <w:rPr>
                   <w:rFonts w:ascii="Arial" w:cs="Arial" w:eastAsia="Arial" w:hAnsi="Arial"/>
@@ -3193,7 +3193,7 @@
               <w:spacing w:after="10" w:before="0"/>
               <w:ind w:left="120"/>
             </w:pPr>
-            <w:hyperlink w:history="1" r:id="rIdjfsyn6clnboy-ltgh9yo8">
+            <w:hyperlink w:history="1" r:id="rId5313pdgkdsqjjuhtgjw-o">
               <w:r>
                 <w:rPr>
                   <w:rFonts w:ascii="Arial" w:cs="Arial" w:eastAsia="Arial" w:hAnsi="Arial"/>
@@ -3238,7 +3238,7 @@
             <w:pPr>
               <w:spacing w:after="20" w:before="0"/>
             </w:pPr>
-            <w:hyperlink w:history="1" r:id="rId5jnd9rfi1_bhmglkhvmf0">
+            <w:hyperlink w:history="1" r:id="rIdma3myaitlqzr8htyhisum">
               <w:r>
                 <w:rPr>
                   <w:rFonts w:ascii="Arial" w:cs="Arial" w:eastAsia="Arial" w:hAnsi="Arial"/>
@@ -3271,7 +3271,7 @@
               <w:spacing w:after="10" w:before="0"/>
               <w:ind w:left="120"/>
             </w:pPr>
-            <w:hyperlink w:history="1" r:id="rIdghfty6sbftp1oxhaz2-qp">
+            <w:hyperlink w:history="1" r:id="rIdrme3voli272xyzl8e0nuz">
               <w:r>
                 <w:rPr>
                   <w:rFonts w:ascii="Arial" w:cs="Arial" w:eastAsia="Arial" w:hAnsi="Arial"/>
@@ -3466,7 +3466,7 @@
             <w:pPr>
               <w:spacing w:after="20" w:before="0"/>
             </w:pPr>
-            <w:hyperlink w:history="1" r:id="rIdqds5kqqjbgj6pflhoqndn">
+            <w:hyperlink w:history="1" r:id="rId2nw_v-rudj4i4btoqrcsz">
               <w:r>
                 <w:rPr>
                   <w:rFonts w:ascii="Arial" w:cs="Arial" w:eastAsia="Arial" w:hAnsi="Arial"/>
@@ -3499,7 +3499,7 @@
               <w:spacing w:after="10" w:before="0"/>
               <w:ind w:left="120"/>
             </w:pPr>
-            <w:hyperlink w:history="1" r:id="rIdatw3yghw7hmkwgmpep1dp">
+            <w:hyperlink w:history="1" r:id="rIdlqqtjy0u5a50c44woemxh">
               <w:r>
                 <w:rPr>
                   <w:rFonts w:ascii="Arial" w:cs="Arial" w:eastAsia="Arial" w:hAnsi="Arial"/>
@@ -3544,7 +3544,7 @@
             <w:pPr>
               <w:spacing w:after="20" w:before="0"/>
             </w:pPr>
-            <w:hyperlink w:history="1" r:id="rIdlhjqwt2qn9xctphu0rzht">
+            <w:hyperlink w:history="1" r:id="rId7jfzeqeuibi8l4xn-uvyu">
               <w:r>
                 <w:rPr>
                   <w:rFonts w:ascii="Arial" w:cs="Arial" w:eastAsia="Arial" w:hAnsi="Arial"/>
@@ -3577,7 +3577,7 @@
               <w:spacing w:after="10" w:before="0"/>
               <w:ind w:left="120"/>
             </w:pPr>
-            <w:hyperlink w:history="1" r:id="rId-5pfmclsvcpfjrocln0zu">
+            <w:hyperlink w:history="1" r:id="rId_7bemkm8ecqxka7gizyns">
               <w:r>
                 <w:rPr>
                   <w:rFonts w:ascii="Arial" w:cs="Arial" w:eastAsia="Arial" w:hAnsi="Arial"/>
@@ -3831,7 +3831,7 @@
             <w:pPr>
               <w:spacing w:after="20" w:before="0"/>
             </w:pPr>
-            <w:hyperlink w:history="1" r:id="rIdh1x3yuhv0lt6pbevwq_jv">
+            <w:hyperlink w:history="1" r:id="rIdkd6qzljclvxwvinhfnntp">
               <w:r>
                 <w:rPr>
                   <w:rFonts w:ascii="Arial" w:cs="Arial" w:eastAsia="Arial" w:hAnsi="Arial"/>
@@ -3864,7 +3864,7 @@
               <w:spacing w:after="10" w:before="0"/>
               <w:ind w:left="120"/>
             </w:pPr>
-            <w:hyperlink w:history="1" r:id="rId4b8rpx41za_1dy9djvx6s">
+            <w:hyperlink w:history="1" r:id="rIdqws4m630stc0_-y2lx5yq">
               <w:r>
                 <w:rPr>
                   <w:rFonts w:ascii="Arial" w:cs="Arial" w:eastAsia="Arial" w:hAnsi="Arial"/>
@@ -3909,7 +3909,7 @@
             <w:pPr>
               <w:spacing w:after="20" w:before="0"/>
             </w:pPr>
-            <w:hyperlink w:history="1" r:id="rIdtvlyf3kgekalag_fr-yzm">
+            <w:hyperlink w:history="1" r:id="rId94dx3ajwcwsxdsu7ajaml">
               <w:r>
                 <w:rPr>
                   <w:rFonts w:ascii="Arial" w:cs="Arial" w:eastAsia="Arial" w:hAnsi="Arial"/>
@@ -3942,7 +3942,7 @@
               <w:spacing w:after="10" w:before="0"/>
               <w:ind w:left="120"/>
             </w:pPr>
-            <w:hyperlink w:history="1" r:id="rIdi9vq5vzlygk8yqw-5qhb4">
+            <w:hyperlink w:history="1" r:id="rIdhrlclgqd2iogxoh7rhbjq">
               <w:r>
                 <w:rPr>
                   <w:rFonts w:ascii="Arial" w:cs="Arial" w:eastAsia="Arial" w:hAnsi="Arial"/>
@@ -4137,7 +4137,7 @@
             <w:pPr>
               <w:spacing w:after="20" w:before="0"/>
             </w:pPr>
-            <w:hyperlink w:history="1" r:id="rIdnvvxz2hwa7auvtqenr7c7">
+            <w:hyperlink w:history="1" r:id="rIdwihbcvsbibzy5dcjgut1l">
               <w:r>
                 <w:rPr>
                   <w:rFonts w:ascii="Arial" w:cs="Arial" w:eastAsia="Arial" w:hAnsi="Arial"/>
@@ -4170,7 +4170,7 @@
               <w:spacing w:after="10" w:before="0"/>
               <w:ind w:left="120"/>
             </w:pPr>
-            <w:hyperlink w:history="1" r:id="rIdwkpi4qmcinpf9ks2lyi0g">
+            <w:hyperlink w:history="1" r:id="rIdlgptfkkgdk5d86ww43xu0">
               <w:r>
                 <w:rPr>
                   <w:rFonts w:ascii="Arial" w:cs="Arial" w:eastAsia="Arial" w:hAnsi="Arial"/>
@@ -4215,7 +4215,7 @@
             <w:pPr>
               <w:spacing w:after="20" w:before="0"/>
             </w:pPr>
-            <w:hyperlink w:history="1" r:id="rIdleexlmsgsczzv1enhmgjh">
+            <w:hyperlink w:history="1" r:id="rIdcorerueh4webdcnxplvpl">
               <w:r>
                 <w:rPr>
                   <w:rFonts w:ascii="Arial" w:cs="Arial" w:eastAsia="Arial" w:hAnsi="Arial"/>
@@ -4248,7 +4248,7 @@
               <w:spacing w:after="10" w:before="0"/>
               <w:ind w:left="120"/>
             </w:pPr>
-            <w:hyperlink w:history="1" r:id="rIda-tdl_3ebiq_zirk-6wej">
+            <w:hyperlink w:history="1" r:id="rIdaxfdrvyqi0aklld1q6noc">
               <w:r>
                 <w:rPr>
                   <w:rFonts w:ascii="Arial" w:cs="Arial" w:eastAsia="Arial" w:hAnsi="Arial"/>
@@ -4443,7 +4443,7 @@
             <w:pPr>
               <w:spacing w:after="20" w:before="0"/>
             </w:pPr>
-            <w:hyperlink w:history="1" r:id="rIdm5mzgjvtbr0g_laopp49z">
+            <w:hyperlink w:history="1" r:id="rIdb_zcchjkwgaskqwnilkre">
               <w:r>
                 <w:rPr>
                   <w:rFonts w:ascii="Arial" w:cs="Arial" w:eastAsia="Arial" w:hAnsi="Arial"/>
@@ -4476,7 +4476,7 @@
               <w:spacing w:after="10" w:before="0"/>
               <w:ind w:left="120"/>
             </w:pPr>
-            <w:hyperlink w:history="1" r:id="rId-sncw9nlubv8_f8ncuxrh">
+            <w:hyperlink w:history="1" r:id="rId8j6-8uciae1zz2cwwvs6b">
               <w:r>
                 <w:rPr>
                   <w:rFonts w:ascii="Arial" w:cs="Arial" w:eastAsia="Arial" w:hAnsi="Arial"/>
@@ -4521,7 +4521,7 @@
             <w:pPr>
               <w:spacing w:after="20" w:before="0"/>
             </w:pPr>
-            <w:hyperlink w:history="1" r:id="rId_kc9r8jp5c7ykojufzpcp">
+            <w:hyperlink w:history="1" r:id="rIdz5dwdijborrm3j8okdqvr">
               <w:r>
                 <w:rPr>
                   <w:rFonts w:ascii="Arial" w:cs="Arial" w:eastAsia="Arial" w:hAnsi="Arial"/>
@@ -4554,7 +4554,7 @@
               <w:spacing w:after="10" w:before="0"/>
               <w:ind w:left="120"/>
             </w:pPr>
-            <w:hyperlink w:history="1" r:id="rIdcqq-snj85tjy2pgdcgslb">
+            <w:hyperlink w:history="1" r:id="rIdnbqugrrbarirklysetqlf">
               <w:r>
                 <w:rPr>
                   <w:rFonts w:ascii="Arial" w:cs="Arial" w:eastAsia="Arial" w:hAnsi="Arial"/>
@@ -6155,7 +6155,7 @@
             <w:pPr>
               <w:spacing w:after="20" w:before="0"/>
             </w:pPr>
-            <w:hyperlink w:history="1" r:id="rIdghrr6ywvc19n3vpndgqpv">
+            <w:hyperlink w:history="1" r:id="rIdznybwfqqbagahhdmgxrh6">
               <w:r>
                 <w:rPr>
                   <w:rFonts w:ascii="Arial" w:cs="Arial" w:eastAsia="Arial" w:hAnsi="Arial"/>
@@ -6188,7 +6188,7 @@
               <w:spacing w:after="10" w:before="0"/>
               <w:ind w:left="120"/>
             </w:pPr>
-            <w:hyperlink w:history="1" r:id="rIdybaqpmlrcbv9p3r19lkqr">
+            <w:hyperlink w:history="1" r:id="rIdo2iutavjvwe_fxihc9ist">
               <w:r>
                 <w:rPr>
                   <w:rFonts w:ascii="Arial" w:cs="Arial" w:eastAsia="Arial" w:hAnsi="Arial"/>
@@ -6233,7 +6233,7 @@
             <w:pPr>
               <w:spacing w:after="20" w:before="0"/>
             </w:pPr>
-            <w:hyperlink w:history="1" r:id="rIdhmvdwytougn_cdjdcy-2m">
+            <w:hyperlink w:history="1" r:id="rIdl7sf35wx8o-0vfnu6cdek">
               <w:r>
                 <w:rPr>
                   <w:rFonts w:ascii="Arial" w:cs="Arial" w:eastAsia="Arial" w:hAnsi="Arial"/>
@@ -6266,7 +6266,7 @@
               <w:spacing w:after="10" w:before="0"/>
               <w:ind w:left="120"/>
             </w:pPr>
-            <w:hyperlink w:history="1" r:id="rIdr-f6zrec4rqawvhmdsqvb">
+            <w:hyperlink w:history="1" r:id="rIdn5uzqamltztsvka3jmda_">
               <w:r>
                 <w:rPr>
                   <w:rFonts w:ascii="Arial" w:cs="Arial" w:eastAsia="Arial" w:hAnsi="Arial"/>
@@ -6461,7 +6461,7 @@
             <w:pPr>
               <w:spacing w:after="20" w:before="0"/>
             </w:pPr>
-            <w:hyperlink w:history="1" r:id="rIdek2dtxolubehflt-2pmhs">
+            <w:hyperlink w:history="1" r:id="rId7zjczjaqahhjshkdsmmbb">
               <w:r>
                 <w:rPr>
                   <w:rFonts w:ascii="Arial" w:cs="Arial" w:eastAsia="Arial" w:hAnsi="Arial"/>
@@ -6494,7 +6494,7 @@
               <w:spacing w:after="10" w:before="0"/>
               <w:ind w:left="120"/>
             </w:pPr>
-            <w:hyperlink w:history="1" r:id="rIdwx7sqh6gvqsqmzo5ysyrq">
+            <w:hyperlink w:history="1" r:id="rIdol3otk2ycd0lgdstsp2l_">
               <w:r>
                 <w:rPr>
                   <w:rFonts w:ascii="Arial" w:cs="Arial" w:eastAsia="Arial" w:hAnsi="Arial"/>
@@ -6539,7 +6539,7 @@
             <w:pPr>
               <w:spacing w:after="20" w:before="0"/>
             </w:pPr>
-            <w:hyperlink w:history="1" r:id="rIdn21re2fq0ei5onvhbgu5o">
+            <w:hyperlink w:history="1" r:id="rIda6qfavinj2ji5xbi4c07v">
               <w:r>
                 <w:rPr>
                   <w:rFonts w:ascii="Arial" w:cs="Arial" w:eastAsia="Arial" w:hAnsi="Arial"/>
@@ -6572,7 +6572,7 @@
               <w:spacing w:after="10" w:before="0"/>
               <w:ind w:left="120"/>
             </w:pPr>
-            <w:hyperlink w:history="1" r:id="rIdsmlihrvelgmypmpmtntkb">
+            <w:hyperlink w:history="1" r:id="rIdkohowq0bil9qp7coxmtli">
               <w:r>
                 <w:rPr>
                   <w:rFonts w:ascii="Arial" w:cs="Arial" w:eastAsia="Arial" w:hAnsi="Arial"/>
@@ -6767,7 +6767,7 @@
             <w:pPr>
               <w:spacing w:after="20" w:before="0"/>
             </w:pPr>
-            <w:hyperlink w:history="1" r:id="rIdquc5zgmayizkk3fp7bzax">
+            <w:hyperlink w:history="1" r:id="rIdxsbtxf6qzoxqejyxpcewt">
               <w:r>
                 <w:rPr>
                   <w:rFonts w:ascii="Arial" w:cs="Arial" w:eastAsia="Arial" w:hAnsi="Arial"/>
@@ -6800,7 +6800,7 @@
               <w:spacing w:after="10" w:before="0"/>
               <w:ind w:left="120"/>
             </w:pPr>
-            <w:hyperlink w:history="1" r:id="rIdome_cgehffjbpacgjfubb">
+            <w:hyperlink w:history="1" r:id="rIdobmb8jf_cmh8qo4d8lokv">
               <w:r>
                 <w:rPr>
                   <w:rFonts w:ascii="Arial" w:cs="Arial" w:eastAsia="Arial" w:hAnsi="Arial"/>
@@ -6845,7 +6845,7 @@
             <w:pPr>
               <w:spacing w:after="20" w:before="0"/>
             </w:pPr>
-            <w:hyperlink w:history="1" r:id="rIdy7dxjvi1b28jgh2hpqnyc">
+            <w:hyperlink w:history="1" r:id="rIdjdhstvuejzazix7sf8ih2">
               <w:r>
                 <w:rPr>
                   <w:rFonts w:ascii="Arial" w:cs="Arial" w:eastAsia="Arial" w:hAnsi="Arial"/>
@@ -6878,7 +6878,7 @@
               <w:spacing w:after="10" w:before="0"/>
               <w:ind w:left="120"/>
             </w:pPr>
-            <w:hyperlink w:history="1" r:id="rIdzxan6to1ytcsrgraijnci">
+            <w:hyperlink w:history="1" r:id="rIdiyeumnhmjm7b8s3oe3wrq">
               <w:r>
                 <w:rPr>
                   <w:rFonts w:ascii="Arial" w:cs="Arial" w:eastAsia="Arial" w:hAnsi="Arial"/>
@@ -7073,7 +7073,7 @@
             <w:pPr>
               <w:spacing w:after="20" w:before="0"/>
             </w:pPr>
-            <w:hyperlink w:history="1" r:id="rIdfagohdqvmh8lk0v_d58p4">
+            <w:hyperlink w:history="1" r:id="rId1qawo1opstyntzg0mxyzm">
               <w:r>
                 <w:rPr>
                   <w:rFonts w:ascii="Arial" w:cs="Arial" w:eastAsia="Arial" w:hAnsi="Arial"/>
@@ -7106,7 +7106,7 @@
               <w:spacing w:after="10" w:before="0"/>
               <w:ind w:left="120"/>
             </w:pPr>
-            <w:hyperlink w:history="1" r:id="rId_d0jxx6q46pqoqnisn3dq">
+            <w:hyperlink w:history="1" r:id="rIdxexvp_-r9pbz1i7ikd82z">
               <w:r>
                 <w:rPr>
                   <w:rFonts w:ascii="Arial" w:cs="Arial" w:eastAsia="Arial" w:hAnsi="Arial"/>
@@ -7151,7 +7151,7 @@
             <w:pPr>
               <w:spacing w:after="20" w:before="0"/>
             </w:pPr>
-            <w:hyperlink w:history="1" r:id="rIdxa81ufvzvp9kmla6bui9b">
+            <w:hyperlink w:history="1" r:id="rIdfwbjsrvdnwpedujbnebpd">
               <w:r>
                 <w:rPr>
                   <w:rFonts w:ascii="Arial" w:cs="Arial" w:eastAsia="Arial" w:hAnsi="Arial"/>
@@ -7184,7 +7184,7 @@
               <w:spacing w:after="10" w:before="0"/>
               <w:ind w:left="120"/>
             </w:pPr>
-            <w:hyperlink w:history="1" r:id="rId2mdgv2vmjep_v0djiguru">
+            <w:hyperlink w:history="1" r:id="rIdiinpxf5bucuohkdaba6wg">
               <w:r>
                 <w:rPr>
                   <w:rFonts w:ascii="Arial" w:cs="Arial" w:eastAsia="Arial" w:hAnsi="Arial"/>
@@ -7379,7 +7379,7 @@
             <w:pPr>
               <w:spacing w:after="20" w:before="0"/>
             </w:pPr>
-            <w:hyperlink w:history="1" r:id="rIdxzo7k4sozvwail8r-lsxz">
+            <w:hyperlink w:history="1" r:id="rId2bruusjhe-_i0nlmhawtf">
               <w:r>
                 <w:rPr>
                   <w:rFonts w:ascii="Arial" w:cs="Arial" w:eastAsia="Arial" w:hAnsi="Arial"/>
@@ -7412,7 +7412,7 @@
               <w:spacing w:after="10" w:before="0"/>
               <w:ind w:left="120"/>
             </w:pPr>
-            <w:hyperlink w:history="1" r:id="rIdsdk7c1lsdetickmi5nubc">
+            <w:hyperlink w:history="1" r:id="rId_hbzdzalxf8cfgjtpkogi">
               <w:r>
                 <w:rPr>
                   <w:rFonts w:ascii="Arial" w:cs="Arial" w:eastAsia="Arial" w:hAnsi="Arial"/>
@@ -7457,7 +7457,7 @@
             <w:pPr>
               <w:spacing w:after="20" w:before="0"/>
             </w:pPr>
-            <w:hyperlink w:history="1" r:id="rIdqemtm7aeq9cjiqc2pearn">
+            <w:hyperlink w:history="1" r:id="rId4utudingeioyd8qhxmbtq">
               <w:r>
                 <w:rPr>
                   <w:rFonts w:ascii="Arial" w:cs="Arial" w:eastAsia="Arial" w:hAnsi="Arial"/>
@@ -7490,7 +7490,7 @@
               <w:spacing w:after="10" w:before="0"/>
               <w:ind w:left="120"/>
             </w:pPr>
-            <w:hyperlink w:history="1" r:id="rIdeegmghqfzxox3w-gujadr">
+            <w:hyperlink w:history="1" r:id="rId4u5_p6dkazhx6zbp7bgw4">
               <w:r>
                 <w:rPr>
                   <w:rFonts w:ascii="Arial" w:cs="Arial" w:eastAsia="Arial" w:hAnsi="Arial"/>
@@ -8977,7 +8977,7 @@
             <w:pPr>
               <w:spacing w:after="20" w:before="0"/>
             </w:pPr>
-            <w:hyperlink w:history="1" r:id="rIde_7eet-b-abcs0foav8lh">
+            <w:hyperlink w:history="1" r:id="rId2cvlvcvhiubqmkki9yiwm">
               <w:r>
                 <w:rPr>
                   <w:rFonts w:ascii="Arial" w:cs="Arial" w:eastAsia="Arial" w:hAnsi="Arial"/>
@@ -9010,7 +9010,7 @@
               <w:spacing w:after="10" w:before="0"/>
               <w:ind w:left="120"/>
             </w:pPr>
-            <w:hyperlink w:history="1" r:id="rId2zzomhjjfrcwb24qzbfxp">
+            <w:hyperlink w:history="1" r:id="rIdklcyzop3fatejxbxusghi">
               <w:r>
                 <w:rPr>
                   <w:rFonts w:ascii="Arial" w:cs="Arial" w:eastAsia="Arial" w:hAnsi="Arial"/>
@@ -9055,7 +9055,7 @@
             <w:pPr>
               <w:spacing w:after="20" w:before="0"/>
             </w:pPr>
-            <w:hyperlink w:history="1" r:id="rIddjxsteo-a8vh7unsb7wl2">
+            <w:hyperlink w:history="1" r:id="rIdd09utylrmyicb33x3unwu">
               <w:r>
                 <w:rPr>
                   <w:rFonts w:ascii="Arial" w:cs="Arial" w:eastAsia="Arial" w:hAnsi="Arial"/>
@@ -9088,7 +9088,7 @@
               <w:spacing w:after="10" w:before="0"/>
               <w:ind w:left="120"/>
             </w:pPr>
-            <w:hyperlink w:history="1" r:id="rIdpvskhhyzvrgtozqo4pmba">
+            <w:hyperlink w:history="1" r:id="rIdwpbgwmcmyvjycywhlbxwh">
               <w:r>
                 <w:rPr>
                   <w:rFonts w:ascii="Arial" w:cs="Arial" w:eastAsia="Arial" w:hAnsi="Arial"/>
@@ -9283,7 +9283,7 @@
             <w:pPr>
               <w:spacing w:after="20" w:before="0"/>
             </w:pPr>
-            <w:hyperlink w:history="1" r:id="rIdpj597u6owyvhzuunwjg-0">
+            <w:hyperlink w:history="1" r:id="rIdydh1uefeaombbecv7huyb">
               <w:r>
                 <w:rPr>
                   <w:rFonts w:ascii="Arial" w:cs="Arial" w:eastAsia="Arial" w:hAnsi="Arial"/>
@@ -9316,7 +9316,7 @@
               <w:spacing w:after="10" w:before="0"/>
               <w:ind w:left="120"/>
             </w:pPr>
-            <w:hyperlink w:history="1" r:id="rId_o-sa-wphqgts9xdbkeiy">
+            <w:hyperlink w:history="1" r:id="rIdqxdl32p2kn5slacjye_c4">
               <w:r>
                 <w:rPr>
                   <w:rFonts w:ascii="Arial" w:cs="Arial" w:eastAsia="Arial" w:hAnsi="Arial"/>
@@ -9361,7 +9361,7 @@
             <w:pPr>
               <w:spacing w:after="20" w:before="0"/>
             </w:pPr>
-            <w:hyperlink w:history="1" r:id="rIdv-goezcpqsrvaw_zhtmb3">
+            <w:hyperlink w:history="1" r:id="rIddbf6jld-vrhjmmmqfwkny">
               <w:r>
                 <w:rPr>
                   <w:rFonts w:ascii="Arial" w:cs="Arial" w:eastAsia="Arial" w:hAnsi="Arial"/>
@@ -9394,7 +9394,7 @@
               <w:spacing w:after="10" w:before="0"/>
               <w:ind w:left="120"/>
             </w:pPr>
-            <w:hyperlink w:history="1" r:id="rIdg5ujze2pw3kc_idrya_ev">
+            <w:hyperlink w:history="1" r:id="rIdcawfha44eulyoodcm8x9o">
               <w:r>
                 <w:rPr>
                   <w:rFonts w:ascii="Arial" w:cs="Arial" w:eastAsia="Arial" w:hAnsi="Arial"/>
@@ -9589,7 +9589,7 @@
             <w:pPr>
               <w:spacing w:after="20" w:before="0"/>
             </w:pPr>
-            <w:hyperlink w:history="1" r:id="rId-yxpzu6xrnjknoog2uxog">
+            <w:hyperlink w:history="1" r:id="rIddzyc7aql75b6mkvgcqemt">
               <w:r>
                 <w:rPr>
                   <w:rFonts w:ascii="Arial" w:cs="Arial" w:eastAsia="Arial" w:hAnsi="Arial"/>
@@ -9622,7 +9622,7 @@
               <w:spacing w:after="10" w:before="0"/>
               <w:ind w:left="120"/>
             </w:pPr>
-            <w:hyperlink w:history="1" r:id="rIdpvgdl2lppwqnakifmann-">
+            <w:hyperlink w:history="1" r:id="rId07libal5fcqwt-z26th3d">
               <w:r>
                 <w:rPr>
                   <w:rFonts w:ascii="Arial" w:cs="Arial" w:eastAsia="Arial" w:hAnsi="Arial"/>
@@ -9667,7 +9667,7 @@
             <w:pPr>
               <w:spacing w:after="20" w:before="0"/>
             </w:pPr>
-            <w:hyperlink w:history="1" r:id="rIdet33ic9pagucny8nir3ut">
+            <w:hyperlink w:history="1" r:id="rIdgukvb0rh15s0mgpmw7pkm">
               <w:r>
                 <w:rPr>
                   <w:rFonts w:ascii="Arial" w:cs="Arial" w:eastAsia="Arial" w:hAnsi="Arial"/>
@@ -9700,7 +9700,7 @@
               <w:spacing w:after="10" w:before="0"/>
               <w:ind w:left="120"/>
             </w:pPr>
-            <w:hyperlink w:history="1" r:id="rIdt9qmsbxltn36hhqv8ytr-">
+            <w:hyperlink w:history="1" r:id="rIdhutqnoyexeu8ou01kxpbr">
               <w:r>
                 <w:rPr>
                   <w:rFonts w:ascii="Arial" w:cs="Arial" w:eastAsia="Arial" w:hAnsi="Arial"/>
@@ -9895,7 +9895,7 @@
             <w:pPr>
               <w:spacing w:after="20" w:before="0"/>
             </w:pPr>
-            <w:hyperlink w:history="1" r:id="rIdi-ob7usis6hzazct30hkh">
+            <w:hyperlink w:history="1" r:id="rIdbpahqoioab7jje8vfw7ia">
               <w:r>
                 <w:rPr>
                   <w:rFonts w:ascii="Arial" w:cs="Arial" w:eastAsia="Arial" w:hAnsi="Arial"/>
@@ -9928,7 +9928,7 @@
               <w:spacing w:after="10" w:before="0"/>
               <w:ind w:left="120"/>
             </w:pPr>
-            <w:hyperlink w:history="1" r:id="rId1_mzhbailzk5-btcxghni">
+            <w:hyperlink w:history="1" r:id="rIdglapt_-sq_nyfsybrdgzq">
               <w:r>
                 <w:rPr>
                   <w:rFonts w:ascii="Arial" w:cs="Arial" w:eastAsia="Arial" w:hAnsi="Arial"/>
@@ -9973,7 +9973,7 @@
             <w:pPr>
               <w:spacing w:after="20" w:before="0"/>
             </w:pPr>
-            <w:hyperlink w:history="1" r:id="rId4ys0uhjlgeuz8nsykypov">
+            <w:hyperlink w:history="1" r:id="rId_u70iqghz2oqnhwelweq6">
               <w:r>
                 <w:rPr>
                   <w:rFonts w:ascii="Arial" w:cs="Arial" w:eastAsia="Arial" w:hAnsi="Arial"/>
@@ -10006,7 +10006,7 @@
               <w:spacing w:after="10" w:before="0"/>
               <w:ind w:left="120"/>
             </w:pPr>
-            <w:hyperlink w:history="1" r:id="rIdse1ydxz34vfl8tvf18mlt">
+            <w:hyperlink w:history="1" r:id="rIdb9bugz5f9fnjbc9vcin1-">
               <w:r>
                 <w:rPr>
                   <w:rFonts w:ascii="Arial" w:cs="Arial" w:eastAsia="Arial" w:hAnsi="Arial"/>
@@ -10201,7 +10201,7 @@
             <w:pPr>
               <w:spacing w:after="20" w:before="0"/>
             </w:pPr>
-            <w:hyperlink w:history="1" r:id="rIdqxbkgvw2m1s9tq3bxqdv8">
+            <w:hyperlink w:history="1" r:id="rIdloh3alzbzqwyvpm3id83i">
               <w:r>
                 <w:rPr>
                   <w:rFonts w:ascii="Arial" w:cs="Arial" w:eastAsia="Arial" w:hAnsi="Arial"/>
@@ -10234,7 +10234,7 @@
               <w:spacing w:after="10" w:before="0"/>
               <w:ind w:left="120"/>
             </w:pPr>
-            <w:hyperlink w:history="1" r:id="rIdfqxfx1pm6xaeeu-vb9c4g">
+            <w:hyperlink w:history="1" r:id="rIdisf8rgghrkjdifjra7xnt">
               <w:r>
                 <w:rPr>
                   <w:rFonts w:ascii="Arial" w:cs="Arial" w:eastAsia="Arial" w:hAnsi="Arial"/>
@@ -10279,7 +10279,7 @@
             <w:pPr>
               <w:spacing w:after="20" w:before="0"/>
             </w:pPr>
-            <w:hyperlink w:history="1" r:id="rIddqu7i9he9qm3anatm3zoh">
+            <w:hyperlink w:history="1" r:id="rIdjqu9mjdnpa5rsnpkikmjp">
               <w:r>
                 <w:rPr>
                   <w:rFonts w:ascii="Arial" w:cs="Arial" w:eastAsia="Arial" w:hAnsi="Arial"/>
@@ -10312,7 +10312,7 @@
               <w:spacing w:after="10" w:before="0"/>
               <w:ind w:left="120"/>
             </w:pPr>
-            <w:hyperlink w:history="1" r:id="rIdd7pvwwehmwql0ojs7koun">
+            <w:hyperlink w:history="1" r:id="rIdsbsjcozx8kig2sgnvp_4n">
               <w:r>
                 <w:rPr>
                   <w:rFonts w:ascii="Arial" w:cs="Arial" w:eastAsia="Arial" w:hAnsi="Arial"/>
@@ -11799,7 +11799,7 @@
             <w:pPr>
               <w:spacing w:after="20" w:before="0"/>
             </w:pPr>
-            <w:hyperlink w:history="1" r:id="rIdyyfajdrq51j60wvn2wip4">
+            <w:hyperlink w:history="1" r:id="rIdbgj4yrwxpa4ouommpuee0">
               <w:r>
                 <w:rPr>
                   <w:rFonts w:ascii="Arial" w:cs="Arial" w:eastAsia="Arial" w:hAnsi="Arial"/>
@@ -11832,7 +11832,7 @@
               <w:spacing w:after="10" w:before="0"/>
               <w:ind w:left="120"/>
             </w:pPr>
-            <w:hyperlink w:history="1" r:id="rId5fhnhp8z-fxthovvtudz8">
+            <w:hyperlink w:history="1" r:id="rIdou_tnx-gedhmqfze4rjcq">
               <w:r>
                 <w:rPr>
                   <w:rFonts w:ascii="Arial" w:cs="Arial" w:eastAsia="Arial" w:hAnsi="Arial"/>
@@ -11877,7 +11877,7 @@
             <w:pPr>
               <w:spacing w:after="20" w:before="0"/>
             </w:pPr>
-            <w:hyperlink w:history="1" r:id="rIdxbxyph6xhdmtbjazehlpr">
+            <w:hyperlink w:history="1" r:id="rIdkhn9z8qpd17jcren3bclp">
               <w:r>
                 <w:rPr>
                   <w:rFonts w:ascii="Arial" w:cs="Arial" w:eastAsia="Arial" w:hAnsi="Arial"/>
@@ -11910,7 +11910,7 @@
               <w:spacing w:after="10" w:before="0"/>
               <w:ind w:left="120"/>
             </w:pPr>
-            <w:hyperlink w:history="1" r:id="rIdytfa7w2iz6ifcmh-1qti9">
+            <w:hyperlink w:history="1" r:id="rId8wzjbsunjhr-3xgpldw44">
               <w:r>
                 <w:rPr>
                   <w:rFonts w:ascii="Arial" w:cs="Arial" w:eastAsia="Arial" w:hAnsi="Arial"/>
@@ -12105,7 +12105,7 @@
             <w:pPr>
               <w:spacing w:after="20" w:before="0"/>
             </w:pPr>
-            <w:hyperlink w:history="1" r:id="rId6yadpwrpvcwenau6gvrrp">
+            <w:hyperlink w:history="1" r:id="rId3oedix5behdenux6apeea">
               <w:r>
                 <w:rPr>
                   <w:rFonts w:ascii="Arial" w:cs="Arial" w:eastAsia="Arial" w:hAnsi="Arial"/>
@@ -12138,7 +12138,7 @@
               <w:spacing w:after="10" w:before="0"/>
               <w:ind w:left="120"/>
             </w:pPr>
-            <w:hyperlink w:history="1" r:id="rIdvkhm8f72wd_97ba30yv-5">
+            <w:hyperlink w:history="1" r:id="rIdjrlwmc--ddheq1bp5pxay">
               <w:r>
                 <w:rPr>
                   <w:rFonts w:ascii="Arial" w:cs="Arial" w:eastAsia="Arial" w:hAnsi="Arial"/>
@@ -12183,7 +12183,7 @@
             <w:pPr>
               <w:spacing w:after="20" w:before="0"/>
             </w:pPr>
-            <w:hyperlink w:history="1" r:id="rIdq9ppom0ykxslh4ogyze0u">
+            <w:hyperlink w:history="1" r:id="rIdtu6dhbjn_r53txrvkr500">
               <w:r>
                 <w:rPr>
                   <w:rFonts w:ascii="Arial" w:cs="Arial" w:eastAsia="Arial" w:hAnsi="Arial"/>
@@ -12216,7 +12216,7 @@
               <w:spacing w:after="10" w:before="0"/>
               <w:ind w:left="120"/>
             </w:pPr>
-            <w:hyperlink w:history="1" r:id="rIdr3k71htitq25g6rqs_iu5">
+            <w:hyperlink w:history="1" r:id="rIdrs1hotxl4hoambw7xuyox">
               <w:r>
                 <w:rPr>
                   <w:rFonts w:ascii="Arial" w:cs="Arial" w:eastAsia="Arial" w:hAnsi="Arial"/>
@@ -12411,7 +12411,7 @@
             <w:pPr>
               <w:spacing w:after="20" w:before="0"/>
             </w:pPr>
-            <w:hyperlink w:history="1" r:id="rIdm7sue-stardv8miptfemy">
+            <w:hyperlink w:history="1" r:id="rIdxub6q3ixh18ylftwvum5j">
               <w:r>
                 <w:rPr>
                   <w:rFonts w:ascii="Arial" w:cs="Arial" w:eastAsia="Arial" w:hAnsi="Arial"/>
@@ -12444,7 +12444,7 @@
               <w:spacing w:after="10" w:before="0"/>
               <w:ind w:left="120"/>
             </w:pPr>
-            <w:hyperlink w:history="1" r:id="rIdsyirjmg3i9tu3sde5j8-5">
+            <w:hyperlink w:history="1" r:id="rIdhjbrsi03uccryd7fmqr3b">
               <w:r>
                 <w:rPr>
                   <w:rFonts w:ascii="Arial" w:cs="Arial" w:eastAsia="Arial" w:hAnsi="Arial"/>
@@ -12489,7 +12489,7 @@
             <w:pPr>
               <w:spacing w:after="20" w:before="0"/>
             </w:pPr>
-            <w:hyperlink w:history="1" r:id="rIdgt3ty7jtkvridltt-7pfj">
+            <w:hyperlink w:history="1" r:id="rIdmlfk98qobe9mpck8jpb-v">
               <w:r>
                 <w:rPr>
                   <w:rFonts w:ascii="Arial" w:cs="Arial" w:eastAsia="Arial" w:hAnsi="Arial"/>
@@ -12522,7 +12522,7 @@
               <w:spacing w:after="10" w:before="0"/>
               <w:ind w:left="120"/>
             </w:pPr>
-            <w:hyperlink w:history="1" r:id="rIdggyh4cfxohwe8mjoqdfhd">
+            <w:hyperlink w:history="1" r:id="rId-2znq4vkdlujocvj-bff3">
               <w:r>
                 <w:rPr>
                   <w:rFonts w:ascii="Arial" w:cs="Arial" w:eastAsia="Arial" w:hAnsi="Arial"/>
@@ -12717,7 +12717,7 @@
             <w:pPr>
               <w:spacing w:after="20" w:before="0"/>
             </w:pPr>
-            <w:hyperlink w:history="1" r:id="rIdqxcxv39s2uncn1safvv9y">
+            <w:hyperlink w:history="1" r:id="rIdcwd9wjixadnmigbdkc-gz">
               <w:r>
                 <w:rPr>
                   <w:rFonts w:ascii="Arial" w:cs="Arial" w:eastAsia="Arial" w:hAnsi="Arial"/>
@@ -12750,7 +12750,7 @@
               <w:spacing w:after="10" w:before="0"/>
               <w:ind w:left="120"/>
             </w:pPr>
-            <w:hyperlink w:history="1" r:id="rIdsu7t7vohpcp-mugq3eh3r">
+            <w:hyperlink w:history="1" r:id="rId_8pidogqujnx6yvq2rhf3">
               <w:r>
                 <w:rPr>
                   <w:rFonts w:ascii="Arial" w:cs="Arial" w:eastAsia="Arial" w:hAnsi="Arial"/>
@@ -12795,7 +12795,7 @@
             <w:pPr>
               <w:spacing w:after="20" w:before="0"/>
             </w:pPr>
-            <w:hyperlink w:history="1" r:id="rIdztjdbh-jw1dt4icqxbx69">
+            <w:hyperlink w:history="1" r:id="rIdbgf5axzbtsdn59ug7hwgx">
               <w:r>
                 <w:rPr>
                   <w:rFonts w:ascii="Arial" w:cs="Arial" w:eastAsia="Arial" w:hAnsi="Arial"/>
@@ -12828,7 +12828,7 @@
               <w:spacing w:after="10" w:before="0"/>
               <w:ind w:left="120"/>
             </w:pPr>
-            <w:hyperlink w:history="1" r:id="rIdv28tlrdpxs5w_lgaarb1u">
+            <w:hyperlink w:history="1" r:id="rIdf67t01eizqkxe5o_iwgz_">
               <w:r>
                 <w:rPr>
                   <w:rFonts w:ascii="Arial" w:cs="Arial" w:eastAsia="Arial" w:hAnsi="Arial"/>
@@ -13023,7 +13023,7 @@
             <w:pPr>
               <w:spacing w:after="20" w:before="0"/>
             </w:pPr>
-            <w:hyperlink w:history="1" r:id="rId5vuq_wlexqhhw3fww1jxn">
+            <w:hyperlink w:history="1" r:id="rIdjdsf70wjt57iaqh1shbtj">
               <w:r>
                 <w:rPr>
                   <w:rFonts w:ascii="Arial" w:cs="Arial" w:eastAsia="Arial" w:hAnsi="Arial"/>
@@ -13056,7 +13056,7 @@
               <w:spacing w:after="10" w:before="0"/>
               <w:ind w:left="120"/>
             </w:pPr>
-            <w:hyperlink w:history="1" r:id="rIdhp9_5ed3y7fyrxrbobbch">
+            <w:hyperlink w:history="1" r:id="rIdvtls0iav_xivbhkiml_iz">
               <w:r>
                 <w:rPr>
                   <w:rFonts w:ascii="Arial" w:cs="Arial" w:eastAsia="Arial" w:hAnsi="Arial"/>
@@ -13101,7 +13101,7 @@
             <w:pPr>
               <w:spacing w:after="20" w:before="0"/>
             </w:pPr>
-            <w:hyperlink w:history="1" r:id="rIdo9miuofuy7vgou1-qfxxw">
+            <w:hyperlink w:history="1" r:id="rId3djedzke6fjilk7hz7ynx">
               <w:r>
                 <w:rPr>
                   <w:rFonts w:ascii="Arial" w:cs="Arial" w:eastAsia="Arial" w:hAnsi="Arial"/>
@@ -13134,7 +13134,7 @@
               <w:spacing w:after="10" w:before="0"/>
               <w:ind w:left="120"/>
             </w:pPr>
-            <w:hyperlink w:history="1" r:id="rIdfikulkp1mvj2tuwuthvtx">
+            <w:hyperlink w:history="1" r:id="rIdwva2pzeamyb8shcicpnbn">
               <w:r>
                 <w:rPr>
                   <w:rFonts w:ascii="Arial" w:cs="Arial" w:eastAsia="Arial" w:hAnsi="Arial"/>
@@ -14621,7 +14621,7 @@
             <w:pPr>
               <w:spacing w:after="20" w:before="0"/>
             </w:pPr>
-            <w:hyperlink w:history="1" r:id="rIdazmejdx_yfbphcq8fx7it">
+            <w:hyperlink w:history="1" r:id="rIdreczg25vgpixkrcls49ba">
               <w:r>
                 <w:rPr>
                   <w:rFonts w:ascii="Arial" w:cs="Arial" w:eastAsia="Arial" w:hAnsi="Arial"/>
@@ -14654,7 +14654,7 @@
               <w:spacing w:after="10" w:before="0"/>
               <w:ind w:left="120"/>
             </w:pPr>
-            <w:hyperlink w:history="1" r:id="rIdqd4yrkgn4zzeqm14l5ijk">
+            <w:hyperlink w:history="1" r:id="rIdjrngofgqtogvx2jetl1we">
               <w:r>
                 <w:rPr>
                   <w:rFonts w:ascii="Arial" w:cs="Arial" w:eastAsia="Arial" w:hAnsi="Arial"/>
@@ -14699,7 +14699,7 @@
             <w:pPr>
               <w:spacing w:after="20" w:before="0"/>
             </w:pPr>
-            <w:hyperlink w:history="1" r:id="rIdlszuh6d03eknpa2fh1h5r">
+            <w:hyperlink w:history="1" r:id="rIdrw1xbyzu3ai2v1qcb2zjs">
               <w:r>
                 <w:rPr>
                   <w:rFonts w:ascii="Arial" w:cs="Arial" w:eastAsia="Arial" w:hAnsi="Arial"/>
@@ -14732,7 +14732,7 @@
               <w:spacing w:after="10" w:before="0"/>
               <w:ind w:left="120"/>
             </w:pPr>
-            <w:hyperlink w:history="1" r:id="rId3nxwhhy03xdrfmejoj0l7">
+            <w:hyperlink w:history="1" r:id="rIdb-om16wqvfb-zojsw1eoi">
               <w:r>
                 <w:rPr>
                   <w:rFonts w:ascii="Arial" w:cs="Arial" w:eastAsia="Arial" w:hAnsi="Arial"/>
@@ -14927,7 +14927,7 @@
             <w:pPr>
               <w:spacing w:after="20" w:before="0"/>
             </w:pPr>
-            <w:hyperlink w:history="1" r:id="rId9rjhcfw7vucptnipxotpv">
+            <w:hyperlink w:history="1" r:id="rIdyrn4hhywjasg1fio6j9ud">
               <w:r>
                 <w:rPr>
                   <w:rFonts w:ascii="Arial" w:cs="Arial" w:eastAsia="Arial" w:hAnsi="Arial"/>
@@ -14960,7 +14960,7 @@
               <w:spacing w:after="10" w:before="0"/>
               <w:ind w:left="120"/>
             </w:pPr>
-            <w:hyperlink w:history="1" r:id="rIdb6npxlkpblpebuckgzgvz">
+            <w:hyperlink w:history="1" r:id="rIdugtdv0ilo5gbyrboqgj66">
               <w:r>
                 <w:rPr>
                   <w:rFonts w:ascii="Arial" w:cs="Arial" w:eastAsia="Arial" w:hAnsi="Arial"/>
@@ -15005,7 +15005,7 @@
             <w:pPr>
               <w:spacing w:after="20" w:before="0"/>
             </w:pPr>
-            <w:hyperlink w:history="1" r:id="rId-879-6x_gnvdugxhgdvoa">
+            <w:hyperlink w:history="1" r:id="rIdmdroe1flinnqhn3pvagtp">
               <w:r>
                 <w:rPr>
                   <w:rFonts w:ascii="Arial" w:cs="Arial" w:eastAsia="Arial" w:hAnsi="Arial"/>
@@ -15038,7 +15038,7 @@
               <w:spacing w:after="10" w:before="0"/>
               <w:ind w:left="120"/>
             </w:pPr>
-            <w:hyperlink w:history="1" r:id="rIdamf1xnqn6lanp_zcgo70c">
+            <w:hyperlink w:history="1" r:id="rIdmyjkfcg-qf8sqt5o_ryy0">
               <w:r>
                 <w:rPr>
                   <w:rFonts w:ascii="Arial" w:cs="Arial" w:eastAsia="Arial" w:hAnsi="Arial"/>
@@ -15233,7 +15233,7 @@
             <w:pPr>
               <w:spacing w:after="20" w:before="0"/>
             </w:pPr>
-            <w:hyperlink w:history="1" r:id="rIdr7efap3lgqsxcutj97pvt">
+            <w:hyperlink w:history="1" r:id="rIdry0gze73seudxgh68ex3j">
               <w:r>
                 <w:rPr>
                   <w:rFonts w:ascii="Arial" w:cs="Arial" w:eastAsia="Arial" w:hAnsi="Arial"/>
@@ -15266,7 +15266,7 @@
               <w:spacing w:after="10" w:before="0"/>
               <w:ind w:left="120"/>
             </w:pPr>
-            <w:hyperlink w:history="1" r:id="rId7m-hsynquqf-szgya4xzd">
+            <w:hyperlink w:history="1" r:id="rIdi-6kzzbt3f5px_qwwoshj">
               <w:r>
                 <w:rPr>
                   <w:rFonts w:ascii="Arial" w:cs="Arial" w:eastAsia="Arial" w:hAnsi="Arial"/>
@@ -15311,7 +15311,7 @@
             <w:pPr>
               <w:spacing w:after="20" w:before="0"/>
             </w:pPr>
-            <w:hyperlink w:history="1" r:id="rIdod9kkakopue8rvtyr8s1k">
+            <w:hyperlink w:history="1" r:id="rIdh86cs6lccg3rynhas5pqm">
               <w:r>
                 <w:rPr>
                   <w:rFonts w:ascii="Arial" w:cs="Arial" w:eastAsia="Arial" w:hAnsi="Arial"/>
@@ -15344,7 +15344,7 @@
               <w:spacing w:after="10" w:before="0"/>
               <w:ind w:left="120"/>
             </w:pPr>
-            <w:hyperlink w:history="1" r:id="rIdqpfuigannak2noxljuefu">
+            <w:hyperlink w:history="1" r:id="rId-kuml31_dy7jue4lnj3ra">
               <w:r>
                 <w:rPr>
                   <w:rFonts w:ascii="Arial" w:cs="Arial" w:eastAsia="Arial" w:hAnsi="Arial"/>
@@ -15539,7 +15539,7 @@
             <w:pPr>
               <w:spacing w:after="20" w:before="0"/>
             </w:pPr>
-            <w:hyperlink w:history="1" r:id="rIdxrzj7sqpp8l3ikbpsp1no">
+            <w:hyperlink w:history="1" r:id="rIdn_ucjpq2bzlgldt1yz4xc">
               <w:r>
                 <w:rPr>
                   <w:rFonts w:ascii="Arial" w:cs="Arial" w:eastAsia="Arial" w:hAnsi="Arial"/>
@@ -15572,7 +15572,7 @@
               <w:spacing w:after="10" w:before="0"/>
               <w:ind w:left="120"/>
             </w:pPr>
-            <w:hyperlink w:history="1" r:id="rIdrzhkelh_errg5o22_fmde">
+            <w:hyperlink w:history="1" r:id="rIdhy5qxr9uzcg2emlbva82p">
               <w:r>
                 <w:rPr>
                   <w:rFonts w:ascii="Arial" w:cs="Arial" w:eastAsia="Arial" w:hAnsi="Arial"/>
@@ -15617,7 +15617,7 @@
             <w:pPr>
               <w:spacing w:after="20" w:before="0"/>
             </w:pPr>
-            <w:hyperlink w:history="1" r:id="rIdwd-zvxfanybaeg3cllpw9">
+            <w:hyperlink w:history="1" r:id="rIdwevu6frdvuap2xm57rr90">
               <w:r>
                 <w:rPr>
                   <w:rFonts w:ascii="Arial" w:cs="Arial" w:eastAsia="Arial" w:hAnsi="Arial"/>
@@ -15650,7 +15650,7 @@
               <w:spacing w:after="10" w:before="0"/>
               <w:ind w:left="120"/>
             </w:pPr>
-            <w:hyperlink w:history="1" r:id="rIdrxbqamu3wvudti5lqo57t">
+            <w:hyperlink w:history="1" r:id="rIdwg-utxlatsoaeo8w30han">
               <w:r>
                 <w:rPr>
                   <w:rFonts w:ascii="Arial" w:cs="Arial" w:eastAsia="Arial" w:hAnsi="Arial"/>
@@ -15845,7 +15845,7 @@
             <w:pPr>
               <w:spacing w:after="20" w:before="0"/>
             </w:pPr>
-            <w:hyperlink w:history="1" r:id="rIdlag54idbiepl-gzueigww">
+            <w:hyperlink w:history="1" r:id="rIdljlgdju8kxm1zlva1ujpk">
               <w:r>
                 <w:rPr>
                   <w:rFonts w:ascii="Arial" w:cs="Arial" w:eastAsia="Arial" w:hAnsi="Arial"/>
@@ -15878,7 +15878,7 @@
               <w:spacing w:after="10" w:before="0"/>
               <w:ind w:left="120"/>
             </w:pPr>
-            <w:hyperlink w:history="1" r:id="rIdrowpegcuhkaxkvkpn8vuq">
+            <w:hyperlink w:history="1" r:id="rIdrfefti9dbuqdfrf8pvvj4">
               <w:r>
                 <w:rPr>
                   <w:rFonts w:ascii="Arial" w:cs="Arial" w:eastAsia="Arial" w:hAnsi="Arial"/>
@@ -15923,7 +15923,7 @@
             <w:pPr>
               <w:spacing w:after="20" w:before="0"/>
             </w:pPr>
-            <w:hyperlink w:history="1" r:id="rId0ak0rj2clqqjldaiocpnu">
+            <w:hyperlink w:history="1" r:id="rIduh8ojs0qh7ieawebfateb">
               <w:r>
                 <w:rPr>
                   <w:rFonts w:ascii="Arial" w:cs="Arial" w:eastAsia="Arial" w:hAnsi="Arial"/>
@@ -15956,7 +15956,7 @@
               <w:spacing w:after="10" w:before="0"/>
               <w:ind w:left="120"/>
             </w:pPr>
-            <w:hyperlink w:history="1" r:id="rIdctsxirpglsnod9d51oibv">
+            <w:hyperlink w:history="1" r:id="rIdw4txq0f9hjyggk7s_kh03">
               <w:r>
                 <w:rPr>
                   <w:rFonts w:ascii="Arial" w:cs="Arial" w:eastAsia="Arial" w:hAnsi="Arial"/>
@@ -17443,7 +17443,7 @@
             <w:pPr>
               <w:spacing w:after="20" w:before="0"/>
             </w:pPr>
-            <w:hyperlink w:history="1" r:id="rId0oremlde-gnw0b-po7sym">
+            <w:hyperlink w:history="1" r:id="rIdvujh2tdgfj_t4blxxpz7c">
               <w:r>
                 <w:rPr>
                   <w:rFonts w:ascii="Arial" w:cs="Arial" w:eastAsia="Arial" w:hAnsi="Arial"/>
@@ -17476,7 +17476,7 @@
               <w:spacing w:after="10" w:before="0"/>
               <w:ind w:left="120"/>
             </w:pPr>
-            <w:hyperlink w:history="1" r:id="rIdvycud7yrs4yfwmf2rgayd">
+            <w:hyperlink w:history="1" r:id="rIdsjmlxrulsm6tp39qi-sco">
               <w:r>
                 <w:rPr>
                   <w:rFonts w:ascii="Arial" w:cs="Arial" w:eastAsia="Arial" w:hAnsi="Arial"/>
@@ -17521,7 +17521,7 @@
             <w:pPr>
               <w:spacing w:after="20" w:before="0"/>
             </w:pPr>
-            <w:hyperlink w:history="1" r:id="rIdeqvogcikh7dh0pdgmcasm">
+            <w:hyperlink w:history="1" r:id="rIdrhyrkmgrtbqaprf8gswne">
               <w:r>
                 <w:rPr>
                   <w:rFonts w:ascii="Arial" w:cs="Arial" w:eastAsia="Arial" w:hAnsi="Arial"/>
@@ -17554,7 +17554,7 @@
               <w:spacing w:after="10" w:before="0"/>
               <w:ind w:left="120"/>
             </w:pPr>
-            <w:hyperlink w:history="1" r:id="rIdw6hg5ivojdjetyu3t3oar">
+            <w:hyperlink w:history="1" r:id="rIdvm3gwrdhwxtl16ynp1vps">
               <w:r>
                 <w:rPr>
                   <w:rFonts w:ascii="Arial" w:cs="Arial" w:eastAsia="Arial" w:hAnsi="Arial"/>
@@ -17749,7 +17749,7 @@
             <w:pPr>
               <w:spacing w:after="20" w:before="0"/>
             </w:pPr>
-            <w:hyperlink w:history="1" r:id="rIdr_stl-qcfmerukvtvhlqk">
+            <w:hyperlink w:history="1" r:id="rIdiqz8ja3jc0ueqpvdbao1d">
               <w:r>
                 <w:rPr>
                   <w:rFonts w:ascii="Arial" w:cs="Arial" w:eastAsia="Arial" w:hAnsi="Arial"/>
@@ -17782,7 +17782,7 @@
               <w:spacing w:after="10" w:before="0"/>
               <w:ind w:left="120"/>
             </w:pPr>
-            <w:hyperlink w:history="1" r:id="rIdtdfj9dihjlhxswcqzku8e">
+            <w:hyperlink w:history="1" r:id="rId1sqceboqjwveu-7wj1qim">
               <w:r>
                 <w:rPr>
                   <w:rFonts w:ascii="Arial" w:cs="Arial" w:eastAsia="Arial" w:hAnsi="Arial"/>
@@ -17827,7 +17827,7 @@
             <w:pPr>
               <w:spacing w:after="20" w:before="0"/>
             </w:pPr>
-            <w:hyperlink w:history="1" r:id="rIdhnqcg_dizke9cxgn0ci-f">
+            <w:hyperlink w:history="1" r:id="rIdtyqebrrrv3e7d0y5isljk">
               <w:r>
                 <w:rPr>
                   <w:rFonts w:ascii="Arial" w:cs="Arial" w:eastAsia="Arial" w:hAnsi="Arial"/>
@@ -17860,7 +17860,7 @@
               <w:spacing w:after="10" w:before="0"/>
               <w:ind w:left="120"/>
             </w:pPr>
-            <w:hyperlink w:history="1" r:id="rIdztm-phdkuezbgtyc4gw5f">
+            <w:hyperlink w:history="1" r:id="rIdprq74dabkubvp0qwdi1li">
               <w:r>
                 <w:rPr>
                   <w:rFonts w:ascii="Arial" w:cs="Arial" w:eastAsia="Arial" w:hAnsi="Arial"/>
@@ -18055,7 +18055,7 @@
             <w:pPr>
               <w:spacing w:after="20" w:before="0"/>
             </w:pPr>
-            <w:hyperlink w:history="1" r:id="rId8nzmdy9xpfufcs_l4s8wo">
+            <w:hyperlink w:history="1" r:id="rIdz-z9iriixp5c9ofo5trcs">
               <w:r>
                 <w:rPr>
                   <w:rFonts w:ascii="Arial" w:cs="Arial" w:eastAsia="Arial" w:hAnsi="Arial"/>
@@ -18088,7 +18088,7 @@
               <w:spacing w:after="10" w:before="0"/>
               <w:ind w:left="120"/>
             </w:pPr>
-            <w:hyperlink w:history="1" r:id="rIdbcyilrcbsktdoux9kzszx">
+            <w:hyperlink w:history="1" r:id="rIdm2qr8uds6un8apulozela">
               <w:r>
                 <w:rPr>
                   <w:rFonts w:ascii="Arial" w:cs="Arial" w:eastAsia="Arial" w:hAnsi="Arial"/>
@@ -18133,7 +18133,7 @@
             <w:pPr>
               <w:spacing w:after="20" w:before="0"/>
             </w:pPr>
-            <w:hyperlink w:history="1" r:id="rIdcbpn-1_gre5qilvb9rjdd">
+            <w:hyperlink w:history="1" r:id="rId8l81i4ivnl6szbywsdqkl">
               <w:r>
                 <w:rPr>
                   <w:rFonts w:ascii="Arial" w:cs="Arial" w:eastAsia="Arial" w:hAnsi="Arial"/>
@@ -18166,7 +18166,7 @@
               <w:spacing w:after="10" w:before="0"/>
               <w:ind w:left="120"/>
             </w:pPr>
-            <w:hyperlink w:history="1" r:id="rId1zc6gxhiuqmjmbszdhvmk">
+            <w:hyperlink w:history="1" r:id="rIdbga4s53sauk6x4ltf25sl">
               <w:r>
                 <w:rPr>
                   <w:rFonts w:ascii="Arial" w:cs="Arial" w:eastAsia="Arial" w:hAnsi="Arial"/>
@@ -18361,7 +18361,7 @@
             <w:pPr>
               <w:spacing w:after="20" w:before="0"/>
             </w:pPr>
-            <w:hyperlink w:history="1" r:id="rIdqn06ixz8a9cjyq7yb7rxd">
+            <w:hyperlink w:history="1" r:id="rIdv27ybnktaiuyfmuaegqfn">
               <w:r>
                 <w:rPr>
                   <w:rFonts w:ascii="Arial" w:cs="Arial" w:eastAsia="Arial" w:hAnsi="Arial"/>
@@ -18394,7 +18394,7 @@
               <w:spacing w:after="10" w:before="0"/>
               <w:ind w:left="120"/>
             </w:pPr>
-            <w:hyperlink w:history="1" r:id="rIdh8t1vvgp0kyvg2uycaqma">
+            <w:hyperlink w:history="1" r:id="rIdghwpkho8oos2y8knafku7">
               <w:r>
                 <w:rPr>
                   <w:rFonts w:ascii="Arial" w:cs="Arial" w:eastAsia="Arial" w:hAnsi="Arial"/>
@@ -18439,7 +18439,7 @@
             <w:pPr>
               <w:spacing w:after="20" w:before="0"/>
             </w:pPr>
-            <w:hyperlink w:history="1" r:id="rId22zcyxsn3yk6m8doxxvee">
+            <w:hyperlink w:history="1" r:id="rIddib6vqet1d98pvnog4z0v">
               <w:r>
                 <w:rPr>
                   <w:rFonts w:ascii="Arial" w:cs="Arial" w:eastAsia="Arial" w:hAnsi="Arial"/>
@@ -18472,7 +18472,7 @@
               <w:spacing w:after="10" w:before="0"/>
               <w:ind w:left="120"/>
             </w:pPr>
-            <w:hyperlink w:history="1" r:id="rId5wlf7jdgjo6p73gjecuqm">
+            <w:hyperlink w:history="1" r:id="rIdfaqtqhcsrlnrqdbbgq9nd">
               <w:r>
                 <w:rPr>
                   <w:rFonts w:ascii="Arial" w:cs="Arial" w:eastAsia="Arial" w:hAnsi="Arial"/>
@@ -18667,7 +18667,7 @@
             <w:pPr>
               <w:spacing w:after="20" w:before="0"/>
             </w:pPr>
-            <w:hyperlink w:history="1" r:id="rIddhbhxbrje6msyhgvgzc6a">
+            <w:hyperlink w:history="1" r:id="rIdc_wnswoe0zd6lis4cv5ih">
               <w:r>
                 <w:rPr>
                   <w:rFonts w:ascii="Arial" w:cs="Arial" w:eastAsia="Arial" w:hAnsi="Arial"/>
@@ -18700,7 +18700,7 @@
               <w:spacing w:after="10" w:before="0"/>
               <w:ind w:left="120"/>
             </w:pPr>
-            <w:hyperlink w:history="1" r:id="rIdwogcmc9moulnxkkhtmws-">
+            <w:hyperlink w:history="1" r:id="rIdekj0gj7eoxwlah6k-xhqg">
               <w:r>
                 <w:rPr>
                   <w:rFonts w:ascii="Arial" w:cs="Arial" w:eastAsia="Arial" w:hAnsi="Arial"/>
@@ -18745,7 +18745,7 @@
             <w:pPr>
               <w:spacing w:after="20" w:before="0"/>
             </w:pPr>
-            <w:hyperlink w:history="1" r:id="rIdkn2i0wi07o2b1v2rjiesm">
+            <w:hyperlink w:history="1" r:id="rIdtw81fvxjlccmueuu3iap_">
               <w:r>
                 <w:rPr>
                   <w:rFonts w:ascii="Arial" w:cs="Arial" w:eastAsia="Arial" w:hAnsi="Arial"/>
@@ -18778,7 +18778,7 @@
               <w:spacing w:after="10" w:before="0"/>
               <w:ind w:left="120"/>
             </w:pPr>
-            <w:hyperlink w:history="1" r:id="rIdinofieekaxddetezvdjoh">
+            <w:hyperlink w:history="1" r:id="rIdoynzdsw9eakuze83wy1nk">
               <w:r>
                 <w:rPr>
                   <w:rFonts w:ascii="Arial" w:cs="Arial" w:eastAsia="Arial" w:hAnsi="Arial"/>
@@ -20265,7 +20265,7 @@
             <w:pPr>
               <w:spacing w:after="20" w:before="0"/>
             </w:pPr>
-            <w:hyperlink w:history="1" r:id="rIds1qlyics18cgqohuv6jog">
+            <w:hyperlink w:history="1" r:id="rIdrfgrf3ro8lfof5qq7wfaj">
               <w:r>
                 <w:rPr>
                   <w:rFonts w:ascii="Arial" w:cs="Arial" w:eastAsia="Arial" w:hAnsi="Arial"/>
@@ -20298,7 +20298,7 @@
               <w:spacing w:after="10" w:before="0"/>
               <w:ind w:left="120"/>
             </w:pPr>
-            <w:hyperlink w:history="1" r:id="rIdcjf5hviyms1sh98kjvwdd">
+            <w:hyperlink w:history="1" r:id="rIdsk3fyfo3rlqmvub3tppll">
               <w:r>
                 <w:rPr>
                   <w:rFonts w:ascii="Arial" w:cs="Arial" w:eastAsia="Arial" w:hAnsi="Arial"/>
@@ -20343,7 +20343,7 @@
             <w:pPr>
               <w:spacing w:after="20" w:before="0"/>
             </w:pPr>
-            <w:hyperlink w:history="1" r:id="rId3jx2mwi94ikxv7t1hrsfx">
+            <w:hyperlink w:history="1" r:id="rId1bv7jqi25cibrtlexqaet">
               <w:r>
                 <w:rPr>
                   <w:rFonts w:ascii="Arial" w:cs="Arial" w:eastAsia="Arial" w:hAnsi="Arial"/>
@@ -20376,7 +20376,7 @@
               <w:spacing w:after="10" w:before="0"/>
               <w:ind w:left="120"/>
             </w:pPr>
-            <w:hyperlink w:history="1" r:id="rIdziosmqajdy7cv8n29_egs">
+            <w:hyperlink w:history="1" r:id="rIdho587swdfdbvm_-cjm18m">
               <w:r>
                 <w:rPr>
                   <w:rFonts w:ascii="Arial" w:cs="Arial" w:eastAsia="Arial" w:hAnsi="Arial"/>
@@ -20571,7 +20571,7 @@
             <w:pPr>
               <w:spacing w:after="20" w:before="0"/>
             </w:pPr>
-            <w:hyperlink w:history="1" r:id="rIdupyrjmofe6rku-14_vrmx">
+            <w:hyperlink w:history="1" r:id="rIdn9adt7tf93qyrzuqs1p35">
               <w:r>
                 <w:rPr>
                   <w:rFonts w:ascii="Arial" w:cs="Arial" w:eastAsia="Arial" w:hAnsi="Arial"/>
@@ -20604,7 +20604,7 @@
               <w:spacing w:after="10" w:before="0"/>
               <w:ind w:left="120"/>
             </w:pPr>
-            <w:hyperlink w:history="1" r:id="rIdqoj1gxxqapgnhccmltmqq">
+            <w:hyperlink w:history="1" r:id="rIdilveetxkca0jxtgbw1bhm">
               <w:r>
                 <w:rPr>
                   <w:rFonts w:ascii="Arial" w:cs="Arial" w:eastAsia="Arial" w:hAnsi="Arial"/>
@@ -20649,7 +20649,7 @@
             <w:pPr>
               <w:spacing w:after="20" w:before="0"/>
             </w:pPr>
-            <w:hyperlink w:history="1" r:id="rIdpjbafgwegvoidrr01cikr">
+            <w:hyperlink w:history="1" r:id="rIdtbkscwcmhbjjdlehxtbft">
               <w:r>
                 <w:rPr>
                   <w:rFonts w:ascii="Arial" w:cs="Arial" w:eastAsia="Arial" w:hAnsi="Arial"/>
@@ -20682,7 +20682,7 @@
               <w:spacing w:after="10" w:before="0"/>
               <w:ind w:left="120"/>
             </w:pPr>
-            <w:hyperlink w:history="1" r:id="rId1nnvrrlr4i8bydlsi--n0">
+            <w:hyperlink w:history="1" r:id="rIdv0pi1fz0ksjc7ottp4ipn">
               <w:r>
                 <w:rPr>
                   <w:rFonts w:ascii="Arial" w:cs="Arial" w:eastAsia="Arial" w:hAnsi="Arial"/>
@@ -20877,7 +20877,7 @@
             <w:pPr>
               <w:spacing w:after="20" w:before="0"/>
             </w:pPr>
-            <w:hyperlink w:history="1" r:id="rIdgtow03urtfbq6rtriuy8i">
+            <w:hyperlink w:history="1" r:id="rIdzbgsxszj70aukj2pzm-ma">
               <w:r>
                 <w:rPr>
                   <w:rFonts w:ascii="Arial" w:cs="Arial" w:eastAsia="Arial" w:hAnsi="Arial"/>
@@ -20910,7 +20910,7 @@
               <w:spacing w:after="10" w:before="0"/>
               <w:ind w:left="120"/>
             </w:pPr>
-            <w:hyperlink w:history="1" r:id="rIdtmvkan0pit8xp_6zk4fwl">
+            <w:hyperlink w:history="1" r:id="rId_jx-n6rzbb6e8draqwk1y">
               <w:r>
                 <w:rPr>
                   <w:rFonts w:ascii="Arial" w:cs="Arial" w:eastAsia="Arial" w:hAnsi="Arial"/>
@@ -20955,7 +20955,7 @@
             <w:pPr>
               <w:spacing w:after="20" w:before="0"/>
             </w:pPr>
-            <w:hyperlink w:history="1" r:id="rIdiqvqyvhaa2is3bjrx0add">
+            <w:hyperlink w:history="1" r:id="rIdqc1473xvqujpi6nqzr90i">
               <w:r>
                 <w:rPr>
                   <w:rFonts w:ascii="Arial" w:cs="Arial" w:eastAsia="Arial" w:hAnsi="Arial"/>
@@ -20988,7 +20988,7 @@
               <w:spacing w:after="10" w:before="0"/>
               <w:ind w:left="120"/>
             </w:pPr>
-            <w:hyperlink w:history="1" r:id="rIddmjqfou00pmjxvzw0hugo">
+            <w:hyperlink w:history="1" r:id="rIdzxyp2yc0as2a1ip-h9alj">
               <w:r>
                 <w:rPr>
                   <w:rFonts w:ascii="Arial" w:cs="Arial" w:eastAsia="Arial" w:hAnsi="Arial"/>
@@ -21183,7 +21183,7 @@
             <w:pPr>
               <w:spacing w:after="20" w:before="0"/>
             </w:pPr>
-            <w:hyperlink w:history="1" r:id="rIdbuqq3fjqfweikhxncttmh">
+            <w:hyperlink w:history="1" r:id="rId1issegpsedtdrym2fhprh">
               <w:r>
                 <w:rPr>
                   <w:rFonts w:ascii="Arial" w:cs="Arial" w:eastAsia="Arial" w:hAnsi="Arial"/>
@@ -21216,7 +21216,7 @@
               <w:spacing w:after="10" w:before="0"/>
               <w:ind w:left="120"/>
             </w:pPr>
-            <w:hyperlink w:history="1" r:id="rIdmhe6x8nfv7tp13vmxlhcy">
+            <w:hyperlink w:history="1" r:id="rIdwfmjgn_sgur_wzxyo18kx">
               <w:r>
                 <w:rPr>
                   <w:rFonts w:ascii="Arial" w:cs="Arial" w:eastAsia="Arial" w:hAnsi="Arial"/>
@@ -21261,7 +21261,7 @@
             <w:pPr>
               <w:spacing w:after="20" w:before="0"/>
             </w:pPr>
-            <w:hyperlink w:history="1" r:id="rIdhj6z-9sssg1-vypbh3ty9">
+            <w:hyperlink w:history="1" r:id="rIdv3_fqgtdsjaukvfl4nzhz">
               <w:r>
                 <w:rPr>
                   <w:rFonts w:ascii="Arial" w:cs="Arial" w:eastAsia="Arial" w:hAnsi="Arial"/>
@@ -21294,7 +21294,7 @@
               <w:spacing w:after="10" w:before="0"/>
               <w:ind w:left="120"/>
             </w:pPr>
-            <w:hyperlink w:history="1" r:id="rIdek-stq18c7crs-ob5dp4u">
+            <w:hyperlink w:history="1" r:id="rIdgzocbg8jbgbjhgrw5q8es">
               <w:r>
                 <w:rPr>
                   <w:rFonts w:ascii="Arial" w:cs="Arial" w:eastAsia="Arial" w:hAnsi="Arial"/>
@@ -21489,7 +21489,7 @@
             <w:pPr>
               <w:spacing w:after="20" w:before="0"/>
             </w:pPr>
-            <w:hyperlink w:history="1" r:id="rIda1ubbcollnbomhuq8ikuv">
+            <w:hyperlink w:history="1" r:id="rIdzsekqx7zqivd74papdlle">
               <w:r>
                 <w:rPr>
                   <w:rFonts w:ascii="Arial" w:cs="Arial" w:eastAsia="Arial" w:hAnsi="Arial"/>
@@ -21522,7 +21522,7 @@
               <w:spacing w:after="10" w:before="0"/>
               <w:ind w:left="120"/>
             </w:pPr>
-            <w:hyperlink w:history="1" r:id="rIdypp6orsbgdyrwlajswzwf">
+            <w:hyperlink w:history="1" r:id="rIdxv7yurd3kibu7ruj4wtuf">
               <w:r>
                 <w:rPr>
                   <w:rFonts w:ascii="Arial" w:cs="Arial" w:eastAsia="Arial" w:hAnsi="Arial"/>
@@ -21567,7 +21567,7 @@
             <w:pPr>
               <w:spacing w:after="20" w:before="0"/>
             </w:pPr>
-            <w:hyperlink w:history="1" r:id="rId5vldxobhs__ds_84ginx4">
+            <w:hyperlink w:history="1" r:id="rIdnh1myickwsyvb02sfenjf">
               <w:r>
                 <w:rPr>
                   <w:rFonts w:ascii="Arial" w:cs="Arial" w:eastAsia="Arial" w:hAnsi="Arial"/>
@@ -21600,7 +21600,7 @@
               <w:spacing w:after="10" w:before="0"/>
               <w:ind w:left="120"/>
             </w:pPr>
-            <w:hyperlink w:history="1" r:id="rIdbunkvdwicxyusmz6gqnt2">
+            <w:hyperlink w:history="1" r:id="rIdxdqdqf5zrrb7k94-l_czj">
               <w:r>
                 <w:rPr>
                   <w:rFonts w:ascii="Arial" w:cs="Arial" w:eastAsia="Arial" w:hAnsi="Arial"/>

--- a/data/outputs/v2/Maths/SS1.1_Real_Numbers/Mathematics_Real_Numbers_CBE_LessonSequence.docx
+++ b/data/outputs/v2/Maths/SS1.1_Real_Numbers/Mathematics_Real_Numbers_CBE_LessonSequence.docx
@@ -3160,7 +3160,7 @@
             <w:pPr>
               <w:spacing w:after="20" w:before="0"/>
             </w:pPr>
-            <w:hyperlink w:history="1" r:id="rIdsm2of_wmqjvv1x4l3vu-c">
+            <w:hyperlink w:history="1" r:id="rIdhwea2fyf9smuxnjn4mcrq">
               <w:r>
                 <w:rPr>
                   <w:rFonts w:ascii="Arial" w:cs="Arial" w:eastAsia="Arial" w:hAnsi="Arial"/>
@@ -3193,7 +3193,7 @@
               <w:spacing w:after="10" w:before="0"/>
               <w:ind w:left="120"/>
             </w:pPr>
-            <w:hyperlink w:history="1" r:id="rId5313pdgkdsqjjuhtgjw-o">
+            <w:hyperlink w:history="1" r:id="rIdsdt9hr2etzslwtlooflte">
               <w:r>
                 <w:rPr>
                   <w:rFonts w:ascii="Arial" w:cs="Arial" w:eastAsia="Arial" w:hAnsi="Arial"/>
@@ -3238,7 +3238,7 @@
             <w:pPr>
               <w:spacing w:after="20" w:before="0"/>
             </w:pPr>
-            <w:hyperlink w:history="1" r:id="rIdma3myaitlqzr8htyhisum">
+            <w:hyperlink w:history="1" r:id="rIdazildmofvhzljcpxuzqgf">
               <w:r>
                 <w:rPr>
                   <w:rFonts w:ascii="Arial" w:cs="Arial" w:eastAsia="Arial" w:hAnsi="Arial"/>
@@ -3271,7 +3271,7 @@
               <w:spacing w:after="10" w:before="0"/>
               <w:ind w:left="120"/>
             </w:pPr>
-            <w:hyperlink w:history="1" r:id="rIdrme3voli272xyzl8e0nuz">
+            <w:hyperlink w:history="1" r:id="rIdrmcvsrwigngtuziqjhigh">
               <w:r>
                 <w:rPr>
                   <w:rFonts w:ascii="Arial" w:cs="Arial" w:eastAsia="Arial" w:hAnsi="Arial"/>
@@ -3466,7 +3466,7 @@
             <w:pPr>
               <w:spacing w:after="20" w:before="0"/>
             </w:pPr>
-            <w:hyperlink w:history="1" r:id="rId2nw_v-rudj4i4btoqrcsz">
+            <w:hyperlink w:history="1" r:id="rIdhn0o7jm4ehe4s9kz6emlm">
               <w:r>
                 <w:rPr>
                   <w:rFonts w:ascii="Arial" w:cs="Arial" w:eastAsia="Arial" w:hAnsi="Arial"/>
@@ -3499,7 +3499,7 @@
               <w:spacing w:after="10" w:before="0"/>
               <w:ind w:left="120"/>
             </w:pPr>
-            <w:hyperlink w:history="1" r:id="rIdlqqtjy0u5a50c44woemxh">
+            <w:hyperlink w:history="1" r:id="rIdnglsvozkiepqep8scpsb2">
               <w:r>
                 <w:rPr>
                   <w:rFonts w:ascii="Arial" w:cs="Arial" w:eastAsia="Arial" w:hAnsi="Arial"/>
@@ -3544,7 +3544,7 @@
             <w:pPr>
               <w:spacing w:after="20" w:before="0"/>
             </w:pPr>
-            <w:hyperlink w:history="1" r:id="rId7jfzeqeuibi8l4xn-uvyu">
+            <w:hyperlink w:history="1" r:id="rIdkjbm9xu3pex9zztrzaum_">
               <w:r>
                 <w:rPr>
                   <w:rFonts w:ascii="Arial" w:cs="Arial" w:eastAsia="Arial" w:hAnsi="Arial"/>
@@ -3577,7 +3577,7 @@
               <w:spacing w:after="10" w:before="0"/>
               <w:ind w:left="120"/>
             </w:pPr>
-            <w:hyperlink w:history="1" r:id="rId_7bemkm8ecqxka7gizyns">
+            <w:hyperlink w:history="1" r:id="rIdrp69iresr7v8fliiathul">
               <w:r>
                 <w:rPr>
                   <w:rFonts w:ascii="Arial" w:cs="Arial" w:eastAsia="Arial" w:hAnsi="Arial"/>
@@ -3831,7 +3831,7 @@
             <w:pPr>
               <w:spacing w:after="20" w:before="0"/>
             </w:pPr>
-            <w:hyperlink w:history="1" r:id="rIdkd6qzljclvxwvinhfnntp">
+            <w:hyperlink w:history="1" r:id="rIdyf6pa6cs7se_kidpx5kvn">
               <w:r>
                 <w:rPr>
                   <w:rFonts w:ascii="Arial" w:cs="Arial" w:eastAsia="Arial" w:hAnsi="Arial"/>
@@ -3864,7 +3864,7 @@
               <w:spacing w:after="10" w:before="0"/>
               <w:ind w:left="120"/>
             </w:pPr>
-            <w:hyperlink w:history="1" r:id="rIdqws4m630stc0_-y2lx5yq">
+            <w:hyperlink w:history="1" r:id="rIdlmf--oh2eeyb-slj4qgus">
               <w:r>
                 <w:rPr>
                   <w:rFonts w:ascii="Arial" w:cs="Arial" w:eastAsia="Arial" w:hAnsi="Arial"/>
@@ -3909,7 +3909,7 @@
             <w:pPr>
               <w:spacing w:after="20" w:before="0"/>
             </w:pPr>
-            <w:hyperlink w:history="1" r:id="rId94dx3ajwcwsxdsu7ajaml">
+            <w:hyperlink w:history="1" r:id="rIdig_utqjd8t1nllnxwqp10">
               <w:r>
                 <w:rPr>
                   <w:rFonts w:ascii="Arial" w:cs="Arial" w:eastAsia="Arial" w:hAnsi="Arial"/>
@@ -3942,7 +3942,7 @@
               <w:spacing w:after="10" w:before="0"/>
               <w:ind w:left="120"/>
             </w:pPr>
-            <w:hyperlink w:history="1" r:id="rIdhrlclgqd2iogxoh7rhbjq">
+            <w:hyperlink w:history="1" r:id="rIdpsvsrsp7aq2eiker-itvs">
               <w:r>
                 <w:rPr>
                   <w:rFonts w:ascii="Arial" w:cs="Arial" w:eastAsia="Arial" w:hAnsi="Arial"/>
@@ -4137,7 +4137,7 @@
             <w:pPr>
               <w:spacing w:after="20" w:before="0"/>
             </w:pPr>
-            <w:hyperlink w:history="1" r:id="rIdwihbcvsbibzy5dcjgut1l">
+            <w:hyperlink w:history="1" r:id="rId7l8kdhj-jiwxdvt6twafw">
               <w:r>
                 <w:rPr>
                   <w:rFonts w:ascii="Arial" w:cs="Arial" w:eastAsia="Arial" w:hAnsi="Arial"/>
@@ -4170,7 +4170,7 @@
               <w:spacing w:after="10" w:before="0"/>
               <w:ind w:left="120"/>
             </w:pPr>
-            <w:hyperlink w:history="1" r:id="rIdlgptfkkgdk5d86ww43xu0">
+            <w:hyperlink w:history="1" r:id="rIdsl2fkkg-1eez6esb9eork">
               <w:r>
                 <w:rPr>
                   <w:rFonts w:ascii="Arial" w:cs="Arial" w:eastAsia="Arial" w:hAnsi="Arial"/>
@@ -4215,7 +4215,7 @@
             <w:pPr>
               <w:spacing w:after="20" w:before="0"/>
             </w:pPr>
-            <w:hyperlink w:history="1" r:id="rIdcorerueh4webdcnxplvpl">
+            <w:hyperlink w:history="1" r:id="rIdg1zzurwf6oknrya9xlvqs">
               <w:r>
                 <w:rPr>
                   <w:rFonts w:ascii="Arial" w:cs="Arial" w:eastAsia="Arial" w:hAnsi="Arial"/>
@@ -4248,7 +4248,7 @@
               <w:spacing w:after="10" w:before="0"/>
               <w:ind w:left="120"/>
             </w:pPr>
-            <w:hyperlink w:history="1" r:id="rIdaxfdrvyqi0aklld1q6noc">
+            <w:hyperlink w:history="1" r:id="rIdkcrhrrrqvy_ynvvtdei7b">
               <w:r>
                 <w:rPr>
                   <w:rFonts w:ascii="Arial" w:cs="Arial" w:eastAsia="Arial" w:hAnsi="Arial"/>
@@ -4443,7 +4443,7 @@
             <w:pPr>
               <w:spacing w:after="20" w:before="0"/>
             </w:pPr>
-            <w:hyperlink w:history="1" r:id="rIdb_zcchjkwgaskqwnilkre">
+            <w:hyperlink w:history="1" r:id="rIdgjvi5csntyoxyoxp8nh2p">
               <w:r>
                 <w:rPr>
                   <w:rFonts w:ascii="Arial" w:cs="Arial" w:eastAsia="Arial" w:hAnsi="Arial"/>
@@ -4476,7 +4476,7 @@
               <w:spacing w:after="10" w:before="0"/>
               <w:ind w:left="120"/>
             </w:pPr>
-            <w:hyperlink w:history="1" r:id="rId8j6-8uciae1zz2cwwvs6b">
+            <w:hyperlink w:history="1" r:id="rIdfm0z6vj3ammzgcuia1tqt">
               <w:r>
                 <w:rPr>
                   <w:rFonts w:ascii="Arial" w:cs="Arial" w:eastAsia="Arial" w:hAnsi="Arial"/>
@@ -4521,7 +4521,7 @@
             <w:pPr>
               <w:spacing w:after="20" w:before="0"/>
             </w:pPr>
-            <w:hyperlink w:history="1" r:id="rIdz5dwdijborrm3j8okdqvr">
+            <w:hyperlink w:history="1" r:id="rIdmjeca8umm8w2p8vk9r8ih">
               <w:r>
                 <w:rPr>
                   <w:rFonts w:ascii="Arial" w:cs="Arial" w:eastAsia="Arial" w:hAnsi="Arial"/>
@@ -4554,7 +4554,7 @@
               <w:spacing w:after="10" w:before="0"/>
               <w:ind w:left="120"/>
             </w:pPr>
-            <w:hyperlink w:history="1" r:id="rIdnbqugrrbarirklysetqlf">
+            <w:hyperlink w:history="1" r:id="rIdxxota4msd0_zxzkt2k3ot">
               <w:r>
                 <w:rPr>
                   <w:rFonts w:ascii="Arial" w:cs="Arial" w:eastAsia="Arial" w:hAnsi="Arial"/>
@@ -6155,7 +6155,7 @@
             <w:pPr>
               <w:spacing w:after="20" w:before="0"/>
             </w:pPr>
-            <w:hyperlink w:history="1" r:id="rIdznybwfqqbagahhdmgxrh6">
+            <w:hyperlink w:history="1" r:id="rIdloxswma3ndu8kyfk8nmll">
               <w:r>
                 <w:rPr>
                   <w:rFonts w:ascii="Arial" w:cs="Arial" w:eastAsia="Arial" w:hAnsi="Arial"/>
@@ -6188,7 +6188,7 @@
               <w:spacing w:after="10" w:before="0"/>
               <w:ind w:left="120"/>
             </w:pPr>
-            <w:hyperlink w:history="1" r:id="rIdo2iutavjvwe_fxihc9ist">
+            <w:hyperlink w:history="1" r:id="rId_a7kowduness98v-zvdiv">
               <w:r>
                 <w:rPr>
                   <w:rFonts w:ascii="Arial" w:cs="Arial" w:eastAsia="Arial" w:hAnsi="Arial"/>
@@ -6233,7 +6233,7 @@
             <w:pPr>
               <w:spacing w:after="20" w:before="0"/>
             </w:pPr>
-            <w:hyperlink w:history="1" r:id="rIdl7sf35wx8o-0vfnu6cdek">
+            <w:hyperlink w:history="1" r:id="rIdvglfzun2z_rk0zohwgmba">
               <w:r>
                 <w:rPr>
                   <w:rFonts w:ascii="Arial" w:cs="Arial" w:eastAsia="Arial" w:hAnsi="Arial"/>
@@ -6266,7 +6266,7 @@
               <w:spacing w:after="10" w:before="0"/>
               <w:ind w:left="120"/>
             </w:pPr>
-            <w:hyperlink w:history="1" r:id="rIdn5uzqamltztsvka3jmda_">
+            <w:hyperlink w:history="1" r:id="rIdmjbhnpunxn1a_t9pltk56">
               <w:r>
                 <w:rPr>
                   <w:rFonts w:ascii="Arial" w:cs="Arial" w:eastAsia="Arial" w:hAnsi="Arial"/>
@@ -6461,7 +6461,7 @@
             <w:pPr>
               <w:spacing w:after="20" w:before="0"/>
             </w:pPr>
-            <w:hyperlink w:history="1" r:id="rId7zjczjaqahhjshkdsmmbb">
+            <w:hyperlink w:history="1" r:id="rId9zt_hrohlw-y72fe4k9zz">
               <w:r>
                 <w:rPr>
                   <w:rFonts w:ascii="Arial" w:cs="Arial" w:eastAsia="Arial" w:hAnsi="Arial"/>
@@ -6494,7 +6494,7 @@
               <w:spacing w:after="10" w:before="0"/>
               <w:ind w:left="120"/>
             </w:pPr>
-            <w:hyperlink w:history="1" r:id="rIdol3otk2ycd0lgdstsp2l_">
+            <w:hyperlink w:history="1" r:id="rIdfhml9izkfydygyf3gptbs">
               <w:r>
                 <w:rPr>
                   <w:rFonts w:ascii="Arial" w:cs="Arial" w:eastAsia="Arial" w:hAnsi="Arial"/>
@@ -6539,7 +6539,7 @@
             <w:pPr>
               <w:spacing w:after="20" w:before="0"/>
             </w:pPr>
-            <w:hyperlink w:history="1" r:id="rIda6qfavinj2ji5xbi4c07v">
+            <w:hyperlink w:history="1" r:id="rIdgogstpmbnzb82mbiql6we">
               <w:r>
                 <w:rPr>
                   <w:rFonts w:ascii="Arial" w:cs="Arial" w:eastAsia="Arial" w:hAnsi="Arial"/>
@@ -6572,7 +6572,7 @@
               <w:spacing w:after="10" w:before="0"/>
               <w:ind w:left="120"/>
             </w:pPr>
-            <w:hyperlink w:history="1" r:id="rIdkohowq0bil9qp7coxmtli">
+            <w:hyperlink w:history="1" r:id="rId_fqg881whi-ejejgio9qn">
               <w:r>
                 <w:rPr>
                   <w:rFonts w:ascii="Arial" w:cs="Arial" w:eastAsia="Arial" w:hAnsi="Arial"/>
@@ -6767,7 +6767,7 @@
             <w:pPr>
               <w:spacing w:after="20" w:before="0"/>
             </w:pPr>
-            <w:hyperlink w:history="1" r:id="rIdxsbtxf6qzoxqejyxpcewt">
+            <w:hyperlink w:history="1" r:id="rIdoefs_jphnu8inyyhemugy">
               <w:r>
                 <w:rPr>
                   <w:rFonts w:ascii="Arial" w:cs="Arial" w:eastAsia="Arial" w:hAnsi="Arial"/>
@@ -6800,7 +6800,7 @@
               <w:spacing w:after="10" w:before="0"/>
               <w:ind w:left="120"/>
             </w:pPr>
-            <w:hyperlink w:history="1" r:id="rIdobmb8jf_cmh8qo4d8lokv">
+            <w:hyperlink w:history="1" r:id="rIddff-j2s7taywpl6xaxywh">
               <w:r>
                 <w:rPr>
                   <w:rFonts w:ascii="Arial" w:cs="Arial" w:eastAsia="Arial" w:hAnsi="Arial"/>
@@ -6845,7 +6845,7 @@
             <w:pPr>
               <w:spacing w:after="20" w:before="0"/>
             </w:pPr>
-            <w:hyperlink w:history="1" r:id="rIdjdhstvuejzazix7sf8ih2">
+            <w:hyperlink w:history="1" r:id="rIdfo10ub9tfydumz8qczotf">
               <w:r>
                 <w:rPr>
                   <w:rFonts w:ascii="Arial" w:cs="Arial" w:eastAsia="Arial" w:hAnsi="Arial"/>
@@ -6878,7 +6878,7 @@
               <w:spacing w:after="10" w:before="0"/>
               <w:ind w:left="120"/>
             </w:pPr>
-            <w:hyperlink w:history="1" r:id="rIdiyeumnhmjm7b8s3oe3wrq">
+            <w:hyperlink w:history="1" r:id="rIdmyvm01vlxwu8z2kek0al2">
               <w:r>
                 <w:rPr>
                   <w:rFonts w:ascii="Arial" w:cs="Arial" w:eastAsia="Arial" w:hAnsi="Arial"/>
@@ -7073,7 +7073,7 @@
             <w:pPr>
               <w:spacing w:after="20" w:before="0"/>
             </w:pPr>
-            <w:hyperlink w:history="1" r:id="rId1qawo1opstyntzg0mxyzm">
+            <w:hyperlink w:history="1" r:id="rIdtrtoagcb-11ckwwxmzejs">
               <w:r>
                 <w:rPr>
                   <w:rFonts w:ascii="Arial" w:cs="Arial" w:eastAsia="Arial" w:hAnsi="Arial"/>
@@ -7106,7 +7106,7 @@
               <w:spacing w:after="10" w:before="0"/>
               <w:ind w:left="120"/>
             </w:pPr>
-            <w:hyperlink w:history="1" r:id="rIdxexvp_-r9pbz1i7ikd82z">
+            <w:hyperlink w:history="1" r:id="rId5u_ipmuojszzlfsnmvpqx">
               <w:r>
                 <w:rPr>
                   <w:rFonts w:ascii="Arial" w:cs="Arial" w:eastAsia="Arial" w:hAnsi="Arial"/>
@@ -7151,7 +7151,7 @@
             <w:pPr>
               <w:spacing w:after="20" w:before="0"/>
             </w:pPr>
-            <w:hyperlink w:history="1" r:id="rIdfwbjsrvdnwpedujbnebpd">
+            <w:hyperlink w:history="1" r:id="rIdlqgncreq48yfwucidwwzn">
               <w:r>
                 <w:rPr>
                   <w:rFonts w:ascii="Arial" w:cs="Arial" w:eastAsia="Arial" w:hAnsi="Arial"/>
@@ -7184,7 +7184,7 @@
               <w:spacing w:after="10" w:before="0"/>
               <w:ind w:left="120"/>
             </w:pPr>
-            <w:hyperlink w:history="1" r:id="rIdiinpxf5bucuohkdaba6wg">
+            <w:hyperlink w:history="1" r:id="rIdy-8u4c52wx6ipvxkck0bb">
               <w:r>
                 <w:rPr>
                   <w:rFonts w:ascii="Arial" w:cs="Arial" w:eastAsia="Arial" w:hAnsi="Arial"/>
@@ -7379,7 +7379,7 @@
             <w:pPr>
               <w:spacing w:after="20" w:before="0"/>
             </w:pPr>
-            <w:hyperlink w:history="1" r:id="rId2bruusjhe-_i0nlmhawtf">
+            <w:hyperlink w:history="1" r:id="rIdwxjwz1jhfzwfc0gimuz1z">
               <w:r>
                 <w:rPr>
                   <w:rFonts w:ascii="Arial" w:cs="Arial" w:eastAsia="Arial" w:hAnsi="Arial"/>
@@ -7412,7 +7412,7 @@
               <w:spacing w:after="10" w:before="0"/>
               <w:ind w:left="120"/>
             </w:pPr>
-            <w:hyperlink w:history="1" r:id="rId_hbzdzalxf8cfgjtpkogi">
+            <w:hyperlink w:history="1" r:id="rId6npzuere0dejra9q4q2va">
               <w:r>
                 <w:rPr>
                   <w:rFonts w:ascii="Arial" w:cs="Arial" w:eastAsia="Arial" w:hAnsi="Arial"/>
@@ -7457,7 +7457,7 @@
             <w:pPr>
               <w:spacing w:after="20" w:before="0"/>
             </w:pPr>
-            <w:hyperlink w:history="1" r:id="rId4utudingeioyd8qhxmbtq">
+            <w:hyperlink w:history="1" r:id="rIdh5_icsptg5vxdkx1oty-w">
               <w:r>
                 <w:rPr>
                   <w:rFonts w:ascii="Arial" w:cs="Arial" w:eastAsia="Arial" w:hAnsi="Arial"/>
@@ -7490,7 +7490,7 @@
               <w:spacing w:after="10" w:before="0"/>
               <w:ind w:left="120"/>
             </w:pPr>
-            <w:hyperlink w:history="1" r:id="rId4u5_p6dkazhx6zbp7bgw4">
+            <w:hyperlink w:history="1" r:id="rId-t1fzbuwk_797aznuikxc">
               <w:r>
                 <w:rPr>
                   <w:rFonts w:ascii="Arial" w:cs="Arial" w:eastAsia="Arial" w:hAnsi="Arial"/>
@@ -8977,7 +8977,7 @@
             <w:pPr>
               <w:spacing w:after="20" w:before="0"/>
             </w:pPr>
-            <w:hyperlink w:history="1" r:id="rId2cvlvcvhiubqmkki9yiwm">
+            <w:hyperlink w:history="1" r:id="rIdyjb3jb7gnyge-vho4ogmh">
               <w:r>
                 <w:rPr>
                   <w:rFonts w:ascii="Arial" w:cs="Arial" w:eastAsia="Arial" w:hAnsi="Arial"/>
@@ -9010,7 +9010,7 @@
               <w:spacing w:after="10" w:before="0"/>
               <w:ind w:left="120"/>
             </w:pPr>
-            <w:hyperlink w:history="1" r:id="rIdklcyzop3fatejxbxusghi">
+            <w:hyperlink w:history="1" r:id="rIdn7ydtvsuhvdgelrzms8gn">
               <w:r>
                 <w:rPr>
                   <w:rFonts w:ascii="Arial" w:cs="Arial" w:eastAsia="Arial" w:hAnsi="Arial"/>
@@ -9055,7 +9055,7 @@
             <w:pPr>
               <w:spacing w:after="20" w:before="0"/>
             </w:pPr>
-            <w:hyperlink w:history="1" r:id="rIdd09utylrmyicb33x3unwu">
+            <w:hyperlink w:history="1" r:id="rIdpyca0ceiyhd4dickanszj">
               <w:r>
                 <w:rPr>
                   <w:rFonts w:ascii="Arial" w:cs="Arial" w:eastAsia="Arial" w:hAnsi="Arial"/>
@@ -9088,7 +9088,7 @@
               <w:spacing w:after="10" w:before="0"/>
               <w:ind w:left="120"/>
             </w:pPr>
-            <w:hyperlink w:history="1" r:id="rIdwpbgwmcmyvjycywhlbxwh">
+            <w:hyperlink w:history="1" r:id="rIdcaxw2bkjpuinm2l-3wnxu">
               <w:r>
                 <w:rPr>
                   <w:rFonts w:ascii="Arial" w:cs="Arial" w:eastAsia="Arial" w:hAnsi="Arial"/>
@@ -9283,7 +9283,7 @@
             <w:pPr>
               <w:spacing w:after="20" w:before="0"/>
             </w:pPr>
-            <w:hyperlink w:history="1" r:id="rIdydh1uefeaombbecv7huyb">
+            <w:hyperlink w:history="1" r:id="rId8hznjhon1hepbb-xdz5wy">
               <w:r>
                 <w:rPr>
                   <w:rFonts w:ascii="Arial" w:cs="Arial" w:eastAsia="Arial" w:hAnsi="Arial"/>
@@ -9316,7 +9316,7 @@
               <w:spacing w:after="10" w:before="0"/>
               <w:ind w:left="120"/>
             </w:pPr>
-            <w:hyperlink w:history="1" r:id="rIdqxdl32p2kn5slacjye_c4">
+            <w:hyperlink w:history="1" r:id="rIdf-yqm4vnj9_zjfs07939e">
               <w:r>
                 <w:rPr>
                   <w:rFonts w:ascii="Arial" w:cs="Arial" w:eastAsia="Arial" w:hAnsi="Arial"/>
@@ -9361,7 +9361,7 @@
             <w:pPr>
               <w:spacing w:after="20" w:before="0"/>
             </w:pPr>
-            <w:hyperlink w:history="1" r:id="rIddbf6jld-vrhjmmmqfwkny">
+            <w:hyperlink w:history="1" r:id="rIdz_on3dlqgjfxpplj0uht0">
               <w:r>
                 <w:rPr>
                   <w:rFonts w:ascii="Arial" w:cs="Arial" w:eastAsia="Arial" w:hAnsi="Arial"/>
@@ -9394,7 +9394,7 @@
               <w:spacing w:after="10" w:before="0"/>
               <w:ind w:left="120"/>
             </w:pPr>
-            <w:hyperlink w:history="1" r:id="rIdcawfha44eulyoodcm8x9o">
+            <w:hyperlink w:history="1" r:id="rIdfifxqa2xcysqwnjex7rjt">
               <w:r>
                 <w:rPr>
                   <w:rFonts w:ascii="Arial" w:cs="Arial" w:eastAsia="Arial" w:hAnsi="Arial"/>
@@ -9589,7 +9589,7 @@
             <w:pPr>
               <w:spacing w:after="20" w:before="0"/>
             </w:pPr>
-            <w:hyperlink w:history="1" r:id="rIddzyc7aql75b6mkvgcqemt">
+            <w:hyperlink w:history="1" r:id="rIdtplrcbmcq1jhjinh4y7xq">
               <w:r>
                 <w:rPr>
                   <w:rFonts w:ascii="Arial" w:cs="Arial" w:eastAsia="Arial" w:hAnsi="Arial"/>
@@ -9622,7 +9622,7 @@
               <w:spacing w:after="10" w:before="0"/>
               <w:ind w:left="120"/>
             </w:pPr>
-            <w:hyperlink w:history="1" r:id="rId07libal5fcqwt-z26th3d">
+            <w:hyperlink w:history="1" r:id="rIdnhvl-nypwoalf20vv2mme">
               <w:r>
                 <w:rPr>
                   <w:rFonts w:ascii="Arial" w:cs="Arial" w:eastAsia="Arial" w:hAnsi="Arial"/>
@@ -9667,7 +9667,7 @@
             <w:pPr>
               <w:spacing w:after="20" w:before="0"/>
             </w:pPr>
-            <w:hyperlink w:history="1" r:id="rIdgukvb0rh15s0mgpmw7pkm">
+            <w:hyperlink w:history="1" r:id="rIdbgo8_ng1ffcyahkpnztpf">
               <w:r>
                 <w:rPr>
                   <w:rFonts w:ascii="Arial" w:cs="Arial" w:eastAsia="Arial" w:hAnsi="Arial"/>
@@ -9700,7 +9700,7 @@
               <w:spacing w:after="10" w:before="0"/>
               <w:ind w:left="120"/>
             </w:pPr>
-            <w:hyperlink w:history="1" r:id="rIdhutqnoyexeu8ou01kxpbr">
+            <w:hyperlink w:history="1" r:id="rIdbeqhoieootvur3dqy8li9">
               <w:r>
                 <w:rPr>
                   <w:rFonts w:ascii="Arial" w:cs="Arial" w:eastAsia="Arial" w:hAnsi="Arial"/>
@@ -9895,7 +9895,7 @@
             <w:pPr>
               <w:spacing w:after="20" w:before="0"/>
             </w:pPr>
-            <w:hyperlink w:history="1" r:id="rIdbpahqoioab7jje8vfw7ia">
+            <w:hyperlink w:history="1" r:id="rIdpii1prrdnxc7qva4t6uh-">
               <w:r>
                 <w:rPr>
                   <w:rFonts w:ascii="Arial" w:cs="Arial" w:eastAsia="Arial" w:hAnsi="Arial"/>
@@ -9928,7 +9928,7 @@
               <w:spacing w:after="10" w:before="0"/>
               <w:ind w:left="120"/>
             </w:pPr>
-            <w:hyperlink w:history="1" r:id="rIdglapt_-sq_nyfsybrdgzq">
+            <w:hyperlink w:history="1" r:id="rIdmjuwwgfvrxjve3epzpoet">
               <w:r>
                 <w:rPr>
                   <w:rFonts w:ascii="Arial" w:cs="Arial" w:eastAsia="Arial" w:hAnsi="Arial"/>
@@ -9973,7 +9973,7 @@
             <w:pPr>
               <w:spacing w:after="20" w:before="0"/>
             </w:pPr>
-            <w:hyperlink w:history="1" r:id="rId_u70iqghz2oqnhwelweq6">
+            <w:hyperlink w:history="1" r:id="rIdx9fzvxibmt5bcj9b_n3si">
               <w:r>
                 <w:rPr>
                   <w:rFonts w:ascii="Arial" w:cs="Arial" w:eastAsia="Arial" w:hAnsi="Arial"/>
@@ -10006,7 +10006,7 @@
               <w:spacing w:after="10" w:before="0"/>
               <w:ind w:left="120"/>
             </w:pPr>
-            <w:hyperlink w:history="1" r:id="rIdb9bugz5f9fnjbc9vcin1-">
+            <w:hyperlink w:history="1" r:id="rIdobf9m1xrwth0iocywc3ap">
               <w:r>
                 <w:rPr>
                   <w:rFonts w:ascii="Arial" w:cs="Arial" w:eastAsia="Arial" w:hAnsi="Arial"/>
@@ -10201,7 +10201,7 @@
             <w:pPr>
               <w:spacing w:after="20" w:before="0"/>
             </w:pPr>
-            <w:hyperlink w:history="1" r:id="rIdloh3alzbzqwyvpm3id83i">
+            <w:hyperlink w:history="1" r:id="rIddztz-aygznfkuxe8b_o3w">
               <w:r>
                 <w:rPr>
                   <w:rFonts w:ascii="Arial" w:cs="Arial" w:eastAsia="Arial" w:hAnsi="Arial"/>
@@ -10234,7 +10234,7 @@
               <w:spacing w:after="10" w:before="0"/>
               <w:ind w:left="120"/>
             </w:pPr>
-            <w:hyperlink w:history="1" r:id="rIdisf8rgghrkjdifjra7xnt">
+            <w:hyperlink w:history="1" r:id="rIdprbe3yn3du8in_3oxg9t-">
               <w:r>
                 <w:rPr>
                   <w:rFonts w:ascii="Arial" w:cs="Arial" w:eastAsia="Arial" w:hAnsi="Arial"/>
@@ -10279,7 +10279,7 @@
             <w:pPr>
               <w:spacing w:after="20" w:before="0"/>
             </w:pPr>
-            <w:hyperlink w:history="1" r:id="rIdjqu9mjdnpa5rsnpkikmjp">
+            <w:hyperlink w:history="1" r:id="rIdahyt4vck_qgwefdfahy0g">
               <w:r>
                 <w:rPr>
                   <w:rFonts w:ascii="Arial" w:cs="Arial" w:eastAsia="Arial" w:hAnsi="Arial"/>
@@ -10312,7 +10312,7 @@
               <w:spacing w:after="10" w:before="0"/>
               <w:ind w:left="120"/>
             </w:pPr>
-            <w:hyperlink w:history="1" r:id="rIdsbsjcozx8kig2sgnvp_4n">
+            <w:hyperlink w:history="1" r:id="rId03klovxyqet8amzc3qriz">
               <w:r>
                 <w:rPr>
                   <w:rFonts w:ascii="Arial" w:cs="Arial" w:eastAsia="Arial" w:hAnsi="Arial"/>
@@ -11799,7 +11799,7 @@
             <w:pPr>
               <w:spacing w:after="20" w:before="0"/>
             </w:pPr>
-            <w:hyperlink w:history="1" r:id="rIdbgj4yrwxpa4ouommpuee0">
+            <w:hyperlink w:history="1" r:id="rIdxpzvxwpjjc20bt0exrl9g">
               <w:r>
                 <w:rPr>
                   <w:rFonts w:ascii="Arial" w:cs="Arial" w:eastAsia="Arial" w:hAnsi="Arial"/>
@@ -11832,7 +11832,7 @@
               <w:spacing w:after="10" w:before="0"/>
               <w:ind w:left="120"/>
             </w:pPr>
-            <w:hyperlink w:history="1" r:id="rIdou_tnx-gedhmqfze4rjcq">
+            <w:hyperlink w:history="1" r:id="rIdatvasbtehz1gxt3skuruw">
               <w:r>
                 <w:rPr>
                   <w:rFonts w:ascii="Arial" w:cs="Arial" w:eastAsia="Arial" w:hAnsi="Arial"/>
@@ -11877,7 +11877,7 @@
             <w:pPr>
               <w:spacing w:after="20" w:before="0"/>
             </w:pPr>
-            <w:hyperlink w:history="1" r:id="rIdkhn9z8qpd17jcren3bclp">
+            <w:hyperlink w:history="1" r:id="rIdj99cz0zbkcmtjucfupyg9">
               <w:r>
                 <w:rPr>
                   <w:rFonts w:ascii="Arial" w:cs="Arial" w:eastAsia="Arial" w:hAnsi="Arial"/>
@@ -11910,7 +11910,7 @@
               <w:spacing w:after="10" w:before="0"/>
               <w:ind w:left="120"/>
             </w:pPr>
-            <w:hyperlink w:history="1" r:id="rId8wzjbsunjhr-3xgpldw44">
+            <w:hyperlink w:history="1" r:id="rIdmfatl2txifdnsldqvj4ez">
               <w:r>
                 <w:rPr>
                   <w:rFonts w:ascii="Arial" w:cs="Arial" w:eastAsia="Arial" w:hAnsi="Arial"/>
@@ -12105,7 +12105,7 @@
             <w:pPr>
               <w:spacing w:after="20" w:before="0"/>
             </w:pPr>
-            <w:hyperlink w:history="1" r:id="rId3oedix5behdenux6apeea">
+            <w:hyperlink w:history="1" r:id="rIdohvv1ntuuric-7mb0hbii">
               <w:r>
                 <w:rPr>
                   <w:rFonts w:ascii="Arial" w:cs="Arial" w:eastAsia="Arial" w:hAnsi="Arial"/>
@@ -12138,7 +12138,7 @@
               <w:spacing w:after="10" w:before="0"/>
               <w:ind w:left="120"/>
             </w:pPr>
-            <w:hyperlink w:history="1" r:id="rIdjrlwmc--ddheq1bp5pxay">
+            <w:hyperlink w:history="1" r:id="rIdstmm90tvtplzylla7f7xd">
               <w:r>
                 <w:rPr>
                   <w:rFonts w:ascii="Arial" w:cs="Arial" w:eastAsia="Arial" w:hAnsi="Arial"/>
@@ -12183,7 +12183,7 @@
             <w:pPr>
               <w:spacing w:after="20" w:before="0"/>
             </w:pPr>
-            <w:hyperlink w:history="1" r:id="rIdtu6dhbjn_r53txrvkr500">
+            <w:hyperlink w:history="1" r:id="rIdgkbmtox0cezk8s6n9tlxy">
               <w:r>
                 <w:rPr>
                   <w:rFonts w:ascii="Arial" w:cs="Arial" w:eastAsia="Arial" w:hAnsi="Arial"/>
@@ -12216,7 +12216,7 @@
               <w:spacing w:after="10" w:before="0"/>
               <w:ind w:left="120"/>
             </w:pPr>
-            <w:hyperlink w:history="1" r:id="rIdrs1hotxl4hoambw7xuyox">
+            <w:hyperlink w:history="1" r:id="rId8xej5p-u2xdlbjs2cq8-g">
               <w:r>
                 <w:rPr>
                   <w:rFonts w:ascii="Arial" w:cs="Arial" w:eastAsia="Arial" w:hAnsi="Arial"/>
@@ -12411,7 +12411,7 @@
             <w:pPr>
               <w:spacing w:after="20" w:before="0"/>
             </w:pPr>
-            <w:hyperlink w:history="1" r:id="rIdxub6q3ixh18ylftwvum5j">
+            <w:hyperlink w:history="1" r:id="rId-uig89pithjdd8ofxi-re">
               <w:r>
                 <w:rPr>
                   <w:rFonts w:ascii="Arial" w:cs="Arial" w:eastAsia="Arial" w:hAnsi="Arial"/>
@@ -12444,7 +12444,7 @@
               <w:spacing w:after="10" w:before="0"/>
               <w:ind w:left="120"/>
             </w:pPr>
-            <w:hyperlink w:history="1" r:id="rIdhjbrsi03uccryd7fmqr3b">
+            <w:hyperlink w:history="1" r:id="rIdi3el8e8pucvruore0e3pf">
               <w:r>
                 <w:rPr>
                   <w:rFonts w:ascii="Arial" w:cs="Arial" w:eastAsia="Arial" w:hAnsi="Arial"/>
@@ -12489,7 +12489,7 @@
             <w:pPr>
               <w:spacing w:after="20" w:before="0"/>
             </w:pPr>
-            <w:hyperlink w:history="1" r:id="rIdmlfk98qobe9mpck8jpb-v">
+            <w:hyperlink w:history="1" r:id="rIdllsqfywvcfjkl7-iy5fpp">
               <w:r>
                 <w:rPr>
                   <w:rFonts w:ascii="Arial" w:cs="Arial" w:eastAsia="Arial" w:hAnsi="Arial"/>
@@ -12522,7 +12522,7 @@
               <w:spacing w:after="10" w:before="0"/>
               <w:ind w:left="120"/>
             </w:pPr>
-            <w:hyperlink w:history="1" r:id="rId-2znq4vkdlujocvj-bff3">
+            <w:hyperlink w:history="1" r:id="rIdiacthywsugmq-ikx70hix">
               <w:r>
                 <w:rPr>
                   <w:rFonts w:ascii="Arial" w:cs="Arial" w:eastAsia="Arial" w:hAnsi="Arial"/>
@@ -12717,7 +12717,7 @@
             <w:pPr>
               <w:spacing w:after="20" w:before="0"/>
             </w:pPr>
-            <w:hyperlink w:history="1" r:id="rIdcwd9wjixadnmigbdkc-gz">
+            <w:hyperlink w:history="1" r:id="rIdy0_8tnus1kbbafm_cp13u">
               <w:r>
                 <w:rPr>
                   <w:rFonts w:ascii="Arial" w:cs="Arial" w:eastAsia="Arial" w:hAnsi="Arial"/>
@@ -12750,7 +12750,7 @@
               <w:spacing w:after="10" w:before="0"/>
               <w:ind w:left="120"/>
             </w:pPr>
-            <w:hyperlink w:history="1" r:id="rId_8pidogqujnx6yvq2rhf3">
+            <w:hyperlink w:history="1" r:id="rIdukqzwmtfmgl6bs2newm4t">
               <w:r>
                 <w:rPr>
                   <w:rFonts w:ascii="Arial" w:cs="Arial" w:eastAsia="Arial" w:hAnsi="Arial"/>
@@ -12795,7 +12795,7 @@
             <w:pPr>
               <w:spacing w:after="20" w:before="0"/>
             </w:pPr>
-            <w:hyperlink w:history="1" r:id="rIdbgf5axzbtsdn59ug7hwgx">
+            <w:hyperlink w:history="1" r:id="rIdahdougz75hdtlkrgeft1x">
               <w:r>
                 <w:rPr>
                   <w:rFonts w:ascii="Arial" w:cs="Arial" w:eastAsia="Arial" w:hAnsi="Arial"/>
@@ -12828,7 +12828,7 @@
               <w:spacing w:after="10" w:before="0"/>
               <w:ind w:left="120"/>
             </w:pPr>
-            <w:hyperlink w:history="1" r:id="rIdf67t01eizqkxe5o_iwgz_">
+            <w:hyperlink w:history="1" r:id="rIdxftzcslvw8n-u-veznozy">
               <w:r>
                 <w:rPr>
                   <w:rFonts w:ascii="Arial" w:cs="Arial" w:eastAsia="Arial" w:hAnsi="Arial"/>
@@ -13023,7 +13023,7 @@
             <w:pPr>
               <w:spacing w:after="20" w:before="0"/>
             </w:pPr>
-            <w:hyperlink w:history="1" r:id="rIdjdsf70wjt57iaqh1shbtj">
+            <w:hyperlink w:history="1" r:id="rIdm6qb1eaykvfzl-uoyhaqu">
               <w:r>
                 <w:rPr>
                   <w:rFonts w:ascii="Arial" w:cs="Arial" w:eastAsia="Arial" w:hAnsi="Arial"/>
@@ -13056,7 +13056,7 @@
               <w:spacing w:after="10" w:before="0"/>
               <w:ind w:left="120"/>
             </w:pPr>
-            <w:hyperlink w:history="1" r:id="rIdvtls0iav_xivbhkiml_iz">
+            <w:hyperlink w:history="1" r:id="rIdqoqlkcegomdejsebmz940">
               <w:r>
                 <w:rPr>
                   <w:rFonts w:ascii="Arial" w:cs="Arial" w:eastAsia="Arial" w:hAnsi="Arial"/>
@@ -13101,7 +13101,7 @@
             <w:pPr>
               <w:spacing w:after="20" w:before="0"/>
             </w:pPr>
-            <w:hyperlink w:history="1" r:id="rId3djedzke6fjilk7hz7ynx">
+            <w:hyperlink w:history="1" r:id="rIddtafffqu_krknnojwz8yg">
               <w:r>
                 <w:rPr>
                   <w:rFonts w:ascii="Arial" w:cs="Arial" w:eastAsia="Arial" w:hAnsi="Arial"/>
@@ -13134,7 +13134,7 @@
               <w:spacing w:after="10" w:before="0"/>
               <w:ind w:left="120"/>
             </w:pPr>
-            <w:hyperlink w:history="1" r:id="rIdwva2pzeamyb8shcicpnbn">
+            <w:hyperlink w:history="1" r:id="rId4dx3y46i_zb7y6bblksrq">
               <w:r>
                 <w:rPr>
                   <w:rFonts w:ascii="Arial" w:cs="Arial" w:eastAsia="Arial" w:hAnsi="Arial"/>
@@ -14621,7 +14621,7 @@
             <w:pPr>
               <w:spacing w:after="20" w:before="0"/>
             </w:pPr>
-            <w:hyperlink w:history="1" r:id="rIdreczg25vgpixkrcls49ba">
+            <w:hyperlink w:history="1" r:id="rId9mfwcls1mnweheagehvti">
               <w:r>
                 <w:rPr>
                   <w:rFonts w:ascii="Arial" w:cs="Arial" w:eastAsia="Arial" w:hAnsi="Arial"/>
@@ -14654,7 +14654,7 @@
               <w:spacing w:after="10" w:before="0"/>
               <w:ind w:left="120"/>
             </w:pPr>
-            <w:hyperlink w:history="1" r:id="rIdjrngofgqtogvx2jetl1we">
+            <w:hyperlink w:history="1" r:id="rIdd62xscxxvobjr7gmgdamt">
               <w:r>
                 <w:rPr>
                   <w:rFonts w:ascii="Arial" w:cs="Arial" w:eastAsia="Arial" w:hAnsi="Arial"/>
@@ -14699,7 +14699,7 @@
             <w:pPr>
               <w:spacing w:after="20" w:before="0"/>
             </w:pPr>
-            <w:hyperlink w:history="1" r:id="rIdrw1xbyzu3ai2v1qcb2zjs">
+            <w:hyperlink w:history="1" r:id="rIdn8celjspb_azf8h_wd1na">
               <w:r>
                 <w:rPr>
                   <w:rFonts w:ascii="Arial" w:cs="Arial" w:eastAsia="Arial" w:hAnsi="Arial"/>
@@ -14732,7 +14732,7 @@
               <w:spacing w:after="10" w:before="0"/>
               <w:ind w:left="120"/>
             </w:pPr>
-            <w:hyperlink w:history="1" r:id="rIdb-om16wqvfb-zojsw1eoi">
+            <w:hyperlink w:history="1" r:id="rIddygry7s51_ae2lboap1mq">
               <w:r>
                 <w:rPr>
                   <w:rFonts w:ascii="Arial" w:cs="Arial" w:eastAsia="Arial" w:hAnsi="Arial"/>
@@ -14927,7 +14927,7 @@
             <w:pPr>
               <w:spacing w:after="20" w:before="0"/>
             </w:pPr>
-            <w:hyperlink w:history="1" r:id="rIdyrn4hhywjasg1fio6j9ud">
+            <w:hyperlink w:history="1" r:id="rId9vrkaeunzbp_qq0je9sa9">
               <w:r>
                 <w:rPr>
                   <w:rFonts w:ascii="Arial" w:cs="Arial" w:eastAsia="Arial" w:hAnsi="Arial"/>
@@ -14960,7 +14960,7 @@
               <w:spacing w:after="10" w:before="0"/>
               <w:ind w:left="120"/>
             </w:pPr>
-            <w:hyperlink w:history="1" r:id="rIdugtdv0ilo5gbyrboqgj66">
+            <w:hyperlink w:history="1" r:id="rIdgdjfniao2bcrvrqnxphdl">
               <w:r>
                 <w:rPr>
                   <w:rFonts w:ascii="Arial" w:cs="Arial" w:eastAsia="Arial" w:hAnsi="Arial"/>
@@ -15005,7 +15005,7 @@
             <w:pPr>
               <w:spacing w:after="20" w:before="0"/>
             </w:pPr>
-            <w:hyperlink w:history="1" r:id="rIdmdroe1flinnqhn3pvagtp">
+            <w:hyperlink w:history="1" r:id="rIdjfqn_j_473dxfvazyt3r3">
               <w:r>
                 <w:rPr>
                   <w:rFonts w:ascii="Arial" w:cs="Arial" w:eastAsia="Arial" w:hAnsi="Arial"/>
@@ -15038,7 +15038,7 @@
               <w:spacing w:after="10" w:before="0"/>
               <w:ind w:left="120"/>
             </w:pPr>
-            <w:hyperlink w:history="1" r:id="rIdmyjkfcg-qf8sqt5o_ryy0">
+            <w:hyperlink w:history="1" r:id="rIdl-x4-o4meog3fpxzhnlfo">
               <w:r>
                 <w:rPr>
                   <w:rFonts w:ascii="Arial" w:cs="Arial" w:eastAsia="Arial" w:hAnsi="Arial"/>
@@ -15233,7 +15233,7 @@
             <w:pPr>
               <w:spacing w:after="20" w:before="0"/>
             </w:pPr>
-            <w:hyperlink w:history="1" r:id="rIdry0gze73seudxgh68ex3j">
+            <w:hyperlink w:history="1" r:id="rIdy0yv8sqxufdgj4857rkh-">
               <w:r>
                 <w:rPr>
                   <w:rFonts w:ascii="Arial" w:cs="Arial" w:eastAsia="Arial" w:hAnsi="Arial"/>
@@ -15266,7 +15266,7 @@
               <w:spacing w:after="10" w:before="0"/>
               <w:ind w:left="120"/>
             </w:pPr>
-            <w:hyperlink w:history="1" r:id="rIdi-6kzzbt3f5px_qwwoshj">
+            <w:hyperlink w:history="1" r:id="rIdzihcvjj9qmyweqzwxffc9">
               <w:r>
                 <w:rPr>
                   <w:rFonts w:ascii="Arial" w:cs="Arial" w:eastAsia="Arial" w:hAnsi="Arial"/>
@@ -15311,7 +15311,7 @@
             <w:pPr>
               <w:spacing w:after="20" w:before="0"/>
             </w:pPr>
-            <w:hyperlink w:history="1" r:id="rIdh86cs6lccg3rynhas5pqm">
+            <w:hyperlink w:history="1" r:id="rIdooygboarnluhhqqlceba-">
               <w:r>
                 <w:rPr>
                   <w:rFonts w:ascii="Arial" w:cs="Arial" w:eastAsia="Arial" w:hAnsi="Arial"/>
@@ -15344,7 +15344,7 @@
               <w:spacing w:after="10" w:before="0"/>
               <w:ind w:left="120"/>
             </w:pPr>
-            <w:hyperlink w:history="1" r:id="rId-kuml31_dy7jue4lnj3ra">
+            <w:hyperlink w:history="1" r:id="rIdrepc25adtviltwijbussh">
               <w:r>
                 <w:rPr>
                   <w:rFonts w:ascii="Arial" w:cs="Arial" w:eastAsia="Arial" w:hAnsi="Arial"/>
@@ -15539,7 +15539,7 @@
             <w:pPr>
               <w:spacing w:after="20" w:before="0"/>
             </w:pPr>
-            <w:hyperlink w:history="1" r:id="rIdn_ucjpq2bzlgldt1yz4xc">
+            <w:hyperlink w:history="1" r:id="rIdpogoqrwkbaedbs-rh3bwp">
               <w:r>
                 <w:rPr>
                   <w:rFonts w:ascii="Arial" w:cs="Arial" w:eastAsia="Arial" w:hAnsi="Arial"/>
@@ -15572,7 +15572,7 @@
               <w:spacing w:after="10" w:before="0"/>
               <w:ind w:left="120"/>
             </w:pPr>
-            <w:hyperlink w:history="1" r:id="rIdhy5qxr9uzcg2emlbva82p">
+            <w:hyperlink w:history="1" r:id="rIdv3vm2fhjg9ac8qbqshyxs">
               <w:r>
                 <w:rPr>
                   <w:rFonts w:ascii="Arial" w:cs="Arial" w:eastAsia="Arial" w:hAnsi="Arial"/>
@@ -15617,7 +15617,7 @@
             <w:pPr>
               <w:spacing w:after="20" w:before="0"/>
             </w:pPr>
-            <w:hyperlink w:history="1" r:id="rIdwevu6frdvuap2xm57rr90">
+            <w:hyperlink w:history="1" r:id="rIdwspdczs06vesh4phb5idl">
               <w:r>
                 <w:rPr>
                   <w:rFonts w:ascii="Arial" w:cs="Arial" w:eastAsia="Arial" w:hAnsi="Arial"/>
@@ -15650,7 +15650,7 @@
               <w:spacing w:after="10" w:before="0"/>
               <w:ind w:left="120"/>
             </w:pPr>
-            <w:hyperlink w:history="1" r:id="rIdwg-utxlatsoaeo8w30han">
+            <w:hyperlink w:history="1" r:id="rIdtrwpcuwbj7pwrzertdwm2">
               <w:r>
                 <w:rPr>
                   <w:rFonts w:ascii="Arial" w:cs="Arial" w:eastAsia="Arial" w:hAnsi="Arial"/>
@@ -15845,7 +15845,7 @@
             <w:pPr>
               <w:spacing w:after="20" w:before="0"/>
             </w:pPr>
-            <w:hyperlink w:history="1" r:id="rIdljlgdju8kxm1zlva1ujpk">
+            <w:hyperlink w:history="1" r:id="rIdad5vynrcoldc1msqtmppk">
               <w:r>
                 <w:rPr>
                   <w:rFonts w:ascii="Arial" w:cs="Arial" w:eastAsia="Arial" w:hAnsi="Arial"/>
@@ -15878,7 +15878,7 @@
               <w:spacing w:after="10" w:before="0"/>
               <w:ind w:left="120"/>
             </w:pPr>
-            <w:hyperlink w:history="1" r:id="rIdrfefti9dbuqdfrf8pvvj4">
+            <w:hyperlink w:history="1" r:id="rIdgskm6tpee1wxnqukqigv9">
               <w:r>
                 <w:rPr>
                   <w:rFonts w:ascii="Arial" w:cs="Arial" w:eastAsia="Arial" w:hAnsi="Arial"/>
@@ -15923,7 +15923,7 @@
             <w:pPr>
               <w:spacing w:after="20" w:before="0"/>
             </w:pPr>
-            <w:hyperlink w:history="1" r:id="rIduh8ojs0qh7ieawebfateb">
+            <w:hyperlink w:history="1" r:id="rIdjtfb9e8rfhqdni1exe_2r">
               <w:r>
                 <w:rPr>
                   <w:rFonts w:ascii="Arial" w:cs="Arial" w:eastAsia="Arial" w:hAnsi="Arial"/>
@@ -15956,7 +15956,7 @@
               <w:spacing w:after="10" w:before="0"/>
               <w:ind w:left="120"/>
             </w:pPr>
-            <w:hyperlink w:history="1" r:id="rIdw4txq0f9hjyggk7s_kh03">
+            <w:hyperlink w:history="1" r:id="rIdoh4t3vxfwoahl3sthkskh">
               <w:r>
                 <w:rPr>
                   <w:rFonts w:ascii="Arial" w:cs="Arial" w:eastAsia="Arial" w:hAnsi="Arial"/>
@@ -17443,7 +17443,7 @@
             <w:pPr>
               <w:spacing w:after="20" w:before="0"/>
             </w:pPr>
-            <w:hyperlink w:history="1" r:id="rIdvujh2tdgfj_t4blxxpz7c">
+            <w:hyperlink w:history="1" r:id="rIdbegejrdhedfjm174_vlwm">
               <w:r>
                 <w:rPr>
                   <w:rFonts w:ascii="Arial" w:cs="Arial" w:eastAsia="Arial" w:hAnsi="Arial"/>
@@ -17476,7 +17476,7 @@
               <w:spacing w:after="10" w:before="0"/>
               <w:ind w:left="120"/>
             </w:pPr>
-            <w:hyperlink w:history="1" r:id="rIdsjmlxrulsm6tp39qi-sco">
+            <w:hyperlink w:history="1" r:id="rIdo8lglyjsbuoht7l8pcxgt">
               <w:r>
                 <w:rPr>
                   <w:rFonts w:ascii="Arial" w:cs="Arial" w:eastAsia="Arial" w:hAnsi="Arial"/>
@@ -17521,7 +17521,7 @@
             <w:pPr>
               <w:spacing w:after="20" w:before="0"/>
             </w:pPr>
-            <w:hyperlink w:history="1" r:id="rIdrhyrkmgrtbqaprf8gswne">
+            <w:hyperlink w:history="1" r:id="rIdtbkps1obsyylwvj_wtnsz">
               <w:r>
                 <w:rPr>
                   <w:rFonts w:ascii="Arial" w:cs="Arial" w:eastAsia="Arial" w:hAnsi="Arial"/>
@@ -17554,7 +17554,7 @@
               <w:spacing w:after="10" w:before="0"/>
               <w:ind w:left="120"/>
             </w:pPr>
-            <w:hyperlink w:history="1" r:id="rIdvm3gwrdhwxtl16ynp1vps">
+            <w:hyperlink w:history="1" r:id="rIdp3zjopm2k7la1g80gfa_a">
               <w:r>
                 <w:rPr>
                   <w:rFonts w:ascii="Arial" w:cs="Arial" w:eastAsia="Arial" w:hAnsi="Arial"/>
@@ -17749,7 +17749,7 @@
             <w:pPr>
               <w:spacing w:after="20" w:before="0"/>
             </w:pPr>
-            <w:hyperlink w:history="1" r:id="rIdiqz8ja3jc0ueqpvdbao1d">
+            <w:hyperlink w:history="1" r:id="rIduxzbgws2igejf5nwsupwv">
               <w:r>
                 <w:rPr>
                   <w:rFonts w:ascii="Arial" w:cs="Arial" w:eastAsia="Arial" w:hAnsi="Arial"/>
@@ -17782,7 +17782,7 @@
               <w:spacing w:after="10" w:before="0"/>
               <w:ind w:left="120"/>
             </w:pPr>
-            <w:hyperlink w:history="1" r:id="rId1sqceboqjwveu-7wj1qim">
+            <w:hyperlink w:history="1" r:id="rIdt7krsvfrwlf2pnhdaeybm">
               <w:r>
                 <w:rPr>
                   <w:rFonts w:ascii="Arial" w:cs="Arial" w:eastAsia="Arial" w:hAnsi="Arial"/>
@@ -17827,7 +17827,7 @@
             <w:pPr>
               <w:spacing w:after="20" w:before="0"/>
             </w:pPr>
-            <w:hyperlink w:history="1" r:id="rIdtyqebrrrv3e7d0y5isljk">
+            <w:hyperlink w:history="1" r:id="rId86eepfobrb9hn9zeqjlyc">
               <w:r>
                 <w:rPr>
                   <w:rFonts w:ascii="Arial" w:cs="Arial" w:eastAsia="Arial" w:hAnsi="Arial"/>
@@ -17860,7 +17860,7 @@
               <w:spacing w:after="10" w:before="0"/>
               <w:ind w:left="120"/>
             </w:pPr>
-            <w:hyperlink w:history="1" r:id="rIdprq74dabkubvp0qwdi1li">
+            <w:hyperlink w:history="1" r:id="rIdes-ltixzjmwcbxnqgt-kd">
               <w:r>
                 <w:rPr>
                   <w:rFonts w:ascii="Arial" w:cs="Arial" w:eastAsia="Arial" w:hAnsi="Arial"/>
@@ -18055,7 +18055,7 @@
             <w:pPr>
               <w:spacing w:after="20" w:before="0"/>
             </w:pPr>
-            <w:hyperlink w:history="1" r:id="rIdz-z9iriixp5c9ofo5trcs">
+            <w:hyperlink w:history="1" r:id="rIdec4ufd9plgp-ylra6n3bh">
               <w:r>
                 <w:rPr>
                   <w:rFonts w:ascii="Arial" w:cs="Arial" w:eastAsia="Arial" w:hAnsi="Arial"/>
@@ -18088,7 +18088,7 @@
               <w:spacing w:after="10" w:before="0"/>
               <w:ind w:left="120"/>
             </w:pPr>
-            <w:hyperlink w:history="1" r:id="rIdm2qr8uds6un8apulozela">
+            <w:hyperlink w:history="1" r:id="rIddsous-cmwhxg8s9fklup9">
               <w:r>
                 <w:rPr>
                   <w:rFonts w:ascii="Arial" w:cs="Arial" w:eastAsia="Arial" w:hAnsi="Arial"/>
@@ -18133,7 +18133,7 @@
             <w:pPr>
               <w:spacing w:after="20" w:before="0"/>
             </w:pPr>
-            <w:hyperlink w:history="1" r:id="rId8l81i4ivnl6szbywsdqkl">
+            <w:hyperlink w:history="1" r:id="rIdd_qx1o6um0lh_rcm-31t3">
               <w:r>
                 <w:rPr>
                   <w:rFonts w:ascii="Arial" w:cs="Arial" w:eastAsia="Arial" w:hAnsi="Arial"/>
@@ -18166,7 +18166,7 @@
               <w:spacing w:after="10" w:before="0"/>
               <w:ind w:left="120"/>
             </w:pPr>
-            <w:hyperlink w:history="1" r:id="rIdbga4s53sauk6x4ltf25sl">
+            <w:hyperlink w:history="1" r:id="rId5krudhyp2s7ssk8oappoy">
               <w:r>
                 <w:rPr>
                   <w:rFonts w:ascii="Arial" w:cs="Arial" w:eastAsia="Arial" w:hAnsi="Arial"/>
@@ -18361,7 +18361,7 @@
             <w:pPr>
               <w:spacing w:after="20" w:before="0"/>
             </w:pPr>
-            <w:hyperlink w:history="1" r:id="rIdv27ybnktaiuyfmuaegqfn">
+            <w:hyperlink w:history="1" r:id="rIdl2fyqskmyokl-iun2begl">
               <w:r>
                 <w:rPr>
                   <w:rFonts w:ascii="Arial" w:cs="Arial" w:eastAsia="Arial" w:hAnsi="Arial"/>
@@ -18394,7 +18394,7 @@
               <w:spacing w:after="10" w:before="0"/>
               <w:ind w:left="120"/>
             </w:pPr>
-            <w:hyperlink w:history="1" r:id="rIdghwpkho8oos2y8knafku7">
+            <w:hyperlink w:history="1" r:id="rIdfyv21q89nyxeh1mkzyssr">
               <w:r>
                 <w:rPr>
                   <w:rFonts w:ascii="Arial" w:cs="Arial" w:eastAsia="Arial" w:hAnsi="Arial"/>
@@ -18439,7 +18439,7 @@
             <w:pPr>
               <w:spacing w:after="20" w:before="0"/>
             </w:pPr>
-            <w:hyperlink w:history="1" r:id="rIddib6vqet1d98pvnog4z0v">
+            <w:hyperlink w:history="1" r:id="rId_r_qdzftlowvplmyeiwdf">
               <w:r>
                 <w:rPr>
                   <w:rFonts w:ascii="Arial" w:cs="Arial" w:eastAsia="Arial" w:hAnsi="Arial"/>
@@ -18472,7 +18472,7 @@
               <w:spacing w:after="10" w:before="0"/>
               <w:ind w:left="120"/>
             </w:pPr>
-            <w:hyperlink w:history="1" r:id="rIdfaqtqhcsrlnrqdbbgq9nd">
+            <w:hyperlink w:history="1" r:id="rId1uhue0ckh6qrmet_p9tj8">
               <w:r>
                 <w:rPr>
                   <w:rFonts w:ascii="Arial" w:cs="Arial" w:eastAsia="Arial" w:hAnsi="Arial"/>
@@ -18667,7 +18667,7 @@
             <w:pPr>
               <w:spacing w:after="20" w:before="0"/>
             </w:pPr>
-            <w:hyperlink w:history="1" r:id="rIdc_wnswoe0zd6lis4cv5ih">
+            <w:hyperlink w:history="1" r:id="rIdcs9jvnbb8_ujlib6dgbfo">
               <w:r>
                 <w:rPr>
                   <w:rFonts w:ascii="Arial" w:cs="Arial" w:eastAsia="Arial" w:hAnsi="Arial"/>
@@ -18700,7 +18700,7 @@
               <w:spacing w:after="10" w:before="0"/>
               <w:ind w:left="120"/>
             </w:pPr>
-            <w:hyperlink w:history="1" r:id="rIdekj0gj7eoxwlah6k-xhqg">
+            <w:hyperlink w:history="1" r:id="rIdl5tsh5nwolqlhmb-nb8ij">
               <w:r>
                 <w:rPr>
                   <w:rFonts w:ascii="Arial" w:cs="Arial" w:eastAsia="Arial" w:hAnsi="Arial"/>
@@ -18745,7 +18745,7 @@
             <w:pPr>
               <w:spacing w:after="20" w:before="0"/>
             </w:pPr>
-            <w:hyperlink w:history="1" r:id="rIdtw81fvxjlccmueuu3iap_">
+            <w:hyperlink w:history="1" r:id="rIdfrpqwg4hqapgythamid0x">
               <w:r>
                 <w:rPr>
                   <w:rFonts w:ascii="Arial" w:cs="Arial" w:eastAsia="Arial" w:hAnsi="Arial"/>
@@ -18778,7 +18778,7 @@
               <w:spacing w:after="10" w:before="0"/>
               <w:ind w:left="120"/>
             </w:pPr>
-            <w:hyperlink w:history="1" r:id="rIdoynzdsw9eakuze83wy1nk">
+            <w:hyperlink w:history="1" r:id="rId5rsvwkq41gmcedmjdnnix">
               <w:r>
                 <w:rPr>
                   <w:rFonts w:ascii="Arial" w:cs="Arial" w:eastAsia="Arial" w:hAnsi="Arial"/>
@@ -20265,7 +20265,7 @@
             <w:pPr>
               <w:spacing w:after="20" w:before="0"/>
             </w:pPr>
-            <w:hyperlink w:history="1" r:id="rIdrfgrf3ro8lfof5qq7wfaj">
+            <w:hyperlink w:history="1" r:id="rIdnn3ub05klwresauclhzqs">
               <w:r>
                 <w:rPr>
                   <w:rFonts w:ascii="Arial" w:cs="Arial" w:eastAsia="Arial" w:hAnsi="Arial"/>
@@ -20298,7 +20298,7 @@
               <w:spacing w:after="10" w:before="0"/>
               <w:ind w:left="120"/>
             </w:pPr>
-            <w:hyperlink w:history="1" r:id="rIdsk3fyfo3rlqmvub3tppll">
+            <w:hyperlink w:history="1" r:id="rIddvmsomtb1i5wjmqbcrtk3">
               <w:r>
                 <w:rPr>
                   <w:rFonts w:ascii="Arial" w:cs="Arial" w:eastAsia="Arial" w:hAnsi="Arial"/>
@@ -20343,7 +20343,7 @@
             <w:pPr>
               <w:spacing w:after="20" w:before="0"/>
             </w:pPr>
-            <w:hyperlink w:history="1" r:id="rId1bv7jqi25cibrtlexqaet">
+            <w:hyperlink w:history="1" r:id="rIdjbwrebajyqjtq-akqg2t3">
               <w:r>
                 <w:rPr>
                   <w:rFonts w:ascii="Arial" w:cs="Arial" w:eastAsia="Arial" w:hAnsi="Arial"/>
@@ -20376,7 +20376,7 @@
               <w:spacing w:after="10" w:before="0"/>
               <w:ind w:left="120"/>
             </w:pPr>
-            <w:hyperlink w:history="1" r:id="rIdho587swdfdbvm_-cjm18m">
+            <w:hyperlink w:history="1" r:id="rId5twwdoplgblmdtdiqqsth">
               <w:r>
                 <w:rPr>
                   <w:rFonts w:ascii="Arial" w:cs="Arial" w:eastAsia="Arial" w:hAnsi="Arial"/>
@@ -20571,7 +20571,7 @@
             <w:pPr>
               <w:spacing w:after="20" w:before="0"/>
             </w:pPr>
-            <w:hyperlink w:history="1" r:id="rIdn9adt7tf93qyrzuqs1p35">
+            <w:hyperlink w:history="1" r:id="rIdtkcl2dylviqywztzwi-nh">
               <w:r>
                 <w:rPr>
                   <w:rFonts w:ascii="Arial" w:cs="Arial" w:eastAsia="Arial" w:hAnsi="Arial"/>
@@ -20604,7 +20604,7 @@
               <w:spacing w:after="10" w:before="0"/>
               <w:ind w:left="120"/>
             </w:pPr>
-            <w:hyperlink w:history="1" r:id="rIdilveetxkca0jxtgbw1bhm">
+            <w:hyperlink w:history="1" r:id="rIdoymcdgz1ihlsljjzyhmg4">
               <w:r>
                 <w:rPr>
                   <w:rFonts w:ascii="Arial" w:cs="Arial" w:eastAsia="Arial" w:hAnsi="Arial"/>
@@ -20649,7 +20649,7 @@
             <w:pPr>
               <w:spacing w:after="20" w:before="0"/>
             </w:pPr>
-            <w:hyperlink w:history="1" r:id="rIdtbkscwcmhbjjdlehxtbft">
+            <w:hyperlink w:history="1" r:id="rIdtnxwlhrgvcxxqq4xj6eit">
               <w:r>
                 <w:rPr>
                   <w:rFonts w:ascii="Arial" w:cs="Arial" w:eastAsia="Arial" w:hAnsi="Arial"/>
@@ -20682,7 +20682,7 @@
               <w:spacing w:after="10" w:before="0"/>
               <w:ind w:left="120"/>
             </w:pPr>
-            <w:hyperlink w:history="1" r:id="rIdv0pi1fz0ksjc7ottp4ipn">
+            <w:hyperlink w:history="1" r:id="rId38expft1k833fdx2k_k0a">
               <w:r>
                 <w:rPr>
                   <w:rFonts w:ascii="Arial" w:cs="Arial" w:eastAsia="Arial" w:hAnsi="Arial"/>
@@ -20877,7 +20877,7 @@
             <w:pPr>
               <w:spacing w:after="20" w:before="0"/>
             </w:pPr>
-            <w:hyperlink w:history="1" r:id="rIdzbgsxszj70aukj2pzm-ma">
+            <w:hyperlink w:history="1" r:id="rIdum-xehgzd8nervgxhuz_y">
               <w:r>
                 <w:rPr>
                   <w:rFonts w:ascii="Arial" w:cs="Arial" w:eastAsia="Arial" w:hAnsi="Arial"/>
@@ -20910,7 +20910,7 @@
               <w:spacing w:after="10" w:before="0"/>
               <w:ind w:left="120"/>
             </w:pPr>
-            <w:hyperlink w:history="1" r:id="rId_jx-n6rzbb6e8draqwk1y">
+            <w:hyperlink w:history="1" r:id="rIdk_l5zncdmnpbugnd65pbz">
               <w:r>
                 <w:rPr>
                   <w:rFonts w:ascii="Arial" w:cs="Arial" w:eastAsia="Arial" w:hAnsi="Arial"/>
@@ -20955,7 +20955,7 @@
             <w:pPr>
               <w:spacing w:after="20" w:before="0"/>
             </w:pPr>
-            <w:hyperlink w:history="1" r:id="rIdqc1473xvqujpi6nqzr90i">
+            <w:hyperlink w:history="1" r:id="rIdylpeuv9g0umtxusxxgv-3">
               <w:r>
                 <w:rPr>
                   <w:rFonts w:ascii="Arial" w:cs="Arial" w:eastAsia="Arial" w:hAnsi="Arial"/>
@@ -20988,7 +20988,7 @@
               <w:spacing w:after="10" w:before="0"/>
               <w:ind w:left="120"/>
             </w:pPr>
-            <w:hyperlink w:history="1" r:id="rIdzxyp2yc0as2a1ip-h9alj">
+            <w:hyperlink w:history="1" r:id="rId_c6ti40haxjiw8si_q9ky">
               <w:r>
                 <w:rPr>
                   <w:rFonts w:ascii="Arial" w:cs="Arial" w:eastAsia="Arial" w:hAnsi="Arial"/>
@@ -21183,7 +21183,7 @@
             <w:pPr>
               <w:spacing w:after="20" w:before="0"/>
             </w:pPr>
-            <w:hyperlink w:history="1" r:id="rId1issegpsedtdrym2fhprh">
+            <w:hyperlink w:history="1" r:id="rId9lcwak0xvlreouwrbk4p9">
               <w:r>
                 <w:rPr>
                   <w:rFonts w:ascii="Arial" w:cs="Arial" w:eastAsia="Arial" w:hAnsi="Arial"/>
@@ -21216,7 +21216,7 @@
               <w:spacing w:after="10" w:before="0"/>
               <w:ind w:left="120"/>
             </w:pPr>
-            <w:hyperlink w:history="1" r:id="rIdwfmjgn_sgur_wzxyo18kx">
+            <w:hyperlink w:history="1" r:id="rIdyh1tyo8--4jaqzixzeiz3">
               <w:r>
                 <w:rPr>
                   <w:rFonts w:ascii="Arial" w:cs="Arial" w:eastAsia="Arial" w:hAnsi="Arial"/>
@@ -21261,7 +21261,7 @@
             <w:pPr>
               <w:spacing w:after="20" w:before="0"/>
             </w:pPr>
-            <w:hyperlink w:history="1" r:id="rIdv3_fqgtdsjaukvfl4nzhz">
+            <w:hyperlink w:history="1" r:id="rIdtu81gkonmnmitnirwsfey">
               <w:r>
                 <w:rPr>
                   <w:rFonts w:ascii="Arial" w:cs="Arial" w:eastAsia="Arial" w:hAnsi="Arial"/>
@@ -21294,7 +21294,7 @@
               <w:spacing w:after="10" w:before="0"/>
               <w:ind w:left="120"/>
             </w:pPr>
-            <w:hyperlink w:history="1" r:id="rIdgzocbg8jbgbjhgrw5q8es">
+            <w:hyperlink w:history="1" r:id="rIdwdilk5u4esf6_kilgmham">
               <w:r>
                 <w:rPr>
                   <w:rFonts w:ascii="Arial" w:cs="Arial" w:eastAsia="Arial" w:hAnsi="Arial"/>
@@ -21489,7 +21489,7 @@
             <w:pPr>
               <w:spacing w:after="20" w:before="0"/>
             </w:pPr>
-            <w:hyperlink w:history="1" r:id="rIdzsekqx7zqivd74papdlle">
+            <w:hyperlink w:history="1" r:id="rIdrxaakcszbqqo6fnjjselg">
               <w:r>
                 <w:rPr>
                   <w:rFonts w:ascii="Arial" w:cs="Arial" w:eastAsia="Arial" w:hAnsi="Arial"/>
@@ -21522,7 +21522,7 @@
               <w:spacing w:after="10" w:before="0"/>
               <w:ind w:left="120"/>
             </w:pPr>
-            <w:hyperlink w:history="1" r:id="rIdxv7yurd3kibu7ruj4wtuf">
+            <w:hyperlink w:history="1" r:id="rIdrrkjfikdwtxmvhys8vtiu">
               <w:r>
                 <w:rPr>
                   <w:rFonts w:ascii="Arial" w:cs="Arial" w:eastAsia="Arial" w:hAnsi="Arial"/>
@@ -21567,7 +21567,7 @@
             <w:pPr>
               <w:spacing w:after="20" w:before="0"/>
             </w:pPr>
-            <w:hyperlink w:history="1" r:id="rIdnh1myickwsyvb02sfenjf">
+            <w:hyperlink w:history="1" r:id="rIdw0be5iujl01rgfayk8e3h">
               <w:r>
                 <w:rPr>
                   <w:rFonts w:ascii="Arial" w:cs="Arial" w:eastAsia="Arial" w:hAnsi="Arial"/>
@@ -21600,7 +21600,7 @@
               <w:spacing w:after="10" w:before="0"/>
               <w:ind w:left="120"/>
             </w:pPr>
-            <w:hyperlink w:history="1" r:id="rIdxdqdqf5zrrb7k94-l_czj">
+            <w:hyperlink w:history="1" r:id="rIdr5vvjl4c3lbf9zq7cstam">
               <w:r>
                 <w:rPr>
                   <w:rFonts w:ascii="Arial" w:cs="Arial" w:eastAsia="Arial" w:hAnsi="Arial"/>

--- a/data/outputs/v2/Maths/SS1.1_Real_Numbers/Mathematics_Real_Numbers_CBE_LessonSequence.docx
+++ b/data/outputs/v2/Maths/SS1.1_Real_Numbers/Mathematics_Real_Numbers_CBE_LessonSequence.docx
@@ -3160,7 +3160,7 @@
             <w:pPr>
               <w:spacing w:after="20" w:before="0"/>
             </w:pPr>
-            <w:hyperlink w:history="1" r:id="rIdhwea2fyf9smuxnjn4mcrq">
+            <w:hyperlink w:history="1" r:id="rIdnwvtrsdhx-y7bjkwfa2oc">
               <w:r>
                 <w:rPr>
                   <w:rFonts w:ascii="Arial" w:cs="Arial" w:eastAsia="Arial" w:hAnsi="Arial"/>
@@ -3193,7 +3193,7 @@
               <w:spacing w:after="10" w:before="0"/>
               <w:ind w:left="120"/>
             </w:pPr>
-            <w:hyperlink w:history="1" r:id="rIdsdt9hr2etzslwtlooflte">
+            <w:hyperlink w:history="1" r:id="rIdyojlhqpllji9blcyp8hxb">
               <w:r>
                 <w:rPr>
                   <w:rFonts w:ascii="Arial" w:cs="Arial" w:eastAsia="Arial" w:hAnsi="Arial"/>
@@ -3238,7 +3238,7 @@
             <w:pPr>
               <w:spacing w:after="20" w:before="0"/>
             </w:pPr>
-            <w:hyperlink w:history="1" r:id="rIdazildmofvhzljcpxuzqgf">
+            <w:hyperlink w:history="1" r:id="rIdkqk3rviw3pdnphtos4dih">
               <w:r>
                 <w:rPr>
                   <w:rFonts w:ascii="Arial" w:cs="Arial" w:eastAsia="Arial" w:hAnsi="Arial"/>
@@ -3271,7 +3271,7 @@
               <w:spacing w:after="10" w:before="0"/>
               <w:ind w:left="120"/>
             </w:pPr>
-            <w:hyperlink w:history="1" r:id="rIdrmcvsrwigngtuziqjhigh">
+            <w:hyperlink w:history="1" r:id="rId3caskvhpx_w8xm1hjmbpl">
               <w:r>
                 <w:rPr>
                   <w:rFonts w:ascii="Arial" w:cs="Arial" w:eastAsia="Arial" w:hAnsi="Arial"/>
@@ -3466,7 +3466,7 @@
             <w:pPr>
               <w:spacing w:after="20" w:before="0"/>
             </w:pPr>
-            <w:hyperlink w:history="1" r:id="rIdhn0o7jm4ehe4s9kz6emlm">
+            <w:hyperlink w:history="1" r:id="rIds7cie0zqvdakfmyfl_wow">
               <w:r>
                 <w:rPr>
                   <w:rFonts w:ascii="Arial" w:cs="Arial" w:eastAsia="Arial" w:hAnsi="Arial"/>
@@ -3499,7 +3499,7 @@
               <w:spacing w:after="10" w:before="0"/>
               <w:ind w:left="120"/>
             </w:pPr>
-            <w:hyperlink w:history="1" r:id="rIdnglsvozkiepqep8scpsb2">
+            <w:hyperlink w:history="1" r:id="rId0qibykrnwjru1-fqsivoj">
               <w:r>
                 <w:rPr>
                   <w:rFonts w:ascii="Arial" w:cs="Arial" w:eastAsia="Arial" w:hAnsi="Arial"/>
@@ -3544,7 +3544,7 @@
             <w:pPr>
               <w:spacing w:after="20" w:before="0"/>
             </w:pPr>
-            <w:hyperlink w:history="1" r:id="rIdkjbm9xu3pex9zztrzaum_">
+            <w:hyperlink w:history="1" r:id="rIdeo1m0uehupa7y94ms3xmr">
               <w:r>
                 <w:rPr>
                   <w:rFonts w:ascii="Arial" w:cs="Arial" w:eastAsia="Arial" w:hAnsi="Arial"/>
@@ -3577,7 +3577,7 @@
               <w:spacing w:after="10" w:before="0"/>
               <w:ind w:left="120"/>
             </w:pPr>
-            <w:hyperlink w:history="1" r:id="rIdrp69iresr7v8fliiathul">
+            <w:hyperlink w:history="1" r:id="rIdomu1eh-wge-z5w3yssmd0">
               <w:r>
                 <w:rPr>
                   <w:rFonts w:ascii="Arial" w:cs="Arial" w:eastAsia="Arial" w:hAnsi="Arial"/>
@@ -3831,7 +3831,7 @@
             <w:pPr>
               <w:spacing w:after="20" w:before="0"/>
             </w:pPr>
-            <w:hyperlink w:history="1" r:id="rIdyf6pa6cs7se_kidpx5kvn">
+            <w:hyperlink w:history="1" r:id="rIdzlzvpmwe0_6xtyqxjxyjp">
               <w:r>
                 <w:rPr>
                   <w:rFonts w:ascii="Arial" w:cs="Arial" w:eastAsia="Arial" w:hAnsi="Arial"/>
@@ -3864,7 +3864,7 @@
               <w:spacing w:after="10" w:before="0"/>
               <w:ind w:left="120"/>
             </w:pPr>
-            <w:hyperlink w:history="1" r:id="rIdlmf--oh2eeyb-slj4qgus">
+            <w:hyperlink w:history="1" r:id="rIdlnih2gby6_oclumbqbrlt">
               <w:r>
                 <w:rPr>
                   <w:rFonts w:ascii="Arial" w:cs="Arial" w:eastAsia="Arial" w:hAnsi="Arial"/>
@@ -3909,7 +3909,7 @@
             <w:pPr>
               <w:spacing w:after="20" w:before="0"/>
             </w:pPr>
-            <w:hyperlink w:history="1" r:id="rIdig_utqjd8t1nllnxwqp10">
+            <w:hyperlink w:history="1" r:id="rIdptbepncrezm9punmysfwq">
               <w:r>
                 <w:rPr>
                   <w:rFonts w:ascii="Arial" w:cs="Arial" w:eastAsia="Arial" w:hAnsi="Arial"/>
@@ -3942,7 +3942,7 @@
               <w:spacing w:after="10" w:before="0"/>
               <w:ind w:left="120"/>
             </w:pPr>
-            <w:hyperlink w:history="1" r:id="rIdpsvsrsp7aq2eiker-itvs">
+            <w:hyperlink w:history="1" r:id="rIdtyc8hc1nd2qw_0xkep5kp">
               <w:r>
                 <w:rPr>
                   <w:rFonts w:ascii="Arial" w:cs="Arial" w:eastAsia="Arial" w:hAnsi="Arial"/>
@@ -4137,7 +4137,7 @@
             <w:pPr>
               <w:spacing w:after="20" w:before="0"/>
             </w:pPr>
-            <w:hyperlink w:history="1" r:id="rId7l8kdhj-jiwxdvt6twafw">
+            <w:hyperlink w:history="1" r:id="rIdzkwtfwspi1gwxd4o-t91_">
               <w:r>
                 <w:rPr>
                   <w:rFonts w:ascii="Arial" w:cs="Arial" w:eastAsia="Arial" w:hAnsi="Arial"/>
@@ -4170,7 +4170,7 @@
               <w:spacing w:after="10" w:before="0"/>
               <w:ind w:left="120"/>
             </w:pPr>
-            <w:hyperlink w:history="1" r:id="rIdsl2fkkg-1eez6esb9eork">
+            <w:hyperlink w:history="1" r:id="rIdcwoelr6y7gc4j2cviuvq9">
               <w:r>
                 <w:rPr>
                   <w:rFonts w:ascii="Arial" w:cs="Arial" w:eastAsia="Arial" w:hAnsi="Arial"/>
@@ -4215,7 +4215,7 @@
             <w:pPr>
               <w:spacing w:after="20" w:before="0"/>
             </w:pPr>
-            <w:hyperlink w:history="1" r:id="rIdg1zzurwf6oknrya9xlvqs">
+            <w:hyperlink w:history="1" r:id="rIdfjkvjupxlzjhwlnzentup">
               <w:r>
                 <w:rPr>
                   <w:rFonts w:ascii="Arial" w:cs="Arial" w:eastAsia="Arial" w:hAnsi="Arial"/>
@@ -4248,7 +4248,7 @@
               <w:spacing w:after="10" w:before="0"/>
               <w:ind w:left="120"/>
             </w:pPr>
-            <w:hyperlink w:history="1" r:id="rIdkcrhrrrqvy_ynvvtdei7b">
+            <w:hyperlink w:history="1" r:id="rIdja8exzm4tighh19jg0uv2">
               <w:r>
                 <w:rPr>
                   <w:rFonts w:ascii="Arial" w:cs="Arial" w:eastAsia="Arial" w:hAnsi="Arial"/>
@@ -4443,7 +4443,7 @@
             <w:pPr>
               <w:spacing w:after="20" w:before="0"/>
             </w:pPr>
-            <w:hyperlink w:history="1" r:id="rIdgjvi5csntyoxyoxp8nh2p">
+            <w:hyperlink w:history="1" r:id="rId4b-dfm9vf865_wv9s9mve">
               <w:r>
                 <w:rPr>
                   <w:rFonts w:ascii="Arial" w:cs="Arial" w:eastAsia="Arial" w:hAnsi="Arial"/>
@@ -4476,7 +4476,7 @@
               <w:spacing w:after="10" w:before="0"/>
               <w:ind w:left="120"/>
             </w:pPr>
-            <w:hyperlink w:history="1" r:id="rIdfm0z6vj3ammzgcuia1tqt">
+            <w:hyperlink w:history="1" r:id="rIdg4pwewhta2gmdkbb7qcel">
               <w:r>
                 <w:rPr>
                   <w:rFonts w:ascii="Arial" w:cs="Arial" w:eastAsia="Arial" w:hAnsi="Arial"/>
@@ -4521,7 +4521,7 @@
             <w:pPr>
               <w:spacing w:after="20" w:before="0"/>
             </w:pPr>
-            <w:hyperlink w:history="1" r:id="rIdmjeca8umm8w2p8vk9r8ih">
+            <w:hyperlink w:history="1" r:id="rIdb56ok0qnvauxfpmqyqxih">
               <w:r>
                 <w:rPr>
                   <w:rFonts w:ascii="Arial" w:cs="Arial" w:eastAsia="Arial" w:hAnsi="Arial"/>
@@ -4554,7 +4554,7 @@
               <w:spacing w:after="10" w:before="0"/>
               <w:ind w:left="120"/>
             </w:pPr>
-            <w:hyperlink w:history="1" r:id="rIdxxota4msd0_zxzkt2k3ot">
+            <w:hyperlink w:history="1" r:id="rIdukeyaaxzk6hpqvnslqjlv">
               <w:r>
                 <w:rPr>
                   <w:rFonts w:ascii="Arial" w:cs="Arial" w:eastAsia="Arial" w:hAnsi="Arial"/>
@@ -6155,7 +6155,7 @@
             <w:pPr>
               <w:spacing w:after="20" w:before="0"/>
             </w:pPr>
-            <w:hyperlink w:history="1" r:id="rIdloxswma3ndu8kyfk8nmll">
+            <w:hyperlink w:history="1" r:id="rIdsnmo_smouxqawpbhuuwku">
               <w:r>
                 <w:rPr>
                   <w:rFonts w:ascii="Arial" w:cs="Arial" w:eastAsia="Arial" w:hAnsi="Arial"/>
@@ -6188,7 +6188,7 @@
               <w:spacing w:after="10" w:before="0"/>
               <w:ind w:left="120"/>
             </w:pPr>
-            <w:hyperlink w:history="1" r:id="rId_a7kowduness98v-zvdiv">
+            <w:hyperlink w:history="1" r:id="rIdlp9mg5mkytsgavxgxmk3t">
               <w:r>
                 <w:rPr>
                   <w:rFonts w:ascii="Arial" w:cs="Arial" w:eastAsia="Arial" w:hAnsi="Arial"/>
@@ -6233,7 +6233,7 @@
             <w:pPr>
               <w:spacing w:after="20" w:before="0"/>
             </w:pPr>
-            <w:hyperlink w:history="1" r:id="rIdvglfzun2z_rk0zohwgmba">
+            <w:hyperlink w:history="1" r:id="rIdjufzb5ydialheweqbaz7_">
               <w:r>
                 <w:rPr>
                   <w:rFonts w:ascii="Arial" w:cs="Arial" w:eastAsia="Arial" w:hAnsi="Arial"/>
@@ -6266,7 +6266,7 @@
               <w:spacing w:after="10" w:before="0"/>
               <w:ind w:left="120"/>
             </w:pPr>
-            <w:hyperlink w:history="1" r:id="rIdmjbhnpunxn1a_t9pltk56">
+            <w:hyperlink w:history="1" r:id="rIdjn3el2bwxqseno2ddchwj">
               <w:r>
                 <w:rPr>
                   <w:rFonts w:ascii="Arial" w:cs="Arial" w:eastAsia="Arial" w:hAnsi="Arial"/>
@@ -6461,7 +6461,7 @@
             <w:pPr>
               <w:spacing w:after="20" w:before="0"/>
             </w:pPr>
-            <w:hyperlink w:history="1" r:id="rId9zt_hrohlw-y72fe4k9zz">
+            <w:hyperlink w:history="1" r:id="rIdak8vr9yvfg_ut9p7yyer9">
               <w:r>
                 <w:rPr>
                   <w:rFonts w:ascii="Arial" w:cs="Arial" w:eastAsia="Arial" w:hAnsi="Arial"/>
@@ -6494,7 +6494,7 @@
               <w:spacing w:after="10" w:before="0"/>
               <w:ind w:left="120"/>
             </w:pPr>
-            <w:hyperlink w:history="1" r:id="rIdfhml9izkfydygyf3gptbs">
+            <w:hyperlink w:history="1" r:id="rIdhhvcleohn8sl3jzxhqrtc">
               <w:r>
                 <w:rPr>
                   <w:rFonts w:ascii="Arial" w:cs="Arial" w:eastAsia="Arial" w:hAnsi="Arial"/>
@@ -6539,7 +6539,7 @@
             <w:pPr>
               <w:spacing w:after="20" w:before="0"/>
             </w:pPr>
-            <w:hyperlink w:history="1" r:id="rIdgogstpmbnzb82mbiql6we">
+            <w:hyperlink w:history="1" r:id="rIdv4qxdu0kghegebr278zic">
               <w:r>
                 <w:rPr>
                   <w:rFonts w:ascii="Arial" w:cs="Arial" w:eastAsia="Arial" w:hAnsi="Arial"/>
@@ -6572,7 +6572,7 @@
               <w:spacing w:after="10" w:before="0"/>
               <w:ind w:left="120"/>
             </w:pPr>
-            <w:hyperlink w:history="1" r:id="rId_fqg881whi-ejejgio9qn">
+            <w:hyperlink w:history="1" r:id="rIdvr2fkqmivd6ttmby6wc9p">
               <w:r>
                 <w:rPr>
                   <w:rFonts w:ascii="Arial" w:cs="Arial" w:eastAsia="Arial" w:hAnsi="Arial"/>
@@ -6767,7 +6767,7 @@
             <w:pPr>
               <w:spacing w:after="20" w:before="0"/>
             </w:pPr>
-            <w:hyperlink w:history="1" r:id="rIdoefs_jphnu8inyyhemugy">
+            <w:hyperlink w:history="1" r:id="rIdgtuwsgnzszv2gbdzmmpz-">
               <w:r>
                 <w:rPr>
                   <w:rFonts w:ascii="Arial" w:cs="Arial" w:eastAsia="Arial" w:hAnsi="Arial"/>
@@ -6800,7 +6800,7 @@
               <w:spacing w:after="10" w:before="0"/>
               <w:ind w:left="120"/>
             </w:pPr>
-            <w:hyperlink w:history="1" r:id="rIddff-j2s7taywpl6xaxywh">
+            <w:hyperlink w:history="1" r:id="rIdwkneu34o9dfnqdd5g99ms">
               <w:r>
                 <w:rPr>
                   <w:rFonts w:ascii="Arial" w:cs="Arial" w:eastAsia="Arial" w:hAnsi="Arial"/>
@@ -6845,7 +6845,7 @@
             <w:pPr>
               <w:spacing w:after="20" w:before="0"/>
             </w:pPr>
-            <w:hyperlink w:history="1" r:id="rIdfo10ub9tfydumz8qczotf">
+            <w:hyperlink w:history="1" r:id="rId4kbr8aj0x0xd4hxvno1gs">
               <w:r>
                 <w:rPr>
                   <w:rFonts w:ascii="Arial" w:cs="Arial" w:eastAsia="Arial" w:hAnsi="Arial"/>
@@ -6878,7 +6878,7 @@
               <w:spacing w:after="10" w:before="0"/>
               <w:ind w:left="120"/>
             </w:pPr>
-            <w:hyperlink w:history="1" r:id="rIdmyvm01vlxwu8z2kek0al2">
+            <w:hyperlink w:history="1" r:id="rId5tbdgo9ajavqvj-b82fzx">
               <w:r>
                 <w:rPr>
                   <w:rFonts w:ascii="Arial" w:cs="Arial" w:eastAsia="Arial" w:hAnsi="Arial"/>
@@ -7073,7 +7073,7 @@
             <w:pPr>
               <w:spacing w:after="20" w:before="0"/>
             </w:pPr>
-            <w:hyperlink w:history="1" r:id="rIdtrtoagcb-11ckwwxmzejs">
+            <w:hyperlink w:history="1" r:id="rIdf_pcwwstllbl4nrg_xygb">
               <w:r>
                 <w:rPr>
                   <w:rFonts w:ascii="Arial" w:cs="Arial" w:eastAsia="Arial" w:hAnsi="Arial"/>
@@ -7106,7 +7106,7 @@
               <w:spacing w:after="10" w:before="0"/>
               <w:ind w:left="120"/>
             </w:pPr>
-            <w:hyperlink w:history="1" r:id="rId5u_ipmuojszzlfsnmvpqx">
+            <w:hyperlink w:history="1" r:id="rIdtkzipwzevlt2yis34bvpx">
               <w:r>
                 <w:rPr>
                   <w:rFonts w:ascii="Arial" w:cs="Arial" w:eastAsia="Arial" w:hAnsi="Arial"/>
@@ -7151,7 +7151,7 @@
             <w:pPr>
               <w:spacing w:after="20" w:before="0"/>
             </w:pPr>
-            <w:hyperlink w:history="1" r:id="rIdlqgncreq48yfwucidwwzn">
+            <w:hyperlink w:history="1" r:id="rIdagdirkjnoyy-bvq-ag3ye">
               <w:r>
                 <w:rPr>
                   <w:rFonts w:ascii="Arial" w:cs="Arial" w:eastAsia="Arial" w:hAnsi="Arial"/>
@@ -7184,7 +7184,7 @@
               <w:spacing w:after="10" w:before="0"/>
               <w:ind w:left="120"/>
             </w:pPr>
-            <w:hyperlink w:history="1" r:id="rIdy-8u4c52wx6ipvxkck0bb">
+            <w:hyperlink w:history="1" r:id="rIdjcnb3arrz-rhgenkuu_zv">
               <w:r>
                 <w:rPr>
                   <w:rFonts w:ascii="Arial" w:cs="Arial" w:eastAsia="Arial" w:hAnsi="Arial"/>
@@ -7379,7 +7379,7 @@
             <w:pPr>
               <w:spacing w:after="20" w:before="0"/>
             </w:pPr>
-            <w:hyperlink w:history="1" r:id="rIdwxjwz1jhfzwfc0gimuz1z">
+            <w:hyperlink w:history="1" r:id="rIdiz0svt4uapqfefe8zpjhh">
               <w:r>
                 <w:rPr>
                   <w:rFonts w:ascii="Arial" w:cs="Arial" w:eastAsia="Arial" w:hAnsi="Arial"/>
@@ -7412,7 +7412,7 @@
               <w:spacing w:after="10" w:before="0"/>
               <w:ind w:left="120"/>
             </w:pPr>
-            <w:hyperlink w:history="1" r:id="rId6npzuere0dejra9q4q2va">
+            <w:hyperlink w:history="1" r:id="rIdvtzt48j08dzfpqepde4hn">
               <w:r>
                 <w:rPr>
                   <w:rFonts w:ascii="Arial" w:cs="Arial" w:eastAsia="Arial" w:hAnsi="Arial"/>
@@ -7457,7 +7457,7 @@
             <w:pPr>
               <w:spacing w:after="20" w:before="0"/>
             </w:pPr>
-            <w:hyperlink w:history="1" r:id="rIdh5_icsptg5vxdkx1oty-w">
+            <w:hyperlink w:history="1" r:id="rIdssuobzg8jnoa_c48lbs5o">
               <w:r>
                 <w:rPr>
                   <w:rFonts w:ascii="Arial" w:cs="Arial" w:eastAsia="Arial" w:hAnsi="Arial"/>
@@ -7490,7 +7490,7 @@
               <w:spacing w:after="10" w:before="0"/>
               <w:ind w:left="120"/>
             </w:pPr>
-            <w:hyperlink w:history="1" r:id="rId-t1fzbuwk_797aznuikxc">
+            <w:hyperlink w:history="1" r:id="rIda2iejk9hgemtyqnu-ce0z">
               <w:r>
                 <w:rPr>
                   <w:rFonts w:ascii="Arial" w:cs="Arial" w:eastAsia="Arial" w:hAnsi="Arial"/>
@@ -8977,7 +8977,7 @@
             <w:pPr>
               <w:spacing w:after="20" w:before="0"/>
             </w:pPr>
-            <w:hyperlink w:history="1" r:id="rIdyjb3jb7gnyge-vho4ogmh">
+            <w:hyperlink w:history="1" r:id="rIdzicy8oeis_b3g46ihwz4s">
               <w:r>
                 <w:rPr>
                   <w:rFonts w:ascii="Arial" w:cs="Arial" w:eastAsia="Arial" w:hAnsi="Arial"/>
@@ -9010,7 +9010,7 @@
               <w:spacing w:after="10" w:before="0"/>
               <w:ind w:left="120"/>
             </w:pPr>
-            <w:hyperlink w:history="1" r:id="rIdn7ydtvsuhvdgelrzms8gn">
+            <w:hyperlink w:history="1" r:id="rIdta-hufcwx9ytgfb0miw0b">
               <w:r>
                 <w:rPr>
                   <w:rFonts w:ascii="Arial" w:cs="Arial" w:eastAsia="Arial" w:hAnsi="Arial"/>
@@ -9055,7 +9055,7 @@
             <w:pPr>
               <w:spacing w:after="20" w:before="0"/>
             </w:pPr>
-            <w:hyperlink w:history="1" r:id="rIdpyca0ceiyhd4dickanszj">
+            <w:hyperlink w:history="1" r:id="rIdbme4-s-3lhjwka-uju28g">
               <w:r>
                 <w:rPr>
                   <w:rFonts w:ascii="Arial" w:cs="Arial" w:eastAsia="Arial" w:hAnsi="Arial"/>
@@ -9088,7 +9088,7 @@
               <w:spacing w:after="10" w:before="0"/>
               <w:ind w:left="120"/>
             </w:pPr>
-            <w:hyperlink w:history="1" r:id="rIdcaxw2bkjpuinm2l-3wnxu">
+            <w:hyperlink w:history="1" r:id="rIddlougb3rl5byhowhpre_n">
               <w:r>
                 <w:rPr>
                   <w:rFonts w:ascii="Arial" w:cs="Arial" w:eastAsia="Arial" w:hAnsi="Arial"/>
@@ -9283,7 +9283,7 @@
             <w:pPr>
               <w:spacing w:after="20" w:before="0"/>
             </w:pPr>
-            <w:hyperlink w:history="1" r:id="rId8hznjhon1hepbb-xdz5wy">
+            <w:hyperlink w:history="1" r:id="rIdu-n-ipesso8prwsqfhmzw">
               <w:r>
                 <w:rPr>
                   <w:rFonts w:ascii="Arial" w:cs="Arial" w:eastAsia="Arial" w:hAnsi="Arial"/>
@@ -9316,7 +9316,7 @@
               <w:spacing w:after="10" w:before="0"/>
               <w:ind w:left="120"/>
             </w:pPr>
-            <w:hyperlink w:history="1" r:id="rIdf-yqm4vnj9_zjfs07939e">
+            <w:hyperlink w:history="1" r:id="rIdtcl3iptb5r3bwwy-xy0_r">
               <w:r>
                 <w:rPr>
                   <w:rFonts w:ascii="Arial" w:cs="Arial" w:eastAsia="Arial" w:hAnsi="Arial"/>
@@ -9361,7 +9361,7 @@
             <w:pPr>
               <w:spacing w:after="20" w:before="0"/>
             </w:pPr>
-            <w:hyperlink w:history="1" r:id="rIdz_on3dlqgjfxpplj0uht0">
+            <w:hyperlink w:history="1" r:id="rIdrggfw9pveozlcynl5-bto">
               <w:r>
                 <w:rPr>
                   <w:rFonts w:ascii="Arial" w:cs="Arial" w:eastAsia="Arial" w:hAnsi="Arial"/>
@@ -9394,7 +9394,7 @@
               <w:spacing w:after="10" w:before="0"/>
               <w:ind w:left="120"/>
             </w:pPr>
-            <w:hyperlink w:history="1" r:id="rIdfifxqa2xcysqwnjex7rjt">
+            <w:hyperlink w:history="1" r:id="rIdgwc5dbia2dvuwts2iyxqd">
               <w:r>
                 <w:rPr>
                   <w:rFonts w:ascii="Arial" w:cs="Arial" w:eastAsia="Arial" w:hAnsi="Arial"/>
@@ -9589,7 +9589,7 @@
             <w:pPr>
               <w:spacing w:after="20" w:before="0"/>
             </w:pPr>
-            <w:hyperlink w:history="1" r:id="rIdtplrcbmcq1jhjinh4y7xq">
+            <w:hyperlink w:history="1" r:id="rIdogypjlxp1apda2gv8zfh7">
               <w:r>
                 <w:rPr>
                   <w:rFonts w:ascii="Arial" w:cs="Arial" w:eastAsia="Arial" w:hAnsi="Arial"/>
@@ -9622,7 +9622,7 @@
               <w:spacing w:after="10" w:before="0"/>
               <w:ind w:left="120"/>
             </w:pPr>
-            <w:hyperlink w:history="1" r:id="rIdnhvl-nypwoalf20vv2mme">
+            <w:hyperlink w:history="1" r:id="rIdxwfdcwvedx92qz-o5ulua">
               <w:r>
                 <w:rPr>
                   <w:rFonts w:ascii="Arial" w:cs="Arial" w:eastAsia="Arial" w:hAnsi="Arial"/>
@@ -9667,7 +9667,7 @@
             <w:pPr>
               <w:spacing w:after="20" w:before="0"/>
             </w:pPr>
-            <w:hyperlink w:history="1" r:id="rIdbgo8_ng1ffcyahkpnztpf">
+            <w:hyperlink w:history="1" r:id="rIdilk6o6ipzffnxyrmiit-6">
               <w:r>
                 <w:rPr>
                   <w:rFonts w:ascii="Arial" w:cs="Arial" w:eastAsia="Arial" w:hAnsi="Arial"/>
@@ -9700,7 +9700,7 @@
               <w:spacing w:after="10" w:before="0"/>
               <w:ind w:left="120"/>
             </w:pPr>
-            <w:hyperlink w:history="1" r:id="rIdbeqhoieootvur3dqy8li9">
+            <w:hyperlink w:history="1" r:id="rIdynjfaevngcn4sgq39liix">
               <w:r>
                 <w:rPr>
                   <w:rFonts w:ascii="Arial" w:cs="Arial" w:eastAsia="Arial" w:hAnsi="Arial"/>
@@ -9895,7 +9895,7 @@
             <w:pPr>
               <w:spacing w:after="20" w:before="0"/>
             </w:pPr>
-            <w:hyperlink w:history="1" r:id="rIdpii1prrdnxc7qva4t6uh-">
+            <w:hyperlink w:history="1" r:id="rIdkffz9-o-zqw7e28ywsyta">
               <w:r>
                 <w:rPr>
                   <w:rFonts w:ascii="Arial" w:cs="Arial" w:eastAsia="Arial" w:hAnsi="Arial"/>
@@ -9928,7 +9928,7 @@
               <w:spacing w:after="10" w:before="0"/>
               <w:ind w:left="120"/>
             </w:pPr>
-            <w:hyperlink w:history="1" r:id="rIdmjuwwgfvrxjve3epzpoet">
+            <w:hyperlink w:history="1" r:id="rIdhyjjkzu8fik1j_v-vz58f">
               <w:r>
                 <w:rPr>
                   <w:rFonts w:ascii="Arial" w:cs="Arial" w:eastAsia="Arial" w:hAnsi="Arial"/>
@@ -9973,7 +9973,7 @@
             <w:pPr>
               <w:spacing w:after="20" w:before="0"/>
             </w:pPr>
-            <w:hyperlink w:history="1" r:id="rIdx9fzvxibmt5bcj9b_n3si">
+            <w:hyperlink w:history="1" r:id="rIdkps1pxuxst45x1zfuhu4d">
               <w:r>
                 <w:rPr>
                   <w:rFonts w:ascii="Arial" w:cs="Arial" w:eastAsia="Arial" w:hAnsi="Arial"/>
@@ -10006,7 +10006,7 @@
               <w:spacing w:after="10" w:before="0"/>
               <w:ind w:left="120"/>
             </w:pPr>
-            <w:hyperlink w:history="1" r:id="rIdobf9m1xrwth0iocywc3ap">
+            <w:hyperlink w:history="1" r:id="rIdwywzmsriahszsdkq5dl7c">
               <w:r>
                 <w:rPr>
                   <w:rFonts w:ascii="Arial" w:cs="Arial" w:eastAsia="Arial" w:hAnsi="Arial"/>
@@ -10201,7 +10201,7 @@
             <w:pPr>
               <w:spacing w:after="20" w:before="0"/>
             </w:pPr>
-            <w:hyperlink w:history="1" r:id="rIddztz-aygznfkuxe8b_o3w">
+            <w:hyperlink w:history="1" r:id="rIdtfi94kbusafoimco3hmkd">
               <w:r>
                 <w:rPr>
                   <w:rFonts w:ascii="Arial" w:cs="Arial" w:eastAsia="Arial" w:hAnsi="Arial"/>
@@ -10234,7 +10234,7 @@
               <w:spacing w:after="10" w:before="0"/>
               <w:ind w:left="120"/>
             </w:pPr>
-            <w:hyperlink w:history="1" r:id="rIdprbe3yn3du8in_3oxg9t-">
+            <w:hyperlink w:history="1" r:id="rIdo3yksls1o7pvj88ed7smg">
               <w:r>
                 <w:rPr>
                   <w:rFonts w:ascii="Arial" w:cs="Arial" w:eastAsia="Arial" w:hAnsi="Arial"/>
@@ -10279,7 +10279,7 @@
             <w:pPr>
               <w:spacing w:after="20" w:before="0"/>
             </w:pPr>
-            <w:hyperlink w:history="1" r:id="rIdahyt4vck_qgwefdfahy0g">
+            <w:hyperlink w:history="1" r:id="rIdhmnmsajohp_kreo32u5ra">
               <w:r>
                 <w:rPr>
                   <w:rFonts w:ascii="Arial" w:cs="Arial" w:eastAsia="Arial" w:hAnsi="Arial"/>
@@ -10312,7 +10312,7 @@
               <w:spacing w:after="10" w:before="0"/>
               <w:ind w:left="120"/>
             </w:pPr>
-            <w:hyperlink w:history="1" r:id="rId03klovxyqet8amzc3qriz">
+            <w:hyperlink w:history="1" r:id="rIdduii28oy3i0oaohkht-lf">
               <w:r>
                 <w:rPr>
                   <w:rFonts w:ascii="Arial" w:cs="Arial" w:eastAsia="Arial" w:hAnsi="Arial"/>
@@ -11799,7 +11799,7 @@
             <w:pPr>
               <w:spacing w:after="20" w:before="0"/>
             </w:pPr>
-            <w:hyperlink w:history="1" r:id="rIdxpzvxwpjjc20bt0exrl9g">
+            <w:hyperlink w:history="1" r:id="rIdnncr8pavbkhnlbp0ev9lk">
               <w:r>
                 <w:rPr>
                   <w:rFonts w:ascii="Arial" w:cs="Arial" w:eastAsia="Arial" w:hAnsi="Arial"/>
@@ -11832,7 +11832,7 @@
               <w:spacing w:after="10" w:before="0"/>
               <w:ind w:left="120"/>
             </w:pPr>
-            <w:hyperlink w:history="1" r:id="rIdatvasbtehz1gxt3skuruw">
+            <w:hyperlink w:history="1" r:id="rIdwmaanfgqf9uesoyqv5ze-">
               <w:r>
                 <w:rPr>
                   <w:rFonts w:ascii="Arial" w:cs="Arial" w:eastAsia="Arial" w:hAnsi="Arial"/>
@@ -11877,7 +11877,7 @@
             <w:pPr>
               <w:spacing w:after="20" w:before="0"/>
             </w:pPr>
-            <w:hyperlink w:history="1" r:id="rIdj99cz0zbkcmtjucfupyg9">
+            <w:hyperlink w:history="1" r:id="rIdc7pbva_ivfzdqnb6c7usn">
               <w:r>
                 <w:rPr>
                   <w:rFonts w:ascii="Arial" w:cs="Arial" w:eastAsia="Arial" w:hAnsi="Arial"/>
@@ -11910,7 +11910,7 @@
               <w:spacing w:after="10" w:before="0"/>
               <w:ind w:left="120"/>
             </w:pPr>
-            <w:hyperlink w:history="1" r:id="rIdmfatl2txifdnsldqvj4ez">
+            <w:hyperlink w:history="1" r:id="rId4sib5iyr1qsndzcv4db_c">
               <w:r>
                 <w:rPr>
                   <w:rFonts w:ascii="Arial" w:cs="Arial" w:eastAsia="Arial" w:hAnsi="Arial"/>
@@ -12105,7 +12105,7 @@
             <w:pPr>
               <w:spacing w:after="20" w:before="0"/>
             </w:pPr>
-            <w:hyperlink w:history="1" r:id="rIdohvv1ntuuric-7mb0hbii">
+            <w:hyperlink w:history="1" r:id="rId3cifaffadld_gy4njo9ng">
               <w:r>
                 <w:rPr>
                   <w:rFonts w:ascii="Arial" w:cs="Arial" w:eastAsia="Arial" w:hAnsi="Arial"/>
@@ -12138,7 +12138,7 @@
               <w:spacing w:after="10" w:before="0"/>
               <w:ind w:left="120"/>
             </w:pPr>
-            <w:hyperlink w:history="1" r:id="rIdstmm90tvtplzylla7f7xd">
+            <w:hyperlink w:history="1" r:id="rIdr5at5ru9bzo_w2emmwe5l">
               <w:r>
                 <w:rPr>
                   <w:rFonts w:ascii="Arial" w:cs="Arial" w:eastAsia="Arial" w:hAnsi="Arial"/>
@@ -12183,7 +12183,7 @@
             <w:pPr>
               <w:spacing w:after="20" w:before="0"/>
             </w:pPr>
-            <w:hyperlink w:history="1" r:id="rIdgkbmtox0cezk8s6n9tlxy">
+            <w:hyperlink w:history="1" r:id="rIddihp51wm_jdyn58aarv8i">
               <w:r>
                 <w:rPr>
                   <w:rFonts w:ascii="Arial" w:cs="Arial" w:eastAsia="Arial" w:hAnsi="Arial"/>
@@ -12216,7 +12216,7 @@
               <w:spacing w:after="10" w:before="0"/>
               <w:ind w:left="120"/>
             </w:pPr>
-            <w:hyperlink w:history="1" r:id="rId8xej5p-u2xdlbjs2cq8-g">
+            <w:hyperlink w:history="1" r:id="rIdifpqgu1vz4ezasnyczno1">
               <w:r>
                 <w:rPr>
                   <w:rFonts w:ascii="Arial" w:cs="Arial" w:eastAsia="Arial" w:hAnsi="Arial"/>
@@ -12411,7 +12411,7 @@
             <w:pPr>
               <w:spacing w:after="20" w:before="0"/>
             </w:pPr>
-            <w:hyperlink w:history="1" r:id="rId-uig89pithjdd8ofxi-re">
+            <w:hyperlink w:history="1" r:id="rIdhqfdqhf9hfvtnvkjypujm">
               <w:r>
                 <w:rPr>
                   <w:rFonts w:ascii="Arial" w:cs="Arial" w:eastAsia="Arial" w:hAnsi="Arial"/>
@@ -12444,7 +12444,7 @@
               <w:spacing w:after="10" w:before="0"/>
               <w:ind w:left="120"/>
             </w:pPr>
-            <w:hyperlink w:history="1" r:id="rIdi3el8e8pucvruore0e3pf">
+            <w:hyperlink w:history="1" r:id="rIdujbqnjipuyhhwwtjfx2kg">
               <w:r>
                 <w:rPr>
                   <w:rFonts w:ascii="Arial" w:cs="Arial" w:eastAsia="Arial" w:hAnsi="Arial"/>
@@ -12489,7 +12489,7 @@
             <w:pPr>
               <w:spacing w:after="20" w:before="0"/>
             </w:pPr>
-            <w:hyperlink w:history="1" r:id="rIdllsqfywvcfjkl7-iy5fpp">
+            <w:hyperlink w:history="1" r:id="rIdunacaw0rpukx0rmzgkjfn">
               <w:r>
                 <w:rPr>
                   <w:rFonts w:ascii="Arial" w:cs="Arial" w:eastAsia="Arial" w:hAnsi="Arial"/>
@@ -12522,7 +12522,7 @@
               <w:spacing w:after="10" w:before="0"/>
               <w:ind w:left="120"/>
             </w:pPr>
-            <w:hyperlink w:history="1" r:id="rIdiacthywsugmq-ikx70hix">
+            <w:hyperlink w:history="1" r:id="rIdym3bxq17a1xyoz2h4uy9z">
               <w:r>
                 <w:rPr>
                   <w:rFonts w:ascii="Arial" w:cs="Arial" w:eastAsia="Arial" w:hAnsi="Arial"/>
@@ -12717,7 +12717,7 @@
             <w:pPr>
               <w:spacing w:after="20" w:before="0"/>
             </w:pPr>
-            <w:hyperlink w:history="1" r:id="rIdy0_8tnus1kbbafm_cp13u">
+            <w:hyperlink w:history="1" r:id="rIds2iosy_71_aqrfllrjg-a">
               <w:r>
                 <w:rPr>
                   <w:rFonts w:ascii="Arial" w:cs="Arial" w:eastAsia="Arial" w:hAnsi="Arial"/>
@@ -12750,7 +12750,7 @@
               <w:spacing w:after="10" w:before="0"/>
               <w:ind w:left="120"/>
             </w:pPr>
-            <w:hyperlink w:history="1" r:id="rIdukqzwmtfmgl6bs2newm4t">
+            <w:hyperlink w:history="1" r:id="rIddachuia_sj5mbwwcmxzxm">
               <w:r>
                 <w:rPr>
                   <w:rFonts w:ascii="Arial" w:cs="Arial" w:eastAsia="Arial" w:hAnsi="Arial"/>
@@ -12795,7 +12795,7 @@
             <w:pPr>
               <w:spacing w:after="20" w:before="0"/>
             </w:pPr>
-            <w:hyperlink w:history="1" r:id="rIdahdougz75hdtlkrgeft1x">
+            <w:hyperlink w:history="1" r:id="rIdk2gr2pe3cl5xqaav6pii6">
               <w:r>
                 <w:rPr>
                   <w:rFonts w:ascii="Arial" w:cs="Arial" w:eastAsia="Arial" w:hAnsi="Arial"/>
@@ -12828,7 +12828,7 @@
               <w:spacing w:after="10" w:before="0"/>
               <w:ind w:left="120"/>
             </w:pPr>
-            <w:hyperlink w:history="1" r:id="rIdxftzcslvw8n-u-veznozy">
+            <w:hyperlink w:history="1" r:id="rIddmk8bmgmx3c49_jhqvfkx">
               <w:r>
                 <w:rPr>
                   <w:rFonts w:ascii="Arial" w:cs="Arial" w:eastAsia="Arial" w:hAnsi="Arial"/>
@@ -13023,7 +13023,7 @@
             <w:pPr>
               <w:spacing w:after="20" w:before="0"/>
             </w:pPr>
-            <w:hyperlink w:history="1" r:id="rIdm6qb1eaykvfzl-uoyhaqu">
+            <w:hyperlink w:history="1" r:id="rIdg1iknuuxow9o5wd4nlw1g">
               <w:r>
                 <w:rPr>
                   <w:rFonts w:ascii="Arial" w:cs="Arial" w:eastAsia="Arial" w:hAnsi="Arial"/>
@@ -13056,7 +13056,7 @@
               <w:spacing w:after="10" w:before="0"/>
               <w:ind w:left="120"/>
             </w:pPr>
-            <w:hyperlink w:history="1" r:id="rIdqoqlkcegomdejsebmz940">
+            <w:hyperlink w:history="1" r:id="rIdk3v6wketccusdzwwtixgl">
               <w:r>
                 <w:rPr>
                   <w:rFonts w:ascii="Arial" w:cs="Arial" w:eastAsia="Arial" w:hAnsi="Arial"/>
@@ -13101,7 +13101,7 @@
             <w:pPr>
               <w:spacing w:after="20" w:before="0"/>
             </w:pPr>
-            <w:hyperlink w:history="1" r:id="rIddtafffqu_krknnojwz8yg">
+            <w:hyperlink w:history="1" r:id="rId1thnpmbvtuykpes1khhdm">
               <w:r>
                 <w:rPr>
                   <w:rFonts w:ascii="Arial" w:cs="Arial" w:eastAsia="Arial" w:hAnsi="Arial"/>
@@ -13134,7 +13134,7 @@
               <w:spacing w:after="10" w:before="0"/>
               <w:ind w:left="120"/>
             </w:pPr>
-            <w:hyperlink w:history="1" r:id="rId4dx3y46i_zb7y6bblksrq">
+            <w:hyperlink w:history="1" r:id="rIdcjj9yzxmiwujhru_r36es">
               <w:r>
                 <w:rPr>
                   <w:rFonts w:ascii="Arial" w:cs="Arial" w:eastAsia="Arial" w:hAnsi="Arial"/>
@@ -14621,7 +14621,7 @@
             <w:pPr>
               <w:spacing w:after="20" w:before="0"/>
             </w:pPr>
-            <w:hyperlink w:history="1" r:id="rId9mfwcls1mnweheagehvti">
+            <w:hyperlink w:history="1" r:id="rIdfet9tduqyzlvgyhizyc9u">
               <w:r>
                 <w:rPr>
                   <w:rFonts w:ascii="Arial" w:cs="Arial" w:eastAsia="Arial" w:hAnsi="Arial"/>
@@ -14654,7 +14654,7 @@
               <w:spacing w:after="10" w:before="0"/>
               <w:ind w:left="120"/>
             </w:pPr>
-            <w:hyperlink w:history="1" r:id="rIdd62xscxxvobjr7gmgdamt">
+            <w:hyperlink w:history="1" r:id="rId-euhxm4du0sh4uycgwayc">
               <w:r>
                 <w:rPr>
                   <w:rFonts w:ascii="Arial" w:cs="Arial" w:eastAsia="Arial" w:hAnsi="Arial"/>
@@ -14699,7 +14699,7 @@
             <w:pPr>
               <w:spacing w:after="20" w:before="0"/>
             </w:pPr>
-            <w:hyperlink w:history="1" r:id="rIdn8celjspb_azf8h_wd1na">
+            <w:hyperlink w:history="1" r:id="rIdvxvkcczwqanjfd0cixg4k">
               <w:r>
                 <w:rPr>
                   <w:rFonts w:ascii="Arial" w:cs="Arial" w:eastAsia="Arial" w:hAnsi="Arial"/>
@@ -14732,7 +14732,7 @@
               <w:spacing w:after="10" w:before="0"/>
               <w:ind w:left="120"/>
             </w:pPr>
-            <w:hyperlink w:history="1" r:id="rIddygry7s51_ae2lboap1mq">
+            <w:hyperlink w:history="1" r:id="rIdjt5nn9mfuzzh7vibwmikc">
               <w:r>
                 <w:rPr>
                   <w:rFonts w:ascii="Arial" w:cs="Arial" w:eastAsia="Arial" w:hAnsi="Arial"/>
@@ -14927,7 +14927,7 @@
             <w:pPr>
               <w:spacing w:after="20" w:before="0"/>
             </w:pPr>
-            <w:hyperlink w:history="1" r:id="rId9vrkaeunzbp_qq0je9sa9">
+            <w:hyperlink w:history="1" r:id="rIduiqzkayrh_3r3nxo2rr_o">
               <w:r>
                 <w:rPr>
                   <w:rFonts w:ascii="Arial" w:cs="Arial" w:eastAsia="Arial" w:hAnsi="Arial"/>
@@ -14960,7 +14960,7 @@
               <w:spacing w:after="10" w:before="0"/>
               <w:ind w:left="120"/>
             </w:pPr>
-            <w:hyperlink w:history="1" r:id="rIdgdjfniao2bcrvrqnxphdl">
+            <w:hyperlink w:history="1" r:id="rIdxpczncny4-m774tnr6ouu">
               <w:r>
                 <w:rPr>
                   <w:rFonts w:ascii="Arial" w:cs="Arial" w:eastAsia="Arial" w:hAnsi="Arial"/>
@@ -15005,7 +15005,7 @@
             <w:pPr>
               <w:spacing w:after="20" w:before="0"/>
             </w:pPr>
-            <w:hyperlink w:history="1" r:id="rIdjfqn_j_473dxfvazyt3r3">
+            <w:hyperlink w:history="1" r:id="rIdyptqntyzc1owzcputfx6b">
               <w:r>
                 <w:rPr>
                   <w:rFonts w:ascii="Arial" w:cs="Arial" w:eastAsia="Arial" w:hAnsi="Arial"/>
@@ -15038,7 +15038,7 @@
               <w:spacing w:after="10" w:before="0"/>
               <w:ind w:left="120"/>
             </w:pPr>
-            <w:hyperlink w:history="1" r:id="rIdl-x4-o4meog3fpxzhnlfo">
+            <w:hyperlink w:history="1" r:id="rIdmb98oj7wlgdjkwiftmqun">
               <w:r>
                 <w:rPr>
                   <w:rFonts w:ascii="Arial" w:cs="Arial" w:eastAsia="Arial" w:hAnsi="Arial"/>
@@ -15233,7 +15233,7 @@
             <w:pPr>
               <w:spacing w:after="20" w:before="0"/>
             </w:pPr>
-            <w:hyperlink w:history="1" r:id="rIdy0yv8sqxufdgj4857rkh-">
+            <w:hyperlink w:history="1" r:id="rIdctnxw0lc8oael1ypgog9u">
               <w:r>
                 <w:rPr>
                   <w:rFonts w:ascii="Arial" w:cs="Arial" w:eastAsia="Arial" w:hAnsi="Arial"/>
@@ -15266,7 +15266,7 @@
               <w:spacing w:after="10" w:before="0"/>
               <w:ind w:left="120"/>
             </w:pPr>
-            <w:hyperlink w:history="1" r:id="rIdzihcvjj9qmyweqzwxffc9">
+            <w:hyperlink w:history="1" r:id="rIdzz1rawz0m8lmuqqxazvi-">
               <w:r>
                 <w:rPr>
                   <w:rFonts w:ascii="Arial" w:cs="Arial" w:eastAsia="Arial" w:hAnsi="Arial"/>
@@ -15311,7 +15311,7 @@
             <w:pPr>
               <w:spacing w:after="20" w:before="0"/>
             </w:pPr>
-            <w:hyperlink w:history="1" r:id="rIdooygboarnluhhqqlceba-">
+            <w:hyperlink w:history="1" r:id="rIdejtwlk_labynhvdfl2de2">
               <w:r>
                 <w:rPr>
                   <w:rFonts w:ascii="Arial" w:cs="Arial" w:eastAsia="Arial" w:hAnsi="Arial"/>
@@ -15344,7 +15344,7 @@
               <w:spacing w:after="10" w:before="0"/>
               <w:ind w:left="120"/>
             </w:pPr>
-            <w:hyperlink w:history="1" r:id="rIdrepc25adtviltwijbussh">
+            <w:hyperlink w:history="1" r:id="rId1w4zibwkmeaympsg7bjcj">
               <w:r>
                 <w:rPr>
                   <w:rFonts w:ascii="Arial" w:cs="Arial" w:eastAsia="Arial" w:hAnsi="Arial"/>
@@ -15539,7 +15539,7 @@
             <w:pPr>
               <w:spacing w:after="20" w:before="0"/>
             </w:pPr>
-            <w:hyperlink w:history="1" r:id="rIdpogoqrwkbaedbs-rh3bwp">
+            <w:hyperlink w:history="1" r:id="rIdef4ckv4bdqv7d7gxq89qn">
               <w:r>
                 <w:rPr>
                   <w:rFonts w:ascii="Arial" w:cs="Arial" w:eastAsia="Arial" w:hAnsi="Arial"/>
@@ -15572,7 +15572,7 @@
               <w:spacing w:after="10" w:before="0"/>
               <w:ind w:left="120"/>
             </w:pPr>
-            <w:hyperlink w:history="1" r:id="rIdv3vm2fhjg9ac8qbqshyxs">
+            <w:hyperlink w:history="1" r:id="rId3qfo84cmyyjjbvurq4hx4">
               <w:r>
                 <w:rPr>
                   <w:rFonts w:ascii="Arial" w:cs="Arial" w:eastAsia="Arial" w:hAnsi="Arial"/>
@@ -15617,7 +15617,7 @@
             <w:pPr>
               <w:spacing w:after="20" w:before="0"/>
             </w:pPr>
-            <w:hyperlink w:history="1" r:id="rIdwspdczs06vesh4phb5idl">
+            <w:hyperlink w:history="1" r:id="rId3zsrqayeltr0zjynlrn_k">
               <w:r>
                 <w:rPr>
                   <w:rFonts w:ascii="Arial" w:cs="Arial" w:eastAsia="Arial" w:hAnsi="Arial"/>
@@ -15650,7 +15650,7 @@
               <w:spacing w:after="10" w:before="0"/>
               <w:ind w:left="120"/>
             </w:pPr>
-            <w:hyperlink w:history="1" r:id="rIdtrwpcuwbj7pwrzertdwm2">
+            <w:hyperlink w:history="1" r:id="rIdr0ihnn3zupiozjfsap50q">
               <w:r>
                 <w:rPr>
                   <w:rFonts w:ascii="Arial" w:cs="Arial" w:eastAsia="Arial" w:hAnsi="Arial"/>
@@ -15845,7 +15845,7 @@
             <w:pPr>
               <w:spacing w:after="20" w:before="0"/>
             </w:pPr>
-            <w:hyperlink w:history="1" r:id="rIdad5vynrcoldc1msqtmppk">
+            <w:hyperlink w:history="1" r:id="rIdmfgvae995e0oppu1aq1xp">
               <w:r>
                 <w:rPr>
                   <w:rFonts w:ascii="Arial" w:cs="Arial" w:eastAsia="Arial" w:hAnsi="Arial"/>
@@ -15878,7 +15878,7 @@
               <w:spacing w:after="10" w:before="0"/>
               <w:ind w:left="120"/>
             </w:pPr>
-            <w:hyperlink w:history="1" r:id="rIdgskm6tpee1wxnqukqigv9">
+            <w:hyperlink w:history="1" r:id="rId3fi9gqmrvjfg6xengxcvu">
               <w:r>
                 <w:rPr>
                   <w:rFonts w:ascii="Arial" w:cs="Arial" w:eastAsia="Arial" w:hAnsi="Arial"/>
@@ -15923,7 +15923,7 @@
             <w:pPr>
               <w:spacing w:after="20" w:before="0"/>
             </w:pPr>
-            <w:hyperlink w:history="1" r:id="rIdjtfb9e8rfhqdni1exe_2r">
+            <w:hyperlink w:history="1" r:id="rIdpflsau768rlmn3ffipg3v">
               <w:r>
                 <w:rPr>
                   <w:rFonts w:ascii="Arial" w:cs="Arial" w:eastAsia="Arial" w:hAnsi="Arial"/>
@@ -15956,7 +15956,7 @@
               <w:spacing w:after="10" w:before="0"/>
               <w:ind w:left="120"/>
             </w:pPr>
-            <w:hyperlink w:history="1" r:id="rIdoh4t3vxfwoahl3sthkskh">
+            <w:hyperlink w:history="1" r:id="rIde1p54yxhg-heup5sqjyfj">
               <w:r>
                 <w:rPr>
                   <w:rFonts w:ascii="Arial" w:cs="Arial" w:eastAsia="Arial" w:hAnsi="Arial"/>
@@ -17443,7 +17443,7 @@
             <w:pPr>
               <w:spacing w:after="20" w:before="0"/>
             </w:pPr>
-            <w:hyperlink w:history="1" r:id="rIdbegejrdhedfjm174_vlwm">
+            <w:hyperlink w:history="1" r:id="rIdahuiexlivn-adkrg1vdvk">
               <w:r>
                 <w:rPr>
                   <w:rFonts w:ascii="Arial" w:cs="Arial" w:eastAsia="Arial" w:hAnsi="Arial"/>
@@ -17476,7 +17476,7 @@
               <w:spacing w:after="10" w:before="0"/>
               <w:ind w:left="120"/>
             </w:pPr>
-            <w:hyperlink w:history="1" r:id="rIdo8lglyjsbuoht7l8pcxgt">
+            <w:hyperlink w:history="1" r:id="rIdi3efkeqeig-hrx4pkwhts">
               <w:r>
                 <w:rPr>
                   <w:rFonts w:ascii="Arial" w:cs="Arial" w:eastAsia="Arial" w:hAnsi="Arial"/>
@@ -17521,7 +17521,7 @@
             <w:pPr>
               <w:spacing w:after="20" w:before="0"/>
             </w:pPr>
-            <w:hyperlink w:history="1" r:id="rIdtbkps1obsyylwvj_wtnsz">
+            <w:hyperlink w:history="1" r:id="rIdeqf8i9xfdbxatap-za_zu">
               <w:r>
                 <w:rPr>
                   <w:rFonts w:ascii="Arial" w:cs="Arial" w:eastAsia="Arial" w:hAnsi="Arial"/>
@@ -17554,7 +17554,7 @@
               <w:spacing w:after="10" w:before="0"/>
               <w:ind w:left="120"/>
             </w:pPr>
-            <w:hyperlink w:history="1" r:id="rIdp3zjopm2k7la1g80gfa_a">
+            <w:hyperlink w:history="1" r:id="rIdkmf9qzwrnx-3qbkkdd17j">
               <w:r>
                 <w:rPr>
                   <w:rFonts w:ascii="Arial" w:cs="Arial" w:eastAsia="Arial" w:hAnsi="Arial"/>
@@ -17749,7 +17749,7 @@
             <w:pPr>
               <w:spacing w:after="20" w:before="0"/>
             </w:pPr>
-            <w:hyperlink w:history="1" r:id="rIduxzbgws2igejf5nwsupwv">
+            <w:hyperlink w:history="1" r:id="rId9scc3ypzvi7mtsxboyc-a">
               <w:r>
                 <w:rPr>
                   <w:rFonts w:ascii="Arial" w:cs="Arial" w:eastAsia="Arial" w:hAnsi="Arial"/>
@@ -17782,7 +17782,7 @@
               <w:spacing w:after="10" w:before="0"/>
               <w:ind w:left="120"/>
             </w:pPr>
-            <w:hyperlink w:history="1" r:id="rIdt7krsvfrwlf2pnhdaeybm">
+            <w:hyperlink w:history="1" r:id="rIdgvtemack_nisujio21wmz">
               <w:r>
                 <w:rPr>
                   <w:rFonts w:ascii="Arial" w:cs="Arial" w:eastAsia="Arial" w:hAnsi="Arial"/>
@@ -17827,7 +17827,7 @@
             <w:pPr>
               <w:spacing w:after="20" w:before="0"/>
             </w:pPr>
-            <w:hyperlink w:history="1" r:id="rId86eepfobrb9hn9zeqjlyc">
+            <w:hyperlink w:history="1" r:id="rIdc2ha5uy2jt4gwy3ftdxa1">
               <w:r>
                 <w:rPr>
                   <w:rFonts w:ascii="Arial" w:cs="Arial" w:eastAsia="Arial" w:hAnsi="Arial"/>
@@ -17860,7 +17860,7 @@
               <w:spacing w:after="10" w:before="0"/>
               <w:ind w:left="120"/>
             </w:pPr>
-            <w:hyperlink w:history="1" r:id="rIdes-ltixzjmwcbxnqgt-kd">
+            <w:hyperlink w:history="1" r:id="rIdi_6bzuserr0rsiwoqizr1">
               <w:r>
                 <w:rPr>
                   <w:rFonts w:ascii="Arial" w:cs="Arial" w:eastAsia="Arial" w:hAnsi="Arial"/>
@@ -18055,7 +18055,7 @@
             <w:pPr>
               <w:spacing w:after="20" w:before="0"/>
             </w:pPr>
-            <w:hyperlink w:history="1" r:id="rIdec4ufd9plgp-ylra6n3bh">
+            <w:hyperlink w:history="1" r:id="rId1cb5swzk5lpnr_ntz2wmm">
               <w:r>
                 <w:rPr>
                   <w:rFonts w:ascii="Arial" w:cs="Arial" w:eastAsia="Arial" w:hAnsi="Arial"/>
@@ -18088,7 +18088,7 @@
               <w:spacing w:after="10" w:before="0"/>
               <w:ind w:left="120"/>
             </w:pPr>
-            <w:hyperlink w:history="1" r:id="rIddsous-cmwhxg8s9fklup9">
+            <w:hyperlink w:history="1" r:id="rIddrgmqerwhecubimv7qyc5">
               <w:r>
                 <w:rPr>
                   <w:rFonts w:ascii="Arial" w:cs="Arial" w:eastAsia="Arial" w:hAnsi="Arial"/>
@@ -18133,7 +18133,7 @@
             <w:pPr>
               <w:spacing w:after="20" w:before="0"/>
             </w:pPr>
-            <w:hyperlink w:history="1" r:id="rIdd_qx1o6um0lh_rcm-31t3">
+            <w:hyperlink w:history="1" r:id="rIdollp82yg1jngqvpuurqci">
               <w:r>
                 <w:rPr>
                   <w:rFonts w:ascii="Arial" w:cs="Arial" w:eastAsia="Arial" w:hAnsi="Arial"/>
@@ -18166,7 +18166,7 @@
               <w:spacing w:after="10" w:before="0"/>
               <w:ind w:left="120"/>
             </w:pPr>
-            <w:hyperlink w:history="1" r:id="rId5krudhyp2s7ssk8oappoy">
+            <w:hyperlink w:history="1" r:id="rIdkp-zjmfi9mpwk65kqnuiu">
               <w:r>
                 <w:rPr>
                   <w:rFonts w:ascii="Arial" w:cs="Arial" w:eastAsia="Arial" w:hAnsi="Arial"/>
@@ -18361,7 +18361,7 @@
             <w:pPr>
               <w:spacing w:after="20" w:before="0"/>
             </w:pPr>
-            <w:hyperlink w:history="1" r:id="rIdl2fyqskmyokl-iun2begl">
+            <w:hyperlink w:history="1" r:id="rIdydwv5p3rqgzobgfcro0tg">
               <w:r>
                 <w:rPr>
                   <w:rFonts w:ascii="Arial" w:cs="Arial" w:eastAsia="Arial" w:hAnsi="Arial"/>
@@ -18394,7 +18394,7 @@
               <w:spacing w:after="10" w:before="0"/>
               <w:ind w:left="120"/>
             </w:pPr>
-            <w:hyperlink w:history="1" r:id="rIdfyv21q89nyxeh1mkzyssr">
+            <w:hyperlink w:history="1" r:id="rIddbqir5qb1miq7p4nyab_8">
               <w:r>
                 <w:rPr>
                   <w:rFonts w:ascii="Arial" w:cs="Arial" w:eastAsia="Arial" w:hAnsi="Arial"/>
@@ -18439,7 +18439,7 @@
             <w:pPr>
               <w:spacing w:after="20" w:before="0"/>
             </w:pPr>
-            <w:hyperlink w:history="1" r:id="rId_r_qdzftlowvplmyeiwdf">
+            <w:hyperlink w:history="1" r:id="rIdngxkgnxf1gtat-q8eo9ct">
               <w:r>
                 <w:rPr>
                   <w:rFonts w:ascii="Arial" w:cs="Arial" w:eastAsia="Arial" w:hAnsi="Arial"/>
@@ -18472,7 +18472,7 @@
               <w:spacing w:after="10" w:before="0"/>
               <w:ind w:left="120"/>
             </w:pPr>
-            <w:hyperlink w:history="1" r:id="rId1uhue0ckh6qrmet_p9tj8">
+            <w:hyperlink w:history="1" r:id="rIdqnetdh4fc8tqrjf1arptl">
               <w:r>
                 <w:rPr>
                   <w:rFonts w:ascii="Arial" w:cs="Arial" w:eastAsia="Arial" w:hAnsi="Arial"/>
@@ -18667,7 +18667,7 @@
             <w:pPr>
               <w:spacing w:after="20" w:before="0"/>
             </w:pPr>
-            <w:hyperlink w:history="1" r:id="rIdcs9jvnbb8_ujlib6dgbfo">
+            <w:hyperlink w:history="1" r:id="rIdpvo_wynx1ozhcidytnuaq">
               <w:r>
                 <w:rPr>
                   <w:rFonts w:ascii="Arial" w:cs="Arial" w:eastAsia="Arial" w:hAnsi="Arial"/>
@@ -18700,7 +18700,7 @@
               <w:spacing w:after="10" w:before="0"/>
               <w:ind w:left="120"/>
             </w:pPr>
-            <w:hyperlink w:history="1" r:id="rIdl5tsh5nwolqlhmb-nb8ij">
+            <w:hyperlink w:history="1" r:id="rIdgunkpbucek3ayua7kzewa">
               <w:r>
                 <w:rPr>
                   <w:rFonts w:ascii="Arial" w:cs="Arial" w:eastAsia="Arial" w:hAnsi="Arial"/>
@@ -18745,7 +18745,7 @@
             <w:pPr>
               <w:spacing w:after="20" w:before="0"/>
             </w:pPr>
-            <w:hyperlink w:history="1" r:id="rIdfrpqwg4hqapgythamid0x">
+            <w:hyperlink w:history="1" r:id="rIdwuedjw0a2xskrcrfjnjqd">
               <w:r>
                 <w:rPr>
                   <w:rFonts w:ascii="Arial" w:cs="Arial" w:eastAsia="Arial" w:hAnsi="Arial"/>
@@ -18778,7 +18778,7 @@
               <w:spacing w:after="10" w:before="0"/>
               <w:ind w:left="120"/>
             </w:pPr>
-            <w:hyperlink w:history="1" r:id="rId5rsvwkq41gmcedmjdnnix">
+            <w:hyperlink w:history="1" r:id="rId2xuc5isamemfpl_zov-hf">
               <w:r>
                 <w:rPr>
                   <w:rFonts w:ascii="Arial" w:cs="Arial" w:eastAsia="Arial" w:hAnsi="Arial"/>
@@ -20265,7 +20265,7 @@
             <w:pPr>
               <w:spacing w:after="20" w:before="0"/>
             </w:pPr>
-            <w:hyperlink w:history="1" r:id="rIdnn3ub05klwresauclhzqs">
+            <w:hyperlink w:history="1" r:id="rId0ndzfojg0jvhbbirpx3ce">
               <w:r>
                 <w:rPr>
                   <w:rFonts w:ascii="Arial" w:cs="Arial" w:eastAsia="Arial" w:hAnsi="Arial"/>
@@ -20298,7 +20298,7 @@
               <w:spacing w:after="10" w:before="0"/>
               <w:ind w:left="120"/>
             </w:pPr>
-            <w:hyperlink w:history="1" r:id="rIddvmsomtb1i5wjmqbcrtk3">
+            <w:hyperlink w:history="1" r:id="rIdtqhl3ojdawv8h2wpgwmaz">
               <w:r>
                 <w:rPr>
                   <w:rFonts w:ascii="Arial" w:cs="Arial" w:eastAsia="Arial" w:hAnsi="Arial"/>
@@ -20343,7 +20343,7 @@
             <w:pPr>
               <w:spacing w:after="20" w:before="0"/>
             </w:pPr>
-            <w:hyperlink w:history="1" r:id="rIdjbwrebajyqjtq-akqg2t3">
+            <w:hyperlink w:history="1" r:id="rIdpopcy6djudjfn7xvf07mt">
               <w:r>
                 <w:rPr>
                   <w:rFonts w:ascii="Arial" w:cs="Arial" w:eastAsia="Arial" w:hAnsi="Arial"/>
@@ -20376,7 +20376,7 @@
               <w:spacing w:after="10" w:before="0"/>
               <w:ind w:left="120"/>
             </w:pPr>
-            <w:hyperlink w:history="1" r:id="rId5twwdoplgblmdtdiqqsth">
+            <w:hyperlink w:history="1" r:id="rId_ajahewa5hndhzzg_mhja">
               <w:r>
                 <w:rPr>
                   <w:rFonts w:ascii="Arial" w:cs="Arial" w:eastAsia="Arial" w:hAnsi="Arial"/>
@@ -20571,7 +20571,7 @@
             <w:pPr>
               <w:spacing w:after="20" w:before="0"/>
             </w:pPr>
-            <w:hyperlink w:history="1" r:id="rIdtkcl2dylviqywztzwi-nh">
+            <w:hyperlink w:history="1" r:id="rIdyab7_8nzts-meh9rkntpj">
               <w:r>
                 <w:rPr>
                   <w:rFonts w:ascii="Arial" w:cs="Arial" w:eastAsia="Arial" w:hAnsi="Arial"/>
@@ -20604,7 +20604,7 @@
               <w:spacing w:after="10" w:before="0"/>
               <w:ind w:left="120"/>
             </w:pPr>
-            <w:hyperlink w:history="1" r:id="rIdoymcdgz1ihlsljjzyhmg4">
+            <w:hyperlink w:history="1" r:id="rIdnfrob0gwy_jqfke77enjk">
               <w:r>
                 <w:rPr>
                   <w:rFonts w:ascii="Arial" w:cs="Arial" w:eastAsia="Arial" w:hAnsi="Arial"/>
@@ -20649,7 +20649,7 @@
             <w:pPr>
               <w:spacing w:after="20" w:before="0"/>
             </w:pPr>
-            <w:hyperlink w:history="1" r:id="rIdtnxwlhrgvcxxqq4xj6eit">
+            <w:hyperlink w:history="1" r:id="rIdowct87mfxgki0mtupywxu">
               <w:r>
                 <w:rPr>
                   <w:rFonts w:ascii="Arial" w:cs="Arial" w:eastAsia="Arial" w:hAnsi="Arial"/>
@@ -20682,7 +20682,7 @@
               <w:spacing w:after="10" w:before="0"/>
               <w:ind w:left="120"/>
             </w:pPr>
-            <w:hyperlink w:history="1" r:id="rId38expft1k833fdx2k_k0a">
+            <w:hyperlink w:history="1" r:id="rId1kmdtrysm3ntsl4pj8ejb">
               <w:r>
                 <w:rPr>
                   <w:rFonts w:ascii="Arial" w:cs="Arial" w:eastAsia="Arial" w:hAnsi="Arial"/>
@@ -20877,7 +20877,7 @@
             <w:pPr>
               <w:spacing w:after="20" w:before="0"/>
             </w:pPr>
-            <w:hyperlink w:history="1" r:id="rIdum-xehgzd8nervgxhuz_y">
+            <w:hyperlink w:history="1" r:id="rId9x-z6x2svmakt1m_4h6g9">
               <w:r>
                 <w:rPr>
                   <w:rFonts w:ascii="Arial" w:cs="Arial" w:eastAsia="Arial" w:hAnsi="Arial"/>
@@ -20910,7 +20910,7 @@
               <w:spacing w:after="10" w:before="0"/>
               <w:ind w:left="120"/>
             </w:pPr>
-            <w:hyperlink w:history="1" r:id="rIdk_l5zncdmnpbugnd65pbz">
+            <w:hyperlink w:history="1" r:id="rIdh77hmoygfnltnujkc2wtc">
               <w:r>
                 <w:rPr>
                   <w:rFonts w:ascii="Arial" w:cs="Arial" w:eastAsia="Arial" w:hAnsi="Arial"/>
@@ -20955,7 +20955,7 @@
             <w:pPr>
               <w:spacing w:after="20" w:before="0"/>
             </w:pPr>
-            <w:hyperlink w:history="1" r:id="rIdylpeuv9g0umtxusxxgv-3">
+            <w:hyperlink w:history="1" r:id="rIdiyrd5xfwwsdvopymxuzcs">
               <w:r>
                 <w:rPr>
                   <w:rFonts w:ascii="Arial" w:cs="Arial" w:eastAsia="Arial" w:hAnsi="Arial"/>
@@ -20988,7 +20988,7 @@
               <w:spacing w:after="10" w:before="0"/>
               <w:ind w:left="120"/>
             </w:pPr>
-            <w:hyperlink w:history="1" r:id="rId_c6ti40haxjiw8si_q9ky">
+            <w:hyperlink w:history="1" r:id="rIdqpzrdxsp2o_ixdx5f2yep">
               <w:r>
                 <w:rPr>
                   <w:rFonts w:ascii="Arial" w:cs="Arial" w:eastAsia="Arial" w:hAnsi="Arial"/>
@@ -21183,7 +21183,7 @@
             <w:pPr>
               <w:spacing w:after="20" w:before="0"/>
             </w:pPr>
-            <w:hyperlink w:history="1" r:id="rId9lcwak0xvlreouwrbk4p9">
+            <w:hyperlink w:history="1" r:id="rIdf3sjixkrlglf---pon8r9">
               <w:r>
                 <w:rPr>
                   <w:rFonts w:ascii="Arial" w:cs="Arial" w:eastAsia="Arial" w:hAnsi="Arial"/>
@@ -21216,7 +21216,7 @@
               <w:spacing w:after="10" w:before="0"/>
               <w:ind w:left="120"/>
             </w:pPr>
-            <w:hyperlink w:history="1" r:id="rIdyh1tyo8--4jaqzixzeiz3">
+            <w:hyperlink w:history="1" r:id="rIdmepyn-teorbb59hov_axb">
               <w:r>
                 <w:rPr>
                   <w:rFonts w:ascii="Arial" w:cs="Arial" w:eastAsia="Arial" w:hAnsi="Arial"/>
@@ -21261,7 +21261,7 @@
             <w:pPr>
               <w:spacing w:after="20" w:before="0"/>
             </w:pPr>
-            <w:hyperlink w:history="1" r:id="rIdtu81gkonmnmitnirwsfey">
+            <w:hyperlink w:history="1" r:id="rIdddcy7wycsyx4y0jct9ps-">
               <w:r>
                 <w:rPr>
                   <w:rFonts w:ascii="Arial" w:cs="Arial" w:eastAsia="Arial" w:hAnsi="Arial"/>
@@ -21294,7 +21294,7 @@
               <w:spacing w:after="10" w:before="0"/>
               <w:ind w:left="120"/>
             </w:pPr>
-            <w:hyperlink w:history="1" r:id="rIdwdilk5u4esf6_kilgmham">
+            <w:hyperlink w:history="1" r:id="rIdt6xyvhsfooqf9zhivyr62">
               <w:r>
                 <w:rPr>
                   <w:rFonts w:ascii="Arial" w:cs="Arial" w:eastAsia="Arial" w:hAnsi="Arial"/>
@@ -21489,7 +21489,7 @@
             <w:pPr>
               <w:spacing w:after="20" w:before="0"/>
             </w:pPr>
-            <w:hyperlink w:history="1" r:id="rIdrxaakcszbqqo6fnjjselg">
+            <w:hyperlink w:history="1" r:id="rIdfrhdlsn1isdt6phy_j6dc">
               <w:r>
                 <w:rPr>
                   <w:rFonts w:ascii="Arial" w:cs="Arial" w:eastAsia="Arial" w:hAnsi="Arial"/>
@@ -21522,7 +21522,7 @@
               <w:spacing w:after="10" w:before="0"/>
               <w:ind w:left="120"/>
             </w:pPr>
-            <w:hyperlink w:history="1" r:id="rIdrrkjfikdwtxmvhys8vtiu">
+            <w:hyperlink w:history="1" r:id="rIdckuim7haxmhdeocr6_5sf">
               <w:r>
                 <w:rPr>
                   <w:rFonts w:ascii="Arial" w:cs="Arial" w:eastAsia="Arial" w:hAnsi="Arial"/>
@@ -21567,7 +21567,7 @@
             <w:pPr>
               <w:spacing w:after="20" w:before="0"/>
             </w:pPr>
-            <w:hyperlink w:history="1" r:id="rIdw0be5iujl01rgfayk8e3h">
+            <w:hyperlink w:history="1" r:id="rIdbpnqomwuheexghpnbqhfq">
               <w:r>
                 <w:rPr>
                   <w:rFonts w:ascii="Arial" w:cs="Arial" w:eastAsia="Arial" w:hAnsi="Arial"/>
@@ -21600,7 +21600,7 @@
               <w:spacing w:after="10" w:before="0"/>
               <w:ind w:left="120"/>
             </w:pPr>
-            <w:hyperlink w:history="1" r:id="rIdr5vvjl4c3lbf9zq7cstam">
+            <w:hyperlink w:history="1" r:id="rIdpl3ljo2r8gtpkm6pc8-wv">
               <w:r>
                 <w:rPr>
                   <w:rFonts w:ascii="Arial" w:cs="Arial" w:eastAsia="Arial" w:hAnsi="Arial"/>

--- a/data/outputs/v2/Maths/SS1.1_Real_Numbers/Mathematics_Real_Numbers_CBE_LessonSequence.docx
+++ b/data/outputs/v2/Maths/SS1.1_Real_Numbers/Mathematics_Real_Numbers_CBE_LessonSequence.docx
@@ -3160,7 +3160,7 @@
             <w:pPr>
               <w:spacing w:after="20" w:before="0"/>
             </w:pPr>
-            <w:hyperlink w:history="1" r:id="rIdnwvtrsdhx-y7bjkwfa2oc">
+            <w:hyperlink w:history="1" r:id="rIda-lkcloioviiighhmqyzb">
               <w:r>
                 <w:rPr>
                   <w:rFonts w:ascii="Arial" w:cs="Arial" w:eastAsia="Arial" w:hAnsi="Arial"/>
@@ -3193,7 +3193,7 @@
               <w:spacing w:after="10" w:before="0"/>
               <w:ind w:left="120"/>
             </w:pPr>
-            <w:hyperlink w:history="1" r:id="rIdyojlhqpllji9blcyp8hxb">
+            <w:hyperlink w:history="1" r:id="rId3obglzqifr9szbf7u_3oe">
               <w:r>
                 <w:rPr>
                   <w:rFonts w:ascii="Arial" w:cs="Arial" w:eastAsia="Arial" w:hAnsi="Arial"/>
@@ -3238,7 +3238,7 @@
             <w:pPr>
               <w:spacing w:after="20" w:before="0"/>
             </w:pPr>
-            <w:hyperlink w:history="1" r:id="rIdkqk3rviw3pdnphtos4dih">
+            <w:hyperlink w:history="1" r:id="rIdlbtd4jnsjtyxirxsxlmx9">
               <w:r>
                 <w:rPr>
                   <w:rFonts w:ascii="Arial" w:cs="Arial" w:eastAsia="Arial" w:hAnsi="Arial"/>
@@ -3271,7 +3271,7 @@
               <w:spacing w:after="10" w:before="0"/>
               <w:ind w:left="120"/>
             </w:pPr>
-            <w:hyperlink w:history="1" r:id="rId3caskvhpx_w8xm1hjmbpl">
+            <w:hyperlink w:history="1" r:id="rIdfvcwqtl_dklhaomupbxo5">
               <w:r>
                 <w:rPr>
                   <w:rFonts w:ascii="Arial" w:cs="Arial" w:eastAsia="Arial" w:hAnsi="Arial"/>
@@ -3466,7 +3466,7 @@
             <w:pPr>
               <w:spacing w:after="20" w:before="0"/>
             </w:pPr>
-            <w:hyperlink w:history="1" r:id="rIds7cie0zqvdakfmyfl_wow">
+            <w:hyperlink w:history="1" r:id="rIdutimcfdiz619zjjwjzohi">
               <w:r>
                 <w:rPr>
                   <w:rFonts w:ascii="Arial" w:cs="Arial" w:eastAsia="Arial" w:hAnsi="Arial"/>
@@ -3499,7 +3499,7 @@
               <w:spacing w:after="10" w:before="0"/>
               <w:ind w:left="120"/>
             </w:pPr>
-            <w:hyperlink w:history="1" r:id="rId0qibykrnwjru1-fqsivoj">
+            <w:hyperlink w:history="1" r:id="rIdc2_gr4i_jtcmqvhyfkxq_">
               <w:r>
                 <w:rPr>
                   <w:rFonts w:ascii="Arial" w:cs="Arial" w:eastAsia="Arial" w:hAnsi="Arial"/>
@@ -3544,7 +3544,7 @@
             <w:pPr>
               <w:spacing w:after="20" w:before="0"/>
             </w:pPr>
-            <w:hyperlink w:history="1" r:id="rIdeo1m0uehupa7y94ms3xmr">
+            <w:hyperlink w:history="1" r:id="rIddcmo3puucskhee4fpraco">
               <w:r>
                 <w:rPr>
                   <w:rFonts w:ascii="Arial" w:cs="Arial" w:eastAsia="Arial" w:hAnsi="Arial"/>
@@ -3577,7 +3577,7 @@
               <w:spacing w:after="10" w:before="0"/>
               <w:ind w:left="120"/>
             </w:pPr>
-            <w:hyperlink w:history="1" r:id="rIdomu1eh-wge-z5w3yssmd0">
+            <w:hyperlink w:history="1" r:id="rIdvqfy2hzakpw5afnsn5epu">
               <w:r>
                 <w:rPr>
                   <w:rFonts w:ascii="Arial" w:cs="Arial" w:eastAsia="Arial" w:hAnsi="Arial"/>
@@ -3831,7 +3831,7 @@
             <w:pPr>
               <w:spacing w:after="20" w:before="0"/>
             </w:pPr>
-            <w:hyperlink w:history="1" r:id="rIdzlzvpmwe0_6xtyqxjxyjp">
+            <w:hyperlink w:history="1" r:id="rId9ozc_sqy2oufl6xyigksq">
               <w:r>
                 <w:rPr>
                   <w:rFonts w:ascii="Arial" w:cs="Arial" w:eastAsia="Arial" w:hAnsi="Arial"/>
@@ -3864,7 +3864,7 @@
               <w:spacing w:after="10" w:before="0"/>
               <w:ind w:left="120"/>
             </w:pPr>
-            <w:hyperlink w:history="1" r:id="rIdlnih2gby6_oclumbqbrlt">
+            <w:hyperlink w:history="1" r:id="rIdzrj0v9cqxw4ok96qfriww">
               <w:r>
                 <w:rPr>
                   <w:rFonts w:ascii="Arial" w:cs="Arial" w:eastAsia="Arial" w:hAnsi="Arial"/>
@@ -3909,7 +3909,7 @@
             <w:pPr>
               <w:spacing w:after="20" w:before="0"/>
             </w:pPr>
-            <w:hyperlink w:history="1" r:id="rIdptbepncrezm9punmysfwq">
+            <w:hyperlink w:history="1" r:id="rId1zl0qyui-myairumsclus">
               <w:r>
                 <w:rPr>
                   <w:rFonts w:ascii="Arial" w:cs="Arial" w:eastAsia="Arial" w:hAnsi="Arial"/>
@@ -3942,7 +3942,7 @@
               <w:spacing w:after="10" w:before="0"/>
               <w:ind w:left="120"/>
             </w:pPr>
-            <w:hyperlink w:history="1" r:id="rIdtyc8hc1nd2qw_0xkep5kp">
+            <w:hyperlink w:history="1" r:id="rIdztjdkeqrttdqrwijhspcc">
               <w:r>
                 <w:rPr>
                   <w:rFonts w:ascii="Arial" w:cs="Arial" w:eastAsia="Arial" w:hAnsi="Arial"/>
@@ -4137,7 +4137,7 @@
             <w:pPr>
               <w:spacing w:after="20" w:before="0"/>
             </w:pPr>
-            <w:hyperlink w:history="1" r:id="rIdzkwtfwspi1gwxd4o-t91_">
+            <w:hyperlink w:history="1" r:id="rId_vq8ajehhloqzepoocq1m">
               <w:r>
                 <w:rPr>
                   <w:rFonts w:ascii="Arial" w:cs="Arial" w:eastAsia="Arial" w:hAnsi="Arial"/>
@@ -4170,7 +4170,7 @@
               <w:spacing w:after="10" w:before="0"/>
               <w:ind w:left="120"/>
             </w:pPr>
-            <w:hyperlink w:history="1" r:id="rIdcwoelr6y7gc4j2cviuvq9">
+            <w:hyperlink w:history="1" r:id="rIdspy0ytkdq2evpwz25x_cl">
               <w:r>
                 <w:rPr>
                   <w:rFonts w:ascii="Arial" w:cs="Arial" w:eastAsia="Arial" w:hAnsi="Arial"/>
@@ -4215,7 +4215,7 @@
             <w:pPr>
               <w:spacing w:after="20" w:before="0"/>
             </w:pPr>
-            <w:hyperlink w:history="1" r:id="rIdfjkvjupxlzjhwlnzentup">
+            <w:hyperlink w:history="1" r:id="rIdhg5w72skr48vrawgipshk">
               <w:r>
                 <w:rPr>
                   <w:rFonts w:ascii="Arial" w:cs="Arial" w:eastAsia="Arial" w:hAnsi="Arial"/>
@@ -4248,7 +4248,7 @@
               <w:spacing w:after="10" w:before="0"/>
               <w:ind w:left="120"/>
             </w:pPr>
-            <w:hyperlink w:history="1" r:id="rIdja8exzm4tighh19jg0uv2">
+            <w:hyperlink w:history="1" r:id="rId35l2eq8x95rq0gj80jmyt">
               <w:r>
                 <w:rPr>
                   <w:rFonts w:ascii="Arial" w:cs="Arial" w:eastAsia="Arial" w:hAnsi="Arial"/>
@@ -4443,7 +4443,7 @@
             <w:pPr>
               <w:spacing w:after="20" w:before="0"/>
             </w:pPr>
-            <w:hyperlink w:history="1" r:id="rId4b-dfm9vf865_wv9s9mve">
+            <w:hyperlink w:history="1" r:id="rIdvlvy-ei_bh3phjbgkbwhh">
               <w:r>
                 <w:rPr>
                   <w:rFonts w:ascii="Arial" w:cs="Arial" w:eastAsia="Arial" w:hAnsi="Arial"/>
@@ -4476,7 +4476,7 @@
               <w:spacing w:after="10" w:before="0"/>
               <w:ind w:left="120"/>
             </w:pPr>
-            <w:hyperlink w:history="1" r:id="rIdg4pwewhta2gmdkbb7qcel">
+            <w:hyperlink w:history="1" r:id="rIdxgj_5ls3pullg2q201-qy">
               <w:r>
                 <w:rPr>
                   <w:rFonts w:ascii="Arial" w:cs="Arial" w:eastAsia="Arial" w:hAnsi="Arial"/>
@@ -4521,7 +4521,7 @@
             <w:pPr>
               <w:spacing w:after="20" w:before="0"/>
             </w:pPr>
-            <w:hyperlink w:history="1" r:id="rIdb56ok0qnvauxfpmqyqxih">
+            <w:hyperlink w:history="1" r:id="rIdco76yi110bh9azysfi7ev">
               <w:r>
                 <w:rPr>
                   <w:rFonts w:ascii="Arial" w:cs="Arial" w:eastAsia="Arial" w:hAnsi="Arial"/>
@@ -4554,7 +4554,7 @@
               <w:spacing w:after="10" w:before="0"/>
               <w:ind w:left="120"/>
             </w:pPr>
-            <w:hyperlink w:history="1" r:id="rIdukeyaaxzk6hpqvnslqjlv">
+            <w:hyperlink w:history="1" r:id="rIddasn_imy8wubz1mgfkdnp">
               <w:r>
                 <w:rPr>
                   <w:rFonts w:ascii="Arial" w:cs="Arial" w:eastAsia="Arial" w:hAnsi="Arial"/>
@@ -6155,7 +6155,7 @@
             <w:pPr>
               <w:spacing w:after="20" w:before="0"/>
             </w:pPr>
-            <w:hyperlink w:history="1" r:id="rIdsnmo_smouxqawpbhuuwku">
+            <w:hyperlink w:history="1" r:id="rIdhwrkj4b9rfpadprkhh3lq">
               <w:r>
                 <w:rPr>
                   <w:rFonts w:ascii="Arial" w:cs="Arial" w:eastAsia="Arial" w:hAnsi="Arial"/>
@@ -6188,7 +6188,7 @@
               <w:spacing w:after="10" w:before="0"/>
               <w:ind w:left="120"/>
             </w:pPr>
-            <w:hyperlink w:history="1" r:id="rIdlp9mg5mkytsgavxgxmk3t">
+            <w:hyperlink w:history="1" r:id="rIdmytyil5mk91oiraj4uskl">
               <w:r>
                 <w:rPr>
                   <w:rFonts w:ascii="Arial" w:cs="Arial" w:eastAsia="Arial" w:hAnsi="Arial"/>
@@ -6233,7 +6233,7 @@
             <w:pPr>
               <w:spacing w:after="20" w:before="0"/>
             </w:pPr>
-            <w:hyperlink w:history="1" r:id="rIdjufzb5ydialheweqbaz7_">
+            <w:hyperlink w:history="1" r:id="rIdpmavixbdcabq4uadz_zvv">
               <w:r>
                 <w:rPr>
                   <w:rFonts w:ascii="Arial" w:cs="Arial" w:eastAsia="Arial" w:hAnsi="Arial"/>
@@ -6266,7 +6266,7 @@
               <w:spacing w:after="10" w:before="0"/>
               <w:ind w:left="120"/>
             </w:pPr>
-            <w:hyperlink w:history="1" r:id="rIdjn3el2bwxqseno2ddchwj">
+            <w:hyperlink w:history="1" r:id="rIdted-13et5hqjefqiwietb">
               <w:r>
                 <w:rPr>
                   <w:rFonts w:ascii="Arial" w:cs="Arial" w:eastAsia="Arial" w:hAnsi="Arial"/>
@@ -6461,7 +6461,7 @@
             <w:pPr>
               <w:spacing w:after="20" w:before="0"/>
             </w:pPr>
-            <w:hyperlink w:history="1" r:id="rIdak8vr9yvfg_ut9p7yyer9">
+            <w:hyperlink w:history="1" r:id="rIditpbdkozc2qx_zci3ptw0">
               <w:r>
                 <w:rPr>
                   <w:rFonts w:ascii="Arial" w:cs="Arial" w:eastAsia="Arial" w:hAnsi="Arial"/>
@@ -6494,7 +6494,7 @@
               <w:spacing w:after="10" w:before="0"/>
               <w:ind w:left="120"/>
             </w:pPr>
-            <w:hyperlink w:history="1" r:id="rIdhhvcleohn8sl3jzxhqrtc">
+            <w:hyperlink w:history="1" r:id="rIdhg0-r9wbdmtfb_vgh3c9b">
               <w:r>
                 <w:rPr>
                   <w:rFonts w:ascii="Arial" w:cs="Arial" w:eastAsia="Arial" w:hAnsi="Arial"/>
@@ -6539,7 +6539,7 @@
             <w:pPr>
               <w:spacing w:after="20" w:before="0"/>
             </w:pPr>
-            <w:hyperlink w:history="1" r:id="rIdv4qxdu0kghegebr278zic">
+            <w:hyperlink w:history="1" r:id="rIdjtvcotbvto144lcrkfyeo">
               <w:r>
                 <w:rPr>
                   <w:rFonts w:ascii="Arial" w:cs="Arial" w:eastAsia="Arial" w:hAnsi="Arial"/>
@@ -6572,7 +6572,7 @@
               <w:spacing w:after="10" w:before="0"/>
               <w:ind w:left="120"/>
             </w:pPr>
-            <w:hyperlink w:history="1" r:id="rIdvr2fkqmivd6ttmby6wc9p">
+            <w:hyperlink w:history="1" r:id="rIdgodtem45vnsy2hrowrvab">
               <w:r>
                 <w:rPr>
                   <w:rFonts w:ascii="Arial" w:cs="Arial" w:eastAsia="Arial" w:hAnsi="Arial"/>
@@ -6767,7 +6767,7 @@
             <w:pPr>
               <w:spacing w:after="20" w:before="0"/>
             </w:pPr>
-            <w:hyperlink w:history="1" r:id="rIdgtuwsgnzszv2gbdzmmpz-">
+            <w:hyperlink w:history="1" r:id="rIdvc-gtvbhvs6d8nq4rpagg">
               <w:r>
                 <w:rPr>
                   <w:rFonts w:ascii="Arial" w:cs="Arial" w:eastAsia="Arial" w:hAnsi="Arial"/>
@@ -6800,7 +6800,7 @@
               <w:spacing w:after="10" w:before="0"/>
               <w:ind w:left="120"/>
             </w:pPr>
-            <w:hyperlink w:history="1" r:id="rIdwkneu34o9dfnqdd5g99ms">
+            <w:hyperlink w:history="1" r:id="rIdyvzwmyvqw3uhz4phbwyeb">
               <w:r>
                 <w:rPr>
                   <w:rFonts w:ascii="Arial" w:cs="Arial" w:eastAsia="Arial" w:hAnsi="Arial"/>
@@ -6845,7 +6845,7 @@
             <w:pPr>
               <w:spacing w:after="20" w:before="0"/>
             </w:pPr>
-            <w:hyperlink w:history="1" r:id="rId4kbr8aj0x0xd4hxvno1gs">
+            <w:hyperlink w:history="1" r:id="rIdqngk9np1prfpwm9jg6x7c">
               <w:r>
                 <w:rPr>
                   <w:rFonts w:ascii="Arial" w:cs="Arial" w:eastAsia="Arial" w:hAnsi="Arial"/>
@@ -6878,7 +6878,7 @@
               <w:spacing w:after="10" w:before="0"/>
               <w:ind w:left="120"/>
             </w:pPr>
-            <w:hyperlink w:history="1" r:id="rId5tbdgo9ajavqvj-b82fzx">
+            <w:hyperlink w:history="1" r:id="rIdwx4lppeqc7jbvh2iud4co">
               <w:r>
                 <w:rPr>
                   <w:rFonts w:ascii="Arial" w:cs="Arial" w:eastAsia="Arial" w:hAnsi="Arial"/>
@@ -7073,7 +7073,7 @@
             <w:pPr>
               <w:spacing w:after="20" w:before="0"/>
             </w:pPr>
-            <w:hyperlink w:history="1" r:id="rIdf_pcwwstllbl4nrg_xygb">
+            <w:hyperlink w:history="1" r:id="rIdmnrzw2n7wc5uj-kdqmiv6">
               <w:r>
                 <w:rPr>
                   <w:rFonts w:ascii="Arial" w:cs="Arial" w:eastAsia="Arial" w:hAnsi="Arial"/>
@@ -7106,7 +7106,7 @@
               <w:spacing w:after="10" w:before="0"/>
               <w:ind w:left="120"/>
             </w:pPr>
-            <w:hyperlink w:history="1" r:id="rIdtkzipwzevlt2yis34bvpx">
+            <w:hyperlink w:history="1" r:id="rIdeb3knwlxcx1cffdnwoxjg">
               <w:r>
                 <w:rPr>
                   <w:rFonts w:ascii="Arial" w:cs="Arial" w:eastAsia="Arial" w:hAnsi="Arial"/>
@@ -7151,7 +7151,7 @@
             <w:pPr>
               <w:spacing w:after="20" w:before="0"/>
             </w:pPr>
-            <w:hyperlink w:history="1" r:id="rIdagdirkjnoyy-bvq-ag3ye">
+            <w:hyperlink w:history="1" r:id="rIdl2jo7o-qdo_gzx71bglq8">
               <w:r>
                 <w:rPr>
                   <w:rFonts w:ascii="Arial" w:cs="Arial" w:eastAsia="Arial" w:hAnsi="Arial"/>
@@ -7184,7 +7184,7 @@
               <w:spacing w:after="10" w:before="0"/>
               <w:ind w:left="120"/>
             </w:pPr>
-            <w:hyperlink w:history="1" r:id="rIdjcnb3arrz-rhgenkuu_zv">
+            <w:hyperlink w:history="1" r:id="rIdyzzsndbmbqfnjd73szhuz">
               <w:r>
                 <w:rPr>
                   <w:rFonts w:ascii="Arial" w:cs="Arial" w:eastAsia="Arial" w:hAnsi="Arial"/>
@@ -7379,7 +7379,7 @@
             <w:pPr>
               <w:spacing w:after="20" w:before="0"/>
             </w:pPr>
-            <w:hyperlink w:history="1" r:id="rIdiz0svt4uapqfefe8zpjhh">
+            <w:hyperlink w:history="1" r:id="rIdy3wjjpc7ylfm2pfgxs2ur">
               <w:r>
                 <w:rPr>
                   <w:rFonts w:ascii="Arial" w:cs="Arial" w:eastAsia="Arial" w:hAnsi="Arial"/>
@@ -7412,7 +7412,7 @@
               <w:spacing w:after="10" w:before="0"/>
               <w:ind w:left="120"/>
             </w:pPr>
-            <w:hyperlink w:history="1" r:id="rIdvtzt48j08dzfpqepde4hn">
+            <w:hyperlink w:history="1" r:id="rId6uwvfiabvesvupdq09vmq">
               <w:r>
                 <w:rPr>
                   <w:rFonts w:ascii="Arial" w:cs="Arial" w:eastAsia="Arial" w:hAnsi="Arial"/>
@@ -7457,7 +7457,7 @@
             <w:pPr>
               <w:spacing w:after="20" w:before="0"/>
             </w:pPr>
-            <w:hyperlink w:history="1" r:id="rIdssuobzg8jnoa_c48lbs5o">
+            <w:hyperlink w:history="1" r:id="rId-ncmd8tocxrgvv8gdcwpf">
               <w:r>
                 <w:rPr>
                   <w:rFonts w:ascii="Arial" w:cs="Arial" w:eastAsia="Arial" w:hAnsi="Arial"/>
@@ -7490,7 +7490,7 @@
               <w:spacing w:after="10" w:before="0"/>
               <w:ind w:left="120"/>
             </w:pPr>
-            <w:hyperlink w:history="1" r:id="rIda2iejk9hgemtyqnu-ce0z">
+            <w:hyperlink w:history="1" r:id="rIdunxiq9aqjpjcgcrlwgjt9">
               <w:r>
                 <w:rPr>
                   <w:rFonts w:ascii="Arial" w:cs="Arial" w:eastAsia="Arial" w:hAnsi="Arial"/>
@@ -8977,7 +8977,7 @@
             <w:pPr>
               <w:spacing w:after="20" w:before="0"/>
             </w:pPr>
-            <w:hyperlink w:history="1" r:id="rIdzicy8oeis_b3g46ihwz4s">
+            <w:hyperlink w:history="1" r:id="rIdqwnb6sliyvqcc2bicg3ei">
               <w:r>
                 <w:rPr>
                   <w:rFonts w:ascii="Arial" w:cs="Arial" w:eastAsia="Arial" w:hAnsi="Arial"/>
@@ -9010,7 +9010,7 @@
               <w:spacing w:after="10" w:before="0"/>
               <w:ind w:left="120"/>
             </w:pPr>
-            <w:hyperlink w:history="1" r:id="rIdta-hufcwx9ytgfb0miw0b">
+            <w:hyperlink w:history="1" r:id="rIdycxrqblxuelshykkucyol">
               <w:r>
                 <w:rPr>
                   <w:rFonts w:ascii="Arial" w:cs="Arial" w:eastAsia="Arial" w:hAnsi="Arial"/>
@@ -9055,7 +9055,7 @@
             <w:pPr>
               <w:spacing w:after="20" w:before="0"/>
             </w:pPr>
-            <w:hyperlink w:history="1" r:id="rIdbme4-s-3lhjwka-uju28g">
+            <w:hyperlink w:history="1" r:id="rId0kgcctdf9psp32mw9lwhu">
               <w:r>
                 <w:rPr>
                   <w:rFonts w:ascii="Arial" w:cs="Arial" w:eastAsia="Arial" w:hAnsi="Arial"/>
@@ -9088,7 +9088,7 @@
               <w:spacing w:after="10" w:before="0"/>
               <w:ind w:left="120"/>
             </w:pPr>
-            <w:hyperlink w:history="1" r:id="rIddlougb3rl5byhowhpre_n">
+            <w:hyperlink w:history="1" r:id="rId04uihjfvpdzorixwupdhs">
               <w:r>
                 <w:rPr>
                   <w:rFonts w:ascii="Arial" w:cs="Arial" w:eastAsia="Arial" w:hAnsi="Arial"/>
@@ -9283,7 +9283,7 @@
             <w:pPr>
               <w:spacing w:after="20" w:before="0"/>
             </w:pPr>
-            <w:hyperlink w:history="1" r:id="rIdu-n-ipesso8prwsqfhmzw">
+            <w:hyperlink w:history="1" r:id="rId29mf0_fj6cospmfndd8bf">
               <w:r>
                 <w:rPr>
                   <w:rFonts w:ascii="Arial" w:cs="Arial" w:eastAsia="Arial" w:hAnsi="Arial"/>
@@ -9316,7 +9316,7 @@
               <w:spacing w:after="10" w:before="0"/>
               <w:ind w:left="120"/>
             </w:pPr>
-            <w:hyperlink w:history="1" r:id="rIdtcl3iptb5r3bwwy-xy0_r">
+            <w:hyperlink w:history="1" r:id="rIdis0tr9duw9yixalxicqk4">
               <w:r>
                 <w:rPr>
                   <w:rFonts w:ascii="Arial" w:cs="Arial" w:eastAsia="Arial" w:hAnsi="Arial"/>
@@ -9361,7 +9361,7 @@
             <w:pPr>
               <w:spacing w:after="20" w:before="0"/>
             </w:pPr>
-            <w:hyperlink w:history="1" r:id="rIdrggfw9pveozlcynl5-bto">
+            <w:hyperlink w:history="1" r:id="rIdtore9ucysdzg_j3j5anqo">
               <w:r>
                 <w:rPr>
                   <w:rFonts w:ascii="Arial" w:cs="Arial" w:eastAsia="Arial" w:hAnsi="Arial"/>
@@ -9394,7 +9394,7 @@
               <w:spacing w:after="10" w:before="0"/>
               <w:ind w:left="120"/>
             </w:pPr>
-            <w:hyperlink w:history="1" r:id="rIdgwc5dbia2dvuwts2iyxqd">
+            <w:hyperlink w:history="1" r:id="rIdr49znvgeikis4kvkurr6f">
               <w:r>
                 <w:rPr>
                   <w:rFonts w:ascii="Arial" w:cs="Arial" w:eastAsia="Arial" w:hAnsi="Arial"/>
@@ -9589,7 +9589,7 @@
             <w:pPr>
               <w:spacing w:after="20" w:before="0"/>
             </w:pPr>
-            <w:hyperlink w:history="1" r:id="rIdogypjlxp1apda2gv8zfh7">
+            <w:hyperlink w:history="1" r:id="rIdtkzo91szla98ph-glixgn">
               <w:r>
                 <w:rPr>
                   <w:rFonts w:ascii="Arial" w:cs="Arial" w:eastAsia="Arial" w:hAnsi="Arial"/>
@@ -9622,7 +9622,7 @@
               <w:spacing w:after="10" w:before="0"/>
               <w:ind w:left="120"/>
             </w:pPr>
-            <w:hyperlink w:history="1" r:id="rIdxwfdcwvedx92qz-o5ulua">
+            <w:hyperlink w:history="1" r:id="rIdy6da1355_ojti0rcfjepi">
               <w:r>
                 <w:rPr>
                   <w:rFonts w:ascii="Arial" w:cs="Arial" w:eastAsia="Arial" w:hAnsi="Arial"/>
@@ -9667,7 +9667,7 @@
             <w:pPr>
               <w:spacing w:after="20" w:before="0"/>
             </w:pPr>
-            <w:hyperlink w:history="1" r:id="rIdilk6o6ipzffnxyrmiit-6">
+            <w:hyperlink w:history="1" r:id="rIduubtazyyfubf0fktyskll">
               <w:r>
                 <w:rPr>
                   <w:rFonts w:ascii="Arial" w:cs="Arial" w:eastAsia="Arial" w:hAnsi="Arial"/>
@@ -9700,7 +9700,7 @@
               <w:spacing w:after="10" w:before="0"/>
               <w:ind w:left="120"/>
             </w:pPr>
-            <w:hyperlink w:history="1" r:id="rIdynjfaevngcn4sgq39liix">
+            <w:hyperlink w:history="1" r:id="rIdxwhird82dp7ciml-kbtdt">
               <w:r>
                 <w:rPr>
                   <w:rFonts w:ascii="Arial" w:cs="Arial" w:eastAsia="Arial" w:hAnsi="Arial"/>
@@ -9895,7 +9895,7 @@
             <w:pPr>
               <w:spacing w:after="20" w:before="0"/>
             </w:pPr>
-            <w:hyperlink w:history="1" r:id="rIdkffz9-o-zqw7e28ywsyta">
+            <w:hyperlink w:history="1" r:id="rId4y_zidjd8qoedqqhbo6ul">
               <w:r>
                 <w:rPr>
                   <w:rFonts w:ascii="Arial" w:cs="Arial" w:eastAsia="Arial" w:hAnsi="Arial"/>
@@ -9928,7 +9928,7 @@
               <w:spacing w:after="10" w:before="0"/>
               <w:ind w:left="120"/>
             </w:pPr>
-            <w:hyperlink w:history="1" r:id="rIdhyjjkzu8fik1j_v-vz58f">
+            <w:hyperlink w:history="1" r:id="rIddh96in4r6bhtv3y93jbh6">
               <w:r>
                 <w:rPr>
                   <w:rFonts w:ascii="Arial" w:cs="Arial" w:eastAsia="Arial" w:hAnsi="Arial"/>
@@ -9973,7 +9973,7 @@
             <w:pPr>
               <w:spacing w:after="20" w:before="0"/>
             </w:pPr>
-            <w:hyperlink w:history="1" r:id="rIdkps1pxuxst45x1zfuhu4d">
+            <w:hyperlink w:history="1" r:id="rIddrtn2-wrhb3d99jesxgpp">
               <w:r>
                 <w:rPr>
                   <w:rFonts w:ascii="Arial" w:cs="Arial" w:eastAsia="Arial" w:hAnsi="Arial"/>
@@ -10006,7 +10006,7 @@
               <w:spacing w:after="10" w:before="0"/>
               <w:ind w:left="120"/>
             </w:pPr>
-            <w:hyperlink w:history="1" r:id="rIdwywzmsriahszsdkq5dl7c">
+            <w:hyperlink w:history="1" r:id="rIdcagkdubzpwcbpvtp7nl8w">
               <w:r>
                 <w:rPr>
                   <w:rFonts w:ascii="Arial" w:cs="Arial" w:eastAsia="Arial" w:hAnsi="Arial"/>
@@ -10201,7 +10201,7 @@
             <w:pPr>
               <w:spacing w:after="20" w:before="0"/>
             </w:pPr>
-            <w:hyperlink w:history="1" r:id="rIdtfi94kbusafoimco3hmkd">
+            <w:hyperlink w:history="1" r:id="rIds4hii-5pwk8x12bnxdfkk">
               <w:r>
                 <w:rPr>
                   <w:rFonts w:ascii="Arial" w:cs="Arial" w:eastAsia="Arial" w:hAnsi="Arial"/>
@@ -10234,7 +10234,7 @@
               <w:spacing w:after="10" w:before="0"/>
               <w:ind w:left="120"/>
             </w:pPr>
-            <w:hyperlink w:history="1" r:id="rIdo3yksls1o7pvj88ed7smg">
+            <w:hyperlink w:history="1" r:id="rIdy96ivx6qdjpvsdlnxh5le">
               <w:r>
                 <w:rPr>
                   <w:rFonts w:ascii="Arial" w:cs="Arial" w:eastAsia="Arial" w:hAnsi="Arial"/>
@@ -10279,7 +10279,7 @@
             <w:pPr>
               <w:spacing w:after="20" w:before="0"/>
             </w:pPr>
-            <w:hyperlink w:history="1" r:id="rIdhmnmsajohp_kreo32u5ra">
+            <w:hyperlink w:history="1" r:id="rId-jr9fm1f1pztqxfveymnh">
               <w:r>
                 <w:rPr>
                   <w:rFonts w:ascii="Arial" w:cs="Arial" w:eastAsia="Arial" w:hAnsi="Arial"/>
@@ -10312,7 +10312,7 @@
               <w:spacing w:after="10" w:before="0"/>
               <w:ind w:left="120"/>
             </w:pPr>
-            <w:hyperlink w:history="1" r:id="rIdduii28oy3i0oaohkht-lf">
+            <w:hyperlink w:history="1" r:id="rIdv1tlyc1xhf2nsougi4z9f">
               <w:r>
                 <w:rPr>
                   <w:rFonts w:ascii="Arial" w:cs="Arial" w:eastAsia="Arial" w:hAnsi="Arial"/>
@@ -11799,7 +11799,7 @@
             <w:pPr>
               <w:spacing w:after="20" w:before="0"/>
             </w:pPr>
-            <w:hyperlink w:history="1" r:id="rIdnncr8pavbkhnlbp0ev9lk">
+            <w:hyperlink w:history="1" r:id="rIdiudg6b6p8bm4j_zxfbewf">
               <w:r>
                 <w:rPr>
                   <w:rFonts w:ascii="Arial" w:cs="Arial" w:eastAsia="Arial" w:hAnsi="Arial"/>
@@ -11832,7 +11832,7 @@
               <w:spacing w:after="10" w:before="0"/>
               <w:ind w:left="120"/>
             </w:pPr>
-            <w:hyperlink w:history="1" r:id="rIdwmaanfgqf9uesoyqv5ze-">
+            <w:hyperlink w:history="1" r:id="rId_zr1kwjiszki1qrjnsvss">
               <w:r>
                 <w:rPr>
                   <w:rFonts w:ascii="Arial" w:cs="Arial" w:eastAsia="Arial" w:hAnsi="Arial"/>
@@ -11877,7 +11877,7 @@
             <w:pPr>
               <w:spacing w:after="20" w:before="0"/>
             </w:pPr>
-            <w:hyperlink w:history="1" r:id="rIdc7pbva_ivfzdqnb6c7usn">
+            <w:hyperlink w:history="1" r:id="rIdbqp8eh9ht9ep8auoryxza">
               <w:r>
                 <w:rPr>
                   <w:rFonts w:ascii="Arial" w:cs="Arial" w:eastAsia="Arial" w:hAnsi="Arial"/>
@@ -11910,7 +11910,7 @@
               <w:spacing w:after="10" w:before="0"/>
               <w:ind w:left="120"/>
             </w:pPr>
-            <w:hyperlink w:history="1" r:id="rId4sib5iyr1qsndzcv4db_c">
+            <w:hyperlink w:history="1" r:id="rIdmybmc68_rh5hgc6w1peqa">
               <w:r>
                 <w:rPr>
                   <w:rFonts w:ascii="Arial" w:cs="Arial" w:eastAsia="Arial" w:hAnsi="Arial"/>
@@ -12105,7 +12105,7 @@
             <w:pPr>
               <w:spacing w:after="20" w:before="0"/>
             </w:pPr>
-            <w:hyperlink w:history="1" r:id="rId3cifaffadld_gy4njo9ng">
+            <w:hyperlink w:history="1" r:id="rIdeobh8dvvoys0gmmqqfncn">
               <w:r>
                 <w:rPr>
                   <w:rFonts w:ascii="Arial" w:cs="Arial" w:eastAsia="Arial" w:hAnsi="Arial"/>
@@ -12138,7 +12138,7 @@
               <w:spacing w:after="10" w:before="0"/>
               <w:ind w:left="120"/>
             </w:pPr>
-            <w:hyperlink w:history="1" r:id="rIdr5at5ru9bzo_w2emmwe5l">
+            <w:hyperlink w:history="1" r:id="rIdmsqsc--fd_l1zmzac3te9">
               <w:r>
                 <w:rPr>
                   <w:rFonts w:ascii="Arial" w:cs="Arial" w:eastAsia="Arial" w:hAnsi="Arial"/>
@@ -12183,7 +12183,7 @@
             <w:pPr>
               <w:spacing w:after="20" w:before="0"/>
             </w:pPr>
-            <w:hyperlink w:history="1" r:id="rIddihp51wm_jdyn58aarv8i">
+            <w:hyperlink w:history="1" r:id="rIdbohxkcpn1crfotkgnuht1">
               <w:r>
                 <w:rPr>
                   <w:rFonts w:ascii="Arial" w:cs="Arial" w:eastAsia="Arial" w:hAnsi="Arial"/>
@@ -12216,7 +12216,7 @@
               <w:spacing w:after="10" w:before="0"/>
               <w:ind w:left="120"/>
             </w:pPr>
-            <w:hyperlink w:history="1" r:id="rIdifpqgu1vz4ezasnyczno1">
+            <w:hyperlink w:history="1" r:id="rIdzrexehwxf02nbub7oviey">
               <w:r>
                 <w:rPr>
                   <w:rFonts w:ascii="Arial" w:cs="Arial" w:eastAsia="Arial" w:hAnsi="Arial"/>
@@ -12411,7 +12411,7 @@
             <w:pPr>
               <w:spacing w:after="20" w:before="0"/>
             </w:pPr>
-            <w:hyperlink w:history="1" r:id="rIdhqfdqhf9hfvtnvkjypujm">
+            <w:hyperlink w:history="1" r:id="rIdmseo6cqtbizi68csfvf24">
               <w:r>
                 <w:rPr>
                   <w:rFonts w:ascii="Arial" w:cs="Arial" w:eastAsia="Arial" w:hAnsi="Arial"/>
@@ -12444,7 +12444,7 @@
               <w:spacing w:after="10" w:before="0"/>
               <w:ind w:left="120"/>
             </w:pPr>
-            <w:hyperlink w:history="1" r:id="rIdujbqnjipuyhhwwtjfx2kg">
+            <w:hyperlink w:history="1" r:id="rIdwt--e5lmgxsr6km8fy4dw">
               <w:r>
                 <w:rPr>
                   <w:rFonts w:ascii="Arial" w:cs="Arial" w:eastAsia="Arial" w:hAnsi="Arial"/>
@@ -12489,7 +12489,7 @@
             <w:pPr>
               <w:spacing w:after="20" w:before="0"/>
             </w:pPr>
-            <w:hyperlink w:history="1" r:id="rIdunacaw0rpukx0rmzgkjfn">
+            <w:hyperlink w:history="1" r:id="rId3c9gegyckit5yfxduk5sl">
               <w:r>
                 <w:rPr>
                   <w:rFonts w:ascii="Arial" w:cs="Arial" w:eastAsia="Arial" w:hAnsi="Arial"/>
@@ -12522,7 +12522,7 @@
               <w:spacing w:after="10" w:before="0"/>
               <w:ind w:left="120"/>
             </w:pPr>
-            <w:hyperlink w:history="1" r:id="rIdym3bxq17a1xyoz2h4uy9z">
+            <w:hyperlink w:history="1" r:id="rIdbq-iteme7hvqvcenqotpc">
               <w:r>
                 <w:rPr>
                   <w:rFonts w:ascii="Arial" w:cs="Arial" w:eastAsia="Arial" w:hAnsi="Arial"/>
@@ -12717,7 +12717,7 @@
             <w:pPr>
               <w:spacing w:after="20" w:before="0"/>
             </w:pPr>
-            <w:hyperlink w:history="1" r:id="rIds2iosy_71_aqrfllrjg-a">
+            <w:hyperlink w:history="1" r:id="rId5o7ogeusfhpswmklvbnmf">
               <w:r>
                 <w:rPr>
                   <w:rFonts w:ascii="Arial" w:cs="Arial" w:eastAsia="Arial" w:hAnsi="Arial"/>
@@ -12750,7 +12750,7 @@
               <w:spacing w:after="10" w:before="0"/>
               <w:ind w:left="120"/>
             </w:pPr>
-            <w:hyperlink w:history="1" r:id="rIddachuia_sj5mbwwcmxzxm">
+            <w:hyperlink w:history="1" r:id="rId2xgsoz3mrhj9bmiu6uwp1">
               <w:r>
                 <w:rPr>
                   <w:rFonts w:ascii="Arial" w:cs="Arial" w:eastAsia="Arial" w:hAnsi="Arial"/>
@@ -12795,7 +12795,7 @@
             <w:pPr>
               <w:spacing w:after="20" w:before="0"/>
             </w:pPr>
-            <w:hyperlink w:history="1" r:id="rIdk2gr2pe3cl5xqaav6pii6">
+            <w:hyperlink w:history="1" r:id="rIdfijno3sygz7rqjm1rvakd">
               <w:r>
                 <w:rPr>
                   <w:rFonts w:ascii="Arial" w:cs="Arial" w:eastAsia="Arial" w:hAnsi="Arial"/>
@@ -12828,7 +12828,7 @@
               <w:spacing w:after="10" w:before="0"/>
               <w:ind w:left="120"/>
             </w:pPr>
-            <w:hyperlink w:history="1" r:id="rIddmk8bmgmx3c49_jhqvfkx">
+            <w:hyperlink w:history="1" r:id="rIdo8fya3qgwjxyf4mmfb_45">
               <w:r>
                 <w:rPr>
                   <w:rFonts w:ascii="Arial" w:cs="Arial" w:eastAsia="Arial" w:hAnsi="Arial"/>
@@ -13023,7 +13023,7 @@
             <w:pPr>
               <w:spacing w:after="20" w:before="0"/>
             </w:pPr>
-            <w:hyperlink w:history="1" r:id="rIdg1iknuuxow9o5wd4nlw1g">
+            <w:hyperlink w:history="1" r:id="rIdnfiilyqkuqoabizmgxrpz">
               <w:r>
                 <w:rPr>
                   <w:rFonts w:ascii="Arial" w:cs="Arial" w:eastAsia="Arial" w:hAnsi="Arial"/>
@@ -13056,7 +13056,7 @@
               <w:spacing w:after="10" w:before="0"/>
               <w:ind w:left="120"/>
             </w:pPr>
-            <w:hyperlink w:history="1" r:id="rIdk3v6wketccusdzwwtixgl">
+            <w:hyperlink w:history="1" r:id="rIdrboeic5amwcfgdfj7amv5">
               <w:r>
                 <w:rPr>
                   <w:rFonts w:ascii="Arial" w:cs="Arial" w:eastAsia="Arial" w:hAnsi="Arial"/>
@@ -13101,7 +13101,7 @@
             <w:pPr>
               <w:spacing w:after="20" w:before="0"/>
             </w:pPr>
-            <w:hyperlink w:history="1" r:id="rId1thnpmbvtuykpes1khhdm">
+            <w:hyperlink w:history="1" r:id="rIdnxt9wwasw23el4m3a2ag1">
               <w:r>
                 <w:rPr>
                   <w:rFonts w:ascii="Arial" w:cs="Arial" w:eastAsia="Arial" w:hAnsi="Arial"/>
@@ -13134,7 +13134,7 @@
               <w:spacing w:after="10" w:before="0"/>
               <w:ind w:left="120"/>
             </w:pPr>
-            <w:hyperlink w:history="1" r:id="rIdcjj9yzxmiwujhru_r36es">
+            <w:hyperlink w:history="1" r:id="rId2uxsrrbx9dtvsrmid_v9s">
               <w:r>
                 <w:rPr>
                   <w:rFonts w:ascii="Arial" w:cs="Arial" w:eastAsia="Arial" w:hAnsi="Arial"/>
@@ -14621,7 +14621,7 @@
             <w:pPr>
               <w:spacing w:after="20" w:before="0"/>
             </w:pPr>
-            <w:hyperlink w:history="1" r:id="rIdfet9tduqyzlvgyhizyc9u">
+            <w:hyperlink w:history="1" r:id="rId7s0vuvfzowv161u5h4_m3">
               <w:r>
                 <w:rPr>
                   <w:rFonts w:ascii="Arial" w:cs="Arial" w:eastAsia="Arial" w:hAnsi="Arial"/>
@@ -14654,7 +14654,7 @@
               <w:spacing w:after="10" w:before="0"/>
               <w:ind w:left="120"/>
             </w:pPr>
-            <w:hyperlink w:history="1" r:id="rId-euhxm4du0sh4uycgwayc">
+            <w:hyperlink w:history="1" r:id="rIdhkjvg_2toqqqjocajubln">
               <w:r>
                 <w:rPr>
                   <w:rFonts w:ascii="Arial" w:cs="Arial" w:eastAsia="Arial" w:hAnsi="Arial"/>
@@ -14699,7 +14699,7 @@
             <w:pPr>
               <w:spacing w:after="20" w:before="0"/>
             </w:pPr>
-            <w:hyperlink w:history="1" r:id="rIdvxvkcczwqanjfd0cixg4k">
+            <w:hyperlink w:history="1" r:id="rIdiinhc2fjgyfdy_hjbxtyk">
               <w:r>
                 <w:rPr>
                   <w:rFonts w:ascii="Arial" w:cs="Arial" w:eastAsia="Arial" w:hAnsi="Arial"/>
@@ -14732,7 +14732,7 @@
               <w:spacing w:after="10" w:before="0"/>
               <w:ind w:left="120"/>
             </w:pPr>
-            <w:hyperlink w:history="1" r:id="rIdjt5nn9mfuzzh7vibwmikc">
+            <w:hyperlink w:history="1" r:id="rId6axgyprrih1cq83exe_x_">
               <w:r>
                 <w:rPr>
                   <w:rFonts w:ascii="Arial" w:cs="Arial" w:eastAsia="Arial" w:hAnsi="Arial"/>
@@ -14927,7 +14927,7 @@
             <w:pPr>
               <w:spacing w:after="20" w:before="0"/>
             </w:pPr>
-            <w:hyperlink w:history="1" r:id="rIduiqzkayrh_3r3nxo2rr_o">
+            <w:hyperlink w:history="1" r:id="rIdltkke5viz_n95msmp9som">
               <w:r>
                 <w:rPr>
                   <w:rFonts w:ascii="Arial" w:cs="Arial" w:eastAsia="Arial" w:hAnsi="Arial"/>
@@ -14960,7 +14960,7 @@
               <w:spacing w:after="10" w:before="0"/>
               <w:ind w:left="120"/>
             </w:pPr>
-            <w:hyperlink w:history="1" r:id="rIdxpczncny4-m774tnr6ouu">
+            <w:hyperlink w:history="1" r:id="rIda4e3hevoegvaiychroy1g">
               <w:r>
                 <w:rPr>
                   <w:rFonts w:ascii="Arial" w:cs="Arial" w:eastAsia="Arial" w:hAnsi="Arial"/>
@@ -15005,7 +15005,7 @@
             <w:pPr>
               <w:spacing w:after="20" w:before="0"/>
             </w:pPr>
-            <w:hyperlink w:history="1" r:id="rIdyptqntyzc1owzcputfx6b">
+            <w:hyperlink w:history="1" r:id="rId5xv-vrdp4papunlbvup7z">
               <w:r>
                 <w:rPr>
                   <w:rFonts w:ascii="Arial" w:cs="Arial" w:eastAsia="Arial" w:hAnsi="Arial"/>
@@ -15038,7 +15038,7 @@
               <w:spacing w:after="10" w:before="0"/>
               <w:ind w:left="120"/>
             </w:pPr>
-            <w:hyperlink w:history="1" r:id="rIdmb98oj7wlgdjkwiftmqun">
+            <w:hyperlink w:history="1" r:id="rIdxdrhqqq9lht63ekbkffzm">
               <w:r>
                 <w:rPr>
                   <w:rFonts w:ascii="Arial" w:cs="Arial" w:eastAsia="Arial" w:hAnsi="Arial"/>
@@ -15233,7 +15233,7 @@
             <w:pPr>
               <w:spacing w:after="20" w:before="0"/>
             </w:pPr>
-            <w:hyperlink w:history="1" r:id="rIdctnxw0lc8oael1ypgog9u">
+            <w:hyperlink w:history="1" r:id="rIdxtxsvzhv04rzcl_afzekd">
               <w:r>
                 <w:rPr>
                   <w:rFonts w:ascii="Arial" w:cs="Arial" w:eastAsia="Arial" w:hAnsi="Arial"/>
@@ -15266,7 +15266,7 @@
               <w:spacing w:after="10" w:before="0"/>
               <w:ind w:left="120"/>
             </w:pPr>
-            <w:hyperlink w:history="1" r:id="rIdzz1rawz0m8lmuqqxazvi-">
+            <w:hyperlink w:history="1" r:id="rIdifrwj66wtjrsbob1c1ya3">
               <w:r>
                 <w:rPr>
                   <w:rFonts w:ascii="Arial" w:cs="Arial" w:eastAsia="Arial" w:hAnsi="Arial"/>
@@ -15311,7 +15311,7 @@
             <w:pPr>
               <w:spacing w:after="20" w:before="0"/>
             </w:pPr>
-            <w:hyperlink w:history="1" r:id="rIdejtwlk_labynhvdfl2de2">
+            <w:hyperlink w:history="1" r:id="rIdyjctjukp43snaznzdsq9a">
               <w:r>
                 <w:rPr>
                   <w:rFonts w:ascii="Arial" w:cs="Arial" w:eastAsia="Arial" w:hAnsi="Arial"/>
@@ -15344,7 +15344,7 @@
               <w:spacing w:after="10" w:before="0"/>
               <w:ind w:left="120"/>
             </w:pPr>
-            <w:hyperlink w:history="1" r:id="rId1w4zibwkmeaympsg7bjcj">
+            <w:hyperlink w:history="1" r:id="rIdis1mxz0kmrvbmrzvawues">
               <w:r>
                 <w:rPr>
                   <w:rFonts w:ascii="Arial" w:cs="Arial" w:eastAsia="Arial" w:hAnsi="Arial"/>
@@ -15539,7 +15539,7 @@
             <w:pPr>
               <w:spacing w:after="20" w:before="0"/>
             </w:pPr>
-            <w:hyperlink w:history="1" r:id="rIdef4ckv4bdqv7d7gxq89qn">
+            <w:hyperlink w:history="1" r:id="rId7i_pn4mtl1sct2lxayepj">
               <w:r>
                 <w:rPr>
                   <w:rFonts w:ascii="Arial" w:cs="Arial" w:eastAsia="Arial" w:hAnsi="Arial"/>
@@ -15572,7 +15572,7 @@
               <w:spacing w:after="10" w:before="0"/>
               <w:ind w:left="120"/>
             </w:pPr>
-            <w:hyperlink w:history="1" r:id="rId3qfo84cmyyjjbvurq4hx4">
+            <w:hyperlink w:history="1" r:id="rId2wt12j6trt6hnupxakphv">
               <w:r>
                 <w:rPr>
                   <w:rFonts w:ascii="Arial" w:cs="Arial" w:eastAsia="Arial" w:hAnsi="Arial"/>
@@ -15617,7 +15617,7 @@
             <w:pPr>
               <w:spacing w:after="20" w:before="0"/>
             </w:pPr>
-            <w:hyperlink w:history="1" r:id="rId3zsrqayeltr0zjynlrn_k">
+            <w:hyperlink w:history="1" r:id="rIdjzxc8zseu-es9vjsngmlg">
               <w:r>
                 <w:rPr>
                   <w:rFonts w:ascii="Arial" w:cs="Arial" w:eastAsia="Arial" w:hAnsi="Arial"/>
@@ -15650,7 +15650,7 @@
               <w:spacing w:after="10" w:before="0"/>
               <w:ind w:left="120"/>
             </w:pPr>
-            <w:hyperlink w:history="1" r:id="rIdr0ihnn3zupiozjfsap50q">
+            <w:hyperlink w:history="1" r:id="rId6odinlqs26xabfdy1w4if">
               <w:r>
                 <w:rPr>
                   <w:rFonts w:ascii="Arial" w:cs="Arial" w:eastAsia="Arial" w:hAnsi="Arial"/>
@@ -15845,7 +15845,7 @@
             <w:pPr>
               <w:spacing w:after="20" w:before="0"/>
             </w:pPr>
-            <w:hyperlink w:history="1" r:id="rIdmfgvae995e0oppu1aq1xp">
+            <w:hyperlink w:history="1" r:id="rIdywv3lsda16gsx6zjt1qxx">
               <w:r>
                 <w:rPr>
                   <w:rFonts w:ascii="Arial" w:cs="Arial" w:eastAsia="Arial" w:hAnsi="Arial"/>
@@ -15878,7 +15878,7 @@
               <w:spacing w:after="10" w:before="0"/>
               <w:ind w:left="120"/>
             </w:pPr>
-            <w:hyperlink w:history="1" r:id="rId3fi9gqmrvjfg6xengxcvu">
+            <w:hyperlink w:history="1" r:id="rIdkxplqvesm1vxhdp9bu0fd">
               <w:r>
                 <w:rPr>
                   <w:rFonts w:ascii="Arial" w:cs="Arial" w:eastAsia="Arial" w:hAnsi="Arial"/>
@@ -15923,7 +15923,7 @@
             <w:pPr>
               <w:spacing w:after="20" w:before="0"/>
             </w:pPr>
-            <w:hyperlink w:history="1" r:id="rIdpflsau768rlmn3ffipg3v">
+            <w:hyperlink w:history="1" r:id="rIda-hvvcdjmvopo3hhw33px">
               <w:r>
                 <w:rPr>
                   <w:rFonts w:ascii="Arial" w:cs="Arial" w:eastAsia="Arial" w:hAnsi="Arial"/>
@@ -15956,7 +15956,7 @@
               <w:spacing w:after="10" w:before="0"/>
               <w:ind w:left="120"/>
             </w:pPr>
-            <w:hyperlink w:history="1" r:id="rIde1p54yxhg-heup5sqjyfj">
+            <w:hyperlink w:history="1" r:id="rIdcxznf_-v72nigctggarml">
               <w:r>
                 <w:rPr>
                   <w:rFonts w:ascii="Arial" w:cs="Arial" w:eastAsia="Arial" w:hAnsi="Arial"/>
@@ -17443,7 +17443,7 @@
             <w:pPr>
               <w:spacing w:after="20" w:before="0"/>
             </w:pPr>
-            <w:hyperlink w:history="1" r:id="rIdahuiexlivn-adkrg1vdvk">
+            <w:hyperlink w:history="1" r:id="rId20cjgobp1bk2myuvzizk8">
               <w:r>
                 <w:rPr>
                   <w:rFonts w:ascii="Arial" w:cs="Arial" w:eastAsia="Arial" w:hAnsi="Arial"/>
@@ -17476,7 +17476,7 @@
               <w:spacing w:after="10" w:before="0"/>
               <w:ind w:left="120"/>
             </w:pPr>
-            <w:hyperlink w:history="1" r:id="rIdi3efkeqeig-hrx4pkwhts">
+            <w:hyperlink w:history="1" r:id="rIdfvd3er3khkcp9ec_mphhf">
               <w:r>
                 <w:rPr>
                   <w:rFonts w:ascii="Arial" w:cs="Arial" w:eastAsia="Arial" w:hAnsi="Arial"/>
@@ -17521,7 +17521,7 @@
             <w:pPr>
               <w:spacing w:after="20" w:before="0"/>
             </w:pPr>
-            <w:hyperlink w:history="1" r:id="rIdeqf8i9xfdbxatap-za_zu">
+            <w:hyperlink w:history="1" r:id="rIdymvg0jsm94u178wej7hpo">
               <w:r>
                 <w:rPr>
                   <w:rFonts w:ascii="Arial" w:cs="Arial" w:eastAsia="Arial" w:hAnsi="Arial"/>
@@ -17554,7 +17554,7 @@
               <w:spacing w:after="10" w:before="0"/>
               <w:ind w:left="120"/>
             </w:pPr>
-            <w:hyperlink w:history="1" r:id="rIdkmf9qzwrnx-3qbkkdd17j">
+            <w:hyperlink w:history="1" r:id="rIdgffb3tlpozy8y4g8ef4by">
               <w:r>
                 <w:rPr>
                   <w:rFonts w:ascii="Arial" w:cs="Arial" w:eastAsia="Arial" w:hAnsi="Arial"/>
@@ -17749,7 +17749,7 @@
             <w:pPr>
               <w:spacing w:after="20" w:before="0"/>
             </w:pPr>
-            <w:hyperlink w:history="1" r:id="rId9scc3ypzvi7mtsxboyc-a">
+            <w:hyperlink w:history="1" r:id="rId4sqqeiyqgtlhetad-pob2">
               <w:r>
                 <w:rPr>
                   <w:rFonts w:ascii="Arial" w:cs="Arial" w:eastAsia="Arial" w:hAnsi="Arial"/>
@@ -17782,7 +17782,7 @@
               <w:spacing w:after="10" w:before="0"/>
               <w:ind w:left="120"/>
             </w:pPr>
-            <w:hyperlink w:history="1" r:id="rIdgvtemack_nisujio21wmz">
+            <w:hyperlink w:history="1" r:id="rIdld8ps89kov2isb6ziciny">
               <w:r>
                 <w:rPr>
                   <w:rFonts w:ascii="Arial" w:cs="Arial" w:eastAsia="Arial" w:hAnsi="Arial"/>
@@ -17827,7 +17827,7 @@
             <w:pPr>
               <w:spacing w:after="20" w:before="0"/>
             </w:pPr>
-            <w:hyperlink w:history="1" r:id="rIdc2ha5uy2jt4gwy3ftdxa1">
+            <w:hyperlink w:history="1" r:id="rId8fes1xxxh0cthe6bhptni">
               <w:r>
                 <w:rPr>
                   <w:rFonts w:ascii="Arial" w:cs="Arial" w:eastAsia="Arial" w:hAnsi="Arial"/>
@@ -17860,7 +17860,7 @@
               <w:spacing w:after="10" w:before="0"/>
               <w:ind w:left="120"/>
             </w:pPr>
-            <w:hyperlink w:history="1" r:id="rIdi_6bzuserr0rsiwoqizr1">
+            <w:hyperlink w:history="1" r:id="rIdzyfjgnhrejzt3krmbhwal">
               <w:r>
                 <w:rPr>
                   <w:rFonts w:ascii="Arial" w:cs="Arial" w:eastAsia="Arial" w:hAnsi="Arial"/>
@@ -18055,7 +18055,7 @@
             <w:pPr>
               <w:spacing w:after="20" w:before="0"/>
             </w:pPr>
-            <w:hyperlink w:history="1" r:id="rId1cb5swzk5lpnr_ntz2wmm">
+            <w:hyperlink w:history="1" r:id="rIdsppzkrqlvx6vpwoxbbtpt">
               <w:r>
                 <w:rPr>
                   <w:rFonts w:ascii="Arial" w:cs="Arial" w:eastAsia="Arial" w:hAnsi="Arial"/>
@@ -18088,7 +18088,7 @@
               <w:spacing w:after="10" w:before="0"/>
               <w:ind w:left="120"/>
             </w:pPr>
-            <w:hyperlink w:history="1" r:id="rIddrgmqerwhecubimv7qyc5">
+            <w:hyperlink w:history="1" r:id="rIdsuzlptnlov0augks7ggz6">
               <w:r>
                 <w:rPr>
                   <w:rFonts w:ascii="Arial" w:cs="Arial" w:eastAsia="Arial" w:hAnsi="Arial"/>
@@ -18133,7 +18133,7 @@
             <w:pPr>
               <w:spacing w:after="20" w:before="0"/>
             </w:pPr>
-            <w:hyperlink w:history="1" r:id="rIdollp82yg1jngqvpuurqci">
+            <w:hyperlink w:history="1" r:id="rIdxqmoxyuxicdipfilsixec">
               <w:r>
                 <w:rPr>
                   <w:rFonts w:ascii="Arial" w:cs="Arial" w:eastAsia="Arial" w:hAnsi="Arial"/>
@@ -18166,7 +18166,7 @@
               <w:spacing w:after="10" w:before="0"/>
               <w:ind w:left="120"/>
             </w:pPr>
-            <w:hyperlink w:history="1" r:id="rIdkp-zjmfi9mpwk65kqnuiu">
+            <w:hyperlink w:history="1" r:id="rIdmcirkpc5tqn6lodqf8niz">
               <w:r>
                 <w:rPr>
                   <w:rFonts w:ascii="Arial" w:cs="Arial" w:eastAsia="Arial" w:hAnsi="Arial"/>
@@ -18361,7 +18361,7 @@
             <w:pPr>
               <w:spacing w:after="20" w:before="0"/>
             </w:pPr>
-            <w:hyperlink w:history="1" r:id="rIdydwv5p3rqgzobgfcro0tg">
+            <w:hyperlink w:history="1" r:id="rIdoqrbu7z-fv03fzrstchyz">
               <w:r>
                 <w:rPr>
                   <w:rFonts w:ascii="Arial" w:cs="Arial" w:eastAsia="Arial" w:hAnsi="Arial"/>
@@ -18394,7 +18394,7 @@
               <w:spacing w:after="10" w:before="0"/>
               <w:ind w:left="120"/>
             </w:pPr>
-            <w:hyperlink w:history="1" r:id="rIddbqir5qb1miq7p4nyab_8">
+            <w:hyperlink w:history="1" r:id="rIdsmapv6odenjmowtsm0mz6">
               <w:r>
                 <w:rPr>
                   <w:rFonts w:ascii="Arial" w:cs="Arial" w:eastAsia="Arial" w:hAnsi="Arial"/>
@@ -18439,7 +18439,7 @@
             <w:pPr>
               <w:spacing w:after="20" w:before="0"/>
             </w:pPr>
-            <w:hyperlink w:history="1" r:id="rIdngxkgnxf1gtat-q8eo9ct">
+            <w:hyperlink w:history="1" r:id="rIdni7l_7dgs1zdqb_5qq3ty">
               <w:r>
                 <w:rPr>
                   <w:rFonts w:ascii="Arial" w:cs="Arial" w:eastAsia="Arial" w:hAnsi="Arial"/>
@@ -18472,7 +18472,7 @@
               <w:spacing w:after="10" w:before="0"/>
               <w:ind w:left="120"/>
             </w:pPr>
-            <w:hyperlink w:history="1" r:id="rIdqnetdh4fc8tqrjf1arptl">
+            <w:hyperlink w:history="1" r:id="rIdakfudjtspxgrzj_c3ovn-">
               <w:r>
                 <w:rPr>
                   <w:rFonts w:ascii="Arial" w:cs="Arial" w:eastAsia="Arial" w:hAnsi="Arial"/>
@@ -18667,7 +18667,7 @@
             <w:pPr>
               <w:spacing w:after="20" w:before="0"/>
             </w:pPr>
-            <w:hyperlink w:history="1" r:id="rIdpvo_wynx1ozhcidytnuaq">
+            <w:hyperlink w:history="1" r:id="rIdoe-z1dhymq-s2crdfz-_n">
               <w:r>
                 <w:rPr>
                   <w:rFonts w:ascii="Arial" w:cs="Arial" w:eastAsia="Arial" w:hAnsi="Arial"/>
@@ -18700,7 +18700,7 @@
               <w:spacing w:after="10" w:before="0"/>
               <w:ind w:left="120"/>
             </w:pPr>
-            <w:hyperlink w:history="1" r:id="rIdgunkpbucek3ayua7kzewa">
+            <w:hyperlink w:history="1" r:id="rId0ho5xucbm5imzk9aqcxyb">
               <w:r>
                 <w:rPr>
                   <w:rFonts w:ascii="Arial" w:cs="Arial" w:eastAsia="Arial" w:hAnsi="Arial"/>
@@ -18745,7 +18745,7 @@
             <w:pPr>
               <w:spacing w:after="20" w:before="0"/>
             </w:pPr>
-            <w:hyperlink w:history="1" r:id="rIdwuedjw0a2xskrcrfjnjqd">
+            <w:hyperlink w:history="1" r:id="rIdzsewvuecvcb4k82edtykg">
               <w:r>
                 <w:rPr>
                   <w:rFonts w:ascii="Arial" w:cs="Arial" w:eastAsia="Arial" w:hAnsi="Arial"/>
@@ -18778,7 +18778,7 @@
               <w:spacing w:after="10" w:before="0"/>
               <w:ind w:left="120"/>
             </w:pPr>
-            <w:hyperlink w:history="1" r:id="rId2xuc5isamemfpl_zov-hf">
+            <w:hyperlink w:history="1" r:id="rIdx5vb8gjt8zcao-vjkptva">
               <w:r>
                 <w:rPr>
                   <w:rFonts w:ascii="Arial" w:cs="Arial" w:eastAsia="Arial" w:hAnsi="Arial"/>
@@ -20265,7 +20265,7 @@
             <w:pPr>
               <w:spacing w:after="20" w:before="0"/>
             </w:pPr>
-            <w:hyperlink w:history="1" r:id="rId0ndzfojg0jvhbbirpx3ce">
+            <w:hyperlink w:history="1" r:id="rIdlp0ita5lul2vffpq-g6rx">
               <w:r>
                 <w:rPr>
                   <w:rFonts w:ascii="Arial" w:cs="Arial" w:eastAsia="Arial" w:hAnsi="Arial"/>
@@ -20298,7 +20298,7 @@
               <w:spacing w:after="10" w:before="0"/>
               <w:ind w:left="120"/>
             </w:pPr>
-            <w:hyperlink w:history="1" r:id="rIdtqhl3ojdawv8h2wpgwmaz">
+            <w:hyperlink w:history="1" r:id="rId5aaordktkw4zscd-yrol4">
               <w:r>
                 <w:rPr>
                   <w:rFonts w:ascii="Arial" w:cs="Arial" w:eastAsia="Arial" w:hAnsi="Arial"/>
@@ -20343,7 +20343,7 @@
             <w:pPr>
               <w:spacing w:after="20" w:before="0"/>
             </w:pPr>
-            <w:hyperlink w:history="1" r:id="rIdpopcy6djudjfn7xvf07mt">
+            <w:hyperlink w:history="1" r:id="rIdth_5zwdiztygumc81khzf">
               <w:r>
                 <w:rPr>
                   <w:rFonts w:ascii="Arial" w:cs="Arial" w:eastAsia="Arial" w:hAnsi="Arial"/>
@@ -20376,7 +20376,7 @@
               <w:spacing w:after="10" w:before="0"/>
               <w:ind w:left="120"/>
             </w:pPr>
-            <w:hyperlink w:history="1" r:id="rId_ajahewa5hndhzzg_mhja">
+            <w:hyperlink w:history="1" r:id="rIdrtzghbijx2kqqc-fso9sl">
               <w:r>
                 <w:rPr>
                   <w:rFonts w:ascii="Arial" w:cs="Arial" w:eastAsia="Arial" w:hAnsi="Arial"/>
@@ -20571,7 +20571,7 @@
             <w:pPr>
               <w:spacing w:after="20" w:before="0"/>
             </w:pPr>
-            <w:hyperlink w:history="1" r:id="rIdyab7_8nzts-meh9rkntpj">
+            <w:hyperlink w:history="1" r:id="rIdzplnxihrbef7xk88bcqb_">
               <w:r>
                 <w:rPr>
                   <w:rFonts w:ascii="Arial" w:cs="Arial" w:eastAsia="Arial" w:hAnsi="Arial"/>
@@ -20604,7 +20604,7 @@
               <w:spacing w:after="10" w:before="0"/>
               <w:ind w:left="120"/>
             </w:pPr>
-            <w:hyperlink w:history="1" r:id="rIdnfrob0gwy_jqfke77enjk">
+            <w:hyperlink w:history="1" r:id="rIdqt7apgmxlog1a9sq8hrue">
               <w:r>
                 <w:rPr>
                   <w:rFonts w:ascii="Arial" w:cs="Arial" w:eastAsia="Arial" w:hAnsi="Arial"/>
@@ -20649,7 +20649,7 @@
             <w:pPr>
               <w:spacing w:after="20" w:before="0"/>
             </w:pPr>
-            <w:hyperlink w:history="1" r:id="rIdowct87mfxgki0mtupywxu">
+            <w:hyperlink w:history="1" r:id="rIdgpqvogrslirkvkkswpoo2">
               <w:r>
                 <w:rPr>
                   <w:rFonts w:ascii="Arial" w:cs="Arial" w:eastAsia="Arial" w:hAnsi="Arial"/>
@@ -20682,7 +20682,7 @@
               <w:spacing w:after="10" w:before="0"/>
               <w:ind w:left="120"/>
             </w:pPr>
-            <w:hyperlink w:history="1" r:id="rId1kmdtrysm3ntsl4pj8ejb">
+            <w:hyperlink w:history="1" r:id="rIdzpwdxpkyqbv0vyzo8ygbe">
               <w:r>
                 <w:rPr>
                   <w:rFonts w:ascii="Arial" w:cs="Arial" w:eastAsia="Arial" w:hAnsi="Arial"/>
@@ -20877,7 +20877,7 @@
             <w:pPr>
               <w:spacing w:after="20" w:before="0"/>
             </w:pPr>
-            <w:hyperlink w:history="1" r:id="rId9x-z6x2svmakt1m_4h6g9">
+            <w:hyperlink w:history="1" r:id="rIdrwtfupqibufthj_xgf3v9">
               <w:r>
                 <w:rPr>
                   <w:rFonts w:ascii="Arial" w:cs="Arial" w:eastAsia="Arial" w:hAnsi="Arial"/>
@@ -20910,7 +20910,7 @@
               <w:spacing w:after="10" w:before="0"/>
               <w:ind w:left="120"/>
             </w:pPr>
-            <w:hyperlink w:history="1" r:id="rIdh77hmoygfnltnujkc2wtc">
+            <w:hyperlink w:history="1" r:id="rIdcghiqubcg4xgvb9xpjkyu">
               <w:r>
                 <w:rPr>
                   <w:rFonts w:ascii="Arial" w:cs="Arial" w:eastAsia="Arial" w:hAnsi="Arial"/>
@@ -20955,7 +20955,7 @@
             <w:pPr>
               <w:spacing w:after="20" w:before="0"/>
             </w:pPr>
-            <w:hyperlink w:history="1" r:id="rIdiyrd5xfwwsdvopymxuzcs">
+            <w:hyperlink w:history="1" r:id="rIdej8yb04bdo_trh-wbfdb5">
               <w:r>
                 <w:rPr>
                   <w:rFonts w:ascii="Arial" w:cs="Arial" w:eastAsia="Arial" w:hAnsi="Arial"/>
@@ -20988,7 +20988,7 @@
               <w:spacing w:after="10" w:before="0"/>
               <w:ind w:left="120"/>
             </w:pPr>
-            <w:hyperlink w:history="1" r:id="rIdqpzrdxsp2o_ixdx5f2yep">
+            <w:hyperlink w:history="1" r:id="rIdmzg4upgjhhpjfwjm7q07l">
               <w:r>
                 <w:rPr>
                   <w:rFonts w:ascii="Arial" w:cs="Arial" w:eastAsia="Arial" w:hAnsi="Arial"/>
@@ -21183,7 +21183,7 @@
             <w:pPr>
               <w:spacing w:after="20" w:before="0"/>
             </w:pPr>
-            <w:hyperlink w:history="1" r:id="rIdf3sjixkrlglf---pon8r9">
+            <w:hyperlink w:history="1" r:id="rIdihdoqcmegyimkwzggyktq">
               <w:r>
                 <w:rPr>
                   <w:rFonts w:ascii="Arial" w:cs="Arial" w:eastAsia="Arial" w:hAnsi="Arial"/>
@@ -21216,7 +21216,7 @@
               <w:spacing w:after="10" w:before="0"/>
               <w:ind w:left="120"/>
             </w:pPr>
-            <w:hyperlink w:history="1" r:id="rIdmepyn-teorbb59hov_axb">
+            <w:hyperlink w:history="1" r:id="rIdyul6lb64n71cy82nbxmez">
               <w:r>
                 <w:rPr>
                   <w:rFonts w:ascii="Arial" w:cs="Arial" w:eastAsia="Arial" w:hAnsi="Arial"/>
@@ -21261,7 +21261,7 @@
             <w:pPr>
               <w:spacing w:after="20" w:before="0"/>
             </w:pPr>
-            <w:hyperlink w:history="1" r:id="rIdddcy7wycsyx4y0jct9ps-">
+            <w:hyperlink w:history="1" r:id="rId63fn67xxkylzvyuvyclbr">
               <w:r>
                 <w:rPr>
                   <w:rFonts w:ascii="Arial" w:cs="Arial" w:eastAsia="Arial" w:hAnsi="Arial"/>
@@ -21294,7 +21294,7 @@
               <w:spacing w:after="10" w:before="0"/>
               <w:ind w:left="120"/>
             </w:pPr>
-            <w:hyperlink w:history="1" r:id="rIdt6xyvhsfooqf9zhivyr62">
+            <w:hyperlink w:history="1" r:id="rIdf2bdccvy-mtnjgvngbxns">
               <w:r>
                 <w:rPr>
                   <w:rFonts w:ascii="Arial" w:cs="Arial" w:eastAsia="Arial" w:hAnsi="Arial"/>
@@ -21489,7 +21489,7 @@
             <w:pPr>
               <w:spacing w:after="20" w:before="0"/>
             </w:pPr>
-            <w:hyperlink w:history="1" r:id="rIdfrhdlsn1isdt6phy_j6dc">
+            <w:hyperlink w:history="1" r:id="rIduaimrbrirsiojt2_wps88">
               <w:r>
                 <w:rPr>
                   <w:rFonts w:ascii="Arial" w:cs="Arial" w:eastAsia="Arial" w:hAnsi="Arial"/>
@@ -21522,7 +21522,7 @@
               <w:spacing w:after="10" w:before="0"/>
               <w:ind w:left="120"/>
             </w:pPr>
-            <w:hyperlink w:history="1" r:id="rIdckuim7haxmhdeocr6_5sf">
+            <w:hyperlink w:history="1" r:id="rIdsx7tsvthl1kmi-wxrvujg">
               <w:r>
                 <w:rPr>
                   <w:rFonts w:ascii="Arial" w:cs="Arial" w:eastAsia="Arial" w:hAnsi="Arial"/>
@@ -21567,7 +21567,7 @@
             <w:pPr>
               <w:spacing w:after="20" w:before="0"/>
             </w:pPr>
-            <w:hyperlink w:history="1" r:id="rIdbpnqomwuheexghpnbqhfq">
+            <w:hyperlink w:history="1" r:id="rId_zcuxi0xf4izdyfp8wjbz">
               <w:r>
                 <w:rPr>
                   <w:rFonts w:ascii="Arial" w:cs="Arial" w:eastAsia="Arial" w:hAnsi="Arial"/>
@@ -21600,7 +21600,7 @@
               <w:spacing w:after="10" w:before="0"/>
               <w:ind w:left="120"/>
             </w:pPr>
-            <w:hyperlink w:history="1" r:id="rIdpl3ljo2r8gtpkm6pc8-wv">
+            <w:hyperlink w:history="1" r:id="rIdrmz_-xts1v_qhmo9axrw2">
               <w:r>
                 <w:rPr>
                   <w:rFonts w:ascii="Arial" w:cs="Arial" w:eastAsia="Arial" w:hAnsi="Arial"/>

--- a/data/outputs/v2/Maths/SS1.1_Real_Numbers/Mathematics_Real_Numbers_CBE_LessonSequence.docx
+++ b/data/outputs/v2/Maths/SS1.1_Real_Numbers/Mathematics_Real_Numbers_CBE_LessonSequence.docx
@@ -3160,7 +3160,7 @@
             <w:pPr>
               <w:spacing w:after="20" w:before="0"/>
             </w:pPr>
-            <w:hyperlink w:history="1" r:id="rIda-lkcloioviiighhmqyzb">
+            <w:hyperlink w:history="1" r:id="rId_yzcsxtosq4-5mv2uljao">
               <w:r>
                 <w:rPr>
                   <w:rFonts w:ascii="Arial" w:cs="Arial" w:eastAsia="Arial" w:hAnsi="Arial"/>
@@ -3193,7 +3193,7 @@
               <w:spacing w:after="10" w:before="0"/>
               <w:ind w:left="120"/>
             </w:pPr>
-            <w:hyperlink w:history="1" r:id="rId3obglzqifr9szbf7u_3oe">
+            <w:hyperlink w:history="1" r:id="rIdjwvfe8da0qzwjtxs38bba">
               <w:r>
                 <w:rPr>
                   <w:rFonts w:ascii="Arial" w:cs="Arial" w:eastAsia="Arial" w:hAnsi="Arial"/>
@@ -3238,7 +3238,7 @@
             <w:pPr>
               <w:spacing w:after="20" w:before="0"/>
             </w:pPr>
-            <w:hyperlink w:history="1" r:id="rIdlbtd4jnsjtyxirxsxlmx9">
+            <w:hyperlink w:history="1" r:id="rIdsgnosjlyojvzalwoj7bvd">
               <w:r>
                 <w:rPr>
                   <w:rFonts w:ascii="Arial" w:cs="Arial" w:eastAsia="Arial" w:hAnsi="Arial"/>
@@ -3271,7 +3271,7 @@
               <w:spacing w:after="10" w:before="0"/>
               <w:ind w:left="120"/>
             </w:pPr>
-            <w:hyperlink w:history="1" r:id="rIdfvcwqtl_dklhaomupbxo5">
+            <w:hyperlink w:history="1" r:id="rId-zlevljenmgd1nrd5m5ni">
               <w:r>
                 <w:rPr>
                   <w:rFonts w:ascii="Arial" w:cs="Arial" w:eastAsia="Arial" w:hAnsi="Arial"/>
@@ -3466,7 +3466,7 @@
             <w:pPr>
               <w:spacing w:after="20" w:before="0"/>
             </w:pPr>
-            <w:hyperlink w:history="1" r:id="rIdutimcfdiz619zjjwjzohi">
+            <w:hyperlink w:history="1" r:id="rIdgcu0j_m14tfl1wr031eaf">
               <w:r>
                 <w:rPr>
                   <w:rFonts w:ascii="Arial" w:cs="Arial" w:eastAsia="Arial" w:hAnsi="Arial"/>
@@ -3499,7 +3499,7 @@
               <w:spacing w:after="10" w:before="0"/>
               <w:ind w:left="120"/>
             </w:pPr>
-            <w:hyperlink w:history="1" r:id="rIdc2_gr4i_jtcmqvhyfkxq_">
+            <w:hyperlink w:history="1" r:id="rIdwy2dhjbd9jdndhktc41wn">
               <w:r>
                 <w:rPr>
                   <w:rFonts w:ascii="Arial" w:cs="Arial" w:eastAsia="Arial" w:hAnsi="Arial"/>
@@ -3544,7 +3544,7 @@
             <w:pPr>
               <w:spacing w:after="20" w:before="0"/>
             </w:pPr>
-            <w:hyperlink w:history="1" r:id="rIddcmo3puucskhee4fpraco">
+            <w:hyperlink w:history="1" r:id="rIdec_rnnackampw5efyihdk">
               <w:r>
                 <w:rPr>
                   <w:rFonts w:ascii="Arial" w:cs="Arial" w:eastAsia="Arial" w:hAnsi="Arial"/>
@@ -3577,7 +3577,7 @@
               <w:spacing w:after="10" w:before="0"/>
               <w:ind w:left="120"/>
             </w:pPr>
-            <w:hyperlink w:history="1" r:id="rIdvqfy2hzakpw5afnsn5epu">
+            <w:hyperlink w:history="1" r:id="rId5glartjg_jdkk63fqyj6q">
               <w:r>
                 <w:rPr>
                   <w:rFonts w:ascii="Arial" w:cs="Arial" w:eastAsia="Arial" w:hAnsi="Arial"/>
@@ -3831,7 +3831,7 @@
             <w:pPr>
               <w:spacing w:after="20" w:before="0"/>
             </w:pPr>
-            <w:hyperlink w:history="1" r:id="rId9ozc_sqy2oufl6xyigksq">
+            <w:hyperlink w:history="1" r:id="rIdttuaxnetlucvdzp5v0zpe">
               <w:r>
                 <w:rPr>
                   <w:rFonts w:ascii="Arial" w:cs="Arial" w:eastAsia="Arial" w:hAnsi="Arial"/>
@@ -3864,7 +3864,7 @@
               <w:spacing w:after="10" w:before="0"/>
               <w:ind w:left="120"/>
             </w:pPr>
-            <w:hyperlink w:history="1" r:id="rIdzrj0v9cqxw4ok96qfriww">
+            <w:hyperlink w:history="1" r:id="rIdubbs48yweaxowwriwhw6x">
               <w:r>
                 <w:rPr>
                   <w:rFonts w:ascii="Arial" w:cs="Arial" w:eastAsia="Arial" w:hAnsi="Arial"/>
@@ -3909,7 +3909,7 @@
             <w:pPr>
               <w:spacing w:after="20" w:before="0"/>
             </w:pPr>
-            <w:hyperlink w:history="1" r:id="rId1zl0qyui-myairumsclus">
+            <w:hyperlink w:history="1" r:id="rIdznwlgg1vh6vkke6tqwjjm">
               <w:r>
                 <w:rPr>
                   <w:rFonts w:ascii="Arial" w:cs="Arial" w:eastAsia="Arial" w:hAnsi="Arial"/>
@@ -3942,7 +3942,7 @@
               <w:spacing w:after="10" w:before="0"/>
               <w:ind w:left="120"/>
             </w:pPr>
-            <w:hyperlink w:history="1" r:id="rIdztjdkeqrttdqrwijhspcc">
+            <w:hyperlink w:history="1" r:id="rIdbjnvipjidfjtrroyckm8r">
               <w:r>
                 <w:rPr>
                   <w:rFonts w:ascii="Arial" w:cs="Arial" w:eastAsia="Arial" w:hAnsi="Arial"/>
@@ -4137,7 +4137,7 @@
             <w:pPr>
               <w:spacing w:after="20" w:before="0"/>
             </w:pPr>
-            <w:hyperlink w:history="1" r:id="rId_vq8ajehhloqzepoocq1m">
+            <w:hyperlink w:history="1" r:id="rIdo9p0pngohqvxkezroajdv">
               <w:r>
                 <w:rPr>
                   <w:rFonts w:ascii="Arial" w:cs="Arial" w:eastAsia="Arial" w:hAnsi="Arial"/>
@@ -4170,7 +4170,7 @@
               <w:spacing w:after="10" w:before="0"/>
               <w:ind w:left="120"/>
             </w:pPr>
-            <w:hyperlink w:history="1" r:id="rIdspy0ytkdq2evpwz25x_cl">
+            <w:hyperlink w:history="1" r:id="rIdjrcxnejql-4dakmfysavi">
               <w:r>
                 <w:rPr>
                   <w:rFonts w:ascii="Arial" w:cs="Arial" w:eastAsia="Arial" w:hAnsi="Arial"/>
@@ -4215,7 +4215,7 @@
             <w:pPr>
               <w:spacing w:after="20" w:before="0"/>
             </w:pPr>
-            <w:hyperlink w:history="1" r:id="rIdhg5w72skr48vrawgipshk">
+            <w:hyperlink w:history="1" r:id="rId_maemuc1o0p2fabrdlplf">
               <w:r>
                 <w:rPr>
                   <w:rFonts w:ascii="Arial" w:cs="Arial" w:eastAsia="Arial" w:hAnsi="Arial"/>
@@ -4248,7 +4248,7 @@
               <w:spacing w:after="10" w:before="0"/>
               <w:ind w:left="120"/>
             </w:pPr>
-            <w:hyperlink w:history="1" r:id="rId35l2eq8x95rq0gj80jmyt">
+            <w:hyperlink w:history="1" r:id="rIdnykannuyt0mpy90jw7ybk">
               <w:r>
                 <w:rPr>
                   <w:rFonts w:ascii="Arial" w:cs="Arial" w:eastAsia="Arial" w:hAnsi="Arial"/>
@@ -4443,7 +4443,7 @@
             <w:pPr>
               <w:spacing w:after="20" w:before="0"/>
             </w:pPr>
-            <w:hyperlink w:history="1" r:id="rIdvlvy-ei_bh3phjbgkbwhh">
+            <w:hyperlink w:history="1" r:id="rIdl7gwvirr59wfrkwwhqtab">
               <w:r>
                 <w:rPr>
                   <w:rFonts w:ascii="Arial" w:cs="Arial" w:eastAsia="Arial" w:hAnsi="Arial"/>
@@ -4476,7 +4476,7 @@
               <w:spacing w:after="10" w:before="0"/>
               <w:ind w:left="120"/>
             </w:pPr>
-            <w:hyperlink w:history="1" r:id="rIdxgj_5ls3pullg2q201-qy">
+            <w:hyperlink w:history="1" r:id="rId-ycepjdmvf7m-thf6m0vu">
               <w:r>
                 <w:rPr>
                   <w:rFonts w:ascii="Arial" w:cs="Arial" w:eastAsia="Arial" w:hAnsi="Arial"/>
@@ -4521,7 +4521,7 @@
             <w:pPr>
               <w:spacing w:after="20" w:before="0"/>
             </w:pPr>
-            <w:hyperlink w:history="1" r:id="rIdco76yi110bh9azysfi7ev">
+            <w:hyperlink w:history="1" r:id="rIdf4res7sei5o_xogynkc0f">
               <w:r>
                 <w:rPr>
                   <w:rFonts w:ascii="Arial" w:cs="Arial" w:eastAsia="Arial" w:hAnsi="Arial"/>
@@ -4554,7 +4554,7 @@
               <w:spacing w:after="10" w:before="0"/>
               <w:ind w:left="120"/>
             </w:pPr>
-            <w:hyperlink w:history="1" r:id="rIddasn_imy8wubz1mgfkdnp">
+            <w:hyperlink w:history="1" r:id="rIdqtmlm9swl6-ofijjhmocg">
               <w:r>
                 <w:rPr>
                   <w:rFonts w:ascii="Arial" w:cs="Arial" w:eastAsia="Arial" w:hAnsi="Arial"/>
@@ -6155,7 +6155,7 @@
             <w:pPr>
               <w:spacing w:after="20" w:before="0"/>
             </w:pPr>
-            <w:hyperlink w:history="1" r:id="rIdhwrkj4b9rfpadprkhh3lq">
+            <w:hyperlink w:history="1" r:id="rIdb6hwdm5rzolwuvj8gapfi">
               <w:r>
                 <w:rPr>
                   <w:rFonts w:ascii="Arial" w:cs="Arial" w:eastAsia="Arial" w:hAnsi="Arial"/>
@@ -6188,7 +6188,7 @@
               <w:spacing w:after="10" w:before="0"/>
               <w:ind w:left="120"/>
             </w:pPr>
-            <w:hyperlink w:history="1" r:id="rIdmytyil5mk91oiraj4uskl">
+            <w:hyperlink w:history="1" r:id="rId816jyntrx2-s7zgfygkal">
               <w:r>
                 <w:rPr>
                   <w:rFonts w:ascii="Arial" w:cs="Arial" w:eastAsia="Arial" w:hAnsi="Arial"/>
@@ -6233,7 +6233,7 @@
             <w:pPr>
               <w:spacing w:after="20" w:before="0"/>
             </w:pPr>
-            <w:hyperlink w:history="1" r:id="rIdpmavixbdcabq4uadz_zvv">
+            <w:hyperlink w:history="1" r:id="rIdot_e-mhdorgq1vyj3yhui">
               <w:r>
                 <w:rPr>
                   <w:rFonts w:ascii="Arial" w:cs="Arial" w:eastAsia="Arial" w:hAnsi="Arial"/>
@@ -6266,7 +6266,7 @@
               <w:spacing w:after="10" w:before="0"/>
               <w:ind w:left="120"/>
             </w:pPr>
-            <w:hyperlink w:history="1" r:id="rIdted-13et5hqjefqiwietb">
+            <w:hyperlink w:history="1" r:id="rIdp44-v1rgx_dxivmziqaey">
               <w:r>
                 <w:rPr>
                   <w:rFonts w:ascii="Arial" w:cs="Arial" w:eastAsia="Arial" w:hAnsi="Arial"/>
@@ -6461,7 +6461,7 @@
             <w:pPr>
               <w:spacing w:after="20" w:before="0"/>
             </w:pPr>
-            <w:hyperlink w:history="1" r:id="rIditpbdkozc2qx_zci3ptw0">
+            <w:hyperlink w:history="1" r:id="rIdcgrkxetrssckb1tscmbky">
               <w:r>
                 <w:rPr>
                   <w:rFonts w:ascii="Arial" w:cs="Arial" w:eastAsia="Arial" w:hAnsi="Arial"/>
@@ -6494,7 +6494,7 @@
               <w:spacing w:after="10" w:before="0"/>
               <w:ind w:left="120"/>
             </w:pPr>
-            <w:hyperlink w:history="1" r:id="rIdhg0-r9wbdmtfb_vgh3c9b">
+            <w:hyperlink w:history="1" r:id="rIdmrdwsn9rv0sy9gfdum57r">
               <w:r>
                 <w:rPr>
                   <w:rFonts w:ascii="Arial" w:cs="Arial" w:eastAsia="Arial" w:hAnsi="Arial"/>
@@ -6539,7 +6539,7 @@
             <w:pPr>
               <w:spacing w:after="20" w:before="0"/>
             </w:pPr>
-            <w:hyperlink w:history="1" r:id="rIdjtvcotbvto144lcrkfyeo">
+            <w:hyperlink w:history="1" r:id="rIdyxc_43ktocres9zb_bmgx">
               <w:r>
                 <w:rPr>
                   <w:rFonts w:ascii="Arial" w:cs="Arial" w:eastAsia="Arial" w:hAnsi="Arial"/>
@@ -6572,7 +6572,7 @@
               <w:spacing w:after="10" w:before="0"/>
               <w:ind w:left="120"/>
             </w:pPr>
-            <w:hyperlink w:history="1" r:id="rIdgodtem45vnsy2hrowrvab">
+            <w:hyperlink w:history="1" r:id="rIdxh4_q85ikr9q2xyohgtg9">
               <w:r>
                 <w:rPr>
                   <w:rFonts w:ascii="Arial" w:cs="Arial" w:eastAsia="Arial" w:hAnsi="Arial"/>
@@ -6767,7 +6767,7 @@
             <w:pPr>
               <w:spacing w:after="20" w:before="0"/>
             </w:pPr>
-            <w:hyperlink w:history="1" r:id="rIdvc-gtvbhvs6d8nq4rpagg">
+            <w:hyperlink w:history="1" r:id="rIdtwqp5ggbhmi1xbukkwv7_">
               <w:r>
                 <w:rPr>
                   <w:rFonts w:ascii="Arial" w:cs="Arial" w:eastAsia="Arial" w:hAnsi="Arial"/>
@@ -6800,7 +6800,7 @@
               <w:spacing w:after="10" w:before="0"/>
               <w:ind w:left="120"/>
             </w:pPr>
-            <w:hyperlink w:history="1" r:id="rIdyvzwmyvqw3uhz4phbwyeb">
+            <w:hyperlink w:history="1" r:id="rIdzw_4ydcrmym3alvnap8hk">
               <w:r>
                 <w:rPr>
                   <w:rFonts w:ascii="Arial" w:cs="Arial" w:eastAsia="Arial" w:hAnsi="Arial"/>
@@ -6845,7 +6845,7 @@
             <w:pPr>
               <w:spacing w:after="20" w:before="0"/>
             </w:pPr>
-            <w:hyperlink w:history="1" r:id="rIdqngk9np1prfpwm9jg6x7c">
+            <w:hyperlink w:history="1" r:id="rIdqrk4ij-s3bworxhm6yis9">
               <w:r>
                 <w:rPr>
                   <w:rFonts w:ascii="Arial" w:cs="Arial" w:eastAsia="Arial" w:hAnsi="Arial"/>
@@ -6878,7 +6878,7 @@
               <w:spacing w:after="10" w:before="0"/>
               <w:ind w:left="120"/>
             </w:pPr>
-            <w:hyperlink w:history="1" r:id="rIdwx4lppeqc7jbvh2iud4co">
+            <w:hyperlink w:history="1" r:id="rIdjn3af6py1tscfwol9rstf">
               <w:r>
                 <w:rPr>
                   <w:rFonts w:ascii="Arial" w:cs="Arial" w:eastAsia="Arial" w:hAnsi="Arial"/>
@@ -7073,7 +7073,7 @@
             <w:pPr>
               <w:spacing w:after="20" w:before="0"/>
             </w:pPr>
-            <w:hyperlink w:history="1" r:id="rIdmnrzw2n7wc5uj-kdqmiv6">
+            <w:hyperlink w:history="1" r:id="rIdjlrccmzaplftodrv2su7m">
               <w:r>
                 <w:rPr>
                   <w:rFonts w:ascii="Arial" w:cs="Arial" w:eastAsia="Arial" w:hAnsi="Arial"/>
@@ -7106,7 +7106,7 @@
               <w:spacing w:after="10" w:before="0"/>
               <w:ind w:left="120"/>
             </w:pPr>
-            <w:hyperlink w:history="1" r:id="rIdeb3knwlxcx1cffdnwoxjg">
+            <w:hyperlink w:history="1" r:id="rIdjw5vt7dxmt2rguwdku210">
               <w:r>
                 <w:rPr>
                   <w:rFonts w:ascii="Arial" w:cs="Arial" w:eastAsia="Arial" w:hAnsi="Arial"/>
@@ -7151,7 +7151,7 @@
             <w:pPr>
               <w:spacing w:after="20" w:before="0"/>
             </w:pPr>
-            <w:hyperlink w:history="1" r:id="rIdl2jo7o-qdo_gzx71bglq8">
+            <w:hyperlink w:history="1" r:id="rIdhl-ner35mtbgg_zubctux">
               <w:r>
                 <w:rPr>
                   <w:rFonts w:ascii="Arial" w:cs="Arial" w:eastAsia="Arial" w:hAnsi="Arial"/>
@@ -7184,7 +7184,7 @@
               <w:spacing w:after="10" w:before="0"/>
               <w:ind w:left="120"/>
             </w:pPr>
-            <w:hyperlink w:history="1" r:id="rIdyzzsndbmbqfnjd73szhuz">
+            <w:hyperlink w:history="1" r:id="rIdnlbfpvc5b4orgurt9akno">
               <w:r>
                 <w:rPr>
                   <w:rFonts w:ascii="Arial" w:cs="Arial" w:eastAsia="Arial" w:hAnsi="Arial"/>
@@ -7379,7 +7379,7 @@
             <w:pPr>
               <w:spacing w:after="20" w:before="0"/>
             </w:pPr>
-            <w:hyperlink w:history="1" r:id="rIdy3wjjpc7ylfm2pfgxs2ur">
+            <w:hyperlink w:history="1" r:id="rIdg5x1neii_chcjb1lh5s2g">
               <w:r>
                 <w:rPr>
                   <w:rFonts w:ascii="Arial" w:cs="Arial" w:eastAsia="Arial" w:hAnsi="Arial"/>
@@ -7412,7 +7412,7 @@
               <w:spacing w:after="10" w:before="0"/>
               <w:ind w:left="120"/>
             </w:pPr>
-            <w:hyperlink w:history="1" r:id="rId6uwvfiabvesvupdq09vmq">
+            <w:hyperlink w:history="1" r:id="rIdcjeygcuzl63fsl0kfjl37">
               <w:r>
                 <w:rPr>
                   <w:rFonts w:ascii="Arial" w:cs="Arial" w:eastAsia="Arial" w:hAnsi="Arial"/>
@@ -7457,7 +7457,7 @@
             <w:pPr>
               <w:spacing w:after="20" w:before="0"/>
             </w:pPr>
-            <w:hyperlink w:history="1" r:id="rId-ncmd8tocxrgvv8gdcwpf">
+            <w:hyperlink w:history="1" r:id="rIdvh8j5n32adyvrto_fhbbf">
               <w:r>
                 <w:rPr>
                   <w:rFonts w:ascii="Arial" w:cs="Arial" w:eastAsia="Arial" w:hAnsi="Arial"/>
@@ -7490,7 +7490,7 @@
               <w:spacing w:after="10" w:before="0"/>
               <w:ind w:left="120"/>
             </w:pPr>
-            <w:hyperlink w:history="1" r:id="rIdunxiq9aqjpjcgcrlwgjt9">
+            <w:hyperlink w:history="1" r:id="rId9rdr_ucgsaqengt-hpuu1">
               <w:r>
                 <w:rPr>
                   <w:rFonts w:ascii="Arial" w:cs="Arial" w:eastAsia="Arial" w:hAnsi="Arial"/>
@@ -8977,7 +8977,7 @@
             <w:pPr>
               <w:spacing w:after="20" w:before="0"/>
             </w:pPr>
-            <w:hyperlink w:history="1" r:id="rIdqwnb6sliyvqcc2bicg3ei">
+            <w:hyperlink w:history="1" r:id="rIdg_e_g_ixoylptsyhzn3do">
               <w:r>
                 <w:rPr>
                   <w:rFonts w:ascii="Arial" w:cs="Arial" w:eastAsia="Arial" w:hAnsi="Arial"/>
@@ -9010,7 +9010,7 @@
               <w:spacing w:after="10" w:before="0"/>
               <w:ind w:left="120"/>
             </w:pPr>
-            <w:hyperlink w:history="1" r:id="rIdycxrqblxuelshykkucyol">
+            <w:hyperlink w:history="1" r:id="rIdddvxdzzlhwi9ythcsj9lx">
               <w:r>
                 <w:rPr>
                   <w:rFonts w:ascii="Arial" w:cs="Arial" w:eastAsia="Arial" w:hAnsi="Arial"/>
@@ -9055,7 +9055,7 @@
             <w:pPr>
               <w:spacing w:after="20" w:before="0"/>
             </w:pPr>
-            <w:hyperlink w:history="1" r:id="rId0kgcctdf9psp32mw9lwhu">
+            <w:hyperlink w:history="1" r:id="rId5u7yef7u_leane9akbfwz">
               <w:r>
                 <w:rPr>
                   <w:rFonts w:ascii="Arial" w:cs="Arial" w:eastAsia="Arial" w:hAnsi="Arial"/>
@@ -9088,7 +9088,7 @@
               <w:spacing w:after="10" w:before="0"/>
               <w:ind w:left="120"/>
             </w:pPr>
-            <w:hyperlink w:history="1" r:id="rId04uihjfvpdzorixwupdhs">
+            <w:hyperlink w:history="1" r:id="rIdrvv1eycjj7-jgvllgj1lq">
               <w:r>
                 <w:rPr>
                   <w:rFonts w:ascii="Arial" w:cs="Arial" w:eastAsia="Arial" w:hAnsi="Arial"/>
@@ -9283,7 +9283,7 @@
             <w:pPr>
               <w:spacing w:after="20" w:before="0"/>
             </w:pPr>
-            <w:hyperlink w:history="1" r:id="rId29mf0_fj6cospmfndd8bf">
+            <w:hyperlink w:history="1" r:id="rId9uunpxjyvjjrhg9svdf0l">
               <w:r>
                 <w:rPr>
                   <w:rFonts w:ascii="Arial" w:cs="Arial" w:eastAsia="Arial" w:hAnsi="Arial"/>
@@ -9316,7 +9316,7 @@
               <w:spacing w:after="10" w:before="0"/>
               <w:ind w:left="120"/>
             </w:pPr>
-            <w:hyperlink w:history="1" r:id="rIdis0tr9duw9yixalxicqk4">
+            <w:hyperlink w:history="1" r:id="rIduikulkzrrfvlc61gkkrwo">
               <w:r>
                 <w:rPr>
                   <w:rFonts w:ascii="Arial" w:cs="Arial" w:eastAsia="Arial" w:hAnsi="Arial"/>
@@ -9361,7 +9361,7 @@
             <w:pPr>
               <w:spacing w:after="20" w:before="0"/>
             </w:pPr>
-            <w:hyperlink w:history="1" r:id="rIdtore9ucysdzg_j3j5anqo">
+            <w:hyperlink w:history="1" r:id="rIdugg88ej9jodwef8muhmr4">
               <w:r>
                 <w:rPr>
                   <w:rFonts w:ascii="Arial" w:cs="Arial" w:eastAsia="Arial" w:hAnsi="Arial"/>
@@ -9394,7 +9394,7 @@
               <w:spacing w:after="10" w:before="0"/>
               <w:ind w:left="120"/>
             </w:pPr>
-            <w:hyperlink w:history="1" r:id="rIdr49znvgeikis4kvkurr6f">
+            <w:hyperlink w:history="1" r:id="rIdawu_8kksrvzrd9weimftd">
               <w:r>
                 <w:rPr>
                   <w:rFonts w:ascii="Arial" w:cs="Arial" w:eastAsia="Arial" w:hAnsi="Arial"/>
@@ -9589,7 +9589,7 @@
             <w:pPr>
               <w:spacing w:after="20" w:before="0"/>
             </w:pPr>
-            <w:hyperlink w:history="1" r:id="rIdtkzo91szla98ph-glixgn">
+            <w:hyperlink w:history="1" r:id="rIdipthbgd8t7nyhtmw3rbli">
               <w:r>
                 <w:rPr>
                   <w:rFonts w:ascii="Arial" w:cs="Arial" w:eastAsia="Arial" w:hAnsi="Arial"/>
@@ -9622,7 +9622,7 @@
               <w:spacing w:after="10" w:before="0"/>
               <w:ind w:left="120"/>
             </w:pPr>
-            <w:hyperlink w:history="1" r:id="rIdy6da1355_ojti0rcfjepi">
+            <w:hyperlink w:history="1" r:id="rIdwt_couwgzzkavrz5zmz9s">
               <w:r>
                 <w:rPr>
                   <w:rFonts w:ascii="Arial" w:cs="Arial" w:eastAsia="Arial" w:hAnsi="Arial"/>
@@ -9667,7 +9667,7 @@
             <w:pPr>
               <w:spacing w:after="20" w:before="0"/>
             </w:pPr>
-            <w:hyperlink w:history="1" r:id="rIduubtazyyfubf0fktyskll">
+            <w:hyperlink w:history="1" r:id="rIde8nqswx4arq4eu4pnj0xt">
               <w:r>
                 <w:rPr>
                   <w:rFonts w:ascii="Arial" w:cs="Arial" w:eastAsia="Arial" w:hAnsi="Arial"/>
@@ -9700,7 +9700,7 @@
               <w:spacing w:after="10" w:before="0"/>
               <w:ind w:left="120"/>
             </w:pPr>
-            <w:hyperlink w:history="1" r:id="rIdxwhird82dp7ciml-kbtdt">
+            <w:hyperlink w:history="1" r:id="rIdk4xrlaid43phzrfy7a-2u">
               <w:r>
                 <w:rPr>
                   <w:rFonts w:ascii="Arial" w:cs="Arial" w:eastAsia="Arial" w:hAnsi="Arial"/>
@@ -9895,7 +9895,7 @@
             <w:pPr>
               <w:spacing w:after="20" w:before="0"/>
             </w:pPr>
-            <w:hyperlink w:history="1" r:id="rId4y_zidjd8qoedqqhbo6ul">
+            <w:hyperlink w:history="1" r:id="rId6pfycfere9gdxb3vryc_q">
               <w:r>
                 <w:rPr>
                   <w:rFonts w:ascii="Arial" w:cs="Arial" w:eastAsia="Arial" w:hAnsi="Arial"/>
@@ -9928,7 +9928,7 @@
               <w:spacing w:after="10" w:before="0"/>
               <w:ind w:left="120"/>
             </w:pPr>
-            <w:hyperlink w:history="1" r:id="rIddh96in4r6bhtv3y93jbh6">
+            <w:hyperlink w:history="1" r:id="rIdk91-d_vp8mlox_ygaalo0">
               <w:r>
                 <w:rPr>
                   <w:rFonts w:ascii="Arial" w:cs="Arial" w:eastAsia="Arial" w:hAnsi="Arial"/>
@@ -9973,7 +9973,7 @@
             <w:pPr>
               <w:spacing w:after="20" w:before="0"/>
             </w:pPr>
-            <w:hyperlink w:history="1" r:id="rIddrtn2-wrhb3d99jesxgpp">
+            <w:hyperlink w:history="1" r:id="rIdfmeee7skxqpkzxwzq6ntw">
               <w:r>
                 <w:rPr>
                   <w:rFonts w:ascii="Arial" w:cs="Arial" w:eastAsia="Arial" w:hAnsi="Arial"/>
@@ -10006,7 +10006,7 @@
               <w:spacing w:after="10" w:before="0"/>
               <w:ind w:left="120"/>
             </w:pPr>
-            <w:hyperlink w:history="1" r:id="rIdcagkdubzpwcbpvtp7nl8w">
+            <w:hyperlink w:history="1" r:id="rId0nlcxz4vgxgaw96nu0m2_">
               <w:r>
                 <w:rPr>
                   <w:rFonts w:ascii="Arial" w:cs="Arial" w:eastAsia="Arial" w:hAnsi="Arial"/>
@@ -10201,7 +10201,7 @@
             <w:pPr>
               <w:spacing w:after="20" w:before="0"/>
             </w:pPr>
-            <w:hyperlink w:history="1" r:id="rIds4hii-5pwk8x12bnxdfkk">
+            <w:hyperlink w:history="1" r:id="rId1mkxyfp_3_lfururodx0c">
               <w:r>
                 <w:rPr>
                   <w:rFonts w:ascii="Arial" w:cs="Arial" w:eastAsia="Arial" w:hAnsi="Arial"/>
@@ -10234,7 +10234,7 @@
               <w:spacing w:after="10" w:before="0"/>
               <w:ind w:left="120"/>
             </w:pPr>
-            <w:hyperlink w:history="1" r:id="rIdy96ivx6qdjpvsdlnxh5le">
+            <w:hyperlink w:history="1" r:id="rIdzd5ecceqcgygecby0saam">
               <w:r>
                 <w:rPr>
                   <w:rFonts w:ascii="Arial" w:cs="Arial" w:eastAsia="Arial" w:hAnsi="Arial"/>
@@ -10279,7 +10279,7 @@
             <w:pPr>
               <w:spacing w:after="20" w:before="0"/>
             </w:pPr>
-            <w:hyperlink w:history="1" r:id="rId-jr9fm1f1pztqxfveymnh">
+            <w:hyperlink w:history="1" r:id="rIdnw5x2ecl8u3tnqyiilq0p">
               <w:r>
                 <w:rPr>
                   <w:rFonts w:ascii="Arial" w:cs="Arial" w:eastAsia="Arial" w:hAnsi="Arial"/>
@@ -10312,7 +10312,7 @@
               <w:spacing w:after="10" w:before="0"/>
               <w:ind w:left="120"/>
             </w:pPr>
-            <w:hyperlink w:history="1" r:id="rIdv1tlyc1xhf2nsougi4z9f">
+            <w:hyperlink w:history="1" r:id="rId4psolkrxfvx_ps8ssz1bx">
               <w:r>
                 <w:rPr>
                   <w:rFonts w:ascii="Arial" w:cs="Arial" w:eastAsia="Arial" w:hAnsi="Arial"/>
@@ -11799,7 +11799,7 @@
             <w:pPr>
               <w:spacing w:after="20" w:before="0"/>
             </w:pPr>
-            <w:hyperlink w:history="1" r:id="rIdiudg6b6p8bm4j_zxfbewf">
+            <w:hyperlink w:history="1" r:id="rId8q7422ybezzjfztrvw_rm">
               <w:r>
                 <w:rPr>
                   <w:rFonts w:ascii="Arial" w:cs="Arial" w:eastAsia="Arial" w:hAnsi="Arial"/>
@@ -11832,7 +11832,7 @@
               <w:spacing w:after="10" w:before="0"/>
               <w:ind w:left="120"/>
             </w:pPr>
-            <w:hyperlink w:history="1" r:id="rId_zr1kwjiszki1qrjnsvss">
+            <w:hyperlink w:history="1" r:id="rIdmbyenjtyroabvbqtk3gu7">
               <w:r>
                 <w:rPr>
                   <w:rFonts w:ascii="Arial" w:cs="Arial" w:eastAsia="Arial" w:hAnsi="Arial"/>
@@ -11877,7 +11877,7 @@
             <w:pPr>
               <w:spacing w:after="20" w:before="0"/>
             </w:pPr>
-            <w:hyperlink w:history="1" r:id="rIdbqp8eh9ht9ep8auoryxza">
+            <w:hyperlink w:history="1" r:id="rIdisslkl-mlzq9ahc99w-tz">
               <w:r>
                 <w:rPr>
                   <w:rFonts w:ascii="Arial" w:cs="Arial" w:eastAsia="Arial" w:hAnsi="Arial"/>
@@ -11910,7 +11910,7 @@
               <w:spacing w:after="10" w:before="0"/>
               <w:ind w:left="120"/>
             </w:pPr>
-            <w:hyperlink w:history="1" r:id="rIdmybmc68_rh5hgc6w1peqa">
+            <w:hyperlink w:history="1" r:id="rIdsxqcu_gogrkuakjx8vznd">
               <w:r>
                 <w:rPr>
                   <w:rFonts w:ascii="Arial" w:cs="Arial" w:eastAsia="Arial" w:hAnsi="Arial"/>
@@ -12105,7 +12105,7 @@
             <w:pPr>
               <w:spacing w:after="20" w:before="0"/>
             </w:pPr>
-            <w:hyperlink w:history="1" r:id="rIdeobh8dvvoys0gmmqqfncn">
+            <w:hyperlink w:history="1" r:id="rIdzo-ow0byrepchiuaaobnk">
               <w:r>
                 <w:rPr>
                   <w:rFonts w:ascii="Arial" w:cs="Arial" w:eastAsia="Arial" w:hAnsi="Arial"/>
@@ -12138,7 +12138,7 @@
               <w:spacing w:after="10" w:before="0"/>
               <w:ind w:left="120"/>
             </w:pPr>
-            <w:hyperlink w:history="1" r:id="rIdmsqsc--fd_l1zmzac3te9">
+            <w:hyperlink w:history="1" r:id="rIdl1jdrcc4aonsmqcsgmifn">
               <w:r>
                 <w:rPr>
                   <w:rFonts w:ascii="Arial" w:cs="Arial" w:eastAsia="Arial" w:hAnsi="Arial"/>
@@ -12183,7 +12183,7 @@
             <w:pPr>
               <w:spacing w:after="20" w:before="0"/>
             </w:pPr>
-            <w:hyperlink w:history="1" r:id="rIdbohxkcpn1crfotkgnuht1">
+            <w:hyperlink w:history="1" r:id="rIdvpmgypz8xgzz2vs5bli8y">
               <w:r>
                 <w:rPr>
                   <w:rFonts w:ascii="Arial" w:cs="Arial" w:eastAsia="Arial" w:hAnsi="Arial"/>
@@ -12216,7 +12216,7 @@
               <w:spacing w:after="10" w:before="0"/>
               <w:ind w:left="120"/>
             </w:pPr>
-            <w:hyperlink w:history="1" r:id="rIdzrexehwxf02nbub7oviey">
+            <w:hyperlink w:history="1" r:id="rIdd-yano7fyquyabsl2q6bw">
               <w:r>
                 <w:rPr>
                   <w:rFonts w:ascii="Arial" w:cs="Arial" w:eastAsia="Arial" w:hAnsi="Arial"/>
@@ -12411,7 +12411,7 @@
             <w:pPr>
               <w:spacing w:after="20" w:before="0"/>
             </w:pPr>
-            <w:hyperlink w:history="1" r:id="rIdmseo6cqtbizi68csfvf24">
+            <w:hyperlink w:history="1" r:id="rId11e4wmydpe3m1ku1rk4hv">
               <w:r>
                 <w:rPr>
                   <w:rFonts w:ascii="Arial" w:cs="Arial" w:eastAsia="Arial" w:hAnsi="Arial"/>
@@ -12444,7 +12444,7 @@
               <w:spacing w:after="10" w:before="0"/>
               <w:ind w:left="120"/>
             </w:pPr>
-            <w:hyperlink w:history="1" r:id="rIdwt--e5lmgxsr6km8fy4dw">
+            <w:hyperlink w:history="1" r:id="rIds8xyo6bpdns-spkilm3na">
               <w:r>
                 <w:rPr>
                   <w:rFonts w:ascii="Arial" w:cs="Arial" w:eastAsia="Arial" w:hAnsi="Arial"/>
@@ -12489,7 +12489,7 @@
             <w:pPr>
               <w:spacing w:after="20" w:before="0"/>
             </w:pPr>
-            <w:hyperlink w:history="1" r:id="rId3c9gegyckit5yfxduk5sl">
+            <w:hyperlink w:history="1" r:id="rId0g0vlpcfrpfgf8uwkstgj">
               <w:r>
                 <w:rPr>
                   <w:rFonts w:ascii="Arial" w:cs="Arial" w:eastAsia="Arial" w:hAnsi="Arial"/>
@@ -12522,7 +12522,7 @@
               <w:spacing w:after="10" w:before="0"/>
               <w:ind w:left="120"/>
             </w:pPr>
-            <w:hyperlink w:history="1" r:id="rIdbq-iteme7hvqvcenqotpc">
+            <w:hyperlink w:history="1" r:id="rIdfqfynlhfkzea2os55kpqm">
               <w:r>
                 <w:rPr>
                   <w:rFonts w:ascii="Arial" w:cs="Arial" w:eastAsia="Arial" w:hAnsi="Arial"/>
@@ -12717,7 +12717,7 @@
             <w:pPr>
               <w:spacing w:after="20" w:before="0"/>
             </w:pPr>
-            <w:hyperlink w:history="1" r:id="rId5o7ogeusfhpswmklvbnmf">
+            <w:hyperlink w:history="1" r:id="rId86wrns4ouvfvys1ncpop_">
               <w:r>
                 <w:rPr>
                   <w:rFonts w:ascii="Arial" w:cs="Arial" w:eastAsia="Arial" w:hAnsi="Arial"/>
@@ -12750,7 +12750,7 @@
               <w:spacing w:after="10" w:before="0"/>
               <w:ind w:left="120"/>
             </w:pPr>
-            <w:hyperlink w:history="1" r:id="rId2xgsoz3mrhj9bmiu6uwp1">
+            <w:hyperlink w:history="1" r:id="rIdmh34fn-wrmgtkb525stmj">
               <w:r>
                 <w:rPr>
                   <w:rFonts w:ascii="Arial" w:cs="Arial" w:eastAsia="Arial" w:hAnsi="Arial"/>
@@ -12795,7 +12795,7 @@
             <w:pPr>
               <w:spacing w:after="20" w:before="0"/>
             </w:pPr>
-            <w:hyperlink w:history="1" r:id="rIdfijno3sygz7rqjm1rvakd">
+            <w:hyperlink w:history="1" r:id="rIdloufgj4zpkbaqc7s1d9cw">
               <w:r>
                 <w:rPr>
                   <w:rFonts w:ascii="Arial" w:cs="Arial" w:eastAsia="Arial" w:hAnsi="Arial"/>
@@ -12828,7 +12828,7 @@
               <w:spacing w:after="10" w:before="0"/>
               <w:ind w:left="120"/>
             </w:pPr>
-            <w:hyperlink w:history="1" r:id="rIdo8fya3qgwjxyf4mmfb_45">
+            <w:hyperlink w:history="1" r:id="rIdyc4z2itioasggcxaobuzz">
               <w:r>
                 <w:rPr>
                   <w:rFonts w:ascii="Arial" w:cs="Arial" w:eastAsia="Arial" w:hAnsi="Arial"/>
@@ -13023,7 +13023,7 @@
             <w:pPr>
               <w:spacing w:after="20" w:before="0"/>
             </w:pPr>
-            <w:hyperlink w:history="1" r:id="rIdnfiilyqkuqoabizmgxrpz">
+            <w:hyperlink w:history="1" r:id="rIdbejoohz4ya2nvniiiaaau">
               <w:r>
                 <w:rPr>
                   <w:rFonts w:ascii="Arial" w:cs="Arial" w:eastAsia="Arial" w:hAnsi="Arial"/>
@@ -13056,7 +13056,7 @@
               <w:spacing w:after="10" w:before="0"/>
               <w:ind w:left="120"/>
             </w:pPr>
-            <w:hyperlink w:history="1" r:id="rIdrboeic5amwcfgdfj7amv5">
+            <w:hyperlink w:history="1" r:id="rIdjtv7zoizi19tfaannamjm">
               <w:r>
                 <w:rPr>
                   <w:rFonts w:ascii="Arial" w:cs="Arial" w:eastAsia="Arial" w:hAnsi="Arial"/>
@@ -13101,7 +13101,7 @@
             <w:pPr>
               <w:spacing w:after="20" w:before="0"/>
             </w:pPr>
-            <w:hyperlink w:history="1" r:id="rIdnxt9wwasw23el4m3a2ag1">
+            <w:hyperlink w:history="1" r:id="rId8ry8dcireodovou_ywsw1">
               <w:r>
                 <w:rPr>
                   <w:rFonts w:ascii="Arial" w:cs="Arial" w:eastAsia="Arial" w:hAnsi="Arial"/>
@@ -13134,7 +13134,7 @@
               <w:spacing w:after="10" w:before="0"/>
               <w:ind w:left="120"/>
             </w:pPr>
-            <w:hyperlink w:history="1" r:id="rId2uxsrrbx9dtvsrmid_v9s">
+            <w:hyperlink w:history="1" r:id="rIdlil8ffwgtwvmsnxjwxue5">
               <w:r>
                 <w:rPr>
                   <w:rFonts w:ascii="Arial" w:cs="Arial" w:eastAsia="Arial" w:hAnsi="Arial"/>
@@ -14621,7 +14621,7 @@
             <w:pPr>
               <w:spacing w:after="20" w:before="0"/>
             </w:pPr>
-            <w:hyperlink w:history="1" r:id="rId7s0vuvfzowv161u5h4_m3">
+            <w:hyperlink w:history="1" r:id="rIdpjonoms0kciquoz3j0q2w">
               <w:r>
                 <w:rPr>
                   <w:rFonts w:ascii="Arial" w:cs="Arial" w:eastAsia="Arial" w:hAnsi="Arial"/>
@@ -14654,7 +14654,7 @@
               <w:spacing w:after="10" w:before="0"/>
               <w:ind w:left="120"/>
             </w:pPr>
-            <w:hyperlink w:history="1" r:id="rIdhkjvg_2toqqqjocajubln">
+            <w:hyperlink w:history="1" r:id="rIds77jfgg0t4iqwqw_omka7">
               <w:r>
                 <w:rPr>
                   <w:rFonts w:ascii="Arial" w:cs="Arial" w:eastAsia="Arial" w:hAnsi="Arial"/>
@@ -14699,7 +14699,7 @@
             <w:pPr>
               <w:spacing w:after="20" w:before="0"/>
             </w:pPr>
-            <w:hyperlink w:history="1" r:id="rIdiinhc2fjgyfdy_hjbxtyk">
+            <w:hyperlink w:history="1" r:id="rIdwl3rbto8mwsdztjq0hq3b">
               <w:r>
                 <w:rPr>
                   <w:rFonts w:ascii="Arial" w:cs="Arial" w:eastAsia="Arial" w:hAnsi="Arial"/>
@@ -14732,7 +14732,7 @@
               <w:spacing w:after="10" w:before="0"/>
               <w:ind w:left="120"/>
             </w:pPr>
-            <w:hyperlink w:history="1" r:id="rId6axgyprrih1cq83exe_x_">
+            <w:hyperlink w:history="1" r:id="rId5fwlxwvnow3q6lgopxnes">
               <w:r>
                 <w:rPr>
                   <w:rFonts w:ascii="Arial" w:cs="Arial" w:eastAsia="Arial" w:hAnsi="Arial"/>
@@ -14927,7 +14927,7 @@
             <w:pPr>
               <w:spacing w:after="20" w:before="0"/>
             </w:pPr>
-            <w:hyperlink w:history="1" r:id="rIdltkke5viz_n95msmp9som">
+            <w:hyperlink w:history="1" r:id="rIdy-tfpem9m_shrizsjai7w">
               <w:r>
                 <w:rPr>
                   <w:rFonts w:ascii="Arial" w:cs="Arial" w:eastAsia="Arial" w:hAnsi="Arial"/>
@@ -14960,7 +14960,7 @@
               <w:spacing w:after="10" w:before="0"/>
               <w:ind w:left="120"/>
             </w:pPr>
-            <w:hyperlink w:history="1" r:id="rIda4e3hevoegvaiychroy1g">
+            <w:hyperlink w:history="1" r:id="rIdgcib7bq4e97enkdy-9qjt">
               <w:r>
                 <w:rPr>
                   <w:rFonts w:ascii="Arial" w:cs="Arial" w:eastAsia="Arial" w:hAnsi="Arial"/>
@@ -15005,7 +15005,7 @@
             <w:pPr>
               <w:spacing w:after="20" w:before="0"/>
             </w:pPr>
-            <w:hyperlink w:history="1" r:id="rId5xv-vrdp4papunlbvup7z">
+            <w:hyperlink w:history="1" r:id="rId0e0lplp9jnr7xjgl7yfdr">
               <w:r>
                 <w:rPr>
                   <w:rFonts w:ascii="Arial" w:cs="Arial" w:eastAsia="Arial" w:hAnsi="Arial"/>
@@ -15038,7 +15038,7 @@
               <w:spacing w:after="10" w:before="0"/>
               <w:ind w:left="120"/>
             </w:pPr>
-            <w:hyperlink w:history="1" r:id="rIdxdrhqqq9lht63ekbkffzm">
+            <w:hyperlink w:history="1" r:id="rIde-w26chv9_ellzulqfn3j">
               <w:r>
                 <w:rPr>
                   <w:rFonts w:ascii="Arial" w:cs="Arial" w:eastAsia="Arial" w:hAnsi="Arial"/>
@@ -15233,7 +15233,7 @@
             <w:pPr>
               <w:spacing w:after="20" w:before="0"/>
             </w:pPr>
-            <w:hyperlink w:history="1" r:id="rIdxtxsvzhv04rzcl_afzekd">
+            <w:hyperlink w:history="1" r:id="rIdqkulo3gph1vslgx0hxejh">
               <w:r>
                 <w:rPr>
                   <w:rFonts w:ascii="Arial" w:cs="Arial" w:eastAsia="Arial" w:hAnsi="Arial"/>
@@ -15266,7 +15266,7 @@
               <w:spacing w:after="10" w:before="0"/>
               <w:ind w:left="120"/>
             </w:pPr>
-            <w:hyperlink w:history="1" r:id="rIdifrwj66wtjrsbob1c1ya3">
+            <w:hyperlink w:history="1" r:id="rId65_0x1f0poo-ryj59eslo">
               <w:r>
                 <w:rPr>
                   <w:rFonts w:ascii="Arial" w:cs="Arial" w:eastAsia="Arial" w:hAnsi="Arial"/>
@@ -15311,7 +15311,7 @@
             <w:pPr>
               <w:spacing w:after="20" w:before="0"/>
             </w:pPr>
-            <w:hyperlink w:history="1" r:id="rIdyjctjukp43snaznzdsq9a">
+            <w:hyperlink w:history="1" r:id="rIdst86kaldnhg02insra-d9">
               <w:r>
                 <w:rPr>
                   <w:rFonts w:ascii="Arial" w:cs="Arial" w:eastAsia="Arial" w:hAnsi="Arial"/>
@@ -15344,7 +15344,7 @@
               <w:spacing w:after="10" w:before="0"/>
               <w:ind w:left="120"/>
             </w:pPr>
-            <w:hyperlink w:history="1" r:id="rIdis1mxz0kmrvbmrzvawues">
+            <w:hyperlink w:history="1" r:id="rId0ne3e1m7xjz1souiqnxb8">
               <w:r>
                 <w:rPr>
                   <w:rFonts w:ascii="Arial" w:cs="Arial" w:eastAsia="Arial" w:hAnsi="Arial"/>
@@ -15539,7 +15539,7 @@
             <w:pPr>
               <w:spacing w:after="20" w:before="0"/>
             </w:pPr>
-            <w:hyperlink w:history="1" r:id="rId7i_pn4mtl1sct2lxayepj">
+            <w:hyperlink w:history="1" r:id="rIds-ogixklu11wquc3dkwpv">
               <w:r>
                 <w:rPr>
                   <w:rFonts w:ascii="Arial" w:cs="Arial" w:eastAsia="Arial" w:hAnsi="Arial"/>
@@ -15572,7 +15572,7 @@
               <w:spacing w:after="10" w:before="0"/>
               <w:ind w:left="120"/>
             </w:pPr>
-            <w:hyperlink w:history="1" r:id="rId2wt12j6trt6hnupxakphv">
+            <w:hyperlink w:history="1" r:id="rIdymt2naelkoprsc1b9lxvf">
               <w:r>
                 <w:rPr>
                   <w:rFonts w:ascii="Arial" w:cs="Arial" w:eastAsia="Arial" w:hAnsi="Arial"/>
@@ -15617,7 +15617,7 @@
             <w:pPr>
               <w:spacing w:after="20" w:before="0"/>
             </w:pPr>
-            <w:hyperlink w:history="1" r:id="rIdjzxc8zseu-es9vjsngmlg">
+            <w:hyperlink w:history="1" r:id="rId02govh2xflzcoerfgx65d">
               <w:r>
                 <w:rPr>
                   <w:rFonts w:ascii="Arial" w:cs="Arial" w:eastAsia="Arial" w:hAnsi="Arial"/>
@@ -15650,7 +15650,7 @@
               <w:spacing w:after="10" w:before="0"/>
               <w:ind w:left="120"/>
             </w:pPr>
-            <w:hyperlink w:history="1" r:id="rId6odinlqs26xabfdy1w4if">
+            <w:hyperlink w:history="1" r:id="rIdudqgcrxvoj4cwif1owo9r">
               <w:r>
                 <w:rPr>
                   <w:rFonts w:ascii="Arial" w:cs="Arial" w:eastAsia="Arial" w:hAnsi="Arial"/>
@@ -15845,7 +15845,7 @@
             <w:pPr>
               <w:spacing w:after="20" w:before="0"/>
             </w:pPr>
-            <w:hyperlink w:history="1" r:id="rIdywv3lsda16gsx6zjt1qxx">
+            <w:hyperlink w:history="1" r:id="rIdajsg7ha9irtxzxv81cyr8">
               <w:r>
                 <w:rPr>
                   <w:rFonts w:ascii="Arial" w:cs="Arial" w:eastAsia="Arial" w:hAnsi="Arial"/>
@@ -15878,7 +15878,7 @@
               <w:spacing w:after="10" w:before="0"/>
               <w:ind w:left="120"/>
             </w:pPr>
-            <w:hyperlink w:history="1" r:id="rIdkxplqvesm1vxhdp9bu0fd">
+            <w:hyperlink w:history="1" r:id="rId8czu4j08a0mpkr-way7bi">
               <w:r>
                 <w:rPr>
                   <w:rFonts w:ascii="Arial" w:cs="Arial" w:eastAsia="Arial" w:hAnsi="Arial"/>
@@ -15923,7 +15923,7 @@
             <w:pPr>
               <w:spacing w:after="20" w:before="0"/>
             </w:pPr>
-            <w:hyperlink w:history="1" r:id="rIda-hvvcdjmvopo3hhw33px">
+            <w:hyperlink w:history="1" r:id="rId_cg0xx8fisopty7yi9n7l">
               <w:r>
                 <w:rPr>
                   <w:rFonts w:ascii="Arial" w:cs="Arial" w:eastAsia="Arial" w:hAnsi="Arial"/>
@@ -15956,7 +15956,7 @@
               <w:spacing w:after="10" w:before="0"/>
               <w:ind w:left="120"/>
             </w:pPr>
-            <w:hyperlink w:history="1" r:id="rIdcxznf_-v72nigctggarml">
+            <w:hyperlink w:history="1" r:id="rId-8xobb-qtdbvb1-bunt3r">
               <w:r>
                 <w:rPr>
                   <w:rFonts w:ascii="Arial" w:cs="Arial" w:eastAsia="Arial" w:hAnsi="Arial"/>
@@ -17443,7 +17443,7 @@
             <w:pPr>
               <w:spacing w:after="20" w:before="0"/>
             </w:pPr>
-            <w:hyperlink w:history="1" r:id="rId20cjgobp1bk2myuvzizk8">
+            <w:hyperlink w:history="1" r:id="rIdzhqwpgxolcler3mcpqgik">
               <w:r>
                 <w:rPr>
                   <w:rFonts w:ascii="Arial" w:cs="Arial" w:eastAsia="Arial" w:hAnsi="Arial"/>
@@ -17476,7 +17476,7 @@
               <w:spacing w:after="10" w:before="0"/>
               <w:ind w:left="120"/>
             </w:pPr>
-            <w:hyperlink w:history="1" r:id="rIdfvd3er3khkcp9ec_mphhf">
+            <w:hyperlink w:history="1" r:id="rIdq8burrvdpdspotpukwed3">
               <w:r>
                 <w:rPr>
                   <w:rFonts w:ascii="Arial" w:cs="Arial" w:eastAsia="Arial" w:hAnsi="Arial"/>
@@ -17521,7 +17521,7 @@
             <w:pPr>
               <w:spacing w:after="20" w:before="0"/>
             </w:pPr>
-            <w:hyperlink w:history="1" r:id="rIdymvg0jsm94u178wej7hpo">
+            <w:hyperlink w:history="1" r:id="rIdltfy0gqhlyjkwxyk9n1ef">
               <w:r>
                 <w:rPr>
                   <w:rFonts w:ascii="Arial" w:cs="Arial" w:eastAsia="Arial" w:hAnsi="Arial"/>
@@ -17554,7 +17554,7 @@
               <w:spacing w:after="10" w:before="0"/>
               <w:ind w:left="120"/>
             </w:pPr>
-            <w:hyperlink w:history="1" r:id="rIdgffb3tlpozy8y4g8ef4by">
+            <w:hyperlink w:history="1" r:id="rId1s5dunmpgew6nvmf0j-mt">
               <w:r>
                 <w:rPr>
                   <w:rFonts w:ascii="Arial" w:cs="Arial" w:eastAsia="Arial" w:hAnsi="Arial"/>
@@ -17749,7 +17749,7 @@
             <w:pPr>
               <w:spacing w:after="20" w:before="0"/>
             </w:pPr>
-            <w:hyperlink w:history="1" r:id="rId4sqqeiyqgtlhetad-pob2">
+            <w:hyperlink w:history="1" r:id="rIdkmds3fqq-9bsmbq9bxp6v">
               <w:r>
                 <w:rPr>
                   <w:rFonts w:ascii="Arial" w:cs="Arial" w:eastAsia="Arial" w:hAnsi="Arial"/>
@@ -17782,7 +17782,7 @@
               <w:spacing w:after="10" w:before="0"/>
               <w:ind w:left="120"/>
             </w:pPr>
-            <w:hyperlink w:history="1" r:id="rIdld8ps89kov2isb6ziciny">
+            <w:hyperlink w:history="1" r:id="rIdnbvnnl5sflhipe4c3k9an">
               <w:r>
                 <w:rPr>
                   <w:rFonts w:ascii="Arial" w:cs="Arial" w:eastAsia="Arial" w:hAnsi="Arial"/>
@@ -17827,7 +17827,7 @@
             <w:pPr>
               <w:spacing w:after="20" w:before="0"/>
             </w:pPr>
-            <w:hyperlink w:history="1" r:id="rId8fes1xxxh0cthe6bhptni">
+            <w:hyperlink w:history="1" r:id="rId1kqanwjwgleh7ca6mgchq">
               <w:r>
                 <w:rPr>
                   <w:rFonts w:ascii="Arial" w:cs="Arial" w:eastAsia="Arial" w:hAnsi="Arial"/>
@@ -17860,7 +17860,7 @@
               <w:spacing w:after="10" w:before="0"/>
               <w:ind w:left="120"/>
             </w:pPr>
-            <w:hyperlink w:history="1" r:id="rIdzyfjgnhrejzt3krmbhwal">
+            <w:hyperlink w:history="1" r:id="rIdcov-x8oqqetcytubkrrmz">
               <w:r>
                 <w:rPr>
                   <w:rFonts w:ascii="Arial" w:cs="Arial" w:eastAsia="Arial" w:hAnsi="Arial"/>
@@ -18055,7 +18055,7 @@
             <w:pPr>
               <w:spacing w:after="20" w:before="0"/>
             </w:pPr>
-            <w:hyperlink w:history="1" r:id="rIdsppzkrqlvx6vpwoxbbtpt">
+            <w:hyperlink w:history="1" r:id="rIddxslg86f8gzazfzgoqyke">
               <w:r>
                 <w:rPr>
                   <w:rFonts w:ascii="Arial" w:cs="Arial" w:eastAsia="Arial" w:hAnsi="Arial"/>
@@ -18088,7 +18088,7 @@
               <w:spacing w:after="10" w:before="0"/>
               <w:ind w:left="120"/>
             </w:pPr>
-            <w:hyperlink w:history="1" r:id="rIdsuzlptnlov0augks7ggz6">
+            <w:hyperlink w:history="1" r:id="rIdo3f582cmlkzhyzk_dbey7">
               <w:r>
                 <w:rPr>
                   <w:rFonts w:ascii="Arial" w:cs="Arial" w:eastAsia="Arial" w:hAnsi="Arial"/>
@@ -18133,7 +18133,7 @@
             <w:pPr>
               <w:spacing w:after="20" w:before="0"/>
             </w:pPr>
-            <w:hyperlink w:history="1" r:id="rIdxqmoxyuxicdipfilsixec">
+            <w:hyperlink w:history="1" r:id="rIdatitx_rb_wc_6gtu-hl_t">
               <w:r>
                 <w:rPr>
                   <w:rFonts w:ascii="Arial" w:cs="Arial" w:eastAsia="Arial" w:hAnsi="Arial"/>
@@ -18166,7 +18166,7 @@
               <w:spacing w:after="10" w:before="0"/>
               <w:ind w:left="120"/>
             </w:pPr>
-            <w:hyperlink w:history="1" r:id="rIdmcirkpc5tqn6lodqf8niz">
+            <w:hyperlink w:history="1" r:id="rIdlamwst8tmlm63vtgskvzp">
               <w:r>
                 <w:rPr>
                   <w:rFonts w:ascii="Arial" w:cs="Arial" w:eastAsia="Arial" w:hAnsi="Arial"/>
@@ -18361,7 +18361,7 @@
             <w:pPr>
               <w:spacing w:after="20" w:before="0"/>
             </w:pPr>
-            <w:hyperlink w:history="1" r:id="rIdoqrbu7z-fv03fzrstchyz">
+            <w:hyperlink w:history="1" r:id="rIdu9ivlwtfh6j7wjevwakqd">
               <w:r>
                 <w:rPr>
                   <w:rFonts w:ascii="Arial" w:cs="Arial" w:eastAsia="Arial" w:hAnsi="Arial"/>
@@ -18394,7 +18394,7 @@
               <w:spacing w:after="10" w:before="0"/>
               <w:ind w:left="120"/>
             </w:pPr>
-            <w:hyperlink w:history="1" r:id="rIdsmapv6odenjmowtsm0mz6">
+            <w:hyperlink w:history="1" r:id="rIdpswwdsv35fo9tpaqmrjcr">
               <w:r>
                 <w:rPr>
                   <w:rFonts w:ascii="Arial" w:cs="Arial" w:eastAsia="Arial" w:hAnsi="Arial"/>
@@ -18439,7 +18439,7 @@
             <w:pPr>
               <w:spacing w:after="20" w:before="0"/>
             </w:pPr>
-            <w:hyperlink w:history="1" r:id="rIdni7l_7dgs1zdqb_5qq3ty">
+            <w:hyperlink w:history="1" r:id="rIdoonqcccx51g0djbhfc4ol">
               <w:r>
                 <w:rPr>
                   <w:rFonts w:ascii="Arial" w:cs="Arial" w:eastAsia="Arial" w:hAnsi="Arial"/>
@@ -18472,7 +18472,7 @@
               <w:spacing w:after="10" w:before="0"/>
               <w:ind w:left="120"/>
             </w:pPr>
-            <w:hyperlink w:history="1" r:id="rIdakfudjtspxgrzj_c3ovn-">
+            <w:hyperlink w:history="1" r:id="rId33qakrtzu46m2_btl-c9a">
               <w:r>
                 <w:rPr>
                   <w:rFonts w:ascii="Arial" w:cs="Arial" w:eastAsia="Arial" w:hAnsi="Arial"/>
@@ -18667,7 +18667,7 @@
             <w:pPr>
               <w:spacing w:after="20" w:before="0"/>
             </w:pPr>
-            <w:hyperlink w:history="1" r:id="rIdoe-z1dhymq-s2crdfz-_n">
+            <w:hyperlink w:history="1" r:id="rIdjsw2as3lznvafbrnjh3ki">
               <w:r>
                 <w:rPr>
                   <w:rFonts w:ascii="Arial" w:cs="Arial" w:eastAsia="Arial" w:hAnsi="Arial"/>
@@ -18700,7 +18700,7 @@
               <w:spacing w:after="10" w:before="0"/>
               <w:ind w:left="120"/>
             </w:pPr>
-            <w:hyperlink w:history="1" r:id="rId0ho5xucbm5imzk9aqcxyb">
+            <w:hyperlink w:history="1" r:id="rIdy89xsqe6cftjrywg_deld">
               <w:r>
                 <w:rPr>
                   <w:rFonts w:ascii="Arial" w:cs="Arial" w:eastAsia="Arial" w:hAnsi="Arial"/>
@@ -18745,7 +18745,7 @@
             <w:pPr>
               <w:spacing w:after="20" w:before="0"/>
             </w:pPr>
-            <w:hyperlink w:history="1" r:id="rIdzsewvuecvcb4k82edtykg">
+            <w:hyperlink w:history="1" r:id="rIdidwimhiu_g-xihoevv0co">
               <w:r>
                 <w:rPr>
                   <w:rFonts w:ascii="Arial" w:cs="Arial" w:eastAsia="Arial" w:hAnsi="Arial"/>
@@ -18778,7 +18778,7 @@
               <w:spacing w:after="10" w:before="0"/>
               <w:ind w:left="120"/>
             </w:pPr>
-            <w:hyperlink w:history="1" r:id="rIdx5vb8gjt8zcao-vjkptva">
+            <w:hyperlink w:history="1" r:id="rIdcg9idqrgbbo-bznlxl_dj">
               <w:r>
                 <w:rPr>
                   <w:rFonts w:ascii="Arial" w:cs="Arial" w:eastAsia="Arial" w:hAnsi="Arial"/>
@@ -20265,7 +20265,7 @@
             <w:pPr>
               <w:spacing w:after="20" w:before="0"/>
             </w:pPr>
-            <w:hyperlink w:history="1" r:id="rIdlp0ita5lul2vffpq-g6rx">
+            <w:hyperlink w:history="1" r:id="rIdj0vjwepgqrbqfbhfnutjc">
               <w:r>
                 <w:rPr>
                   <w:rFonts w:ascii="Arial" w:cs="Arial" w:eastAsia="Arial" w:hAnsi="Arial"/>
@@ -20298,7 +20298,7 @@
               <w:spacing w:after="10" w:before="0"/>
               <w:ind w:left="120"/>
             </w:pPr>
-            <w:hyperlink w:history="1" r:id="rId5aaordktkw4zscd-yrol4">
+            <w:hyperlink w:history="1" r:id="rIdwbt1u8hedqoggrch2i2tf">
               <w:r>
                 <w:rPr>
                   <w:rFonts w:ascii="Arial" w:cs="Arial" w:eastAsia="Arial" w:hAnsi="Arial"/>
@@ -20343,7 +20343,7 @@
             <w:pPr>
               <w:spacing w:after="20" w:before="0"/>
             </w:pPr>
-            <w:hyperlink w:history="1" r:id="rIdth_5zwdiztygumc81khzf">
+            <w:hyperlink w:history="1" r:id="rIdf2ur7rodqnkehdjzyjr7l">
               <w:r>
                 <w:rPr>
                   <w:rFonts w:ascii="Arial" w:cs="Arial" w:eastAsia="Arial" w:hAnsi="Arial"/>
@@ -20376,7 +20376,7 @@
               <w:spacing w:after="10" w:before="0"/>
               <w:ind w:left="120"/>
             </w:pPr>
-            <w:hyperlink w:history="1" r:id="rIdrtzghbijx2kqqc-fso9sl">
+            <w:hyperlink w:history="1" r:id="rIdw_pk0ofkndjkg9ghkzbwr">
               <w:r>
                 <w:rPr>
                   <w:rFonts w:ascii="Arial" w:cs="Arial" w:eastAsia="Arial" w:hAnsi="Arial"/>
@@ -20571,7 +20571,7 @@
             <w:pPr>
               <w:spacing w:after="20" w:before="0"/>
             </w:pPr>
-            <w:hyperlink w:history="1" r:id="rIdzplnxihrbef7xk88bcqb_">
+            <w:hyperlink w:history="1" r:id="rId_6chaxhgbv42ylu-bqra0">
               <w:r>
                 <w:rPr>
                   <w:rFonts w:ascii="Arial" w:cs="Arial" w:eastAsia="Arial" w:hAnsi="Arial"/>
@@ -20604,7 +20604,7 @@
               <w:spacing w:after="10" w:before="0"/>
               <w:ind w:left="120"/>
             </w:pPr>
-            <w:hyperlink w:history="1" r:id="rIdqt7apgmxlog1a9sq8hrue">
+            <w:hyperlink w:history="1" r:id="rIdzqxhrcsaaf4ktedaph9pp">
               <w:r>
                 <w:rPr>
                   <w:rFonts w:ascii="Arial" w:cs="Arial" w:eastAsia="Arial" w:hAnsi="Arial"/>
@@ -20649,7 +20649,7 @@
             <w:pPr>
               <w:spacing w:after="20" w:before="0"/>
             </w:pPr>
-            <w:hyperlink w:history="1" r:id="rIdgpqvogrslirkvkkswpoo2">
+            <w:hyperlink w:history="1" r:id="rIdqeb5o6k0uglsnn4wvxdsi">
               <w:r>
                 <w:rPr>
                   <w:rFonts w:ascii="Arial" w:cs="Arial" w:eastAsia="Arial" w:hAnsi="Arial"/>
@@ -20682,7 +20682,7 @@
               <w:spacing w:after="10" w:before="0"/>
               <w:ind w:left="120"/>
             </w:pPr>
-            <w:hyperlink w:history="1" r:id="rIdzpwdxpkyqbv0vyzo8ygbe">
+            <w:hyperlink w:history="1" r:id="rId6y6i0reuay3afwdgmd4nf">
               <w:r>
                 <w:rPr>
                   <w:rFonts w:ascii="Arial" w:cs="Arial" w:eastAsia="Arial" w:hAnsi="Arial"/>
@@ -20877,7 +20877,7 @@
             <w:pPr>
               <w:spacing w:after="20" w:before="0"/>
             </w:pPr>
-            <w:hyperlink w:history="1" r:id="rIdrwtfupqibufthj_xgf3v9">
+            <w:hyperlink w:history="1" r:id="rIdltrodaarqsy5tqvfdz7_d">
               <w:r>
                 <w:rPr>
                   <w:rFonts w:ascii="Arial" w:cs="Arial" w:eastAsia="Arial" w:hAnsi="Arial"/>
@@ -20910,7 +20910,7 @@
               <w:spacing w:after="10" w:before="0"/>
               <w:ind w:left="120"/>
             </w:pPr>
-            <w:hyperlink w:history="1" r:id="rIdcghiqubcg4xgvb9xpjkyu">
+            <w:hyperlink w:history="1" r:id="rIdw0he-hf8rgrhhnqlet1om">
               <w:r>
                 <w:rPr>
                   <w:rFonts w:ascii="Arial" w:cs="Arial" w:eastAsia="Arial" w:hAnsi="Arial"/>
@@ -20955,7 +20955,7 @@
             <w:pPr>
               <w:spacing w:after="20" w:before="0"/>
             </w:pPr>
-            <w:hyperlink w:history="1" r:id="rIdej8yb04bdo_trh-wbfdb5">
+            <w:hyperlink w:history="1" r:id="rId-aan-pxuh_xf0trbdfc39">
               <w:r>
                 <w:rPr>
                   <w:rFonts w:ascii="Arial" w:cs="Arial" w:eastAsia="Arial" w:hAnsi="Arial"/>
@@ -20988,7 +20988,7 @@
               <w:spacing w:after="10" w:before="0"/>
               <w:ind w:left="120"/>
             </w:pPr>
-            <w:hyperlink w:history="1" r:id="rIdmzg4upgjhhpjfwjm7q07l">
+            <w:hyperlink w:history="1" r:id="rIdusb5kptdeq0sukkhsx5if">
               <w:r>
                 <w:rPr>
                   <w:rFonts w:ascii="Arial" w:cs="Arial" w:eastAsia="Arial" w:hAnsi="Arial"/>
@@ -21183,7 +21183,7 @@
             <w:pPr>
               <w:spacing w:after="20" w:before="0"/>
             </w:pPr>
-            <w:hyperlink w:history="1" r:id="rIdihdoqcmegyimkwzggyktq">
+            <w:hyperlink w:history="1" r:id="rIde3so7j3jzksjya1i6uuml">
               <w:r>
                 <w:rPr>
                   <w:rFonts w:ascii="Arial" w:cs="Arial" w:eastAsia="Arial" w:hAnsi="Arial"/>
@@ -21216,7 +21216,7 @@
               <w:spacing w:after="10" w:before="0"/>
               <w:ind w:left="120"/>
             </w:pPr>
-            <w:hyperlink w:history="1" r:id="rIdyul6lb64n71cy82nbxmez">
+            <w:hyperlink w:history="1" r:id="rId-gup9-fsi8uzyjqd_xyv7">
               <w:r>
                 <w:rPr>
                   <w:rFonts w:ascii="Arial" w:cs="Arial" w:eastAsia="Arial" w:hAnsi="Arial"/>
@@ -21261,7 +21261,7 @@
             <w:pPr>
               <w:spacing w:after="20" w:before="0"/>
             </w:pPr>
-            <w:hyperlink w:history="1" r:id="rId63fn67xxkylzvyuvyclbr">
+            <w:hyperlink w:history="1" r:id="rIdpl5kf8r4yhjjmjmoehn-t">
               <w:r>
                 <w:rPr>
                   <w:rFonts w:ascii="Arial" w:cs="Arial" w:eastAsia="Arial" w:hAnsi="Arial"/>
@@ -21294,7 +21294,7 @@
               <w:spacing w:after="10" w:before="0"/>
               <w:ind w:left="120"/>
             </w:pPr>
-            <w:hyperlink w:history="1" r:id="rIdf2bdccvy-mtnjgvngbxns">
+            <w:hyperlink w:history="1" r:id="rIdejdxidebjene36w7wukqm">
               <w:r>
                 <w:rPr>
                   <w:rFonts w:ascii="Arial" w:cs="Arial" w:eastAsia="Arial" w:hAnsi="Arial"/>
@@ -21489,7 +21489,7 @@
             <w:pPr>
               <w:spacing w:after="20" w:before="0"/>
             </w:pPr>
-            <w:hyperlink w:history="1" r:id="rIduaimrbrirsiojt2_wps88">
+            <w:hyperlink w:history="1" r:id="rIdl9hmspwvcenthxhr5gwdv">
               <w:r>
                 <w:rPr>
                   <w:rFonts w:ascii="Arial" w:cs="Arial" w:eastAsia="Arial" w:hAnsi="Arial"/>
@@ -21522,7 +21522,7 @@
               <w:spacing w:after="10" w:before="0"/>
               <w:ind w:left="120"/>
             </w:pPr>
-            <w:hyperlink w:history="1" r:id="rIdsx7tsvthl1kmi-wxrvujg">
+            <w:hyperlink w:history="1" r:id="rId2knc-n_ais823t_pxicis">
               <w:r>
                 <w:rPr>
                   <w:rFonts w:ascii="Arial" w:cs="Arial" w:eastAsia="Arial" w:hAnsi="Arial"/>
@@ -21567,7 +21567,7 @@
             <w:pPr>
               <w:spacing w:after="20" w:before="0"/>
             </w:pPr>
-            <w:hyperlink w:history="1" r:id="rId_zcuxi0xf4izdyfp8wjbz">
+            <w:hyperlink w:history="1" r:id="rIdlp7e7fhult24290hmq6f0">
               <w:r>
                 <w:rPr>
                   <w:rFonts w:ascii="Arial" w:cs="Arial" w:eastAsia="Arial" w:hAnsi="Arial"/>
@@ -21600,7 +21600,7 @@
               <w:spacing w:after="10" w:before="0"/>
               <w:ind w:left="120"/>
             </w:pPr>
-            <w:hyperlink w:history="1" r:id="rIdrmz_-xts1v_qhmo9axrw2">
+            <w:hyperlink w:history="1" r:id="rIdtpikyig_rovv17a01oepb">
               <w:r>
                 <w:rPr>
                   <w:rFonts w:ascii="Arial" w:cs="Arial" w:eastAsia="Arial" w:hAnsi="Arial"/>
